--- a/NEA Documentation.docx
+++ b/NEA Documentation.docx
@@ -1,6 +1,6 @@
 
 <file path=word/document.xml><?xml version="1.0" encoding="utf-8"?>
-<w:document xmlns:wpc="http://schemas.microsoft.com/office/word/2010/wordprocessingCanvas" xmlns:cx="http://schemas.microsoft.com/office/drawing/2014/chartex" xmlns:cx1="http://schemas.microsoft.com/office/drawing/2015/9/8/chartex" xmlns:cx2="http://schemas.microsoft.com/office/drawing/2015/10/21/chartex" xmlns:cx3="http://schemas.microsoft.com/office/drawing/2016/5/9/chartex" xmlns:cx4="http://schemas.microsoft.com/office/drawing/2016/5/10/chartex" xmlns:cx5="http://schemas.microsoft.com/office/drawing/2016/5/11/chartex" xmlns:cx6="http://schemas.microsoft.com/office/drawing/2016/5/12/chartex" xmlns:cx7="http://schemas.microsoft.com/office/drawing/2016/5/13/chartex" xmlns:cx8="http://schemas.microsoft.com/office/drawing/2016/5/14/chartex" xmlns:mc="http://schemas.openxmlformats.org/markup-compatibility/2006" xmlns:aink="http://schemas.microsoft.com/office/drawing/2016/ink" xmlns:am3d="http://schemas.microsoft.com/office/drawing/2017/model3d" xmlns:o="urn:schemas-microsoft-com:office:office" xmlns:oel="http://schemas.microsoft.com/office/2019/extlst" xmlns:r="http://schemas.openxmlformats.org/officeDocument/2006/relationships" xmlns:m="http://schemas.openxmlformats.org/officeDocument/2006/math" xmlns:v="urn:schemas-microsoft-com:vml" xmlns:wp14="http://schemas.microsoft.com/office/word/2010/wordprocessingDrawing" xmlns:wp="http://schemas.openxmlformats.org/drawingml/2006/wordprocessingDrawing" xmlns:w10="urn:schemas-microsoft-com:office:word" xmlns:w="http://schemas.openxmlformats.org/wordprocessingml/2006/main" xmlns:w14="http://schemas.microsoft.com/office/word/2010/wordml" xmlns:w15="http://schemas.microsoft.com/office/word/2012/wordml" xmlns:w16cex="http://schemas.microsoft.com/office/word/2018/wordml/cex" xmlns:w16cid="http://schemas.microsoft.com/office/word/2016/wordml/cid" xmlns:w16="http://schemas.microsoft.com/office/word/2018/wordml" xmlns:w16du="http://schemas.microsoft.com/office/word/2023/wordml/word16du" xmlns:w16sdtdh="http://schemas.microsoft.com/office/word/2020/wordml/sdtdatahash" xmlns:w16sdtfl="http://schemas.microsoft.com/office/word/2024/wordml/sdtformatlock" xmlns:w16se="http://schemas.microsoft.com/office/word/2015/wordml/symex" xmlns:wpg="http://schemas.microsoft.com/office/word/2010/wordprocessingGroup" xmlns:wpi="http://schemas.microsoft.com/office/word/2010/wordprocessingInk" xmlns:wne="http://schemas.microsoft.com/office/word/2006/wordml" xmlns:wps="http://schemas.microsoft.com/office/word/2010/wordprocessingShape" mc:Ignorable="w14 w15 w16se w16cid w16 w16cex w16sdtdh w16sdtfl w16du wp14">
+<w:document xmlns:wpc="http://schemas.microsoft.com/office/word/2010/wordprocessingCanvas" xmlns:cx="http://schemas.microsoft.com/office/drawing/2014/chartex" xmlns:cx1="http://schemas.microsoft.com/office/drawing/2015/9/8/chartex" xmlns:cx2="http://schemas.microsoft.com/office/drawing/2015/10/21/chartex" xmlns:cx3="http://schemas.microsoft.com/office/drawing/2016/5/9/chartex" xmlns:cx4="http://schemas.microsoft.com/office/drawing/2016/5/10/chartex" xmlns:cx5="http://schemas.microsoft.com/office/drawing/2016/5/11/chartex" xmlns:cx6="http://schemas.microsoft.com/office/drawing/2016/5/12/chartex" xmlns:cx7="http://schemas.microsoft.com/office/drawing/2016/5/13/chartex" xmlns:cx8="http://schemas.microsoft.com/office/drawing/2016/5/14/chartex" xmlns:mc="http://schemas.openxmlformats.org/markup-compatibility/2006" xmlns:aink="http://schemas.microsoft.com/office/drawing/2016/ink" xmlns:am3d="http://schemas.microsoft.com/office/drawing/2017/model3d" xmlns:o="urn:schemas-microsoft-com:office:office" xmlns:oel="http://schemas.microsoft.com/office/2019/extlst" xmlns:r="http://schemas.openxmlformats.org/officeDocument/2006/relationships" xmlns:m="http://schemas.openxmlformats.org/officeDocument/2006/math" xmlns:v="urn:schemas-microsoft-com:vml" xmlns:wp14="http://schemas.microsoft.com/office/word/2010/wordprocessingDrawing" xmlns:wp="http://schemas.openxmlformats.org/drawingml/2006/wordprocessingDrawing" xmlns:w10="urn:schemas-microsoft-com:office:word" xmlns:w="http://schemas.openxmlformats.org/wordprocessingml/2006/main" xmlns:w14="http://schemas.microsoft.com/office/word/2010/wordml" xmlns:w15="http://schemas.microsoft.com/office/word/2012/wordml" xmlns:w16cei="http://schemas.microsoft.com/office/word/2026/wordml/cei" xmlns:w16cex="http://schemas.microsoft.com/office/word/2018/wordml/cex" xmlns:w16cid="http://schemas.microsoft.com/office/word/2016/wordml/cid" xmlns:w16="http://schemas.microsoft.com/office/word/2018/wordml" xmlns:w16du="http://schemas.microsoft.com/office/word/2023/wordml/word16du" xmlns:w16sdtdh="http://schemas.microsoft.com/office/word/2020/wordml/sdtdatahash" xmlns:w16sdtfl="http://schemas.microsoft.com/office/word/2024/wordml/sdtformatlock" xmlns:w16se="http://schemas.microsoft.com/office/word/2015/wordml/symex" xmlns:wpg="http://schemas.microsoft.com/office/word/2010/wordprocessingGroup" xmlns:wpi="http://schemas.microsoft.com/office/word/2010/wordprocessingInk" xmlns:wne="http://schemas.microsoft.com/office/word/2006/wordml" xmlns:wps="http://schemas.microsoft.com/office/word/2010/wordprocessingShape" mc:Ignorable="w14 w15 w16se w16cid w16 w16cex w16sdtdh w16sdtfl w16du wp14">
   <w:body>
     <w:sdt>
       <w:sdtPr>
@@ -3329,8 +3329,17 @@
           <w:b/>
           <w:bCs/>
         </w:rPr>
-        <w:t>To flip sprite :</w:t>
-      </w:r>
+        <w:t xml:space="preserve">To flip </w:t>
+      </w:r>
+      <w:proofErr w:type="gramStart"/>
+      <w:r>
+        <w:rPr>
+          <w:b/>
+          <w:bCs/>
+        </w:rPr>
+        <w:t>sprite :</w:t>
+      </w:r>
+      <w:proofErr w:type="gramEnd"/>
       <w:r>
         <w:t xml:space="preserve"> </w:t>
       </w:r>
@@ -3350,10 +3359,20 @@
         <w:t xml:space="preserve">use </w:t>
       </w:r>
       <w:r>
-        <w:t>of. setScaleX</w:t>
-      </w:r>
-      <w:r>
-        <w:t>() to -1 or 1 to flip the sprite when it moves left or right.</w:t>
+        <w:t xml:space="preserve">of. </w:t>
+      </w:r>
+      <w:proofErr w:type="spellStart"/>
+      <w:proofErr w:type="gramStart"/>
+      <w:r>
+        <w:t>setScaleX</w:t>
+      </w:r>
+      <w:proofErr w:type="spellEnd"/>
+      <w:r>
+        <w:t>(</w:t>
+      </w:r>
+      <w:proofErr w:type="gramEnd"/>
+      <w:r>
+        <w:t>) to -1 or 1 to flip the sprite when it moves left or right.</w:t>
       </w:r>
     </w:p>
     <w:p/>
@@ -3407,13 +3426,22 @@
           <w:bCs/>
         </w:rPr>
       </w:pPr>
+      <w:proofErr w:type="spellStart"/>
       <w:r>
         <w:rPr>
           <w:b/>
           <w:bCs/>
         </w:rPr>
         <w:lastRenderedPageBreak/>
-        <w:t>Tilemap techniques:</w:t>
+        <w:t>Tilemap</w:t>
+      </w:r>
+      <w:proofErr w:type="spellEnd"/>
+      <w:r>
+        <w:rPr>
+          <w:b/>
+          <w:bCs/>
+        </w:rPr>
+        <w:t xml:space="preserve"> techniques:</w:t>
       </w:r>
     </w:p>
     <w:p>
@@ -3428,7 +3456,15 @@
     </w:p>
     <w:p>
       <w:r>
-        <w:t>Use of tilemaps in 2D games.</w:t>
+        <w:t xml:space="preserve">Use of </w:t>
+      </w:r>
+      <w:proofErr w:type="spellStart"/>
+      <w:r>
+        <w:t>tilemaps</w:t>
+      </w:r>
+      <w:proofErr w:type="spellEnd"/>
+      <w:r>
+        <w:t xml:space="preserve"> in 2D games.</w:t>
       </w:r>
     </w:p>
     <w:p/>
@@ -3662,7 +3698,27 @@
           <w:bCs/>
           <w:color w:val="auto"/>
         </w:rPr>
-        <w:t>1.6.3 Identification of objects and object–analysis diagrams</w:t>
+        <w:t xml:space="preserve">1.6.3 Identification of objects and </w:t>
+      </w:r>
+      <w:proofErr w:type="gramStart"/>
+      <w:r>
+        <w:rPr>
+          <w:rFonts w:ascii="Arial" w:hAnsi="Arial" w:cs="Arial"/>
+          <w:b/>
+          <w:bCs/>
+          <w:color w:val="auto"/>
+        </w:rPr>
+        <w:t>object</w:t>
+      </w:r>
+      <w:proofErr w:type="gramEnd"/>
+      <w:r>
+        <w:rPr>
+          <w:rFonts w:ascii="Arial" w:hAnsi="Arial" w:cs="Arial"/>
+          <w:b/>
+          <w:bCs/>
+          <w:color w:val="auto"/>
+        </w:rPr>
+        <w:t>–analysis diagrams</w:t>
       </w:r>
       <w:bookmarkEnd w:id="12"/>
       <w:r>
@@ -3931,7 +3987,15 @@
         <w:jc w:val="both"/>
       </w:pPr>
       <w:r>
-        <w:t>I created a separate class called player where the sprite image is loaded into an ImageView and all functionality such as movement and interaction buttons</w:t>
+        <w:t xml:space="preserve">I created a separate class called player where the sprite image is loaded into an </w:t>
+      </w:r>
+      <w:proofErr w:type="spellStart"/>
+      <w:r>
+        <w:t>ImageView</w:t>
+      </w:r>
+      <w:proofErr w:type="spellEnd"/>
+      <w:r>
+        <w:t xml:space="preserve"> and all functionality such as movement and interaction buttons</w:t>
       </w:r>
       <w:r>
         <w:t xml:space="preserve"> are added to it. There are two separate Images for the same sprite, with one being a </w:t>
@@ -3939,8 +4003,13 @@
       <w:r>
         <w:t>.</w:t>
       </w:r>
-      <w:r>
-        <w:t xml:space="preserve">png and another being a </w:t>
+      <w:proofErr w:type="spellStart"/>
+      <w:r>
+        <w:t>png</w:t>
+      </w:r>
+      <w:proofErr w:type="spellEnd"/>
+      <w:r>
+        <w:t xml:space="preserve"> and another being a </w:t>
       </w:r>
       <w:r>
         <w:t>.gif.</w:t>
@@ -4002,7 +4071,15 @@
         <w:jc w:val="both"/>
       </w:pPr>
       <w:r>
-        <w:t xml:space="preserve">Afterwards I created booleans for the WASD keys being pressed, </w:t>
+        <w:t xml:space="preserve">Afterwards I created </w:t>
+      </w:r>
+      <w:proofErr w:type="spellStart"/>
+      <w:r>
+        <w:t>booleans</w:t>
+      </w:r>
+      <w:proofErr w:type="spellEnd"/>
+      <w:r>
+        <w:t xml:space="preserve"> for the WASD keys being pressed, </w:t>
       </w:r>
       <w:r>
         <w:t>to see if they are being held down or are released.</w:t>
@@ -4071,7 +4148,33 @@
         <w:t>set the size of the sprite. I also added event handlers for when keys are pressed</w:t>
       </w:r>
       <w:r>
-        <w:t>, which execute the functions keyPressed() and keyReleased().</w:t>
+        <w:t xml:space="preserve">, which execute the functions </w:t>
+      </w:r>
+      <w:proofErr w:type="spellStart"/>
+      <w:proofErr w:type="gramStart"/>
+      <w:r>
+        <w:t>keyPressed</w:t>
+      </w:r>
+      <w:proofErr w:type="spellEnd"/>
+      <w:r>
+        <w:t>(</w:t>
+      </w:r>
+      <w:proofErr w:type="gramEnd"/>
+      <w:r>
+        <w:t xml:space="preserve">) and </w:t>
+      </w:r>
+      <w:proofErr w:type="spellStart"/>
+      <w:proofErr w:type="gramStart"/>
+      <w:r>
+        <w:t>keyReleased</w:t>
+      </w:r>
+      <w:proofErr w:type="spellEnd"/>
+      <w:r>
+        <w:t>(</w:t>
+      </w:r>
+      <w:proofErr w:type="gramEnd"/>
+      <w:r>
+        <w:t>).</w:t>
       </w:r>
     </w:p>
     <w:p>
@@ -4130,10 +4233,49 @@
         <w:jc w:val="both"/>
       </w:pPr>
       <w:r>
-        <w:t>The functions keyPressed() and keyReleased() detect which key is being released, and adjust the</w:t>
-      </w:r>
-      <w:r>
-        <w:t xml:space="preserve"> Booleans above based on KeyEvent() that is passed.</w:t>
+        <w:t xml:space="preserve">The functions </w:t>
+      </w:r>
+      <w:proofErr w:type="spellStart"/>
+      <w:proofErr w:type="gramStart"/>
+      <w:r>
+        <w:t>keyPressed</w:t>
+      </w:r>
+      <w:proofErr w:type="spellEnd"/>
+      <w:r>
+        <w:t>(</w:t>
+      </w:r>
+      <w:proofErr w:type="gramEnd"/>
+      <w:r>
+        <w:t xml:space="preserve">) and </w:t>
+      </w:r>
+      <w:proofErr w:type="spellStart"/>
+      <w:proofErr w:type="gramStart"/>
+      <w:r>
+        <w:t>keyReleased</w:t>
+      </w:r>
+      <w:proofErr w:type="spellEnd"/>
+      <w:r>
+        <w:t>(</w:t>
+      </w:r>
+      <w:proofErr w:type="gramEnd"/>
+      <w:r>
+        <w:t>) detect which key is being released, and adjust the</w:t>
+      </w:r>
+      <w:r>
+        <w:t xml:space="preserve"> Booleans above based on </w:t>
+      </w:r>
+      <w:proofErr w:type="spellStart"/>
+      <w:proofErr w:type="gramStart"/>
+      <w:r>
+        <w:t>KeyEvent</w:t>
+      </w:r>
+      <w:proofErr w:type="spellEnd"/>
+      <w:r>
+        <w:t>(</w:t>
+      </w:r>
+      <w:proofErr w:type="gramEnd"/>
+      <w:r>
+        <w:t>) that is passed.</w:t>
       </w:r>
     </w:p>
     <w:p>
@@ -4261,11 +4403,18 @@
       <w:r>
         <w:t xml:space="preserve"> timer I called a function called </w:t>
       </w:r>
+      <w:proofErr w:type="spellStart"/>
+      <w:proofErr w:type="gramStart"/>
       <w:r>
         <w:t>updatePlayer</w:t>
       </w:r>
-      <w:r>
-        <w:t>()</w:t>
+      <w:proofErr w:type="spellEnd"/>
+      <w:r>
+        <w:t>(</w:t>
+      </w:r>
+      <w:proofErr w:type="gramEnd"/>
+      <w:r>
+        <w:t>)</w:t>
       </w:r>
       <w:r>
         <w:t xml:space="preserve"> (located in the player class)</w:t>
@@ -4274,7 +4423,33 @@
         <w:t xml:space="preserve">, where </w:t>
       </w:r>
       <w:r>
-        <w:t>I called the function movePlayer() to move the player around the map. I will also add another function in updatePlayer() for collision</w:t>
+        <w:t xml:space="preserve">I called the function </w:t>
+      </w:r>
+      <w:proofErr w:type="spellStart"/>
+      <w:proofErr w:type="gramStart"/>
+      <w:r>
+        <w:t>movePlayer</w:t>
+      </w:r>
+      <w:proofErr w:type="spellEnd"/>
+      <w:r>
+        <w:t>(</w:t>
+      </w:r>
+      <w:proofErr w:type="gramEnd"/>
+      <w:r>
+        <w:t xml:space="preserve">) to move the player around the map. I will also add another function in </w:t>
+      </w:r>
+      <w:proofErr w:type="spellStart"/>
+      <w:proofErr w:type="gramStart"/>
+      <w:r>
+        <w:t>updatePlayer</w:t>
+      </w:r>
+      <w:proofErr w:type="spellEnd"/>
+      <w:r>
+        <w:t>(</w:t>
+      </w:r>
+      <w:proofErr w:type="gramEnd"/>
+      <w:r>
+        <w:t>) for collision</w:t>
       </w:r>
       <w:r>
         <w:t xml:space="preserve"> detection</w:t>
@@ -4446,8 +4621,9 @@
           <w:sz w:val="22"/>
           <w:szCs w:val="22"/>
         </w:rPr>
-        <w:t xml:space="preserve"> Canvas  c</w:t>
-      </w:r>
+        <w:t xml:space="preserve"> </w:t>
+      </w:r>
+      <w:proofErr w:type="gramStart"/>
       <w:r>
         <w:rPr>
           <w:rFonts w:ascii="Arial" w:hAnsi="Arial" w:cs="Arial"/>
@@ -4455,7 +4631,7 @@
           <w:sz w:val="22"/>
           <w:szCs w:val="22"/>
         </w:rPr>
-        <w:t>lass to draw this out</w:t>
+        <w:t>Canvas  c</w:t>
       </w:r>
       <w:r>
         <w:rPr>
@@ -4464,8 +4640,9 @@
           <w:sz w:val="22"/>
           <w:szCs w:val="22"/>
         </w:rPr>
-        <w:t xml:space="preserve">. First I stored a </w:t>
-      </w:r>
+        <w:t>lass</w:t>
+      </w:r>
+      <w:proofErr w:type="gramEnd"/>
       <w:r>
         <w:rPr>
           <w:rFonts w:ascii="Arial" w:hAnsi="Arial" w:cs="Arial"/>
@@ -4473,7 +4650,7 @@
           <w:sz w:val="22"/>
           <w:szCs w:val="22"/>
         </w:rPr>
-        <w:t>tile map as a txt file separated by commas</w:t>
+        <w:t xml:space="preserve"> to draw this out</w:t>
       </w:r>
       <w:r>
         <w:rPr>
@@ -4482,8 +4659,9 @@
           <w:sz w:val="22"/>
           <w:szCs w:val="22"/>
         </w:rPr>
-        <w:t>. I then read this into a 2D array</w:t>
-      </w:r>
+        <w:t xml:space="preserve">. </w:t>
+      </w:r>
+      <w:proofErr w:type="gramStart"/>
       <w:r>
         <w:rPr>
           <w:rFonts w:ascii="Arial" w:hAnsi="Arial" w:cs="Arial"/>
@@ -4491,8 +4669,56 @@
           <w:sz w:val="22"/>
           <w:szCs w:val="22"/>
         </w:rPr>
-        <w:t xml:space="preserve"> of intergers</w:t>
-      </w:r>
+        <w:t>First</w:t>
+      </w:r>
+      <w:proofErr w:type="gramEnd"/>
+      <w:r>
+        <w:rPr>
+          <w:rFonts w:ascii="Arial" w:hAnsi="Arial" w:cs="Arial"/>
+          <w:color w:val="auto"/>
+          <w:sz w:val="22"/>
+          <w:szCs w:val="22"/>
+        </w:rPr>
+        <w:t xml:space="preserve"> I stored a </w:t>
+      </w:r>
+      <w:r>
+        <w:rPr>
+          <w:rFonts w:ascii="Arial" w:hAnsi="Arial" w:cs="Arial"/>
+          <w:color w:val="auto"/>
+          <w:sz w:val="22"/>
+          <w:szCs w:val="22"/>
+        </w:rPr>
+        <w:t>tile map as a txt file separated by commas</w:t>
+      </w:r>
+      <w:r>
+        <w:rPr>
+          <w:rFonts w:ascii="Arial" w:hAnsi="Arial" w:cs="Arial"/>
+          <w:color w:val="auto"/>
+          <w:sz w:val="22"/>
+          <w:szCs w:val="22"/>
+        </w:rPr>
+        <w:t>. I then read this into a 2D array</w:t>
+      </w:r>
+      <w:r>
+        <w:rPr>
+          <w:rFonts w:ascii="Arial" w:hAnsi="Arial" w:cs="Arial"/>
+          <w:color w:val="auto"/>
+          <w:sz w:val="22"/>
+          <w:szCs w:val="22"/>
+        </w:rPr>
+        <w:t xml:space="preserve"> of </w:t>
+      </w:r>
+      <w:proofErr w:type="spellStart"/>
+      <w:r>
+        <w:rPr>
+          <w:rFonts w:ascii="Arial" w:hAnsi="Arial" w:cs="Arial"/>
+          <w:color w:val="auto"/>
+          <w:sz w:val="22"/>
+          <w:szCs w:val="22"/>
+        </w:rPr>
+        <w:t>intergers</w:t>
+      </w:r>
+      <w:proofErr w:type="spellEnd"/>
       <w:r>
         <w:rPr>
           <w:rFonts w:ascii="Arial" w:hAnsi="Arial" w:cs="Arial"/>
@@ -4584,16 +4810,32 @@
         </w:rPr>
         <w:t xml:space="preserve">After this I created a function </w:t>
       </w:r>
+      <w:proofErr w:type="spellStart"/>
+      <w:proofErr w:type="gramStart"/>
       <w:r>
         <w:rPr>
           <w:szCs w:val="22"/>
         </w:rPr>
-        <w:t xml:space="preserve">renderCanvas() </w:t>
-      </w:r>
+        <w:t>renderCanvas</w:t>
+      </w:r>
+      <w:proofErr w:type="spellEnd"/>
       <w:r>
         <w:rPr>
           <w:szCs w:val="22"/>
         </w:rPr>
+        <w:t>(</w:t>
+      </w:r>
+      <w:proofErr w:type="gramEnd"/>
+      <w:r>
+        <w:rPr>
+          <w:szCs w:val="22"/>
+        </w:rPr>
+        <w:t xml:space="preserve">) </w:t>
+      </w:r>
+      <w:r>
+        <w:rPr>
+          <w:szCs w:val="22"/>
+        </w:rPr>
         <w:t xml:space="preserve">to render only the tiles which will be shown on the </w:t>
       </w:r>
       <w:bookmarkStart w:id="21" w:name="_Toc234311115"/>
@@ -4607,7 +4849,29 @@
         <w:rPr>
           <w:szCs w:val="22"/>
         </w:rPr>
-        <w:t>game, with a separate function drawTile() used to draw each individual tile using switch cases.</w:t>
+        <w:t xml:space="preserve">game, with a separate function </w:t>
+      </w:r>
+      <w:proofErr w:type="spellStart"/>
+      <w:proofErr w:type="gramStart"/>
+      <w:r>
+        <w:rPr>
+          <w:szCs w:val="22"/>
+        </w:rPr>
+        <w:t>drawTile</w:t>
+      </w:r>
+      <w:proofErr w:type="spellEnd"/>
+      <w:r>
+        <w:rPr>
+          <w:szCs w:val="22"/>
+        </w:rPr>
+        <w:t>(</w:t>
+      </w:r>
+      <w:proofErr w:type="gramEnd"/>
+      <w:r>
+        <w:rPr>
+          <w:szCs w:val="22"/>
+        </w:rPr>
+        <w:t>) used to draw each individual tile using switch cases.</w:t>
       </w:r>
     </w:p>
     <w:p>
@@ -4718,8 +4982,13 @@
     </w:p>
     <w:p>
       <w:r>
-        <w:t>In my Game class, I created a Background object bg</w:t>
-      </w:r>
+        <w:t xml:space="preserve">In my Game class, I created a Background object </w:t>
+      </w:r>
+      <w:proofErr w:type="spellStart"/>
+      <w:r>
+        <w:t>bg</w:t>
+      </w:r>
+      <w:proofErr w:type="spellEnd"/>
       <w:r>
         <w:t xml:space="preserve"> and added the canvas to the root node.</w:t>
       </w:r>
@@ -4799,17 +5068,61 @@
         <w:t>integers</w:t>
       </w:r>
       <w:r>
-        <w:t xml:space="preserve"> player.x and player.y to player.map_x and player.map_y. This would be double</w:t>
+        <w:t xml:space="preserve"> </w:t>
+      </w:r>
+      <w:proofErr w:type="spellStart"/>
+      <w:r>
+        <w:t>player.x</w:t>
+      </w:r>
+      <w:proofErr w:type="spellEnd"/>
+      <w:r>
+        <w:t xml:space="preserve"> and </w:t>
+      </w:r>
+      <w:proofErr w:type="spellStart"/>
+      <w:proofErr w:type="gramStart"/>
+      <w:r>
+        <w:t>player.y</w:t>
+      </w:r>
+      <w:proofErr w:type="spellEnd"/>
+      <w:proofErr w:type="gramEnd"/>
+      <w:r>
+        <w:t xml:space="preserve"> to </w:t>
+      </w:r>
+      <w:proofErr w:type="spellStart"/>
+      <w:r>
+        <w:t>player.map_x</w:t>
+      </w:r>
+      <w:proofErr w:type="spellEnd"/>
+      <w:r>
+        <w:t xml:space="preserve"> and </w:t>
+      </w:r>
+      <w:proofErr w:type="spellStart"/>
+      <w:r>
+        <w:t>player.map_y</w:t>
+      </w:r>
+      <w:proofErr w:type="spellEnd"/>
+      <w:r>
+        <w:t>. This would be double</w:t>
       </w:r>
       <w:r>
         <w:t>s instead of integers</w:t>
       </w:r>
       <w:r>
-        <w:t xml:space="preserve"> which represents the players position on the tilemap. To convert it to an actual position on the screen we multiply by </w:t>
-      </w:r>
+        <w:t xml:space="preserve"> which represents the players position on the </w:t>
+      </w:r>
+      <w:proofErr w:type="spellStart"/>
+      <w:r>
+        <w:t>tilemap</w:t>
+      </w:r>
+      <w:proofErr w:type="spellEnd"/>
+      <w:r>
+        <w:t xml:space="preserve">. To convert it to an actual position on the screen we multiply by </w:t>
+      </w:r>
+      <w:proofErr w:type="spellStart"/>
       <w:r>
         <w:t>tile_width</w:t>
       </w:r>
+      <w:proofErr w:type="spellEnd"/>
       <w:r>
         <w:t xml:space="preserve"> to get the pixel positions and add them to the scene.</w:t>
       </w:r>
@@ -4837,25 +5150,289 @@
         <w:t>stage</w:t>
       </w:r>
       <w:r>
-        <w:t xml:space="preserve"> and a coordinate on the tilemap, I had to first create a function </w:t>
-      </w:r>
-      <w:r>
-        <w:t>which made sure that the camera would not be realigned on the tilemap in such a way that I would be rendering beyond the screen.</w:t>
-      </w:r>
-    </w:p>
-    <w:p>
-      <w:r>
+        <w:t xml:space="preserve"> and a coordinate on the </w:t>
+      </w:r>
+      <w:proofErr w:type="spellStart"/>
+      <w:r>
+        <w:t>tilemap</w:t>
+      </w:r>
+      <w:proofErr w:type="spellEnd"/>
+      <w:r>
+        <w:t xml:space="preserve">, I had to first create a function </w:t>
+      </w:r>
+      <w:r>
+        <w:t xml:space="preserve">which made sure that the camera would not be realigned on the </w:t>
+      </w:r>
+      <w:proofErr w:type="spellStart"/>
+      <w:r>
+        <w:t>tilemap</w:t>
+      </w:r>
+      <w:proofErr w:type="spellEnd"/>
+      <w:r>
+        <w:t xml:space="preserve"> in such a way that I would be rendering beyond the screen.</w:t>
+      </w:r>
+    </w:p>
+    <w:p>
+      <w:r>
+        <w:lastRenderedPageBreak/>
         <w:t>To do this I first c</w:t>
       </w:r>
+      <w:r>
+        <w:t>reated a camera in the game class which is calculated based on the sprite’s position relative to the map (at half the stages dimensions). Then I adjusted the rendering function in the background class to draw the map from the appropriate starting coordinates given by the camera. The player’s position is then updated relative to the camera and stage.</w:t>
+      </w:r>
+    </w:p>
+    <w:p>
+      <w:r>
+        <w:rPr>
+          <w:noProof/>
+        </w:rPr>
+        <w:drawing>
+          <wp:inline distT="0" distB="0" distL="0" distR="0" wp14:anchorId="226F89C5" wp14:editId="3DFFB7B8">
+            <wp:extent cx="5789295" cy="1595120"/>
+            <wp:effectExtent l="0" t="0" r="1905" b="5080"/>
+            <wp:docPr id="542006062" name="Picture 3"/>
+            <wp:cNvGraphicFramePr>
+              <a:graphicFrameLocks xmlns:a="http://schemas.openxmlformats.org/drawingml/2006/main" noChangeAspect="1"/>
+            </wp:cNvGraphicFramePr>
+            <a:graphic xmlns:a="http://schemas.openxmlformats.org/drawingml/2006/main">
+              <a:graphicData uri="http://schemas.openxmlformats.org/drawingml/2006/picture">
+                <pic:pic xmlns:pic="http://schemas.openxmlformats.org/drawingml/2006/picture">
+                  <pic:nvPicPr>
+                    <pic:cNvPr id="542006062" name="Picture 542006062"/>
+                    <pic:cNvPicPr/>
+                  </pic:nvPicPr>
+                  <pic:blipFill>
+                    <a:blip r:embed="rId23" cstate="print">
+                      <a:extLst>
+                        <a:ext uri="{28A0092B-C50C-407E-A947-70E740481C1C}">
+                          <a14:useLocalDpi xmlns:a14="http://schemas.microsoft.com/office/drawing/2010/main" val="0"/>
+                        </a:ext>
+                      </a:extLst>
+                    </a:blip>
+                    <a:stretch>
+                      <a:fillRect/>
+                    </a:stretch>
+                  </pic:blipFill>
+                  <pic:spPr>
+                    <a:xfrm>
+                      <a:off x="0" y="0"/>
+                      <a:ext cx="5789295" cy="1595120"/>
+                    </a:xfrm>
+                    <a:prstGeom prst="rect">
+                      <a:avLst/>
+                    </a:prstGeom>
+                  </pic:spPr>
+                </pic:pic>
+              </a:graphicData>
+            </a:graphic>
+          </wp:inline>
+        </w:drawing>
+      </w:r>
+    </w:p>
+    <w:p>
+      <w:r>
+        <w:rPr>
+          <w:noProof/>
+        </w:rPr>
+        <w:drawing>
+          <wp:inline distT="0" distB="0" distL="0" distR="0" wp14:anchorId="4B2E246C" wp14:editId="122C02FC">
+            <wp:extent cx="5207000" cy="2944180"/>
+            <wp:effectExtent l="0" t="0" r="0" b="8890"/>
+            <wp:docPr id="1118725537" name="Picture 5"/>
+            <wp:cNvGraphicFramePr>
+              <a:graphicFrameLocks xmlns:a="http://schemas.openxmlformats.org/drawingml/2006/main" noChangeAspect="1"/>
+            </wp:cNvGraphicFramePr>
+            <a:graphic xmlns:a="http://schemas.openxmlformats.org/drawingml/2006/main">
+              <a:graphicData uri="http://schemas.openxmlformats.org/drawingml/2006/picture">
+                <pic:pic xmlns:pic="http://schemas.openxmlformats.org/drawingml/2006/picture">
+                  <pic:nvPicPr>
+                    <pic:cNvPr id="1118725537" name="Picture 1118725537"/>
+                    <pic:cNvPicPr/>
+                  </pic:nvPicPr>
+                  <pic:blipFill>
+                    <a:blip r:embed="rId24">
+                      <a:extLst>
+                        <a:ext uri="{28A0092B-C50C-407E-A947-70E740481C1C}">
+                          <a14:useLocalDpi xmlns:a14="http://schemas.microsoft.com/office/drawing/2010/main" val="0"/>
+                        </a:ext>
+                      </a:extLst>
+                    </a:blip>
+                    <a:stretch>
+                      <a:fillRect/>
+                    </a:stretch>
+                  </pic:blipFill>
+                  <pic:spPr>
+                    <a:xfrm>
+                      <a:off x="0" y="0"/>
+                      <a:ext cx="5214466" cy="2948401"/>
+                    </a:xfrm>
+                    <a:prstGeom prst="rect">
+                      <a:avLst/>
+                    </a:prstGeom>
+                  </pic:spPr>
+                </pic:pic>
+              </a:graphicData>
+            </a:graphic>
+          </wp:inline>
+        </w:drawing>
+      </w:r>
     </w:p>
     <w:p/>
+    <w:p>
+      <w:pPr>
+        <w:rPr>
+          <w:b/>
+          <w:bCs/>
+        </w:rPr>
+      </w:pPr>
+      <w:r>
+        <w:rPr>
+          <w:b/>
+          <w:bCs/>
+        </w:rPr>
+        <w:t>Collision detection</w:t>
+      </w:r>
+    </w:p>
+    <w:p>
+      <w:r>
+        <w:t>The first part of collision detection was to check if the sprite collided with a wall. This was done by checking to see if the sprite overlapped with any tiles that had a value of 1, representing a wall.</w:t>
+      </w:r>
+      <w:r>
+        <w:t xml:space="preserve"> If this is true, then I reset the position of the sprite to the previous one.</w:t>
+      </w:r>
+    </w:p>
+    <w:p>
+      <w:r>
+        <w:rPr>
+          <w:noProof/>
+        </w:rPr>
+        <w:drawing>
+          <wp:inline distT="0" distB="0" distL="0" distR="0" wp14:anchorId="1A9EABE6" wp14:editId="3D7B4B2C">
+            <wp:extent cx="5789295" cy="1915795"/>
+            <wp:effectExtent l="0" t="0" r="1905" b="8255"/>
+            <wp:docPr id="184673664" name="Picture 3"/>
+            <wp:cNvGraphicFramePr>
+              <a:graphicFrameLocks xmlns:a="http://schemas.openxmlformats.org/drawingml/2006/main" noChangeAspect="1"/>
+            </wp:cNvGraphicFramePr>
+            <a:graphic xmlns:a="http://schemas.openxmlformats.org/drawingml/2006/main">
+              <a:graphicData uri="http://schemas.openxmlformats.org/drawingml/2006/picture">
+                <pic:pic xmlns:pic="http://schemas.openxmlformats.org/drawingml/2006/picture">
+                  <pic:nvPicPr>
+                    <pic:cNvPr id="184673664" name="Picture 184673664"/>
+                    <pic:cNvPicPr/>
+                  </pic:nvPicPr>
+                  <pic:blipFill>
+                    <a:blip r:embed="rId25" cstate="print">
+                      <a:extLst>
+                        <a:ext uri="{28A0092B-C50C-407E-A947-70E740481C1C}">
+                          <a14:useLocalDpi xmlns:a14="http://schemas.microsoft.com/office/drawing/2010/main" val="0"/>
+                        </a:ext>
+                      </a:extLst>
+                    </a:blip>
+                    <a:stretch>
+                      <a:fillRect/>
+                    </a:stretch>
+                  </pic:blipFill>
+                  <pic:spPr>
+                    <a:xfrm>
+                      <a:off x="0" y="0"/>
+                      <a:ext cx="5789295" cy="1915795"/>
+                    </a:xfrm>
+                    <a:prstGeom prst="rect">
+                      <a:avLst/>
+                    </a:prstGeom>
+                  </pic:spPr>
+                </pic:pic>
+              </a:graphicData>
+            </a:graphic>
+          </wp:inline>
+        </w:drawing>
+      </w:r>
+    </w:p>
+    <w:p>
+      <w:pPr>
+        <w:rPr>
+          <w:b/>
+          <w:bCs/>
+        </w:rPr>
+      </w:pPr>
+      <w:r>
+        <w:rPr>
+          <w:b/>
+          <w:bCs/>
+        </w:rPr>
+        <w:lastRenderedPageBreak/>
+        <w:t>Scene switching</w:t>
+      </w:r>
+    </w:p>
+    <w:p>
+      <w:r>
+        <w:t xml:space="preserve">At this </w:t>
+      </w:r>
+      <w:proofErr w:type="gramStart"/>
+      <w:r>
+        <w:t>time</w:t>
+      </w:r>
+      <w:proofErr w:type="gramEnd"/>
+      <w:r>
+        <w:t xml:space="preserve"> I decided to create a function to switch scenes throughout the game. I created this in the Main class</w:t>
+      </w:r>
+    </w:p>
+    <w:p>
+      <w:r>
+        <w:rPr>
+          <w:noProof/>
+        </w:rPr>
+        <w:drawing>
+          <wp:inline distT="0" distB="0" distL="0" distR="0" wp14:anchorId="55591FB1" wp14:editId="50B5CAAF">
+            <wp:extent cx="4915326" cy="297206"/>
+            <wp:effectExtent l="0" t="0" r="0" b="7620"/>
+            <wp:docPr id="1860299774" name="Picture 4"/>
+            <wp:cNvGraphicFramePr>
+              <a:graphicFrameLocks xmlns:a="http://schemas.openxmlformats.org/drawingml/2006/main" noChangeAspect="1"/>
+            </wp:cNvGraphicFramePr>
+            <a:graphic xmlns:a="http://schemas.openxmlformats.org/drawingml/2006/main">
+              <a:graphicData uri="http://schemas.openxmlformats.org/drawingml/2006/picture">
+                <pic:pic xmlns:pic="http://schemas.openxmlformats.org/drawingml/2006/picture">
+                  <pic:nvPicPr>
+                    <pic:cNvPr id="1860299774" name="Picture 1860299774"/>
+                    <pic:cNvPicPr/>
+                  </pic:nvPicPr>
+                  <pic:blipFill>
+                    <a:blip r:embed="rId26">
+                      <a:extLst>
+                        <a:ext uri="{28A0092B-C50C-407E-A947-70E740481C1C}">
+                          <a14:useLocalDpi xmlns:a14="http://schemas.microsoft.com/office/drawing/2010/main" val="0"/>
+                        </a:ext>
+                      </a:extLst>
+                    </a:blip>
+                    <a:stretch>
+                      <a:fillRect/>
+                    </a:stretch>
+                  </pic:blipFill>
+                  <pic:spPr>
+                    <a:xfrm>
+                      <a:off x="0" y="0"/>
+                      <a:ext cx="4915326" cy="297206"/>
+                    </a:xfrm>
+                    <a:prstGeom prst="rect">
+                      <a:avLst/>
+                    </a:prstGeom>
+                  </pic:spPr>
+                </pic:pic>
+              </a:graphicData>
+            </a:graphic>
+          </wp:inline>
+        </w:drawing>
+      </w:r>
+    </w:p>
     <w:p/>
+    <w:p>
+      <w:r>
+        <w:t xml:space="preserve"> </w:t>
+      </w:r>
+    </w:p>
     <w:p/>
-    <w:p/>
-    <w:p/>
-    <w:p/>
-    <w:p/>
-    <w:p/>
     <w:p>
       <w:pPr>
         <w:rPr>
@@ -5112,8 +5689,8 @@
       </w:pPr>
     </w:p>
     <w:sectPr>
-      <w:headerReference w:type="default" r:id="rId23"/>
-      <w:footerReference w:type="default" r:id="rId24"/>
+      <w:headerReference w:type="default" r:id="rId27"/>
+      <w:footerReference w:type="default" r:id="rId28"/>
       <w:footnotePr>
         <w:pos w:val="beneathText"/>
       </w:footnotePr>
@@ -5129,7 +5706,7 @@
 </file>
 
 <file path=word/endnotes.xml><?xml version="1.0" encoding="utf-8"?>
-<w:endnotes xmlns:wpc="http://schemas.microsoft.com/office/word/2010/wordprocessingCanvas" xmlns:cx="http://schemas.microsoft.com/office/drawing/2014/chartex" xmlns:cx1="http://schemas.microsoft.com/office/drawing/2015/9/8/chartex" xmlns:cx2="http://schemas.microsoft.com/office/drawing/2015/10/21/chartex" xmlns:cx3="http://schemas.microsoft.com/office/drawing/2016/5/9/chartex" xmlns:cx4="http://schemas.microsoft.com/office/drawing/2016/5/10/chartex" xmlns:cx5="http://schemas.microsoft.com/office/drawing/2016/5/11/chartex" xmlns:cx6="http://schemas.microsoft.com/office/drawing/2016/5/12/chartex" xmlns:cx7="http://schemas.microsoft.com/office/drawing/2016/5/13/chartex" xmlns:cx8="http://schemas.microsoft.com/office/drawing/2016/5/14/chartex" xmlns:mc="http://schemas.openxmlformats.org/markup-compatibility/2006" xmlns:aink="http://schemas.microsoft.com/office/drawing/2016/ink" xmlns:am3d="http://schemas.microsoft.com/office/drawing/2017/model3d" xmlns:o="urn:schemas-microsoft-com:office:office" xmlns:oel="http://schemas.microsoft.com/office/2019/extlst" xmlns:r="http://schemas.openxmlformats.org/officeDocument/2006/relationships" xmlns:m="http://schemas.openxmlformats.org/officeDocument/2006/math" xmlns:v="urn:schemas-microsoft-com:vml" xmlns:wp14="http://schemas.microsoft.com/office/word/2010/wordprocessingDrawing" xmlns:wp="http://schemas.openxmlformats.org/drawingml/2006/wordprocessingDrawing" xmlns:w10="urn:schemas-microsoft-com:office:word" xmlns:w="http://schemas.openxmlformats.org/wordprocessingml/2006/main" xmlns:w14="http://schemas.microsoft.com/office/word/2010/wordml" xmlns:w15="http://schemas.microsoft.com/office/word/2012/wordml" xmlns:w16cex="http://schemas.microsoft.com/office/word/2018/wordml/cex" xmlns:w16cid="http://schemas.microsoft.com/office/word/2016/wordml/cid" xmlns:w16="http://schemas.microsoft.com/office/word/2018/wordml" xmlns:w16du="http://schemas.microsoft.com/office/word/2023/wordml/word16du" xmlns:w16sdtdh="http://schemas.microsoft.com/office/word/2020/wordml/sdtdatahash" xmlns:w16sdtfl="http://schemas.microsoft.com/office/word/2024/wordml/sdtformatlock" xmlns:w16se="http://schemas.microsoft.com/office/word/2015/wordml/symex" xmlns:wpg="http://schemas.microsoft.com/office/word/2010/wordprocessingGroup" xmlns:wpi="http://schemas.microsoft.com/office/word/2010/wordprocessingInk" xmlns:wne="http://schemas.microsoft.com/office/word/2006/wordml" xmlns:wps="http://schemas.microsoft.com/office/word/2010/wordprocessingShape" mc:Ignorable="w14 w15 w16se w16cid w16 w16cex w16sdtdh w16sdtfl w16du wp14">
+<w:endnotes xmlns:wpc="http://schemas.microsoft.com/office/word/2010/wordprocessingCanvas" xmlns:cx="http://schemas.microsoft.com/office/drawing/2014/chartex" xmlns:cx1="http://schemas.microsoft.com/office/drawing/2015/9/8/chartex" xmlns:cx2="http://schemas.microsoft.com/office/drawing/2015/10/21/chartex" xmlns:cx3="http://schemas.microsoft.com/office/drawing/2016/5/9/chartex" xmlns:cx4="http://schemas.microsoft.com/office/drawing/2016/5/10/chartex" xmlns:cx5="http://schemas.microsoft.com/office/drawing/2016/5/11/chartex" xmlns:cx6="http://schemas.microsoft.com/office/drawing/2016/5/12/chartex" xmlns:cx7="http://schemas.microsoft.com/office/drawing/2016/5/13/chartex" xmlns:cx8="http://schemas.microsoft.com/office/drawing/2016/5/14/chartex" xmlns:mc="http://schemas.openxmlformats.org/markup-compatibility/2006" xmlns:aink="http://schemas.microsoft.com/office/drawing/2016/ink" xmlns:am3d="http://schemas.microsoft.com/office/drawing/2017/model3d" xmlns:o="urn:schemas-microsoft-com:office:office" xmlns:oel="http://schemas.microsoft.com/office/2019/extlst" xmlns:r="http://schemas.openxmlformats.org/officeDocument/2006/relationships" xmlns:m="http://schemas.openxmlformats.org/officeDocument/2006/math" xmlns:v="urn:schemas-microsoft-com:vml" xmlns:wp14="http://schemas.microsoft.com/office/word/2010/wordprocessingDrawing" xmlns:wp="http://schemas.openxmlformats.org/drawingml/2006/wordprocessingDrawing" xmlns:w10="urn:schemas-microsoft-com:office:word" xmlns:w="http://schemas.openxmlformats.org/wordprocessingml/2006/main" xmlns:w14="http://schemas.microsoft.com/office/word/2010/wordml" xmlns:w15="http://schemas.microsoft.com/office/word/2012/wordml" xmlns:w16cei="http://schemas.microsoft.com/office/word/2026/wordml/cei" xmlns:w16cex="http://schemas.microsoft.com/office/word/2018/wordml/cex" xmlns:w16cid="http://schemas.microsoft.com/office/word/2016/wordml/cid" xmlns:w16="http://schemas.microsoft.com/office/word/2018/wordml" xmlns:w16du="http://schemas.microsoft.com/office/word/2023/wordml/word16du" xmlns:w16sdtdh="http://schemas.microsoft.com/office/word/2020/wordml/sdtdatahash" xmlns:w16sdtfl="http://schemas.microsoft.com/office/word/2024/wordml/sdtformatlock" xmlns:w16se="http://schemas.microsoft.com/office/word/2015/wordml/symex" xmlns:wpg="http://schemas.microsoft.com/office/word/2010/wordprocessingGroup" xmlns:wpi="http://schemas.microsoft.com/office/word/2010/wordprocessingInk" xmlns:wne="http://schemas.microsoft.com/office/word/2006/wordml" xmlns:wps="http://schemas.microsoft.com/office/word/2010/wordprocessingShape" mc:Ignorable="w14 w15 w16se w16cid w16 w16cex w16sdtdh w16sdtfl w16du wp14">
   <w:endnote w:type="separator" w:id="-1">
     <w:p>
       <w:pPr>
@@ -5154,7 +5731,7 @@
 </file>
 
 <file path=word/footer1.xml><?xml version="1.0" encoding="utf-8"?>
-<w:ftr xmlns:wpc="http://schemas.microsoft.com/office/word/2010/wordprocessingCanvas" xmlns:cx="http://schemas.microsoft.com/office/drawing/2014/chartex" xmlns:cx1="http://schemas.microsoft.com/office/drawing/2015/9/8/chartex" xmlns:cx2="http://schemas.microsoft.com/office/drawing/2015/10/21/chartex" xmlns:cx3="http://schemas.microsoft.com/office/drawing/2016/5/9/chartex" xmlns:cx4="http://schemas.microsoft.com/office/drawing/2016/5/10/chartex" xmlns:cx5="http://schemas.microsoft.com/office/drawing/2016/5/11/chartex" xmlns:cx6="http://schemas.microsoft.com/office/drawing/2016/5/12/chartex" xmlns:cx7="http://schemas.microsoft.com/office/drawing/2016/5/13/chartex" xmlns:cx8="http://schemas.microsoft.com/office/drawing/2016/5/14/chartex" xmlns:mc="http://schemas.openxmlformats.org/markup-compatibility/2006" xmlns:aink="http://schemas.microsoft.com/office/drawing/2016/ink" xmlns:am3d="http://schemas.microsoft.com/office/drawing/2017/model3d" xmlns:o="urn:schemas-microsoft-com:office:office" xmlns:oel="http://schemas.microsoft.com/office/2019/extlst" xmlns:r="http://schemas.openxmlformats.org/officeDocument/2006/relationships" xmlns:m="http://schemas.openxmlformats.org/officeDocument/2006/math" xmlns:v="urn:schemas-microsoft-com:vml" xmlns:wp14="http://schemas.microsoft.com/office/word/2010/wordprocessingDrawing" xmlns:wp="http://schemas.openxmlformats.org/drawingml/2006/wordprocessingDrawing" xmlns:w10="urn:schemas-microsoft-com:office:word" xmlns:w="http://schemas.openxmlformats.org/wordprocessingml/2006/main" xmlns:w14="http://schemas.microsoft.com/office/word/2010/wordml" xmlns:w15="http://schemas.microsoft.com/office/word/2012/wordml" xmlns:w16cex="http://schemas.microsoft.com/office/word/2018/wordml/cex" xmlns:w16cid="http://schemas.microsoft.com/office/word/2016/wordml/cid" xmlns:w16="http://schemas.microsoft.com/office/word/2018/wordml" xmlns:w16du="http://schemas.microsoft.com/office/word/2023/wordml/word16du" xmlns:w16sdtdh="http://schemas.microsoft.com/office/word/2020/wordml/sdtdatahash" xmlns:w16sdtfl="http://schemas.microsoft.com/office/word/2024/wordml/sdtformatlock" xmlns:w16se="http://schemas.microsoft.com/office/word/2015/wordml/symex" xmlns:wpg="http://schemas.microsoft.com/office/word/2010/wordprocessingGroup" xmlns:wpi="http://schemas.microsoft.com/office/word/2010/wordprocessingInk" xmlns:wne="http://schemas.microsoft.com/office/word/2006/wordml" xmlns:wps="http://schemas.microsoft.com/office/word/2010/wordprocessingShape" mc:Ignorable="w14 w15 w16se w16cid w16 w16cex w16sdtdh w16sdtfl w16du wp14">
+<w:ftr xmlns:wpc="http://schemas.microsoft.com/office/word/2010/wordprocessingCanvas" xmlns:cx="http://schemas.microsoft.com/office/drawing/2014/chartex" xmlns:cx1="http://schemas.microsoft.com/office/drawing/2015/9/8/chartex" xmlns:cx2="http://schemas.microsoft.com/office/drawing/2015/10/21/chartex" xmlns:cx3="http://schemas.microsoft.com/office/drawing/2016/5/9/chartex" xmlns:cx4="http://schemas.microsoft.com/office/drawing/2016/5/10/chartex" xmlns:cx5="http://schemas.microsoft.com/office/drawing/2016/5/11/chartex" xmlns:cx6="http://schemas.microsoft.com/office/drawing/2016/5/12/chartex" xmlns:cx7="http://schemas.microsoft.com/office/drawing/2016/5/13/chartex" xmlns:cx8="http://schemas.microsoft.com/office/drawing/2016/5/14/chartex" xmlns:mc="http://schemas.openxmlformats.org/markup-compatibility/2006" xmlns:aink="http://schemas.microsoft.com/office/drawing/2016/ink" xmlns:am3d="http://schemas.microsoft.com/office/drawing/2017/model3d" xmlns:o="urn:schemas-microsoft-com:office:office" xmlns:oel="http://schemas.microsoft.com/office/2019/extlst" xmlns:r="http://schemas.openxmlformats.org/officeDocument/2006/relationships" xmlns:m="http://schemas.openxmlformats.org/officeDocument/2006/math" xmlns:v="urn:schemas-microsoft-com:vml" xmlns:wp14="http://schemas.microsoft.com/office/word/2010/wordprocessingDrawing" xmlns:wp="http://schemas.openxmlformats.org/drawingml/2006/wordprocessingDrawing" xmlns:w10="urn:schemas-microsoft-com:office:word" xmlns:w="http://schemas.openxmlformats.org/wordprocessingml/2006/main" xmlns:w14="http://schemas.microsoft.com/office/word/2010/wordml" xmlns:w15="http://schemas.microsoft.com/office/word/2012/wordml" xmlns:w16cei="http://schemas.microsoft.com/office/word/2026/wordml/cei" xmlns:w16cex="http://schemas.microsoft.com/office/word/2018/wordml/cex" xmlns:w16cid="http://schemas.microsoft.com/office/word/2016/wordml/cid" xmlns:w16="http://schemas.microsoft.com/office/word/2018/wordml" xmlns:w16du="http://schemas.microsoft.com/office/word/2023/wordml/word16du" xmlns:w16sdtdh="http://schemas.microsoft.com/office/word/2020/wordml/sdtdatahash" xmlns:w16sdtfl="http://schemas.microsoft.com/office/word/2024/wordml/sdtformatlock" xmlns:w16se="http://schemas.microsoft.com/office/word/2015/wordml/symex" xmlns:wpg="http://schemas.microsoft.com/office/word/2010/wordprocessingGroup" xmlns:wpi="http://schemas.microsoft.com/office/word/2010/wordprocessingInk" xmlns:wne="http://schemas.microsoft.com/office/word/2006/wordml" xmlns:wps="http://schemas.microsoft.com/office/word/2010/wordprocessingShape" mc:Ignorable="w14 w15 w16se w16cid w16 w16cex w16sdtdh w16sdtfl w16du wp14">
   <w:sdt>
     <w:sdtPr>
       <w:id w:val="1765954373"/>
@@ -5215,7 +5792,7 @@
 </file>
 
 <file path=word/footnotes.xml><?xml version="1.0" encoding="utf-8"?>
-<w:footnotes xmlns:wpc="http://schemas.microsoft.com/office/word/2010/wordprocessingCanvas" xmlns:cx="http://schemas.microsoft.com/office/drawing/2014/chartex" xmlns:cx1="http://schemas.microsoft.com/office/drawing/2015/9/8/chartex" xmlns:cx2="http://schemas.microsoft.com/office/drawing/2015/10/21/chartex" xmlns:cx3="http://schemas.microsoft.com/office/drawing/2016/5/9/chartex" xmlns:cx4="http://schemas.microsoft.com/office/drawing/2016/5/10/chartex" xmlns:cx5="http://schemas.microsoft.com/office/drawing/2016/5/11/chartex" xmlns:cx6="http://schemas.microsoft.com/office/drawing/2016/5/12/chartex" xmlns:cx7="http://schemas.microsoft.com/office/drawing/2016/5/13/chartex" xmlns:cx8="http://schemas.microsoft.com/office/drawing/2016/5/14/chartex" xmlns:mc="http://schemas.openxmlformats.org/markup-compatibility/2006" xmlns:aink="http://schemas.microsoft.com/office/drawing/2016/ink" xmlns:am3d="http://schemas.microsoft.com/office/drawing/2017/model3d" xmlns:o="urn:schemas-microsoft-com:office:office" xmlns:oel="http://schemas.microsoft.com/office/2019/extlst" xmlns:r="http://schemas.openxmlformats.org/officeDocument/2006/relationships" xmlns:m="http://schemas.openxmlformats.org/officeDocument/2006/math" xmlns:v="urn:schemas-microsoft-com:vml" xmlns:wp14="http://schemas.microsoft.com/office/word/2010/wordprocessingDrawing" xmlns:wp="http://schemas.openxmlformats.org/drawingml/2006/wordprocessingDrawing" xmlns:w10="urn:schemas-microsoft-com:office:word" xmlns:w="http://schemas.openxmlformats.org/wordprocessingml/2006/main" xmlns:w14="http://schemas.microsoft.com/office/word/2010/wordml" xmlns:w15="http://schemas.microsoft.com/office/word/2012/wordml" xmlns:w16cex="http://schemas.microsoft.com/office/word/2018/wordml/cex" xmlns:w16cid="http://schemas.microsoft.com/office/word/2016/wordml/cid" xmlns:w16="http://schemas.microsoft.com/office/word/2018/wordml" xmlns:w16du="http://schemas.microsoft.com/office/word/2023/wordml/word16du" xmlns:w16sdtdh="http://schemas.microsoft.com/office/word/2020/wordml/sdtdatahash" xmlns:w16sdtfl="http://schemas.microsoft.com/office/word/2024/wordml/sdtformatlock" xmlns:w16se="http://schemas.microsoft.com/office/word/2015/wordml/symex" xmlns:wpg="http://schemas.microsoft.com/office/word/2010/wordprocessingGroup" xmlns:wpi="http://schemas.microsoft.com/office/word/2010/wordprocessingInk" xmlns:wne="http://schemas.microsoft.com/office/word/2006/wordml" xmlns:wps="http://schemas.microsoft.com/office/word/2010/wordprocessingShape" mc:Ignorable="w14 w15 w16se w16cid w16 w16cex w16sdtdh w16sdtfl w16du wp14">
+<w:footnotes xmlns:wpc="http://schemas.microsoft.com/office/word/2010/wordprocessingCanvas" xmlns:cx="http://schemas.microsoft.com/office/drawing/2014/chartex" xmlns:cx1="http://schemas.microsoft.com/office/drawing/2015/9/8/chartex" xmlns:cx2="http://schemas.microsoft.com/office/drawing/2015/10/21/chartex" xmlns:cx3="http://schemas.microsoft.com/office/drawing/2016/5/9/chartex" xmlns:cx4="http://schemas.microsoft.com/office/drawing/2016/5/10/chartex" xmlns:cx5="http://schemas.microsoft.com/office/drawing/2016/5/11/chartex" xmlns:cx6="http://schemas.microsoft.com/office/drawing/2016/5/12/chartex" xmlns:cx7="http://schemas.microsoft.com/office/drawing/2016/5/13/chartex" xmlns:cx8="http://schemas.microsoft.com/office/drawing/2016/5/14/chartex" xmlns:mc="http://schemas.openxmlformats.org/markup-compatibility/2006" xmlns:aink="http://schemas.microsoft.com/office/drawing/2016/ink" xmlns:am3d="http://schemas.microsoft.com/office/drawing/2017/model3d" xmlns:o="urn:schemas-microsoft-com:office:office" xmlns:oel="http://schemas.microsoft.com/office/2019/extlst" xmlns:r="http://schemas.openxmlformats.org/officeDocument/2006/relationships" xmlns:m="http://schemas.openxmlformats.org/officeDocument/2006/math" xmlns:v="urn:schemas-microsoft-com:vml" xmlns:wp14="http://schemas.microsoft.com/office/word/2010/wordprocessingDrawing" xmlns:wp="http://schemas.openxmlformats.org/drawingml/2006/wordprocessingDrawing" xmlns:w10="urn:schemas-microsoft-com:office:word" xmlns:w="http://schemas.openxmlformats.org/wordprocessingml/2006/main" xmlns:w14="http://schemas.microsoft.com/office/word/2010/wordml" xmlns:w15="http://schemas.microsoft.com/office/word/2012/wordml" xmlns:w16cei="http://schemas.microsoft.com/office/word/2026/wordml/cei" xmlns:w16cex="http://schemas.microsoft.com/office/word/2018/wordml/cex" xmlns:w16cid="http://schemas.microsoft.com/office/word/2016/wordml/cid" xmlns:w16="http://schemas.microsoft.com/office/word/2018/wordml" xmlns:w16du="http://schemas.microsoft.com/office/word/2023/wordml/word16du" xmlns:w16sdtdh="http://schemas.microsoft.com/office/word/2020/wordml/sdtdatahash" xmlns:w16sdtfl="http://schemas.microsoft.com/office/word/2024/wordml/sdtformatlock" xmlns:w16se="http://schemas.microsoft.com/office/word/2015/wordml/symex" xmlns:wpg="http://schemas.microsoft.com/office/word/2010/wordprocessingGroup" xmlns:wpi="http://schemas.microsoft.com/office/word/2010/wordprocessingInk" xmlns:wne="http://schemas.microsoft.com/office/word/2006/wordml" xmlns:wps="http://schemas.microsoft.com/office/word/2010/wordprocessingShape" mc:Ignorable="w14 w15 w16se w16cid w16 w16cex w16sdtdh w16sdtfl w16du wp14">
   <w:footnote w:type="separator" w:id="-1">
     <w:p>
       <w:pPr>
@@ -5240,7 +5817,7 @@
 </file>
 
 <file path=word/header1.xml><?xml version="1.0" encoding="utf-8"?>
-<w:hdr xmlns:wpc="http://schemas.microsoft.com/office/word/2010/wordprocessingCanvas" xmlns:cx="http://schemas.microsoft.com/office/drawing/2014/chartex" xmlns:cx1="http://schemas.microsoft.com/office/drawing/2015/9/8/chartex" xmlns:cx2="http://schemas.microsoft.com/office/drawing/2015/10/21/chartex" xmlns:cx3="http://schemas.microsoft.com/office/drawing/2016/5/9/chartex" xmlns:cx4="http://schemas.microsoft.com/office/drawing/2016/5/10/chartex" xmlns:cx5="http://schemas.microsoft.com/office/drawing/2016/5/11/chartex" xmlns:cx6="http://schemas.microsoft.com/office/drawing/2016/5/12/chartex" xmlns:cx7="http://schemas.microsoft.com/office/drawing/2016/5/13/chartex" xmlns:cx8="http://schemas.microsoft.com/office/drawing/2016/5/14/chartex" xmlns:mc="http://schemas.openxmlformats.org/markup-compatibility/2006" xmlns:aink="http://schemas.microsoft.com/office/drawing/2016/ink" xmlns:am3d="http://schemas.microsoft.com/office/drawing/2017/model3d" xmlns:o="urn:schemas-microsoft-com:office:office" xmlns:oel="http://schemas.microsoft.com/office/2019/extlst" xmlns:r="http://schemas.openxmlformats.org/officeDocument/2006/relationships" xmlns:m="http://schemas.openxmlformats.org/officeDocument/2006/math" xmlns:v="urn:schemas-microsoft-com:vml" xmlns:wp14="http://schemas.microsoft.com/office/word/2010/wordprocessingDrawing" xmlns:wp="http://schemas.openxmlformats.org/drawingml/2006/wordprocessingDrawing" xmlns:w10="urn:schemas-microsoft-com:office:word" xmlns:w="http://schemas.openxmlformats.org/wordprocessingml/2006/main" xmlns:w14="http://schemas.microsoft.com/office/word/2010/wordml" xmlns:w15="http://schemas.microsoft.com/office/word/2012/wordml" xmlns:w16cex="http://schemas.microsoft.com/office/word/2018/wordml/cex" xmlns:w16cid="http://schemas.microsoft.com/office/word/2016/wordml/cid" xmlns:w16="http://schemas.microsoft.com/office/word/2018/wordml" xmlns:w16du="http://schemas.microsoft.com/office/word/2023/wordml/word16du" xmlns:w16sdtdh="http://schemas.microsoft.com/office/word/2020/wordml/sdtdatahash" xmlns:w16sdtfl="http://schemas.microsoft.com/office/word/2024/wordml/sdtformatlock" xmlns:w16se="http://schemas.microsoft.com/office/word/2015/wordml/symex" xmlns:wpg="http://schemas.microsoft.com/office/word/2010/wordprocessingGroup" xmlns:wpi="http://schemas.microsoft.com/office/word/2010/wordprocessingInk" xmlns:wne="http://schemas.microsoft.com/office/word/2006/wordml" xmlns:wps="http://schemas.microsoft.com/office/word/2010/wordprocessingShape" mc:Ignorable="w14 w15 w16se w16cid w16 w16cex w16sdtdh w16sdtfl w16du wp14">
+<w:hdr xmlns:wpc="http://schemas.microsoft.com/office/word/2010/wordprocessingCanvas" xmlns:cx="http://schemas.microsoft.com/office/drawing/2014/chartex" xmlns:cx1="http://schemas.microsoft.com/office/drawing/2015/9/8/chartex" xmlns:cx2="http://schemas.microsoft.com/office/drawing/2015/10/21/chartex" xmlns:cx3="http://schemas.microsoft.com/office/drawing/2016/5/9/chartex" xmlns:cx4="http://schemas.microsoft.com/office/drawing/2016/5/10/chartex" xmlns:cx5="http://schemas.microsoft.com/office/drawing/2016/5/11/chartex" xmlns:cx6="http://schemas.microsoft.com/office/drawing/2016/5/12/chartex" xmlns:cx7="http://schemas.microsoft.com/office/drawing/2016/5/13/chartex" xmlns:cx8="http://schemas.microsoft.com/office/drawing/2016/5/14/chartex" xmlns:mc="http://schemas.openxmlformats.org/markup-compatibility/2006" xmlns:aink="http://schemas.microsoft.com/office/drawing/2016/ink" xmlns:am3d="http://schemas.microsoft.com/office/drawing/2017/model3d" xmlns:o="urn:schemas-microsoft-com:office:office" xmlns:oel="http://schemas.microsoft.com/office/2019/extlst" xmlns:r="http://schemas.openxmlformats.org/officeDocument/2006/relationships" xmlns:m="http://schemas.openxmlformats.org/officeDocument/2006/math" xmlns:v="urn:schemas-microsoft-com:vml" xmlns:wp14="http://schemas.microsoft.com/office/word/2010/wordprocessingDrawing" xmlns:wp="http://schemas.openxmlformats.org/drawingml/2006/wordprocessingDrawing" xmlns:w10="urn:schemas-microsoft-com:office:word" xmlns:w="http://schemas.openxmlformats.org/wordprocessingml/2006/main" xmlns:w14="http://schemas.microsoft.com/office/word/2010/wordml" xmlns:w15="http://schemas.microsoft.com/office/word/2012/wordml" xmlns:w16cei="http://schemas.microsoft.com/office/word/2026/wordml/cei" xmlns:w16cex="http://schemas.microsoft.com/office/word/2018/wordml/cex" xmlns:w16cid="http://schemas.microsoft.com/office/word/2016/wordml/cid" xmlns:w16="http://schemas.microsoft.com/office/word/2018/wordml" xmlns:w16du="http://schemas.microsoft.com/office/word/2023/wordml/word16du" xmlns:w16sdtdh="http://schemas.microsoft.com/office/word/2020/wordml/sdtdatahash" xmlns:w16sdtfl="http://schemas.microsoft.com/office/word/2024/wordml/sdtformatlock" xmlns:w16se="http://schemas.microsoft.com/office/word/2015/wordml/symex" xmlns:wpg="http://schemas.microsoft.com/office/word/2010/wordprocessingGroup" xmlns:wpi="http://schemas.microsoft.com/office/word/2010/wordprocessingInk" xmlns:wne="http://schemas.microsoft.com/office/word/2006/wordml" xmlns:wps="http://schemas.microsoft.com/office/word/2010/wordprocessingShape" mc:Ignorable="w14 w15 w16se w16cid w16 w16cex w16sdtdh w16sdtfl w16du wp14">
   <w:p>
     <w:pPr>
       <w:pStyle w:val="Header"/>
@@ -5261,7 +5838,7 @@
 </file>
 
 <file path=word/numbering.xml><?xml version="1.0" encoding="utf-8"?>
-<w:numbering xmlns:wpc="http://schemas.microsoft.com/office/word/2010/wordprocessingCanvas" xmlns:cx="http://schemas.microsoft.com/office/drawing/2014/chartex" xmlns:cx1="http://schemas.microsoft.com/office/drawing/2015/9/8/chartex" xmlns:cx2="http://schemas.microsoft.com/office/drawing/2015/10/21/chartex" xmlns:cx3="http://schemas.microsoft.com/office/drawing/2016/5/9/chartex" xmlns:cx4="http://schemas.microsoft.com/office/drawing/2016/5/10/chartex" xmlns:cx5="http://schemas.microsoft.com/office/drawing/2016/5/11/chartex" xmlns:cx6="http://schemas.microsoft.com/office/drawing/2016/5/12/chartex" xmlns:cx7="http://schemas.microsoft.com/office/drawing/2016/5/13/chartex" xmlns:cx8="http://schemas.microsoft.com/office/drawing/2016/5/14/chartex" xmlns:mc="http://schemas.openxmlformats.org/markup-compatibility/2006" xmlns:aink="http://schemas.microsoft.com/office/drawing/2016/ink" xmlns:am3d="http://schemas.microsoft.com/office/drawing/2017/model3d" xmlns:o="urn:schemas-microsoft-com:office:office" xmlns:oel="http://schemas.microsoft.com/office/2019/extlst" xmlns:r="http://schemas.openxmlformats.org/officeDocument/2006/relationships" xmlns:m="http://schemas.openxmlformats.org/officeDocument/2006/math" xmlns:v="urn:schemas-microsoft-com:vml" xmlns:wp14="http://schemas.microsoft.com/office/word/2010/wordprocessingDrawing" xmlns:wp="http://schemas.openxmlformats.org/drawingml/2006/wordprocessingDrawing" xmlns:w10="urn:schemas-microsoft-com:office:word" xmlns:w="http://schemas.openxmlformats.org/wordprocessingml/2006/main" xmlns:w14="http://schemas.microsoft.com/office/word/2010/wordml" xmlns:w15="http://schemas.microsoft.com/office/word/2012/wordml" xmlns:w16cex="http://schemas.microsoft.com/office/word/2018/wordml/cex" xmlns:w16cid="http://schemas.microsoft.com/office/word/2016/wordml/cid" xmlns:w16="http://schemas.microsoft.com/office/word/2018/wordml" xmlns:w16du="http://schemas.microsoft.com/office/word/2023/wordml/word16du" xmlns:w16sdtdh="http://schemas.microsoft.com/office/word/2020/wordml/sdtdatahash" xmlns:w16sdtfl="http://schemas.microsoft.com/office/word/2024/wordml/sdtformatlock" xmlns:w16se="http://schemas.microsoft.com/office/word/2015/wordml/symex" xmlns:wpg="http://schemas.microsoft.com/office/word/2010/wordprocessingGroup" xmlns:wpi="http://schemas.microsoft.com/office/word/2010/wordprocessingInk" xmlns:wne="http://schemas.microsoft.com/office/word/2006/wordml" xmlns:wps="http://schemas.microsoft.com/office/word/2010/wordprocessingShape" mc:Ignorable="w14 w15 w16se w16cid w16 w16cex w16sdtdh w16sdtfl w16du wp14">
+<w:numbering xmlns:wpc="http://schemas.microsoft.com/office/word/2010/wordprocessingCanvas" xmlns:cx="http://schemas.microsoft.com/office/drawing/2014/chartex" xmlns:cx1="http://schemas.microsoft.com/office/drawing/2015/9/8/chartex" xmlns:cx2="http://schemas.microsoft.com/office/drawing/2015/10/21/chartex" xmlns:cx3="http://schemas.microsoft.com/office/drawing/2016/5/9/chartex" xmlns:cx4="http://schemas.microsoft.com/office/drawing/2016/5/10/chartex" xmlns:cx5="http://schemas.microsoft.com/office/drawing/2016/5/11/chartex" xmlns:cx6="http://schemas.microsoft.com/office/drawing/2016/5/12/chartex" xmlns:cx7="http://schemas.microsoft.com/office/drawing/2016/5/13/chartex" xmlns:cx8="http://schemas.microsoft.com/office/drawing/2016/5/14/chartex" xmlns:mc="http://schemas.openxmlformats.org/markup-compatibility/2006" xmlns:aink="http://schemas.microsoft.com/office/drawing/2016/ink" xmlns:am3d="http://schemas.microsoft.com/office/drawing/2017/model3d" xmlns:o="urn:schemas-microsoft-com:office:office" xmlns:oel="http://schemas.microsoft.com/office/2019/extlst" xmlns:r="http://schemas.openxmlformats.org/officeDocument/2006/relationships" xmlns:m="http://schemas.openxmlformats.org/officeDocument/2006/math" xmlns:v="urn:schemas-microsoft-com:vml" xmlns:wp14="http://schemas.microsoft.com/office/word/2010/wordprocessingDrawing" xmlns:wp="http://schemas.openxmlformats.org/drawingml/2006/wordprocessingDrawing" xmlns:w10="urn:schemas-microsoft-com:office:word" xmlns:w="http://schemas.openxmlformats.org/wordprocessingml/2006/main" xmlns:w14="http://schemas.microsoft.com/office/word/2010/wordml" xmlns:w15="http://schemas.microsoft.com/office/word/2012/wordml" xmlns:w16cei="http://schemas.microsoft.com/office/word/2026/wordml/cei" xmlns:w16cex="http://schemas.microsoft.com/office/word/2018/wordml/cex" xmlns:w16cid="http://schemas.microsoft.com/office/word/2016/wordml/cid" xmlns:w16="http://schemas.microsoft.com/office/word/2018/wordml" xmlns:w16du="http://schemas.microsoft.com/office/word/2023/wordml/word16du" xmlns:w16sdtdh="http://schemas.microsoft.com/office/word/2020/wordml/sdtdatahash" xmlns:w16sdtfl="http://schemas.microsoft.com/office/word/2024/wordml/sdtformatlock" xmlns:w16se="http://schemas.microsoft.com/office/word/2015/wordml/symex" xmlns:wpg="http://schemas.microsoft.com/office/word/2010/wordprocessingGroup" xmlns:wpi="http://schemas.microsoft.com/office/word/2010/wordprocessingInk" xmlns:wne="http://schemas.microsoft.com/office/word/2006/wordml" xmlns:wps="http://schemas.microsoft.com/office/word/2010/wordprocessingShape" mc:Ignorable="w14 w15 w16se w16cid w16 w16cex w16sdtdh w16sdtfl w16du wp14">
   <w:abstractNum w:abstractNumId="0" w15:restartNumberingAfterBreak="0">
     <w:nsid w:val="063D0385"/>
     <w:multiLevelType w:val="hybridMultilevel"/>

--- a/NEA Documentation.docx
+++ b/NEA Documentation.docx
@@ -1,6 +1,6 @@
 
 <file path=word/document.xml><?xml version="1.0" encoding="utf-8"?>
-<w:document xmlns:wpc="http://schemas.microsoft.com/office/word/2010/wordprocessingCanvas" xmlns:cx="http://schemas.microsoft.com/office/drawing/2014/chartex" xmlns:cx1="http://schemas.microsoft.com/office/drawing/2015/9/8/chartex" xmlns:cx2="http://schemas.microsoft.com/office/drawing/2015/10/21/chartex" xmlns:cx3="http://schemas.microsoft.com/office/drawing/2016/5/9/chartex" xmlns:cx4="http://schemas.microsoft.com/office/drawing/2016/5/10/chartex" xmlns:cx5="http://schemas.microsoft.com/office/drawing/2016/5/11/chartex" xmlns:cx6="http://schemas.microsoft.com/office/drawing/2016/5/12/chartex" xmlns:cx7="http://schemas.microsoft.com/office/drawing/2016/5/13/chartex" xmlns:cx8="http://schemas.microsoft.com/office/drawing/2016/5/14/chartex" xmlns:mc="http://schemas.openxmlformats.org/markup-compatibility/2006" xmlns:aink="http://schemas.microsoft.com/office/drawing/2016/ink" xmlns:am3d="http://schemas.microsoft.com/office/drawing/2017/model3d" xmlns:o="urn:schemas-microsoft-com:office:office" xmlns:oel="http://schemas.microsoft.com/office/2019/extlst" xmlns:r="http://schemas.openxmlformats.org/officeDocument/2006/relationships" xmlns:m="http://schemas.openxmlformats.org/officeDocument/2006/math" xmlns:v="urn:schemas-microsoft-com:vml" xmlns:wp14="http://schemas.microsoft.com/office/word/2010/wordprocessingDrawing" xmlns:wp="http://schemas.openxmlformats.org/drawingml/2006/wordprocessingDrawing" xmlns:w10="urn:schemas-microsoft-com:office:word" xmlns:w="http://schemas.openxmlformats.org/wordprocessingml/2006/main" xmlns:w14="http://schemas.microsoft.com/office/word/2010/wordml" xmlns:w15="http://schemas.microsoft.com/office/word/2012/wordml" xmlns:w16cei="http://schemas.microsoft.com/office/word/2026/wordml/cei" xmlns:w16cex="http://schemas.microsoft.com/office/word/2018/wordml/cex" xmlns:w16cid="http://schemas.microsoft.com/office/word/2016/wordml/cid" xmlns:w16="http://schemas.microsoft.com/office/word/2018/wordml" xmlns:w16du="http://schemas.microsoft.com/office/word/2023/wordml/word16du" xmlns:w16sdtdh="http://schemas.microsoft.com/office/word/2020/wordml/sdtdatahash" xmlns:w16sdtfl="http://schemas.microsoft.com/office/word/2024/wordml/sdtformatlock" xmlns:w16se="http://schemas.microsoft.com/office/word/2015/wordml/symex" xmlns:wpg="http://schemas.microsoft.com/office/word/2010/wordprocessingGroup" xmlns:wpi="http://schemas.microsoft.com/office/word/2010/wordprocessingInk" xmlns:wne="http://schemas.microsoft.com/office/word/2006/wordml" xmlns:wps="http://schemas.microsoft.com/office/word/2010/wordprocessingShape" mc:Ignorable="w14 w15 w16se w16cid w16 w16cex w16sdtdh w16sdtfl w16du wp14">
+<w:document xmlns:wpc="http://schemas.microsoft.com/office/word/2010/wordprocessingCanvas" xmlns:cx="http://schemas.microsoft.com/office/drawing/2014/chartex" xmlns:cx1="http://schemas.microsoft.com/office/drawing/2015/9/8/chartex" xmlns:cx2="http://schemas.microsoft.com/office/drawing/2015/10/21/chartex" xmlns:cx3="http://schemas.microsoft.com/office/drawing/2016/5/9/chartex" xmlns:cx4="http://schemas.microsoft.com/office/drawing/2016/5/10/chartex" xmlns:cx5="http://schemas.microsoft.com/office/drawing/2016/5/11/chartex" xmlns:cx6="http://schemas.microsoft.com/office/drawing/2016/5/12/chartex" xmlns:cx7="http://schemas.microsoft.com/office/drawing/2016/5/13/chartex" xmlns:cx8="http://schemas.microsoft.com/office/drawing/2016/5/14/chartex" xmlns:mc="http://schemas.openxmlformats.org/markup-compatibility/2006" xmlns:aink="http://schemas.microsoft.com/office/drawing/2016/ink" xmlns:am3d="http://schemas.microsoft.com/office/drawing/2017/model3d" xmlns:o="urn:schemas-microsoft-com:office:office" xmlns:oel="http://schemas.microsoft.com/office/2019/extlst" xmlns:r="http://schemas.openxmlformats.org/officeDocument/2006/relationships" xmlns:m="http://schemas.openxmlformats.org/officeDocument/2006/math" xmlns:v="urn:schemas-microsoft-com:vml" xmlns:wp14="http://schemas.microsoft.com/office/word/2010/wordprocessingDrawing" xmlns:wp="http://schemas.openxmlformats.org/drawingml/2006/wordprocessingDrawing" xmlns:w10="urn:schemas-microsoft-com:office:word" xmlns:w="http://schemas.openxmlformats.org/wordprocessingml/2006/main" xmlns:w14="http://schemas.microsoft.com/office/word/2010/wordml" xmlns:w15="http://schemas.microsoft.com/office/word/2012/wordml" xmlns:w16cex="http://schemas.microsoft.com/office/word/2018/wordml/cex" xmlns:w16cid="http://schemas.microsoft.com/office/word/2016/wordml/cid" xmlns:w16="http://schemas.microsoft.com/office/word/2018/wordml" xmlns:w16du="http://schemas.microsoft.com/office/word/2023/wordml/word16du" xmlns:w16sdtdh="http://schemas.microsoft.com/office/word/2020/wordml/sdtdatahash" xmlns:w16sdtfl="http://schemas.microsoft.com/office/word/2024/wordml/sdtformatlock" xmlns:w16se="http://schemas.microsoft.com/office/word/2015/wordml/symex" xmlns:wpg="http://schemas.microsoft.com/office/word/2010/wordprocessingGroup" xmlns:wpi="http://schemas.microsoft.com/office/word/2010/wordprocessingInk" xmlns:wne="http://schemas.microsoft.com/office/word/2006/wordml" xmlns:wps="http://schemas.microsoft.com/office/word/2010/wordprocessingShape" mc:Ignorable="w14 w15 w16se w16cid w16 w16cex w16sdtdh w16sdtfl w16du wp14">
   <w:body>
     <w:sdt>
       <w:sdtPr>
@@ -182,7 +182,7 @@
                   </wp:anchor>
                 </w:drawing>
               </mc:Choice>
-              <mc:Fallback>
+              <mc:Fallback xmlns:w16cei="http://schemas.microsoft.com/office/word/2026/wordml/cei">
                 <w:pict>
                   <v:rect w14:anchorId="475988D8" id="Rectangle 16" o:spid="_x0000_s1026" style="position:absolute;margin-left:0;margin-top:0;width:422.3pt;height:760.1pt;z-index:251659264;visibility:visible;mso-wrap-style:square;mso-width-percent:690;mso-height-percent:960;mso-left-percent:20;mso-top-percent:20;mso-wrap-distance-left:9pt;mso-wrap-distance-top:0;mso-wrap-distance-right:9pt;mso-wrap-distance-bottom:0;mso-position-horizontal-relative:page;mso-position-vertical-relative:page;mso-width-percent:690;mso-height-percent:960;mso-left-percent:20;mso-top-percent:20;mso-width-relative:page;mso-height-relative:page;v-text-anchor:middle" o:gfxdata="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" fillcolor="#5b9bd5 [3204]" stroked="f">
                     <v:textbox inset="21.6pt,1in,21.6pt">
@@ -397,7 +397,7 @@
                   </wp:anchor>
                 </w:drawing>
               </mc:Choice>
-              <mc:Fallback>
+              <mc:Fallback xmlns:w16cei="http://schemas.microsoft.com/office/word/2026/wordml/cei">
                 <w:pict>
                   <v:rect w14:anchorId="4716CD8B" id="Rectangle 472" o:spid="_x0000_s1027" style="position:absolute;margin-left:0;margin-top:0;width:148.1pt;height:760.3pt;z-index:251660288;visibility:visible;mso-wrap-style:square;mso-width-percent:242;mso-height-percent:960;mso-left-percent:730;mso-wrap-distance-left:9pt;mso-wrap-distance-top:0;mso-wrap-distance-right:9pt;mso-wrap-distance-bottom:0;mso-position-horizontal-relative:page;mso-position-vertical:center;mso-position-vertical-relative:page;mso-width-percent:242;mso-height-percent:960;mso-left-percent:730;mso-width-relative:page;mso-height-relative:page;v-text-anchor:middle" o:gfxdata="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" fillcolor="#44546a [3215]" stroked="f" strokeweight="1pt">
                     <v:textbox inset="14.4pt,,14.4pt">
@@ -3329,17 +3329,8 @@
           <w:b/>
           <w:bCs/>
         </w:rPr>
-        <w:t xml:space="preserve">To flip </w:t>
-      </w:r>
-      <w:proofErr w:type="gramStart"/>
-      <w:r>
-        <w:rPr>
-          <w:b/>
-          <w:bCs/>
-        </w:rPr>
-        <w:t>sprite :</w:t>
-      </w:r>
-      <w:proofErr w:type="gramEnd"/>
+        <w:t>To flip sprite :</w:t>
+      </w:r>
       <w:r>
         <w:t xml:space="preserve"> </w:t>
       </w:r>
@@ -3362,17 +3353,12 @@
         <w:t xml:space="preserve">of. </w:t>
       </w:r>
       <w:proofErr w:type="spellStart"/>
-      <w:proofErr w:type="gramStart"/>
       <w:r>
         <w:t>setScaleX</w:t>
       </w:r>
       <w:proofErr w:type="spellEnd"/>
       <w:r>
-        <w:t>(</w:t>
-      </w:r>
-      <w:proofErr w:type="gramEnd"/>
-      <w:r>
-        <w:t>) to -1 or 1 to flip the sprite when it moves left or right.</w:t>
+        <w:t>() to -1 or 1 to flip the sprite when it moves left or right.</w:t>
       </w:r>
     </w:p>
     <w:p/>
@@ -3426,13 +3412,39 @@
           <w:bCs/>
         </w:rPr>
       </w:pPr>
+      <w:r>
+        <w:rPr>
+          <w:b/>
+          <w:bCs/>
+        </w:rPr>
+        <w:lastRenderedPageBreak/>
+        <w:t>Link for programming blackjack game:</w:t>
+      </w:r>
+    </w:p>
+    <w:p/>
+    <w:p>
+      <w:r>
+        <w:t>Card Pack downloaded:</w:t>
+      </w:r>
+    </w:p>
+    <w:p>
+      <w:r>
+        <w:t>https://kerenel.itch.io/pixelart-cards</w:t>
+      </w:r>
+    </w:p>
+    <w:p>
+      <w:pPr>
+        <w:rPr>
+          <w:b/>
+          <w:bCs/>
+        </w:rPr>
+      </w:pPr>
       <w:proofErr w:type="spellStart"/>
       <w:r>
         <w:rPr>
           <w:b/>
           <w:bCs/>
         </w:rPr>
-        <w:lastRenderedPageBreak/>
         <w:t>Tilemap</w:t>
       </w:r>
       <w:proofErr w:type="spellEnd"/>
@@ -3698,27 +3710,7 @@
           <w:bCs/>
           <w:color w:val="auto"/>
         </w:rPr>
-        <w:t xml:space="preserve">1.6.3 Identification of objects and </w:t>
-      </w:r>
-      <w:proofErr w:type="gramStart"/>
-      <w:r>
-        <w:rPr>
-          <w:rFonts w:ascii="Arial" w:hAnsi="Arial" w:cs="Arial"/>
-          <w:b/>
-          <w:bCs/>
-          <w:color w:val="auto"/>
-        </w:rPr>
-        <w:t>object</w:t>
-      </w:r>
-      <w:proofErr w:type="gramEnd"/>
-      <w:r>
-        <w:rPr>
-          <w:rFonts w:ascii="Arial" w:hAnsi="Arial" w:cs="Arial"/>
-          <w:b/>
-          <w:bCs/>
-          <w:color w:val="auto"/>
-        </w:rPr>
-        <w:t>–analysis diagrams</w:t>
+        <w:t>1.6.3 Identification of objects and object–analysis diagrams</w:t>
       </w:r>
       <w:bookmarkEnd w:id="12"/>
       <w:r>
@@ -4023,6 +4015,7 @@
         <w:rPr>
           <w:noProof/>
         </w:rPr>
+        <w:lastRenderedPageBreak/>
         <w:drawing>
           <wp:inline distT="0" distB="0" distL="0" distR="0" wp14:anchorId="4FB06110" wp14:editId="226BDA2E">
             <wp:extent cx="5789295" cy="479425"/>
@@ -4093,7 +4086,6 @@
         <w:rPr>
           <w:noProof/>
         </w:rPr>
-        <w:lastRenderedPageBreak/>
         <w:drawing>
           <wp:inline distT="0" distB="0" distL="0" distR="0" wp14:anchorId="4C406194" wp14:editId="5EAA0940">
             <wp:extent cx="2956816" cy="883997"/>
@@ -4151,30 +4143,20 @@
         <w:t xml:space="preserve">, which execute the functions </w:t>
       </w:r>
       <w:proofErr w:type="spellStart"/>
-      <w:proofErr w:type="gramStart"/>
       <w:r>
         <w:t>keyPressed</w:t>
       </w:r>
       <w:proofErr w:type="spellEnd"/>
       <w:r>
-        <w:t>(</w:t>
-      </w:r>
-      <w:proofErr w:type="gramEnd"/>
-      <w:r>
-        <w:t xml:space="preserve">) and </w:t>
+        <w:t xml:space="preserve">() and </w:t>
       </w:r>
       <w:proofErr w:type="spellStart"/>
-      <w:proofErr w:type="gramStart"/>
       <w:r>
         <w:t>keyReleased</w:t>
       </w:r>
       <w:proofErr w:type="spellEnd"/>
       <w:r>
-        <w:t>(</w:t>
-      </w:r>
-      <w:proofErr w:type="gramEnd"/>
-      <w:r>
-        <w:t>).</w:t>
+        <w:t>().</w:t>
       </w:r>
     </w:p>
     <w:p>
@@ -4236,46 +4218,31 @@
         <w:t xml:space="preserve">The functions </w:t>
       </w:r>
       <w:proofErr w:type="spellStart"/>
-      <w:proofErr w:type="gramStart"/>
       <w:r>
         <w:t>keyPressed</w:t>
       </w:r>
       <w:proofErr w:type="spellEnd"/>
       <w:r>
-        <w:t>(</w:t>
-      </w:r>
-      <w:proofErr w:type="gramEnd"/>
-      <w:r>
-        <w:t xml:space="preserve">) and </w:t>
+        <w:t xml:space="preserve">() and </w:t>
       </w:r>
       <w:proofErr w:type="spellStart"/>
-      <w:proofErr w:type="gramStart"/>
       <w:r>
         <w:t>keyReleased</w:t>
       </w:r>
       <w:proofErr w:type="spellEnd"/>
       <w:r>
-        <w:t>(</w:t>
-      </w:r>
-      <w:proofErr w:type="gramEnd"/>
-      <w:r>
-        <w:t>) detect which key is being released, and adjust the</w:t>
+        <w:t>() detect which key is being released, and adjust the</w:t>
       </w:r>
       <w:r>
         <w:t xml:space="preserve"> Booleans above based on </w:t>
       </w:r>
       <w:proofErr w:type="spellStart"/>
-      <w:proofErr w:type="gramStart"/>
       <w:r>
         <w:t>KeyEvent</w:t>
       </w:r>
       <w:proofErr w:type="spellEnd"/>
       <w:r>
-        <w:t>(</w:t>
-      </w:r>
-      <w:proofErr w:type="gramEnd"/>
-      <w:r>
-        <w:t>) that is passed.</w:t>
+        <w:t>() that is passed.</w:t>
       </w:r>
     </w:p>
     <w:p>
@@ -4337,6 +4304,7 @@
         <w:rPr>
           <w:noProof/>
         </w:rPr>
+        <w:lastRenderedPageBreak/>
         <w:drawing>
           <wp:inline distT="0" distB="0" distL="0" distR="0" wp14:anchorId="112BCF3B" wp14:editId="1352A5E7">
             <wp:extent cx="3914775" cy="2789098"/>
@@ -4385,7 +4353,6 @@
         <w:jc w:val="both"/>
       </w:pPr>
       <w:r>
-        <w:lastRenderedPageBreak/>
         <w:t>Then I went to the game class and created an object called player.</w:t>
       </w:r>
       <w:r>
@@ -4404,17 +4371,12 @@
         <w:t xml:space="preserve"> timer I called a function called </w:t>
       </w:r>
       <w:proofErr w:type="spellStart"/>
-      <w:proofErr w:type="gramStart"/>
       <w:r>
         <w:t>updatePlayer</w:t>
       </w:r>
       <w:proofErr w:type="spellEnd"/>
       <w:r>
-        <w:t>(</w:t>
-      </w:r>
-      <w:proofErr w:type="gramEnd"/>
-      <w:r>
-        <w:t>)</w:t>
+        <w:t>()</w:t>
       </w:r>
       <w:r>
         <w:t xml:space="preserve"> (located in the player class)</w:t>
@@ -4426,30 +4388,20 @@
         <w:t xml:space="preserve">I called the function </w:t>
       </w:r>
       <w:proofErr w:type="spellStart"/>
-      <w:proofErr w:type="gramStart"/>
       <w:r>
         <w:t>movePlayer</w:t>
       </w:r>
       <w:proofErr w:type="spellEnd"/>
       <w:r>
-        <w:t>(</w:t>
-      </w:r>
-      <w:proofErr w:type="gramEnd"/>
-      <w:r>
-        <w:t xml:space="preserve">) to move the player around the map. I will also add another function in </w:t>
+        <w:t xml:space="preserve">() to move the player around the map. I will also add another function in </w:t>
       </w:r>
       <w:proofErr w:type="spellStart"/>
-      <w:proofErr w:type="gramStart"/>
       <w:r>
         <w:t>updatePlayer</w:t>
       </w:r>
       <w:proofErr w:type="spellEnd"/>
       <w:r>
-        <w:t>(</w:t>
-      </w:r>
-      <w:proofErr w:type="gramEnd"/>
-      <w:r>
-        <w:t>) for collision</w:t>
+        <w:t>() for collision</w:t>
       </w:r>
       <w:r>
         <w:t xml:space="preserve"> detection</w:t>
@@ -4517,6 +4469,7 @@
         <w:rPr>
           <w:noProof/>
         </w:rPr>
+        <w:lastRenderedPageBreak/>
         <w:drawing>
           <wp:inline distT="0" distB="0" distL="0" distR="0" wp14:anchorId="0DC7EB85" wp14:editId="15D7CB50">
             <wp:extent cx="4343400" cy="4508713"/>
@@ -4573,7 +4526,6 @@
           <w:b/>
           <w:bCs/>
         </w:rPr>
-        <w:lastRenderedPageBreak/>
         <w:t>Background</w:t>
       </w:r>
     </w:p>
@@ -4594,6 +4546,7 @@
           <w:sz w:val="22"/>
           <w:szCs w:val="22"/>
         </w:rPr>
+        <w:lastRenderedPageBreak/>
         <w:t>After creating a moving sprite I moved onto the background</w:t>
       </w:r>
       <w:r>
@@ -4621,9 +4574,8 @@
           <w:sz w:val="22"/>
           <w:szCs w:val="22"/>
         </w:rPr>
-        <w:t xml:space="preserve"> </w:t>
-      </w:r>
-      <w:proofErr w:type="gramStart"/>
+        <w:t xml:space="preserve"> Canvas  c</w:t>
+      </w:r>
       <w:r>
         <w:rPr>
           <w:rFonts w:ascii="Arial" w:hAnsi="Arial" w:cs="Arial"/>
@@ -4631,7 +4583,7 @@
           <w:sz w:val="22"/>
           <w:szCs w:val="22"/>
         </w:rPr>
-        <w:t>Canvas  c</w:t>
+        <w:t>lass to draw this out</w:t>
       </w:r>
       <w:r>
         <w:rPr>
@@ -4640,46 +4592,7 @@
           <w:sz w:val="22"/>
           <w:szCs w:val="22"/>
         </w:rPr>
-        <w:t>lass</w:t>
-      </w:r>
-      <w:proofErr w:type="gramEnd"/>
-      <w:r>
-        <w:rPr>
-          <w:rFonts w:ascii="Arial" w:hAnsi="Arial" w:cs="Arial"/>
-          <w:color w:val="auto"/>
-          <w:sz w:val="22"/>
-          <w:szCs w:val="22"/>
-        </w:rPr>
-        <w:t xml:space="preserve"> to draw this out</w:t>
-      </w:r>
-      <w:r>
-        <w:rPr>
-          <w:rFonts w:ascii="Arial" w:hAnsi="Arial" w:cs="Arial"/>
-          <w:color w:val="auto"/>
-          <w:sz w:val="22"/>
-          <w:szCs w:val="22"/>
-        </w:rPr>
-        <w:t xml:space="preserve">. </w:t>
-      </w:r>
-      <w:proofErr w:type="gramStart"/>
-      <w:r>
-        <w:rPr>
-          <w:rFonts w:ascii="Arial" w:hAnsi="Arial" w:cs="Arial"/>
-          <w:color w:val="auto"/>
-          <w:sz w:val="22"/>
-          <w:szCs w:val="22"/>
-        </w:rPr>
-        <w:t>First</w:t>
-      </w:r>
-      <w:proofErr w:type="gramEnd"/>
-      <w:r>
-        <w:rPr>
-          <w:rFonts w:ascii="Arial" w:hAnsi="Arial" w:cs="Arial"/>
-          <w:color w:val="auto"/>
-          <w:sz w:val="22"/>
-          <w:szCs w:val="22"/>
-        </w:rPr>
-        <w:t xml:space="preserve"> I stored a </w:t>
+        <w:t xml:space="preserve">. First I stored a </w:t>
       </w:r>
       <w:r>
         <w:rPr>
@@ -4811,7 +4724,6 @@
         <w:t xml:space="preserve">After this I created a function </w:t>
       </w:r>
       <w:proofErr w:type="spellStart"/>
-      <w:proofErr w:type="gramStart"/>
       <w:r>
         <w:rPr>
           <w:szCs w:val="22"/>
@@ -4823,55 +4735,40 @@
         <w:rPr>
           <w:szCs w:val="22"/>
         </w:rPr>
-        <w:t>(</w:t>
-      </w:r>
-      <w:proofErr w:type="gramEnd"/>
+        <w:t xml:space="preserve">() </w:t>
+      </w:r>
       <w:r>
         <w:rPr>
           <w:szCs w:val="22"/>
         </w:rPr>
-        <w:t xml:space="preserve">) </w:t>
-      </w:r>
+        <w:t xml:space="preserve">to render only the tiles which will be shown on the </w:t>
+      </w:r>
+      <w:bookmarkStart w:id="21" w:name="_Toc234311115"/>
       <w:r>
         <w:rPr>
           <w:szCs w:val="22"/>
         </w:rPr>
-        <w:t xml:space="preserve">to render only the tiles which will be shown on the </w:t>
-      </w:r>
-      <w:bookmarkStart w:id="21" w:name="_Toc234311115"/>
+        <w:t xml:space="preserve">scene of the </w:t>
+      </w:r>
       <w:r>
         <w:rPr>
           <w:szCs w:val="22"/>
         </w:rPr>
-        <w:t xml:space="preserve">scene of the </w:t>
-      </w:r>
+        <w:t xml:space="preserve">game, with a separate function </w:t>
+      </w:r>
+      <w:proofErr w:type="spellStart"/>
       <w:r>
         <w:rPr>
           <w:szCs w:val="22"/>
         </w:rPr>
-        <w:t xml:space="preserve">game, with a separate function </w:t>
-      </w:r>
-      <w:proofErr w:type="spellStart"/>
-      <w:proofErr w:type="gramStart"/>
+        <w:t>drawTile</w:t>
+      </w:r>
+      <w:proofErr w:type="spellEnd"/>
       <w:r>
         <w:rPr>
           <w:szCs w:val="22"/>
         </w:rPr>
-        <w:t>drawTile</w:t>
-      </w:r>
-      <w:proofErr w:type="spellEnd"/>
-      <w:r>
-        <w:rPr>
-          <w:szCs w:val="22"/>
-        </w:rPr>
-        <w:t>(</w:t>
-      </w:r>
-      <w:proofErr w:type="gramEnd"/>
-      <w:r>
-        <w:rPr>
-          <w:szCs w:val="22"/>
-        </w:rPr>
-        <w:t>) used to draw each individual tile using switch cases.</w:t>
+        <w:t>() used to draw each individual tile using switch cases.</w:t>
       </w:r>
     </w:p>
     <w:p>
@@ -4925,18 +4822,18 @@
     </w:p>
     <w:p>
       <w:r>
+        <w:t xml:space="preserve">The canvas and graphics context are created </w:t>
+      </w:r>
+      <w:r>
+        <w:t>in the main method of the class.</w:t>
+      </w:r>
+    </w:p>
+    <w:p>
+      <w:r>
+        <w:rPr>
+          <w:noProof/>
+        </w:rPr>
         <w:lastRenderedPageBreak/>
-        <w:t xml:space="preserve">The canvas and graphics context are created </w:t>
-      </w:r>
-      <w:r>
-        <w:t>in the main method of the class.</w:t>
-      </w:r>
-    </w:p>
-    <w:p>
-      <w:r>
-        <w:rPr>
-          <w:noProof/>
-        </w:rPr>
         <w:drawing>
           <wp:inline distT="0" distB="0" distL="0" distR="0" wp14:anchorId="12470157" wp14:editId="6D69CCFA">
             <wp:extent cx="4353533" cy="2381582"/>
@@ -5079,12 +4976,10 @@
         <w:t xml:space="preserve"> and </w:t>
       </w:r>
       <w:proofErr w:type="spellStart"/>
-      <w:proofErr w:type="gramStart"/>
       <w:r>
         <w:t>player.y</w:t>
       </w:r>
       <w:proofErr w:type="spellEnd"/>
-      <w:proofErr w:type="gramEnd"/>
       <w:r>
         <w:t xml:space="preserve"> to </w:t>
       </w:r>
@@ -5174,11 +5069,14 @@
     </w:p>
     <w:p>
       <w:r>
+        <w:t>To do this I first c</w:t>
+      </w:r>
+      <w:r>
+        <w:t xml:space="preserve">reated a camera in the game class which is calculated based on the sprite’s position relative to the map (at half the stages dimensions). Then I adjusted the rendering </w:t>
+      </w:r>
+      <w:r>
         <w:lastRenderedPageBreak/>
-        <w:t>To do this I first c</w:t>
-      </w:r>
-      <w:r>
-        <w:t>reated a camera in the game class which is calculated based on the sprite’s position relative to the map (at half the stages dimensions). Then I adjusted the rendering function in the background class to draw the map from the appropriate starting coordinates given by the camera. The player’s position is then updated relative to the camera and stage.</w:t>
+        <w:t>function in the background class to draw the map from the appropriate starting coordinates given by the camera. The player’s position is then updated relative to the camera and stage.</w:t>
       </w:r>
     </w:p>
     <w:p>
@@ -5187,7 +5085,7 @@
           <w:noProof/>
         </w:rPr>
         <w:drawing>
-          <wp:inline distT="0" distB="0" distL="0" distR="0" wp14:anchorId="226F89C5" wp14:editId="3DFFB7B8">
+          <wp:inline distT="0" distB="0" distL="0" distR="0" wp14:anchorId="226F89C5" wp14:editId="274337F2">
             <wp:extent cx="5789295" cy="1595120"/>
             <wp:effectExtent l="0" t="0" r="1905" b="5080"/>
             <wp:docPr id="542006062" name="Picture 3"/>
@@ -5307,7 +5205,7 @@
           <w:noProof/>
         </w:rPr>
         <w:drawing>
-          <wp:inline distT="0" distB="0" distL="0" distR="0" wp14:anchorId="1A9EABE6" wp14:editId="3D7B4B2C">
+          <wp:inline distT="0" distB="0" distL="0" distR="0" wp14:anchorId="1A9EABE6" wp14:editId="5F7F072D">
             <wp:extent cx="5789295" cy="1915795"/>
             <wp:effectExtent l="0" t="0" r="1905" b="8255"/>
             <wp:docPr id="184673664" name="Picture 3"/>
@@ -5361,21 +5259,19 @@
           <w:b/>
           <w:bCs/>
         </w:rPr>
+        <w:t>Scene switching</w:t>
+      </w:r>
+    </w:p>
+    <w:p>
+      <w:r>
         <w:lastRenderedPageBreak/>
-        <w:t>Scene switching</w:t>
-      </w:r>
-    </w:p>
-    <w:p>
-      <w:r>
-        <w:t xml:space="preserve">At this </w:t>
-      </w:r>
-      <w:proofErr w:type="gramStart"/>
-      <w:r>
-        <w:t>time</w:t>
-      </w:r>
-      <w:proofErr w:type="gramEnd"/>
-      <w:r>
-        <w:t xml:space="preserve"> I decided to create a function to switch scenes throughout the game. I created this in the Main class</w:t>
+        <w:t xml:space="preserve">At this time I </w:t>
+      </w:r>
+      <w:r>
+        <w:t xml:space="preserve">also </w:t>
+      </w:r>
+      <w:r>
+        <w:t>decided to create a function to switch scenes throughout the game. I created this in the Main class</w:t>
       </w:r>
     </w:p>
     <w:p>
@@ -5706,7 +5602,7 @@
 </file>
 
 <file path=word/endnotes.xml><?xml version="1.0" encoding="utf-8"?>
-<w:endnotes xmlns:wpc="http://schemas.microsoft.com/office/word/2010/wordprocessingCanvas" xmlns:cx="http://schemas.microsoft.com/office/drawing/2014/chartex" xmlns:cx1="http://schemas.microsoft.com/office/drawing/2015/9/8/chartex" xmlns:cx2="http://schemas.microsoft.com/office/drawing/2015/10/21/chartex" xmlns:cx3="http://schemas.microsoft.com/office/drawing/2016/5/9/chartex" xmlns:cx4="http://schemas.microsoft.com/office/drawing/2016/5/10/chartex" xmlns:cx5="http://schemas.microsoft.com/office/drawing/2016/5/11/chartex" xmlns:cx6="http://schemas.microsoft.com/office/drawing/2016/5/12/chartex" xmlns:cx7="http://schemas.microsoft.com/office/drawing/2016/5/13/chartex" xmlns:cx8="http://schemas.microsoft.com/office/drawing/2016/5/14/chartex" xmlns:mc="http://schemas.openxmlformats.org/markup-compatibility/2006" xmlns:aink="http://schemas.microsoft.com/office/drawing/2016/ink" xmlns:am3d="http://schemas.microsoft.com/office/drawing/2017/model3d" xmlns:o="urn:schemas-microsoft-com:office:office" xmlns:oel="http://schemas.microsoft.com/office/2019/extlst" xmlns:r="http://schemas.openxmlformats.org/officeDocument/2006/relationships" xmlns:m="http://schemas.openxmlformats.org/officeDocument/2006/math" xmlns:v="urn:schemas-microsoft-com:vml" xmlns:wp14="http://schemas.microsoft.com/office/word/2010/wordprocessingDrawing" xmlns:wp="http://schemas.openxmlformats.org/drawingml/2006/wordprocessingDrawing" xmlns:w10="urn:schemas-microsoft-com:office:word" xmlns:w="http://schemas.openxmlformats.org/wordprocessingml/2006/main" xmlns:w14="http://schemas.microsoft.com/office/word/2010/wordml" xmlns:w15="http://schemas.microsoft.com/office/word/2012/wordml" xmlns:w16cei="http://schemas.microsoft.com/office/word/2026/wordml/cei" xmlns:w16cex="http://schemas.microsoft.com/office/word/2018/wordml/cex" xmlns:w16cid="http://schemas.microsoft.com/office/word/2016/wordml/cid" xmlns:w16="http://schemas.microsoft.com/office/word/2018/wordml" xmlns:w16du="http://schemas.microsoft.com/office/word/2023/wordml/word16du" xmlns:w16sdtdh="http://schemas.microsoft.com/office/word/2020/wordml/sdtdatahash" xmlns:w16sdtfl="http://schemas.microsoft.com/office/word/2024/wordml/sdtformatlock" xmlns:w16se="http://schemas.microsoft.com/office/word/2015/wordml/symex" xmlns:wpg="http://schemas.microsoft.com/office/word/2010/wordprocessingGroup" xmlns:wpi="http://schemas.microsoft.com/office/word/2010/wordprocessingInk" xmlns:wne="http://schemas.microsoft.com/office/word/2006/wordml" xmlns:wps="http://schemas.microsoft.com/office/word/2010/wordprocessingShape" mc:Ignorable="w14 w15 w16se w16cid w16 w16cex w16sdtdh w16sdtfl w16du wp14">
+<w:endnotes xmlns:wpc="http://schemas.microsoft.com/office/word/2010/wordprocessingCanvas" xmlns:cx="http://schemas.microsoft.com/office/drawing/2014/chartex" xmlns:cx1="http://schemas.microsoft.com/office/drawing/2015/9/8/chartex" xmlns:cx2="http://schemas.microsoft.com/office/drawing/2015/10/21/chartex" xmlns:cx3="http://schemas.microsoft.com/office/drawing/2016/5/9/chartex" xmlns:cx4="http://schemas.microsoft.com/office/drawing/2016/5/10/chartex" xmlns:cx5="http://schemas.microsoft.com/office/drawing/2016/5/11/chartex" xmlns:cx6="http://schemas.microsoft.com/office/drawing/2016/5/12/chartex" xmlns:cx7="http://schemas.microsoft.com/office/drawing/2016/5/13/chartex" xmlns:cx8="http://schemas.microsoft.com/office/drawing/2016/5/14/chartex" xmlns:mc="http://schemas.openxmlformats.org/markup-compatibility/2006" xmlns:aink="http://schemas.microsoft.com/office/drawing/2016/ink" xmlns:am3d="http://schemas.microsoft.com/office/drawing/2017/model3d" xmlns:o="urn:schemas-microsoft-com:office:office" xmlns:oel="http://schemas.microsoft.com/office/2019/extlst" xmlns:r="http://schemas.openxmlformats.org/officeDocument/2006/relationships" xmlns:m="http://schemas.openxmlformats.org/officeDocument/2006/math" xmlns:v="urn:schemas-microsoft-com:vml" xmlns:wp14="http://schemas.microsoft.com/office/word/2010/wordprocessingDrawing" xmlns:wp="http://schemas.openxmlformats.org/drawingml/2006/wordprocessingDrawing" xmlns:w10="urn:schemas-microsoft-com:office:word" xmlns:w="http://schemas.openxmlformats.org/wordprocessingml/2006/main" xmlns:w14="http://schemas.microsoft.com/office/word/2010/wordml" xmlns:w15="http://schemas.microsoft.com/office/word/2012/wordml" xmlns:w16cex="http://schemas.microsoft.com/office/word/2018/wordml/cex" xmlns:w16cid="http://schemas.microsoft.com/office/word/2016/wordml/cid" xmlns:w16="http://schemas.microsoft.com/office/word/2018/wordml" xmlns:w16du="http://schemas.microsoft.com/office/word/2023/wordml/word16du" xmlns:w16sdtdh="http://schemas.microsoft.com/office/word/2020/wordml/sdtdatahash" xmlns:w16sdtfl="http://schemas.microsoft.com/office/word/2024/wordml/sdtformatlock" xmlns:w16se="http://schemas.microsoft.com/office/word/2015/wordml/symex" xmlns:wpg="http://schemas.microsoft.com/office/word/2010/wordprocessingGroup" xmlns:wpi="http://schemas.microsoft.com/office/word/2010/wordprocessingInk" xmlns:wne="http://schemas.microsoft.com/office/word/2006/wordml" xmlns:wps="http://schemas.microsoft.com/office/word/2010/wordprocessingShape" mc:Ignorable="w14 w15 w16se w16cid w16 w16cex w16sdtdh w16sdtfl w16du wp14">
   <w:endnote w:type="separator" w:id="-1">
     <w:p>
       <w:pPr>
@@ -5731,7 +5627,7 @@
 </file>
 
 <file path=word/footer1.xml><?xml version="1.0" encoding="utf-8"?>
-<w:ftr xmlns:wpc="http://schemas.microsoft.com/office/word/2010/wordprocessingCanvas" xmlns:cx="http://schemas.microsoft.com/office/drawing/2014/chartex" xmlns:cx1="http://schemas.microsoft.com/office/drawing/2015/9/8/chartex" xmlns:cx2="http://schemas.microsoft.com/office/drawing/2015/10/21/chartex" xmlns:cx3="http://schemas.microsoft.com/office/drawing/2016/5/9/chartex" xmlns:cx4="http://schemas.microsoft.com/office/drawing/2016/5/10/chartex" xmlns:cx5="http://schemas.microsoft.com/office/drawing/2016/5/11/chartex" xmlns:cx6="http://schemas.microsoft.com/office/drawing/2016/5/12/chartex" xmlns:cx7="http://schemas.microsoft.com/office/drawing/2016/5/13/chartex" xmlns:cx8="http://schemas.microsoft.com/office/drawing/2016/5/14/chartex" xmlns:mc="http://schemas.openxmlformats.org/markup-compatibility/2006" xmlns:aink="http://schemas.microsoft.com/office/drawing/2016/ink" xmlns:am3d="http://schemas.microsoft.com/office/drawing/2017/model3d" xmlns:o="urn:schemas-microsoft-com:office:office" xmlns:oel="http://schemas.microsoft.com/office/2019/extlst" xmlns:r="http://schemas.openxmlformats.org/officeDocument/2006/relationships" xmlns:m="http://schemas.openxmlformats.org/officeDocument/2006/math" xmlns:v="urn:schemas-microsoft-com:vml" xmlns:wp14="http://schemas.microsoft.com/office/word/2010/wordprocessingDrawing" xmlns:wp="http://schemas.openxmlformats.org/drawingml/2006/wordprocessingDrawing" xmlns:w10="urn:schemas-microsoft-com:office:word" xmlns:w="http://schemas.openxmlformats.org/wordprocessingml/2006/main" xmlns:w14="http://schemas.microsoft.com/office/word/2010/wordml" xmlns:w15="http://schemas.microsoft.com/office/word/2012/wordml" xmlns:w16cei="http://schemas.microsoft.com/office/word/2026/wordml/cei" xmlns:w16cex="http://schemas.microsoft.com/office/word/2018/wordml/cex" xmlns:w16cid="http://schemas.microsoft.com/office/word/2016/wordml/cid" xmlns:w16="http://schemas.microsoft.com/office/word/2018/wordml" xmlns:w16du="http://schemas.microsoft.com/office/word/2023/wordml/word16du" xmlns:w16sdtdh="http://schemas.microsoft.com/office/word/2020/wordml/sdtdatahash" xmlns:w16sdtfl="http://schemas.microsoft.com/office/word/2024/wordml/sdtformatlock" xmlns:w16se="http://schemas.microsoft.com/office/word/2015/wordml/symex" xmlns:wpg="http://schemas.microsoft.com/office/word/2010/wordprocessingGroup" xmlns:wpi="http://schemas.microsoft.com/office/word/2010/wordprocessingInk" xmlns:wne="http://schemas.microsoft.com/office/word/2006/wordml" xmlns:wps="http://schemas.microsoft.com/office/word/2010/wordprocessingShape" mc:Ignorable="w14 w15 w16se w16cid w16 w16cex w16sdtdh w16sdtfl w16du wp14">
+<w:ftr xmlns:wpc="http://schemas.microsoft.com/office/word/2010/wordprocessingCanvas" xmlns:cx="http://schemas.microsoft.com/office/drawing/2014/chartex" xmlns:cx1="http://schemas.microsoft.com/office/drawing/2015/9/8/chartex" xmlns:cx2="http://schemas.microsoft.com/office/drawing/2015/10/21/chartex" xmlns:cx3="http://schemas.microsoft.com/office/drawing/2016/5/9/chartex" xmlns:cx4="http://schemas.microsoft.com/office/drawing/2016/5/10/chartex" xmlns:cx5="http://schemas.microsoft.com/office/drawing/2016/5/11/chartex" xmlns:cx6="http://schemas.microsoft.com/office/drawing/2016/5/12/chartex" xmlns:cx7="http://schemas.microsoft.com/office/drawing/2016/5/13/chartex" xmlns:cx8="http://schemas.microsoft.com/office/drawing/2016/5/14/chartex" xmlns:mc="http://schemas.openxmlformats.org/markup-compatibility/2006" xmlns:aink="http://schemas.microsoft.com/office/drawing/2016/ink" xmlns:am3d="http://schemas.microsoft.com/office/drawing/2017/model3d" xmlns:o="urn:schemas-microsoft-com:office:office" xmlns:oel="http://schemas.microsoft.com/office/2019/extlst" xmlns:r="http://schemas.openxmlformats.org/officeDocument/2006/relationships" xmlns:m="http://schemas.openxmlformats.org/officeDocument/2006/math" xmlns:v="urn:schemas-microsoft-com:vml" xmlns:wp14="http://schemas.microsoft.com/office/word/2010/wordprocessingDrawing" xmlns:wp="http://schemas.openxmlformats.org/drawingml/2006/wordprocessingDrawing" xmlns:w10="urn:schemas-microsoft-com:office:word" xmlns:w="http://schemas.openxmlformats.org/wordprocessingml/2006/main" xmlns:w14="http://schemas.microsoft.com/office/word/2010/wordml" xmlns:w15="http://schemas.microsoft.com/office/word/2012/wordml" xmlns:w16cex="http://schemas.microsoft.com/office/word/2018/wordml/cex" xmlns:w16cid="http://schemas.microsoft.com/office/word/2016/wordml/cid" xmlns:w16="http://schemas.microsoft.com/office/word/2018/wordml" xmlns:w16du="http://schemas.microsoft.com/office/word/2023/wordml/word16du" xmlns:w16sdtdh="http://schemas.microsoft.com/office/word/2020/wordml/sdtdatahash" xmlns:w16sdtfl="http://schemas.microsoft.com/office/word/2024/wordml/sdtformatlock" xmlns:w16se="http://schemas.microsoft.com/office/word/2015/wordml/symex" xmlns:wpg="http://schemas.microsoft.com/office/word/2010/wordprocessingGroup" xmlns:wpi="http://schemas.microsoft.com/office/word/2010/wordprocessingInk" xmlns:wne="http://schemas.microsoft.com/office/word/2006/wordml" xmlns:wps="http://schemas.microsoft.com/office/word/2010/wordprocessingShape" mc:Ignorable="w14 w15 w16se w16cid w16 w16cex w16sdtdh w16sdtfl w16du wp14">
   <w:sdt>
     <w:sdtPr>
       <w:id w:val="1765954373"/>
@@ -5792,7 +5688,7 @@
 </file>
 
 <file path=word/footnotes.xml><?xml version="1.0" encoding="utf-8"?>
-<w:footnotes xmlns:wpc="http://schemas.microsoft.com/office/word/2010/wordprocessingCanvas" xmlns:cx="http://schemas.microsoft.com/office/drawing/2014/chartex" xmlns:cx1="http://schemas.microsoft.com/office/drawing/2015/9/8/chartex" xmlns:cx2="http://schemas.microsoft.com/office/drawing/2015/10/21/chartex" xmlns:cx3="http://schemas.microsoft.com/office/drawing/2016/5/9/chartex" xmlns:cx4="http://schemas.microsoft.com/office/drawing/2016/5/10/chartex" xmlns:cx5="http://schemas.microsoft.com/office/drawing/2016/5/11/chartex" xmlns:cx6="http://schemas.microsoft.com/office/drawing/2016/5/12/chartex" xmlns:cx7="http://schemas.microsoft.com/office/drawing/2016/5/13/chartex" xmlns:cx8="http://schemas.microsoft.com/office/drawing/2016/5/14/chartex" xmlns:mc="http://schemas.openxmlformats.org/markup-compatibility/2006" xmlns:aink="http://schemas.microsoft.com/office/drawing/2016/ink" xmlns:am3d="http://schemas.microsoft.com/office/drawing/2017/model3d" xmlns:o="urn:schemas-microsoft-com:office:office" xmlns:oel="http://schemas.microsoft.com/office/2019/extlst" xmlns:r="http://schemas.openxmlformats.org/officeDocument/2006/relationships" xmlns:m="http://schemas.openxmlformats.org/officeDocument/2006/math" xmlns:v="urn:schemas-microsoft-com:vml" xmlns:wp14="http://schemas.microsoft.com/office/word/2010/wordprocessingDrawing" xmlns:wp="http://schemas.openxmlformats.org/drawingml/2006/wordprocessingDrawing" xmlns:w10="urn:schemas-microsoft-com:office:word" xmlns:w="http://schemas.openxmlformats.org/wordprocessingml/2006/main" xmlns:w14="http://schemas.microsoft.com/office/word/2010/wordml" xmlns:w15="http://schemas.microsoft.com/office/word/2012/wordml" xmlns:w16cei="http://schemas.microsoft.com/office/word/2026/wordml/cei" xmlns:w16cex="http://schemas.microsoft.com/office/word/2018/wordml/cex" xmlns:w16cid="http://schemas.microsoft.com/office/word/2016/wordml/cid" xmlns:w16="http://schemas.microsoft.com/office/word/2018/wordml" xmlns:w16du="http://schemas.microsoft.com/office/word/2023/wordml/word16du" xmlns:w16sdtdh="http://schemas.microsoft.com/office/word/2020/wordml/sdtdatahash" xmlns:w16sdtfl="http://schemas.microsoft.com/office/word/2024/wordml/sdtformatlock" xmlns:w16se="http://schemas.microsoft.com/office/word/2015/wordml/symex" xmlns:wpg="http://schemas.microsoft.com/office/word/2010/wordprocessingGroup" xmlns:wpi="http://schemas.microsoft.com/office/word/2010/wordprocessingInk" xmlns:wne="http://schemas.microsoft.com/office/word/2006/wordml" xmlns:wps="http://schemas.microsoft.com/office/word/2010/wordprocessingShape" mc:Ignorable="w14 w15 w16se w16cid w16 w16cex w16sdtdh w16sdtfl w16du wp14">
+<w:footnotes xmlns:wpc="http://schemas.microsoft.com/office/word/2010/wordprocessingCanvas" xmlns:cx="http://schemas.microsoft.com/office/drawing/2014/chartex" xmlns:cx1="http://schemas.microsoft.com/office/drawing/2015/9/8/chartex" xmlns:cx2="http://schemas.microsoft.com/office/drawing/2015/10/21/chartex" xmlns:cx3="http://schemas.microsoft.com/office/drawing/2016/5/9/chartex" xmlns:cx4="http://schemas.microsoft.com/office/drawing/2016/5/10/chartex" xmlns:cx5="http://schemas.microsoft.com/office/drawing/2016/5/11/chartex" xmlns:cx6="http://schemas.microsoft.com/office/drawing/2016/5/12/chartex" xmlns:cx7="http://schemas.microsoft.com/office/drawing/2016/5/13/chartex" xmlns:cx8="http://schemas.microsoft.com/office/drawing/2016/5/14/chartex" xmlns:mc="http://schemas.openxmlformats.org/markup-compatibility/2006" xmlns:aink="http://schemas.microsoft.com/office/drawing/2016/ink" xmlns:am3d="http://schemas.microsoft.com/office/drawing/2017/model3d" xmlns:o="urn:schemas-microsoft-com:office:office" xmlns:oel="http://schemas.microsoft.com/office/2019/extlst" xmlns:r="http://schemas.openxmlformats.org/officeDocument/2006/relationships" xmlns:m="http://schemas.openxmlformats.org/officeDocument/2006/math" xmlns:v="urn:schemas-microsoft-com:vml" xmlns:wp14="http://schemas.microsoft.com/office/word/2010/wordprocessingDrawing" xmlns:wp="http://schemas.openxmlformats.org/drawingml/2006/wordprocessingDrawing" xmlns:w10="urn:schemas-microsoft-com:office:word" xmlns:w="http://schemas.openxmlformats.org/wordprocessingml/2006/main" xmlns:w14="http://schemas.microsoft.com/office/word/2010/wordml" xmlns:w15="http://schemas.microsoft.com/office/word/2012/wordml" xmlns:w16cex="http://schemas.microsoft.com/office/word/2018/wordml/cex" xmlns:w16cid="http://schemas.microsoft.com/office/word/2016/wordml/cid" xmlns:w16="http://schemas.microsoft.com/office/word/2018/wordml" xmlns:w16du="http://schemas.microsoft.com/office/word/2023/wordml/word16du" xmlns:w16sdtdh="http://schemas.microsoft.com/office/word/2020/wordml/sdtdatahash" xmlns:w16sdtfl="http://schemas.microsoft.com/office/word/2024/wordml/sdtformatlock" xmlns:w16se="http://schemas.microsoft.com/office/word/2015/wordml/symex" xmlns:wpg="http://schemas.microsoft.com/office/word/2010/wordprocessingGroup" xmlns:wpi="http://schemas.microsoft.com/office/word/2010/wordprocessingInk" xmlns:wne="http://schemas.microsoft.com/office/word/2006/wordml" xmlns:wps="http://schemas.microsoft.com/office/word/2010/wordprocessingShape" mc:Ignorable="w14 w15 w16se w16cid w16 w16cex w16sdtdh w16sdtfl w16du wp14">
   <w:footnote w:type="separator" w:id="-1">
     <w:p>
       <w:pPr>
@@ -5817,7 +5713,7 @@
 </file>
 
 <file path=word/header1.xml><?xml version="1.0" encoding="utf-8"?>
-<w:hdr xmlns:wpc="http://schemas.microsoft.com/office/word/2010/wordprocessingCanvas" xmlns:cx="http://schemas.microsoft.com/office/drawing/2014/chartex" xmlns:cx1="http://schemas.microsoft.com/office/drawing/2015/9/8/chartex" xmlns:cx2="http://schemas.microsoft.com/office/drawing/2015/10/21/chartex" xmlns:cx3="http://schemas.microsoft.com/office/drawing/2016/5/9/chartex" xmlns:cx4="http://schemas.microsoft.com/office/drawing/2016/5/10/chartex" xmlns:cx5="http://schemas.microsoft.com/office/drawing/2016/5/11/chartex" xmlns:cx6="http://schemas.microsoft.com/office/drawing/2016/5/12/chartex" xmlns:cx7="http://schemas.microsoft.com/office/drawing/2016/5/13/chartex" xmlns:cx8="http://schemas.microsoft.com/office/drawing/2016/5/14/chartex" xmlns:mc="http://schemas.openxmlformats.org/markup-compatibility/2006" xmlns:aink="http://schemas.microsoft.com/office/drawing/2016/ink" xmlns:am3d="http://schemas.microsoft.com/office/drawing/2017/model3d" xmlns:o="urn:schemas-microsoft-com:office:office" xmlns:oel="http://schemas.microsoft.com/office/2019/extlst" xmlns:r="http://schemas.openxmlformats.org/officeDocument/2006/relationships" xmlns:m="http://schemas.openxmlformats.org/officeDocument/2006/math" xmlns:v="urn:schemas-microsoft-com:vml" xmlns:wp14="http://schemas.microsoft.com/office/word/2010/wordprocessingDrawing" xmlns:wp="http://schemas.openxmlformats.org/drawingml/2006/wordprocessingDrawing" xmlns:w10="urn:schemas-microsoft-com:office:word" xmlns:w="http://schemas.openxmlformats.org/wordprocessingml/2006/main" xmlns:w14="http://schemas.microsoft.com/office/word/2010/wordml" xmlns:w15="http://schemas.microsoft.com/office/word/2012/wordml" xmlns:w16cei="http://schemas.microsoft.com/office/word/2026/wordml/cei" xmlns:w16cex="http://schemas.microsoft.com/office/word/2018/wordml/cex" xmlns:w16cid="http://schemas.microsoft.com/office/word/2016/wordml/cid" xmlns:w16="http://schemas.microsoft.com/office/word/2018/wordml" xmlns:w16du="http://schemas.microsoft.com/office/word/2023/wordml/word16du" xmlns:w16sdtdh="http://schemas.microsoft.com/office/word/2020/wordml/sdtdatahash" xmlns:w16sdtfl="http://schemas.microsoft.com/office/word/2024/wordml/sdtformatlock" xmlns:w16se="http://schemas.microsoft.com/office/word/2015/wordml/symex" xmlns:wpg="http://schemas.microsoft.com/office/word/2010/wordprocessingGroup" xmlns:wpi="http://schemas.microsoft.com/office/word/2010/wordprocessingInk" xmlns:wne="http://schemas.microsoft.com/office/word/2006/wordml" xmlns:wps="http://schemas.microsoft.com/office/word/2010/wordprocessingShape" mc:Ignorable="w14 w15 w16se w16cid w16 w16cex w16sdtdh w16sdtfl w16du wp14">
+<w:hdr xmlns:wpc="http://schemas.microsoft.com/office/word/2010/wordprocessingCanvas" xmlns:cx="http://schemas.microsoft.com/office/drawing/2014/chartex" xmlns:cx1="http://schemas.microsoft.com/office/drawing/2015/9/8/chartex" xmlns:cx2="http://schemas.microsoft.com/office/drawing/2015/10/21/chartex" xmlns:cx3="http://schemas.microsoft.com/office/drawing/2016/5/9/chartex" xmlns:cx4="http://schemas.microsoft.com/office/drawing/2016/5/10/chartex" xmlns:cx5="http://schemas.microsoft.com/office/drawing/2016/5/11/chartex" xmlns:cx6="http://schemas.microsoft.com/office/drawing/2016/5/12/chartex" xmlns:cx7="http://schemas.microsoft.com/office/drawing/2016/5/13/chartex" xmlns:cx8="http://schemas.microsoft.com/office/drawing/2016/5/14/chartex" xmlns:mc="http://schemas.openxmlformats.org/markup-compatibility/2006" xmlns:aink="http://schemas.microsoft.com/office/drawing/2016/ink" xmlns:am3d="http://schemas.microsoft.com/office/drawing/2017/model3d" xmlns:o="urn:schemas-microsoft-com:office:office" xmlns:oel="http://schemas.microsoft.com/office/2019/extlst" xmlns:r="http://schemas.openxmlformats.org/officeDocument/2006/relationships" xmlns:m="http://schemas.openxmlformats.org/officeDocument/2006/math" xmlns:v="urn:schemas-microsoft-com:vml" xmlns:wp14="http://schemas.microsoft.com/office/word/2010/wordprocessingDrawing" xmlns:wp="http://schemas.openxmlformats.org/drawingml/2006/wordprocessingDrawing" xmlns:w10="urn:schemas-microsoft-com:office:word" xmlns:w="http://schemas.openxmlformats.org/wordprocessingml/2006/main" xmlns:w14="http://schemas.microsoft.com/office/word/2010/wordml" xmlns:w15="http://schemas.microsoft.com/office/word/2012/wordml" xmlns:w16cex="http://schemas.microsoft.com/office/word/2018/wordml/cex" xmlns:w16cid="http://schemas.microsoft.com/office/word/2016/wordml/cid" xmlns:w16="http://schemas.microsoft.com/office/word/2018/wordml" xmlns:w16du="http://schemas.microsoft.com/office/word/2023/wordml/word16du" xmlns:w16sdtdh="http://schemas.microsoft.com/office/word/2020/wordml/sdtdatahash" xmlns:w16sdtfl="http://schemas.microsoft.com/office/word/2024/wordml/sdtformatlock" xmlns:w16se="http://schemas.microsoft.com/office/word/2015/wordml/symex" xmlns:wpg="http://schemas.microsoft.com/office/word/2010/wordprocessingGroup" xmlns:wpi="http://schemas.microsoft.com/office/word/2010/wordprocessingInk" xmlns:wne="http://schemas.microsoft.com/office/word/2006/wordml" xmlns:wps="http://schemas.microsoft.com/office/word/2010/wordprocessingShape" mc:Ignorable="w14 w15 w16se w16cid w16 w16cex w16sdtdh w16sdtfl w16du wp14">
   <w:p>
     <w:pPr>
       <w:pStyle w:val="Header"/>
@@ -5838,7 +5734,7 @@
 </file>
 
 <file path=word/numbering.xml><?xml version="1.0" encoding="utf-8"?>
-<w:numbering xmlns:wpc="http://schemas.microsoft.com/office/word/2010/wordprocessingCanvas" xmlns:cx="http://schemas.microsoft.com/office/drawing/2014/chartex" xmlns:cx1="http://schemas.microsoft.com/office/drawing/2015/9/8/chartex" xmlns:cx2="http://schemas.microsoft.com/office/drawing/2015/10/21/chartex" xmlns:cx3="http://schemas.microsoft.com/office/drawing/2016/5/9/chartex" xmlns:cx4="http://schemas.microsoft.com/office/drawing/2016/5/10/chartex" xmlns:cx5="http://schemas.microsoft.com/office/drawing/2016/5/11/chartex" xmlns:cx6="http://schemas.microsoft.com/office/drawing/2016/5/12/chartex" xmlns:cx7="http://schemas.microsoft.com/office/drawing/2016/5/13/chartex" xmlns:cx8="http://schemas.microsoft.com/office/drawing/2016/5/14/chartex" xmlns:mc="http://schemas.openxmlformats.org/markup-compatibility/2006" xmlns:aink="http://schemas.microsoft.com/office/drawing/2016/ink" xmlns:am3d="http://schemas.microsoft.com/office/drawing/2017/model3d" xmlns:o="urn:schemas-microsoft-com:office:office" xmlns:oel="http://schemas.microsoft.com/office/2019/extlst" xmlns:r="http://schemas.openxmlformats.org/officeDocument/2006/relationships" xmlns:m="http://schemas.openxmlformats.org/officeDocument/2006/math" xmlns:v="urn:schemas-microsoft-com:vml" xmlns:wp14="http://schemas.microsoft.com/office/word/2010/wordprocessingDrawing" xmlns:wp="http://schemas.openxmlformats.org/drawingml/2006/wordprocessingDrawing" xmlns:w10="urn:schemas-microsoft-com:office:word" xmlns:w="http://schemas.openxmlformats.org/wordprocessingml/2006/main" xmlns:w14="http://schemas.microsoft.com/office/word/2010/wordml" xmlns:w15="http://schemas.microsoft.com/office/word/2012/wordml" xmlns:w16cei="http://schemas.microsoft.com/office/word/2026/wordml/cei" xmlns:w16cex="http://schemas.microsoft.com/office/word/2018/wordml/cex" xmlns:w16cid="http://schemas.microsoft.com/office/word/2016/wordml/cid" xmlns:w16="http://schemas.microsoft.com/office/word/2018/wordml" xmlns:w16du="http://schemas.microsoft.com/office/word/2023/wordml/word16du" xmlns:w16sdtdh="http://schemas.microsoft.com/office/word/2020/wordml/sdtdatahash" xmlns:w16sdtfl="http://schemas.microsoft.com/office/word/2024/wordml/sdtformatlock" xmlns:w16se="http://schemas.microsoft.com/office/word/2015/wordml/symex" xmlns:wpg="http://schemas.microsoft.com/office/word/2010/wordprocessingGroup" xmlns:wpi="http://schemas.microsoft.com/office/word/2010/wordprocessingInk" xmlns:wne="http://schemas.microsoft.com/office/word/2006/wordml" xmlns:wps="http://schemas.microsoft.com/office/word/2010/wordprocessingShape" mc:Ignorable="w14 w15 w16se w16cid w16 w16cex w16sdtdh w16sdtfl w16du wp14">
+<w:numbering xmlns:wpc="http://schemas.microsoft.com/office/word/2010/wordprocessingCanvas" xmlns:cx="http://schemas.microsoft.com/office/drawing/2014/chartex" xmlns:cx1="http://schemas.microsoft.com/office/drawing/2015/9/8/chartex" xmlns:cx2="http://schemas.microsoft.com/office/drawing/2015/10/21/chartex" xmlns:cx3="http://schemas.microsoft.com/office/drawing/2016/5/9/chartex" xmlns:cx4="http://schemas.microsoft.com/office/drawing/2016/5/10/chartex" xmlns:cx5="http://schemas.microsoft.com/office/drawing/2016/5/11/chartex" xmlns:cx6="http://schemas.microsoft.com/office/drawing/2016/5/12/chartex" xmlns:cx7="http://schemas.microsoft.com/office/drawing/2016/5/13/chartex" xmlns:cx8="http://schemas.microsoft.com/office/drawing/2016/5/14/chartex" xmlns:mc="http://schemas.openxmlformats.org/markup-compatibility/2006" xmlns:aink="http://schemas.microsoft.com/office/drawing/2016/ink" xmlns:am3d="http://schemas.microsoft.com/office/drawing/2017/model3d" xmlns:o="urn:schemas-microsoft-com:office:office" xmlns:oel="http://schemas.microsoft.com/office/2019/extlst" xmlns:r="http://schemas.openxmlformats.org/officeDocument/2006/relationships" xmlns:m="http://schemas.openxmlformats.org/officeDocument/2006/math" xmlns:v="urn:schemas-microsoft-com:vml" xmlns:wp14="http://schemas.microsoft.com/office/word/2010/wordprocessingDrawing" xmlns:wp="http://schemas.openxmlformats.org/drawingml/2006/wordprocessingDrawing" xmlns:w10="urn:schemas-microsoft-com:office:word" xmlns:w="http://schemas.openxmlformats.org/wordprocessingml/2006/main" xmlns:w14="http://schemas.microsoft.com/office/word/2010/wordml" xmlns:w15="http://schemas.microsoft.com/office/word/2012/wordml" xmlns:w16cex="http://schemas.microsoft.com/office/word/2018/wordml/cex" xmlns:w16cid="http://schemas.microsoft.com/office/word/2016/wordml/cid" xmlns:w16="http://schemas.microsoft.com/office/word/2018/wordml" xmlns:w16du="http://schemas.microsoft.com/office/word/2023/wordml/word16du" xmlns:w16sdtdh="http://schemas.microsoft.com/office/word/2020/wordml/sdtdatahash" xmlns:w16sdtfl="http://schemas.microsoft.com/office/word/2024/wordml/sdtformatlock" xmlns:w16se="http://schemas.microsoft.com/office/word/2015/wordml/symex" xmlns:wpg="http://schemas.microsoft.com/office/word/2010/wordprocessingGroup" xmlns:wpi="http://schemas.microsoft.com/office/word/2010/wordprocessingInk" xmlns:wne="http://schemas.microsoft.com/office/word/2006/wordml" xmlns:wps="http://schemas.microsoft.com/office/word/2010/wordprocessingShape" mc:Ignorable="w14 w15 w16se w16cid w16 w16cex w16sdtdh w16sdtfl w16du wp14">
   <w:abstractNum w:abstractNumId="0" w15:restartNumberingAfterBreak="0">
     <w:nsid w:val="063D0385"/>
     <w:multiLevelType w:val="hybridMultilevel"/>

--- a/NEA Documentation.docx
+++ b/NEA Documentation.docx
@@ -2929,7 +2929,6 @@
         <w:rPr>
           <w:rFonts w:cs="Arial"/>
         </w:rPr>
-        <w:lastRenderedPageBreak/>
         <w:t>The third party will be my brother who will be playing the game to make sure that the gam</w:t>
       </w:r>
       <w:r>
@@ -3184,6 +3183,7 @@
         <w:rPr>
           <w:rFonts w:cs="Arial"/>
         </w:rPr>
+        <w:lastRenderedPageBreak/>
         <w:t>Roullet</w:t>
       </w:r>
     </w:p>
@@ -3329,8 +3329,17 @@
           <w:b/>
           <w:bCs/>
         </w:rPr>
-        <w:t>To flip sprite :</w:t>
-      </w:r>
+        <w:t xml:space="preserve">To flip </w:t>
+      </w:r>
+      <w:proofErr w:type="gramStart"/>
+      <w:r>
+        <w:rPr>
+          <w:b/>
+          <w:bCs/>
+        </w:rPr>
+        <w:t>sprite :</w:t>
+      </w:r>
+      <w:proofErr w:type="gramEnd"/>
       <w:r>
         <w:t xml:space="preserve"> </w:t>
       </w:r>
@@ -3353,12 +3362,17 @@
         <w:t xml:space="preserve">of. </w:t>
       </w:r>
       <w:proofErr w:type="spellStart"/>
+      <w:proofErr w:type="gramStart"/>
       <w:r>
         <w:t>setScaleX</w:t>
       </w:r>
       <w:proofErr w:type="spellEnd"/>
       <w:r>
-        <w:t>() to -1 or 1 to flip the sprite when it moves left or right.</w:t>
+        <w:t>(</w:t>
+      </w:r>
+      <w:proofErr w:type="gramEnd"/>
+      <w:r>
+        <w:t>) to -1 or 1 to flip the sprite when it moves left or right.</w:t>
       </w:r>
     </w:p>
     <w:p/>
@@ -3417,7 +3431,6 @@
           <w:b/>
           <w:bCs/>
         </w:rPr>
-        <w:lastRenderedPageBreak/>
         <w:t>Link for programming blackjack game:</w:t>
       </w:r>
     </w:p>
@@ -3481,6 +3494,13 @@
     </w:p>
     <w:p/>
     <w:p>
+      <w:r>
+        <w:lastRenderedPageBreak/>
+        <w:t>Research on bounding box and collision for sprites</w:t>
+      </w:r>
+    </w:p>
+    <w:p/>
+    <w:p>
       <w:pPr>
         <w:pStyle w:val="Heading3"/>
         <w:rPr>
@@ -3710,7 +3730,27 @@
           <w:bCs/>
           <w:color w:val="auto"/>
         </w:rPr>
-        <w:t>1.6.3 Identification of objects and object–analysis diagrams</w:t>
+        <w:t xml:space="preserve">1.6.3 Identification of objects and </w:t>
+      </w:r>
+      <w:proofErr w:type="gramStart"/>
+      <w:r>
+        <w:rPr>
+          <w:rFonts w:ascii="Arial" w:hAnsi="Arial" w:cs="Arial"/>
+          <w:b/>
+          <w:bCs/>
+          <w:color w:val="auto"/>
+        </w:rPr>
+        <w:t>object</w:t>
+      </w:r>
+      <w:proofErr w:type="gramEnd"/>
+      <w:r>
+        <w:rPr>
+          <w:rFonts w:ascii="Arial" w:hAnsi="Arial" w:cs="Arial"/>
+          <w:b/>
+          <w:bCs/>
+          <w:color w:val="auto"/>
+        </w:rPr>
+        <w:t>–analysis diagrams</w:t>
       </w:r>
       <w:bookmarkEnd w:id="12"/>
       <w:r>
@@ -3990,7 +4030,11 @@
         <w:t xml:space="preserve"> and all functionality such as movement and interaction buttons</w:t>
       </w:r>
       <w:r>
-        <w:t xml:space="preserve"> are added to it. There are two separate Images for the same sprite, with one being a </w:t>
+        <w:t xml:space="preserve"> are added to it. There are two separate </w:t>
+      </w:r>
+      <w:r>
+        <w:lastRenderedPageBreak/>
+        <w:t xml:space="preserve">Images for the same sprite, with one being a </w:t>
       </w:r>
       <w:r>
         <w:t>.</w:t>
@@ -4015,7 +4059,6 @@
         <w:rPr>
           <w:noProof/>
         </w:rPr>
-        <w:lastRenderedPageBreak/>
         <w:drawing>
           <wp:inline distT="0" distB="0" distL="0" distR="0" wp14:anchorId="4FB06110" wp14:editId="226BDA2E">
             <wp:extent cx="5789295" cy="479425"/>
@@ -4143,20 +4186,30 @@
         <w:t xml:space="preserve">, which execute the functions </w:t>
       </w:r>
       <w:proofErr w:type="spellStart"/>
+      <w:proofErr w:type="gramStart"/>
       <w:r>
         <w:t>keyPressed</w:t>
       </w:r>
       <w:proofErr w:type="spellEnd"/>
       <w:r>
-        <w:t xml:space="preserve">() and </w:t>
+        <w:t>(</w:t>
+      </w:r>
+      <w:proofErr w:type="gramEnd"/>
+      <w:r>
+        <w:t xml:space="preserve">) and </w:t>
       </w:r>
       <w:proofErr w:type="spellStart"/>
+      <w:proofErr w:type="gramStart"/>
       <w:r>
         <w:t>keyReleased</w:t>
       </w:r>
       <w:proofErr w:type="spellEnd"/>
       <w:r>
-        <w:t>().</w:t>
+        <w:t>(</w:t>
+      </w:r>
+      <w:proofErr w:type="gramEnd"/>
+      <w:r>
+        <w:t>).</w:t>
       </w:r>
     </w:p>
     <w:p>
@@ -4218,31 +4271,46 @@
         <w:t xml:space="preserve">The functions </w:t>
       </w:r>
       <w:proofErr w:type="spellStart"/>
+      <w:proofErr w:type="gramStart"/>
       <w:r>
         <w:t>keyPressed</w:t>
       </w:r>
       <w:proofErr w:type="spellEnd"/>
       <w:r>
-        <w:t xml:space="preserve">() and </w:t>
+        <w:t>(</w:t>
+      </w:r>
+      <w:proofErr w:type="gramEnd"/>
+      <w:r>
+        <w:t xml:space="preserve">) and </w:t>
       </w:r>
       <w:proofErr w:type="spellStart"/>
+      <w:proofErr w:type="gramStart"/>
       <w:r>
         <w:t>keyReleased</w:t>
       </w:r>
       <w:proofErr w:type="spellEnd"/>
       <w:r>
-        <w:t>() detect which key is being released, and adjust the</w:t>
+        <w:t>(</w:t>
+      </w:r>
+      <w:proofErr w:type="gramEnd"/>
+      <w:r>
+        <w:t>) detect which key is being released, and adjust the</w:t>
       </w:r>
       <w:r>
         <w:t xml:space="preserve"> Booleans above based on </w:t>
       </w:r>
       <w:proofErr w:type="spellStart"/>
+      <w:proofErr w:type="gramStart"/>
       <w:r>
         <w:t>KeyEvent</w:t>
       </w:r>
       <w:proofErr w:type="spellEnd"/>
       <w:r>
-        <w:t>() that is passed.</w:t>
+        <w:t>(</w:t>
+      </w:r>
+      <w:proofErr w:type="gramEnd"/>
+      <w:r>
+        <w:t>) that is passed.</w:t>
       </w:r>
     </w:p>
     <w:p>
@@ -4371,12 +4439,17 @@
         <w:t xml:space="preserve"> timer I called a function called </w:t>
       </w:r>
       <w:proofErr w:type="spellStart"/>
+      <w:proofErr w:type="gramStart"/>
       <w:r>
         <w:t>updatePlayer</w:t>
       </w:r>
       <w:proofErr w:type="spellEnd"/>
       <w:r>
-        <w:t>()</w:t>
+        <w:t>(</w:t>
+      </w:r>
+      <w:proofErr w:type="gramEnd"/>
+      <w:r>
+        <w:t>)</w:t>
       </w:r>
       <w:r>
         <w:t xml:space="preserve"> (located in the player class)</w:t>
@@ -4388,20 +4461,30 @@
         <w:t xml:space="preserve">I called the function </w:t>
       </w:r>
       <w:proofErr w:type="spellStart"/>
+      <w:proofErr w:type="gramStart"/>
       <w:r>
         <w:t>movePlayer</w:t>
       </w:r>
       <w:proofErr w:type="spellEnd"/>
       <w:r>
-        <w:t xml:space="preserve">() to move the player around the map. I will also add another function in </w:t>
+        <w:t>(</w:t>
+      </w:r>
+      <w:proofErr w:type="gramEnd"/>
+      <w:r>
+        <w:t xml:space="preserve">) to move the player around the map. I will also add another function in </w:t>
       </w:r>
       <w:proofErr w:type="spellStart"/>
+      <w:proofErr w:type="gramStart"/>
       <w:r>
         <w:t>updatePlayer</w:t>
       </w:r>
       <w:proofErr w:type="spellEnd"/>
       <w:r>
-        <w:t>() for collision</w:t>
+        <w:t>(</w:t>
+      </w:r>
+      <w:proofErr w:type="gramEnd"/>
+      <w:r>
+        <w:t>) for collision</w:t>
       </w:r>
       <w:r>
         <w:t xml:space="preserve"> detection</w:t>
@@ -4574,8 +4657,9 @@
           <w:sz w:val="22"/>
           <w:szCs w:val="22"/>
         </w:rPr>
-        <w:t xml:space="preserve"> Canvas  c</w:t>
-      </w:r>
+        <w:t xml:space="preserve"> </w:t>
+      </w:r>
+      <w:proofErr w:type="gramStart"/>
       <w:r>
         <w:rPr>
           <w:rFonts w:ascii="Arial" w:hAnsi="Arial" w:cs="Arial"/>
@@ -4583,7 +4667,7 @@
           <w:sz w:val="22"/>
           <w:szCs w:val="22"/>
         </w:rPr>
-        <w:t>lass to draw this out</w:t>
+        <w:t>Canvas  c</w:t>
       </w:r>
       <w:r>
         <w:rPr>
@@ -4592,7 +4676,46 @@
           <w:sz w:val="22"/>
           <w:szCs w:val="22"/>
         </w:rPr>
-        <w:t xml:space="preserve">. First I stored a </w:t>
+        <w:t>lass</w:t>
+      </w:r>
+      <w:proofErr w:type="gramEnd"/>
+      <w:r>
+        <w:rPr>
+          <w:rFonts w:ascii="Arial" w:hAnsi="Arial" w:cs="Arial"/>
+          <w:color w:val="auto"/>
+          <w:sz w:val="22"/>
+          <w:szCs w:val="22"/>
+        </w:rPr>
+        <w:t xml:space="preserve"> to draw this out</w:t>
+      </w:r>
+      <w:r>
+        <w:rPr>
+          <w:rFonts w:ascii="Arial" w:hAnsi="Arial" w:cs="Arial"/>
+          <w:color w:val="auto"/>
+          <w:sz w:val="22"/>
+          <w:szCs w:val="22"/>
+        </w:rPr>
+        <w:t xml:space="preserve">. </w:t>
+      </w:r>
+      <w:proofErr w:type="gramStart"/>
+      <w:r>
+        <w:rPr>
+          <w:rFonts w:ascii="Arial" w:hAnsi="Arial" w:cs="Arial"/>
+          <w:color w:val="auto"/>
+          <w:sz w:val="22"/>
+          <w:szCs w:val="22"/>
+        </w:rPr>
+        <w:t>First</w:t>
+      </w:r>
+      <w:proofErr w:type="gramEnd"/>
+      <w:r>
+        <w:rPr>
+          <w:rFonts w:ascii="Arial" w:hAnsi="Arial" w:cs="Arial"/>
+          <w:color w:val="auto"/>
+          <w:sz w:val="22"/>
+          <w:szCs w:val="22"/>
+        </w:rPr>
+        <w:t xml:space="preserve"> I stored a </w:t>
       </w:r>
       <w:r>
         <w:rPr>
@@ -4724,6 +4847,7 @@
         <w:t xml:space="preserve">After this I created a function </w:t>
       </w:r>
       <w:proofErr w:type="spellStart"/>
+      <w:proofErr w:type="gramStart"/>
       <w:r>
         <w:rPr>
           <w:szCs w:val="22"/>
@@ -4735,12 +4859,19 @@
         <w:rPr>
           <w:szCs w:val="22"/>
         </w:rPr>
-        <w:t xml:space="preserve">() </w:t>
-      </w:r>
+        <w:t>(</w:t>
+      </w:r>
+      <w:proofErr w:type="gramEnd"/>
       <w:r>
         <w:rPr>
           <w:szCs w:val="22"/>
         </w:rPr>
+        <w:t xml:space="preserve">) </w:t>
+      </w:r>
+      <w:r>
+        <w:rPr>
+          <w:szCs w:val="22"/>
+        </w:rPr>
         <w:t xml:space="preserve">to render only the tiles which will be shown on the </w:t>
       </w:r>
       <w:bookmarkStart w:id="21" w:name="_Toc234311115"/>
@@ -4757,6 +4888,7 @@
         <w:t xml:space="preserve">game, with a separate function </w:t>
       </w:r>
       <w:proofErr w:type="spellStart"/>
+      <w:proofErr w:type="gramStart"/>
       <w:r>
         <w:rPr>
           <w:szCs w:val="22"/>
@@ -4768,7 +4900,14 @@
         <w:rPr>
           <w:szCs w:val="22"/>
         </w:rPr>
-        <w:t>() used to draw each individual tile using switch cases.</w:t>
+        <w:t>(</w:t>
+      </w:r>
+      <w:proofErr w:type="gramEnd"/>
+      <w:r>
+        <w:rPr>
+          <w:szCs w:val="22"/>
+        </w:rPr>
+        <w:t>) used to draw each individual tile using switch cases.</w:t>
       </w:r>
     </w:p>
     <w:p>
@@ -4822,6 +4961,7 @@
     </w:p>
     <w:p>
       <w:r>
+        <w:lastRenderedPageBreak/>
         <w:t xml:space="preserve">The canvas and graphics context are created </w:t>
       </w:r>
       <w:r>
@@ -4833,7 +4973,6 @@
         <w:rPr>
           <w:noProof/>
         </w:rPr>
-        <w:lastRenderedPageBreak/>
         <w:drawing>
           <wp:inline distT="0" distB="0" distL="0" distR="0" wp14:anchorId="12470157" wp14:editId="6D69CCFA">
             <wp:extent cx="4353533" cy="2381582"/>
@@ -4976,10 +5115,12 @@
         <w:t xml:space="preserve"> and </w:t>
       </w:r>
       <w:proofErr w:type="spellStart"/>
+      <w:proofErr w:type="gramStart"/>
       <w:r>
         <w:t>player.y</w:t>
       </w:r>
       <w:proofErr w:type="spellEnd"/>
+      <w:proofErr w:type="gramEnd"/>
       <w:r>
         <w:t xml:space="preserve"> to </w:t>
       </w:r>
@@ -5007,6 +5148,7 @@
       </w:r>
       <w:proofErr w:type="spellStart"/>
       <w:r>
+        <w:lastRenderedPageBreak/>
         <w:t>tilemap</w:t>
       </w:r>
       <w:proofErr w:type="spellEnd"/>
@@ -5072,11 +5214,7 @@
         <w:t>To do this I first c</w:t>
       </w:r>
       <w:r>
-        <w:t xml:space="preserve">reated a camera in the game class which is calculated based on the sprite’s position relative to the map (at half the stages dimensions). Then I adjusted the rendering </w:t>
-      </w:r>
-      <w:r>
-        <w:lastRenderedPageBreak/>
-        <w:t>function in the background class to draw the map from the appropriate starting coordinates given by the camera. The player’s position is then updated relative to the camera and stage.</w:t>
+        <w:t>reated a camera in the game class which is calculated based on the sprite’s position relative to the map (at half the stages dimensions). Then I adjusted the rendering function in the background class to draw the map from the appropriate starting coordinates given by the camera. The player’s position is then updated relative to the camera and stage.</w:t>
       </w:r>
     </w:p>
     <w:p>
@@ -5085,7 +5223,7 @@
           <w:noProof/>
         </w:rPr>
         <w:drawing>
-          <wp:inline distT="0" distB="0" distL="0" distR="0" wp14:anchorId="226F89C5" wp14:editId="274337F2">
+          <wp:inline distT="0" distB="0" distL="0" distR="0" wp14:anchorId="226F89C5" wp14:editId="42D847B1">
             <wp:extent cx="5789295" cy="1595120"/>
             <wp:effectExtent l="0" t="0" r="1905" b="5080"/>
             <wp:docPr id="542006062" name="Picture 3"/>
@@ -5193,6 +5331,7 @@
     </w:p>
     <w:p>
       <w:r>
+        <w:lastRenderedPageBreak/>
         <w:t>The first part of collision detection was to check if the sprite collided with a wall. This was done by checking to see if the sprite overlapped with any tiles that had a value of 1, representing a wall.</w:t>
       </w:r>
       <w:r>
@@ -5205,7 +5344,7 @@
           <w:noProof/>
         </w:rPr>
         <w:drawing>
-          <wp:inline distT="0" distB="0" distL="0" distR="0" wp14:anchorId="1A9EABE6" wp14:editId="5F7F072D">
+          <wp:inline distT="0" distB="0" distL="0" distR="0" wp14:anchorId="1A9EABE6" wp14:editId="07863628">
             <wp:extent cx="5789295" cy="1915795"/>
             <wp:effectExtent l="0" t="0" r="1905" b="8255"/>
             <wp:docPr id="184673664" name="Picture 3"/>
@@ -5264,8 +5403,15 @@
     </w:p>
     <w:p>
       <w:r>
-        <w:lastRenderedPageBreak/>
-        <w:t xml:space="preserve">At this time I </w:t>
+        <w:t xml:space="preserve">At this </w:t>
+      </w:r>
+      <w:proofErr w:type="gramStart"/>
+      <w:r>
+        <w:t>time</w:t>
+      </w:r>
+      <w:proofErr w:type="gramEnd"/>
+      <w:r>
+        <w:t xml:space="preserve"> I </w:t>
       </w:r>
       <w:r>
         <w:t xml:space="preserve">also </w:t>
@@ -5324,12 +5470,342 @@
     </w:p>
     <w:p/>
     <w:p>
+      <w:pPr>
+        <w:rPr>
+          <w:b/>
+          <w:bCs/>
+        </w:rPr>
+      </w:pPr>
+      <w:r>
+        <w:rPr>
+          <w:b/>
+          <w:bCs/>
+        </w:rPr>
+        <w:t>Creating parent classes for table sprites and the games</w:t>
+      </w:r>
+    </w:p>
+    <w:p>
+      <w:r>
+        <w:t>Now I began creating two separate classes: one for the game to be played and one for the sprite that would be shown for its table.</w:t>
+      </w:r>
+    </w:p>
+    <w:p>
+      <w:r>
+        <w:rPr>
+          <w:noProof/>
+        </w:rPr>
+        <w:drawing>
+          <wp:inline distT="0" distB="0" distL="0" distR="0" wp14:anchorId="4B0D6A25" wp14:editId="11F08E50">
+            <wp:extent cx="5789295" cy="3827145"/>
+            <wp:effectExtent l="0" t="0" r="1905" b="1905"/>
+            <wp:docPr id="111953157" name="Picture 3"/>
+            <wp:cNvGraphicFramePr>
+              <a:graphicFrameLocks xmlns:a="http://schemas.openxmlformats.org/drawingml/2006/main" noChangeAspect="1"/>
+            </wp:cNvGraphicFramePr>
+            <a:graphic xmlns:a="http://schemas.openxmlformats.org/drawingml/2006/main">
+              <a:graphicData uri="http://schemas.openxmlformats.org/drawingml/2006/picture">
+                <pic:pic xmlns:pic="http://schemas.openxmlformats.org/drawingml/2006/picture">
+                  <pic:nvPicPr>
+                    <pic:cNvPr id="111953157" name="Picture 111953157"/>
+                    <pic:cNvPicPr/>
+                  </pic:nvPicPr>
+                  <pic:blipFill>
+                    <a:blip r:embed="rId27">
+                      <a:extLst>
+                        <a:ext uri="{28A0092B-C50C-407E-A947-70E740481C1C}">
+                          <a14:useLocalDpi xmlns:a14="http://schemas.microsoft.com/office/drawing/2010/main" val="0"/>
+                        </a:ext>
+                      </a:extLst>
+                    </a:blip>
+                    <a:stretch>
+                      <a:fillRect/>
+                    </a:stretch>
+                  </pic:blipFill>
+                  <pic:spPr>
+                    <a:xfrm>
+                      <a:off x="0" y="0"/>
+                      <a:ext cx="5789295" cy="3827145"/>
+                    </a:xfrm>
+                    <a:prstGeom prst="rect">
+                      <a:avLst/>
+                    </a:prstGeom>
+                  </pic:spPr>
+                </pic:pic>
+              </a:graphicData>
+            </a:graphic>
+          </wp:inline>
+        </w:drawing>
+      </w:r>
+    </w:p>
+    <w:p>
+      <w:r>
+        <w:lastRenderedPageBreak/>
+        <w:t xml:space="preserve">This class takes the image of each table and its positions on the map, to display it. </w:t>
+      </w:r>
+    </w:p>
+    <w:p/>
+    <w:p>
+      <w:r>
+        <w:rPr>
+          <w:noProof/>
+        </w:rPr>
+        <w:drawing>
+          <wp:inline distT="0" distB="0" distL="0" distR="0" wp14:anchorId="481519C9" wp14:editId="0B580385">
+            <wp:extent cx="5789295" cy="5154930"/>
+            <wp:effectExtent l="0" t="0" r="1905" b="7620"/>
+            <wp:docPr id="1400482668" name="Picture 5"/>
+            <wp:cNvGraphicFramePr>
+              <a:graphicFrameLocks xmlns:a="http://schemas.openxmlformats.org/drawingml/2006/main" noChangeAspect="1"/>
+            </wp:cNvGraphicFramePr>
+            <a:graphic xmlns:a="http://schemas.openxmlformats.org/drawingml/2006/main">
+              <a:graphicData uri="http://schemas.openxmlformats.org/drawingml/2006/picture">
+                <pic:pic xmlns:pic="http://schemas.openxmlformats.org/drawingml/2006/picture">
+                  <pic:nvPicPr>
+                    <pic:cNvPr id="1400482668" name="Picture 1400482668"/>
+                    <pic:cNvPicPr/>
+                  </pic:nvPicPr>
+                  <pic:blipFill>
+                    <a:blip r:embed="rId28">
+                      <a:extLst>
+                        <a:ext uri="{28A0092B-C50C-407E-A947-70E740481C1C}">
+                          <a14:useLocalDpi xmlns:a14="http://schemas.microsoft.com/office/drawing/2010/main" val="0"/>
+                        </a:ext>
+                      </a:extLst>
+                    </a:blip>
+                    <a:stretch>
+                      <a:fillRect/>
+                    </a:stretch>
+                  </pic:blipFill>
+                  <pic:spPr>
+                    <a:xfrm>
+                      <a:off x="0" y="0"/>
+                      <a:ext cx="5789295" cy="5154930"/>
+                    </a:xfrm>
+                    <a:prstGeom prst="rect">
+                      <a:avLst/>
+                    </a:prstGeom>
+                  </pic:spPr>
+                </pic:pic>
+              </a:graphicData>
+            </a:graphic>
+          </wp:inline>
+        </w:drawing>
+      </w:r>
+    </w:p>
+    <w:p>
+      <w:r>
+        <w:t xml:space="preserve">This class is controls the scene that the application switches to when the selected game is being played. The method </w:t>
+      </w:r>
+      <w:proofErr w:type="spellStart"/>
+      <w:proofErr w:type="gramStart"/>
+      <w:r>
+        <w:t>playGame</w:t>
+      </w:r>
+      <w:proofErr w:type="spellEnd"/>
+      <w:r>
+        <w:t>(</w:t>
+      </w:r>
+      <w:proofErr w:type="gramEnd"/>
+      <w:r>
+        <w:t xml:space="preserve">) will be different for each game, except </w:t>
+      </w:r>
+      <w:proofErr w:type="spellStart"/>
+      <w:r>
+        <w:t>fot</w:t>
+      </w:r>
+      <w:proofErr w:type="spellEnd"/>
       <w:r>
         <w:t xml:space="preserve"> </w:t>
       </w:r>
+      <w:proofErr w:type="gramStart"/>
+      <w:r>
+        <w:t>the .clear</w:t>
+      </w:r>
+      <w:proofErr w:type="gramEnd"/>
+      <w:r>
+        <w:t>(), which removes everything on the screen.</w:t>
+      </w:r>
+    </w:p>
+    <w:p>
+      <w:r>
+        <w:t xml:space="preserve">In the casino class I created the objects and added the tables to an array </w:t>
+      </w:r>
+      <w:proofErr w:type="gramStart"/>
+      <w:r>
+        <w:t>in order to</w:t>
+      </w:r>
+      <w:proofErr w:type="gramEnd"/>
+      <w:r>
+        <w:t xml:space="preserve"> manage collision detection.</w:t>
+      </w:r>
+    </w:p>
+    <w:p>
+      <w:r>
+        <w:rPr>
+          <w:noProof/>
+        </w:rPr>
+        <w:drawing>
+          <wp:inline distT="0" distB="0" distL="0" distR="0" wp14:anchorId="6825EA17" wp14:editId="60D286B2">
+            <wp:extent cx="5789295" cy="909320"/>
+            <wp:effectExtent l="0" t="0" r="1905" b="5080"/>
+            <wp:docPr id="910023920" name="Picture 6"/>
+            <wp:cNvGraphicFramePr>
+              <a:graphicFrameLocks xmlns:a="http://schemas.openxmlformats.org/drawingml/2006/main" noChangeAspect="1"/>
+            </wp:cNvGraphicFramePr>
+            <a:graphic xmlns:a="http://schemas.openxmlformats.org/drawingml/2006/main">
+              <a:graphicData uri="http://schemas.openxmlformats.org/drawingml/2006/picture">
+                <pic:pic xmlns:pic="http://schemas.openxmlformats.org/drawingml/2006/picture">
+                  <pic:nvPicPr>
+                    <pic:cNvPr id="910023920" name="Picture 910023920"/>
+                    <pic:cNvPicPr/>
+                  </pic:nvPicPr>
+                  <pic:blipFill>
+                    <a:blip r:embed="rId29" cstate="print">
+                      <a:extLst>
+                        <a:ext uri="{28A0092B-C50C-407E-A947-70E740481C1C}">
+                          <a14:useLocalDpi xmlns:a14="http://schemas.microsoft.com/office/drawing/2010/main" val="0"/>
+                        </a:ext>
+                      </a:extLst>
+                    </a:blip>
+                    <a:stretch>
+                      <a:fillRect/>
+                    </a:stretch>
+                  </pic:blipFill>
+                  <pic:spPr>
+                    <a:xfrm>
+                      <a:off x="0" y="0"/>
+                      <a:ext cx="5789295" cy="909320"/>
+                    </a:xfrm>
+                    <a:prstGeom prst="rect">
+                      <a:avLst/>
+                    </a:prstGeom>
+                  </pic:spPr>
+                </pic:pic>
+              </a:graphicData>
+            </a:graphic>
+          </wp:inline>
+        </w:drawing>
+      </w:r>
     </w:p>
     <w:p/>
     <w:p>
+      <w:r>
+        <w:t xml:space="preserve">After this I added to the collision detection method in the player class so that collisions with each table </w:t>
+      </w:r>
+      <w:proofErr w:type="gramStart"/>
+      <w:r>
+        <w:t>where</w:t>
+      </w:r>
+      <w:proofErr w:type="gramEnd"/>
+      <w:r>
+        <w:t xml:space="preserve"> reacted to.</w:t>
+      </w:r>
+    </w:p>
+    <w:p>
+      <w:r>
+        <w:rPr>
+          <w:noProof/>
+        </w:rPr>
+        <w:lastRenderedPageBreak/>
+        <w:drawing>
+          <wp:inline distT="0" distB="0" distL="0" distR="0" wp14:anchorId="1DE1C238" wp14:editId="77E566FA">
+            <wp:extent cx="5334462" cy="4938188"/>
+            <wp:effectExtent l="0" t="0" r="0" b="0"/>
+            <wp:docPr id="1175028967" name="Picture 7"/>
+            <wp:cNvGraphicFramePr>
+              <a:graphicFrameLocks xmlns:a="http://schemas.openxmlformats.org/drawingml/2006/main" noChangeAspect="1"/>
+            </wp:cNvGraphicFramePr>
+            <a:graphic xmlns:a="http://schemas.openxmlformats.org/drawingml/2006/main">
+              <a:graphicData uri="http://schemas.openxmlformats.org/drawingml/2006/picture">
+                <pic:pic xmlns:pic="http://schemas.openxmlformats.org/drawingml/2006/picture">
+                  <pic:nvPicPr>
+                    <pic:cNvPr id="1175028967" name="Picture 1175028967"/>
+                    <pic:cNvPicPr/>
+                  </pic:nvPicPr>
+                  <pic:blipFill>
+                    <a:blip r:embed="rId30">
+                      <a:extLst>
+                        <a:ext uri="{28A0092B-C50C-407E-A947-70E740481C1C}">
+                          <a14:useLocalDpi xmlns:a14="http://schemas.microsoft.com/office/drawing/2010/main" val="0"/>
+                        </a:ext>
+                      </a:extLst>
+                    </a:blip>
+                    <a:stretch>
+                      <a:fillRect/>
+                    </a:stretch>
+                  </pic:blipFill>
+                  <pic:spPr>
+                    <a:xfrm>
+                      <a:off x="0" y="0"/>
+                      <a:ext cx="5334462" cy="4938188"/>
+                    </a:xfrm>
+                    <a:prstGeom prst="rect">
+                      <a:avLst/>
+                    </a:prstGeom>
+                  </pic:spPr>
+                </pic:pic>
+              </a:graphicData>
+            </a:graphic>
+          </wp:inline>
+        </w:drawing>
+      </w:r>
+    </w:p>
+    <w:p>
+      <w:r>
+        <w:t xml:space="preserve">The </w:t>
+      </w:r>
+      <w:proofErr w:type="spellStart"/>
+      <w:r>
+        <w:t>activated_table</w:t>
+      </w:r>
+      <w:proofErr w:type="spellEnd"/>
+      <w:r>
+        <w:t xml:space="preserve"> variable stores the last table that the player collided with to manage the pop-up which allows the user to interact with the table and play the game. It links to a method which calculates the distance between the player and table and changes a variable </w:t>
+      </w:r>
+      <w:proofErr w:type="spellStart"/>
+      <w:r>
+        <w:t>is_interacting</w:t>
+      </w:r>
+      <w:proofErr w:type="spellEnd"/>
+      <w:r>
+        <w:t xml:space="preserve"> in the Casino class which displays the pop-up.</w:t>
+      </w:r>
+    </w:p>
+    <w:p>
+      <w:r>
+        <w:t xml:space="preserve"> </w:t>
+      </w:r>
+      <w:r>
+        <w:t>Add Tables Class</w:t>
+      </w:r>
+    </w:p>
+    <w:p>
+      <w:r>
+        <w:t>Add Games parent class</w:t>
+      </w:r>
+    </w:p>
+    <w:p>
+      <w:r>
+        <w:t>Table activation and interact logo pop up</w:t>
+      </w:r>
+    </w:p>
+    <w:p>
+      <w:r>
+        <w:t>Collision between sprites</w:t>
+      </w:r>
+    </w:p>
+    <w:p>
+      <w:r>
+        <w:t>Card generation</w:t>
+      </w:r>
+    </w:p>
+    <w:p>
+      <w:r>
+        <w:t>Card class</w:t>
+      </w:r>
+    </w:p>
+    <w:p/>
+    <w:p>
       <w:pPr>
         <w:rPr>
           <w:rFonts w:cs="Arial"/>
@@ -5585,8 +6061,8 @@
       </w:pPr>
     </w:p>
     <w:sectPr>
-      <w:headerReference w:type="default" r:id="rId27"/>
-      <w:footerReference w:type="default" r:id="rId28"/>
+      <w:headerReference w:type="default" r:id="rId31"/>
+      <w:footerReference w:type="default" r:id="rId32"/>
       <w:footnotePr>
         <w:pos w:val="beneathText"/>
       </w:footnotePr>

--- a/NEA Documentation.docx
+++ b/NEA Documentation.docx
@@ -182,7 +182,7 @@
                   </wp:anchor>
                 </w:drawing>
               </mc:Choice>
-              <mc:Fallback xmlns:w16cei="http://schemas.microsoft.com/office/word/2026/wordml/cei">
+              <mc:Fallback>
                 <w:pict>
                   <v:rect w14:anchorId="475988D8" id="Rectangle 16" o:spid="_x0000_s1026" style="position:absolute;margin-left:0;margin-top:0;width:422.3pt;height:760.1pt;z-index:251659264;visibility:visible;mso-wrap-style:square;mso-width-percent:690;mso-height-percent:960;mso-left-percent:20;mso-top-percent:20;mso-wrap-distance-left:9pt;mso-wrap-distance-top:0;mso-wrap-distance-right:9pt;mso-wrap-distance-bottom:0;mso-position-horizontal-relative:page;mso-position-vertical-relative:page;mso-width-percent:690;mso-height-percent:960;mso-left-percent:20;mso-top-percent:20;mso-width-relative:page;mso-height-relative:page;v-text-anchor:middle" o:gfxdata="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" fillcolor="#5b9bd5 [3204]" stroked="f">
                     <v:textbox inset="21.6pt,1in,21.6pt">
@@ -397,7 +397,7 @@
                   </wp:anchor>
                 </w:drawing>
               </mc:Choice>
-              <mc:Fallback xmlns:w16cei="http://schemas.microsoft.com/office/word/2026/wordml/cei">
+              <mc:Fallback>
                 <w:pict>
                   <v:rect w14:anchorId="4716CD8B" id="Rectangle 472" o:spid="_x0000_s1027" style="position:absolute;margin-left:0;margin-top:0;width:148.1pt;height:760.3pt;z-index:251660288;visibility:visible;mso-wrap-style:square;mso-width-percent:242;mso-height-percent:960;mso-left-percent:730;mso-wrap-distance-left:9pt;mso-wrap-distance-top:0;mso-wrap-distance-right:9pt;mso-wrap-distance-bottom:0;mso-position-horizontal-relative:page;mso-position-vertical:center;mso-position-vertical-relative:page;mso-width-percent:242;mso-height-percent:960;mso-left-percent:730;mso-width-relative:page;mso-height-relative:page;v-text-anchor:middle" o:gfxdata="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" fillcolor="#44546a [3215]" stroked="f" strokeweight="1pt">
                     <v:textbox inset="14.4pt,,14.4pt">
@@ -2929,6 +2929,7 @@
         <w:rPr>
           <w:rFonts w:cs="Arial"/>
         </w:rPr>
+        <w:lastRenderedPageBreak/>
         <w:t>The third party will be my brother who will be playing the game to make sure that the gam</w:t>
       </w:r>
       <w:r>
@@ -3183,7 +3184,6 @@
         <w:rPr>
           <w:rFonts w:cs="Arial"/>
         </w:rPr>
-        <w:lastRenderedPageBreak/>
         <w:t>Roullet</w:t>
       </w:r>
     </w:p>
@@ -3324,22 +3324,57 @@
     </w:p>
     <w:p/>
     <w:p>
-      <w:r>
-        <w:rPr>
-          <w:b/>
-          <w:bCs/>
-        </w:rPr>
-        <w:t xml:space="preserve">To flip </w:t>
-      </w:r>
-      <w:proofErr w:type="gramStart"/>
-      <w:r>
-        <w:rPr>
-          <w:b/>
-          <w:bCs/>
-        </w:rPr>
-        <w:t>sprite :</w:t>
-      </w:r>
-      <w:proofErr w:type="gramEnd"/>
+      <w:pPr>
+        <w:pStyle w:val="Heading3"/>
+        <w:rPr>
+          <w:rFonts w:ascii="Arial" w:hAnsi="Arial" w:cs="Arial"/>
+          <w:b/>
+          <w:bCs/>
+          <w:color w:val="auto"/>
+        </w:rPr>
+      </w:pPr>
+      <w:bookmarkStart w:id="4" w:name="_Toc234311098"/>
+      <w:r>
+        <w:rPr>
+          <w:rFonts w:ascii="Arial" w:hAnsi="Arial" w:cs="Arial"/>
+          <w:b/>
+          <w:bCs/>
+          <w:color w:val="auto"/>
+        </w:rPr>
+        <w:t>1.3.1 Interviews/Surveys</w:t>
+      </w:r>
+      <w:bookmarkEnd w:id="4"/>
+    </w:p>
+    <w:p>
+      <w:pPr>
+        <w:pStyle w:val="Heading3"/>
+        <w:rPr>
+          <w:rFonts w:ascii="Arial" w:hAnsi="Arial" w:cs="Arial"/>
+          <w:b/>
+          <w:bCs/>
+          <w:color w:val="auto"/>
+        </w:rPr>
+      </w:pPr>
+      <w:bookmarkStart w:id="5" w:name="_Toc234311099"/>
+      <w:r>
+        <w:rPr>
+          <w:rFonts w:ascii="Arial" w:hAnsi="Arial" w:cs="Arial"/>
+          <w:b/>
+          <w:bCs/>
+          <w:color w:val="auto"/>
+        </w:rPr>
+        <w:t>1.3.2 Technical/Skills research</w:t>
+      </w:r>
+      <w:bookmarkEnd w:id="5"/>
+    </w:p>
+    <w:p>
+      <w:r>
+        <w:rPr>
+          <w:b/>
+          <w:bCs/>
+        </w:rPr>
+        <w:t>To flip sprite :</w:t>
+      </w:r>
       <w:r>
         <w:t xml:space="preserve"> </w:t>
       </w:r>
@@ -3356,23 +3391,15 @@
     </w:p>
     <w:p>
       <w:r>
-        <w:t xml:space="preserve">use </w:t>
-      </w:r>
-      <w:r>
-        <w:t xml:space="preserve">of. </w:t>
+        <w:t xml:space="preserve">use of. </w:t>
       </w:r>
       <w:proofErr w:type="spellStart"/>
-      <w:proofErr w:type="gramStart"/>
       <w:r>
         <w:t>setScaleX</w:t>
       </w:r>
       <w:proofErr w:type="spellEnd"/>
       <w:r>
-        <w:t>(</w:t>
-      </w:r>
-      <w:proofErr w:type="gramEnd"/>
-      <w:r>
-        <w:t>) to -1 or 1 to flip the sprite when it moves left or right.</w:t>
+        <w:t>() to -1 or 1 to flip the sprite when it moves left or right.</w:t>
       </w:r>
     </w:p>
     <w:p/>
@@ -3388,14 +3415,7 @@
           <w:b/>
           <w:bCs/>
         </w:rPr>
-        <w:t xml:space="preserve">To </w:t>
-      </w:r>
-      <w:r>
-        <w:rPr>
-          <w:b/>
-          <w:bCs/>
-        </w:rPr>
-        <w:t>generate a background:</w:t>
+        <w:t>To generate a background:</w:t>
       </w:r>
     </w:p>
     <w:p>
@@ -3410,42 +3430,22 @@
     </w:p>
     <w:p>
       <w:r>
-        <w:t xml:space="preserve">Use of Canvas class </w:t>
-      </w:r>
-      <w:r>
-        <w:t>to</w:t>
-      </w:r>
-      <w:r>
-        <w:t xml:space="preserve"> draw a pixel background using the rectangles of same width and height.</w:t>
-      </w:r>
-    </w:p>
-    <w:p>
-      <w:pPr>
-        <w:rPr>
-          <w:b/>
-          <w:bCs/>
-        </w:rPr>
-      </w:pPr>
-      <w:r>
-        <w:rPr>
-          <w:b/>
-          <w:bCs/>
-        </w:rPr>
-        <w:t>Link for programming blackjack game:</w:t>
-      </w:r>
+        <w:lastRenderedPageBreak/>
+        <w:t>Card Pack downloaded:</w:t>
+      </w:r>
+    </w:p>
+    <w:p>
+      <w:hyperlink r:id="rId11" w:history="1">
+        <w:r>
+          <w:rPr>
+            <w:rStyle w:val="Hyperlink"/>
+          </w:rPr>
+          <w:t>https://kerenel.itch.io/pixelart-cards</w:t>
+        </w:r>
+      </w:hyperlink>
     </w:p>
     <w:p/>
     <w:p>
-      <w:r>
-        <w:t>Card Pack downloaded:</w:t>
-      </w:r>
-    </w:p>
-    <w:p>
-      <w:r>
-        <w:t>https://kerenel.itch.io/pixelart-cards</w:t>
-      </w:r>
-    </w:p>
-    <w:p>
       <w:pPr>
         <w:rPr>
           <w:b/>
@@ -3470,7 +3470,7 @@
       </w:r>
     </w:p>
     <w:p>
-      <w:hyperlink r:id="rId11" w:history="1">
+      <w:hyperlink r:id="rId12" w:history="1">
         <w:r>
           <w:rPr>
             <w:rStyle w:val="Hyperlink"/>
@@ -3479,586 +3479,528 @@
         </w:r>
       </w:hyperlink>
     </w:p>
-    <w:p>
-      <w:r>
-        <w:t xml:space="preserve">Use of </w:t>
+    <w:p/>
+    <w:p>
+      <w:pPr>
+        <w:rPr>
+          <w:b/>
+          <w:bCs/>
+        </w:rPr>
+      </w:pPr>
+      <w:r>
+        <w:rPr>
+          <w:b/>
+          <w:bCs/>
+        </w:rPr>
+        <w:t>Research on bounding box and collision for sprites</w:t>
+      </w:r>
+      <w:r>
+        <w:rPr>
+          <w:b/>
+          <w:bCs/>
+        </w:rPr>
+        <w:t>:</w:t>
+      </w:r>
+    </w:p>
+    <w:p>
+      <w:r>
+        <w:t>https://stackoverflow.com/questions/15013913/checking-collision-of-shapes-with-javafx</w:t>
+      </w:r>
+    </w:p>
+    <w:p/>
+    <w:p/>
+    <w:p>
+      <w:pPr>
+        <w:pStyle w:val="Heading3"/>
+        <w:rPr>
+          <w:rFonts w:ascii="Arial" w:hAnsi="Arial" w:cs="Arial"/>
+          <w:b/>
+          <w:bCs/>
+          <w:color w:val="auto"/>
+        </w:rPr>
+      </w:pPr>
+      <w:bookmarkStart w:id="6" w:name="_Toc234311100"/>
+      <w:r>
+        <w:rPr>
+          <w:rFonts w:ascii="Arial" w:hAnsi="Arial" w:cs="Arial"/>
+          <w:b/>
+          <w:bCs/>
+          <w:color w:val="auto"/>
+        </w:rPr>
+        <w:t>1.3.3 Research Table</w:t>
+      </w:r>
+      <w:bookmarkEnd w:id="6"/>
+    </w:p>
+    <w:p>
+      <w:pPr>
+        <w:pStyle w:val="Heading2"/>
+        <w:rPr>
+          <w:rFonts w:ascii="Arial" w:hAnsi="Arial" w:cs="Arial"/>
+          <w:b/>
+          <w:bCs/>
+          <w:color w:val="auto"/>
+        </w:rPr>
+      </w:pPr>
+    </w:p>
+    <w:p>
+      <w:pPr>
+        <w:pStyle w:val="Heading2"/>
+        <w:rPr>
+          <w:rFonts w:ascii="Arial" w:hAnsi="Arial" w:cs="Arial"/>
+          <w:b/>
+          <w:bCs/>
+          <w:color w:val="auto"/>
+        </w:rPr>
+      </w:pPr>
+      <w:bookmarkStart w:id="7" w:name="_Toc234311101"/>
+      <w:r>
+        <w:rPr>
+          <w:rFonts w:ascii="Arial" w:hAnsi="Arial" w:cs="Arial"/>
+          <w:b/>
+          <w:bCs/>
+          <w:color w:val="auto"/>
+        </w:rPr>
+        <w:t>1.4 Prototypes</w:t>
+      </w:r>
+      <w:bookmarkEnd w:id="7"/>
+    </w:p>
+    <w:p>
+      <w:pPr>
+        <w:pStyle w:val="Heading2"/>
+        <w:rPr>
+          <w:rFonts w:ascii="Arial" w:hAnsi="Arial" w:cs="Arial"/>
+          <w:b/>
+          <w:bCs/>
+          <w:color w:val="auto"/>
+        </w:rPr>
+      </w:pPr>
+    </w:p>
+    <w:p>
+      <w:pPr>
+        <w:pStyle w:val="Heading2"/>
+        <w:rPr>
+          <w:rFonts w:ascii="Arial" w:hAnsi="Arial" w:cs="Arial"/>
+          <w:color w:val="auto"/>
+        </w:rPr>
+      </w:pPr>
+      <w:bookmarkStart w:id="8" w:name="_Toc234311102"/>
+      <w:r>
+        <w:rPr>
+          <w:rFonts w:ascii="Arial" w:hAnsi="Arial" w:cs="Arial"/>
+          <w:b/>
+          <w:bCs/>
+          <w:color w:val="auto"/>
+        </w:rPr>
+        <w:t>1.5 Justification of chosen solution</w:t>
+      </w:r>
+      <w:bookmarkEnd w:id="8"/>
+      <w:r>
+        <w:rPr>
+          <w:rFonts w:ascii="Arial" w:hAnsi="Arial" w:cs="Arial"/>
+          <w:color w:val="auto"/>
+        </w:rPr>
+        <w:t xml:space="preserve"> </w:t>
+      </w:r>
+    </w:p>
+    <w:p>
+      <w:pPr>
+        <w:pStyle w:val="Heading2"/>
+        <w:rPr>
+          <w:rFonts w:ascii="Arial" w:hAnsi="Arial" w:cs="Arial"/>
+          <w:color w:val="auto"/>
+        </w:rPr>
+      </w:pPr>
+    </w:p>
+    <w:p>
+      <w:pPr>
+        <w:pStyle w:val="Heading2"/>
+        <w:rPr>
+          <w:rFonts w:ascii="Arial" w:hAnsi="Arial" w:cs="Arial"/>
+          <w:b/>
+          <w:bCs/>
+          <w:color w:val="auto"/>
+        </w:rPr>
+      </w:pPr>
+      <w:bookmarkStart w:id="9" w:name="_Toc234311103"/>
+      <w:r>
+        <w:rPr>
+          <w:rFonts w:ascii="Arial" w:hAnsi="Arial" w:cs="Arial"/>
+          <w:b/>
+          <w:bCs/>
+          <w:color w:val="auto"/>
+        </w:rPr>
+        <w:t>1.6 Initial Modelling</w:t>
+      </w:r>
+      <w:bookmarkEnd w:id="9"/>
+    </w:p>
+    <w:p>
+      <w:pPr>
+        <w:pStyle w:val="Heading3"/>
+        <w:rPr>
+          <w:rFonts w:ascii="Arial" w:hAnsi="Arial" w:cs="Arial"/>
+          <w:b/>
+          <w:bCs/>
+          <w:color w:val="auto"/>
+        </w:rPr>
+      </w:pPr>
+      <w:bookmarkStart w:id="10" w:name="_Toc234311104"/>
+      <w:r>
+        <w:rPr>
+          <w:rFonts w:ascii="Arial" w:hAnsi="Arial" w:cs="Arial"/>
+          <w:b/>
+          <w:bCs/>
+          <w:color w:val="auto"/>
+        </w:rPr>
+        <w:t>1.6.1 Story Board</w:t>
+      </w:r>
+      <w:bookmarkEnd w:id="10"/>
+    </w:p>
+    <w:p>
+      <w:pPr>
+        <w:pStyle w:val="Heading3"/>
+        <w:rPr>
+          <w:rFonts w:ascii="Arial" w:hAnsi="Arial" w:cs="Arial"/>
+          <w:b/>
+          <w:bCs/>
+          <w:color w:val="auto"/>
+        </w:rPr>
+      </w:pPr>
+      <w:bookmarkStart w:id="11" w:name="_Toc234311105"/>
+      <w:r>
+        <w:rPr>
+          <w:rFonts w:ascii="Arial" w:hAnsi="Arial" w:cs="Arial"/>
+          <w:b/>
+          <w:bCs/>
+          <w:color w:val="auto"/>
+        </w:rPr>
+        <w:t>1.6.2 Database Modelling</w:t>
+      </w:r>
+      <w:bookmarkEnd w:id="11"/>
+    </w:p>
+    <w:p>
+      <w:pPr>
+        <w:pStyle w:val="Heading3"/>
+        <w:rPr>
+          <w:rFonts w:ascii="Arial" w:hAnsi="Arial" w:cs="Arial"/>
+          <w:b/>
+          <w:bCs/>
+          <w:color w:val="auto"/>
+        </w:rPr>
+      </w:pPr>
+      <w:bookmarkStart w:id="12" w:name="_Toc234311106"/>
+      <w:r>
+        <w:rPr>
+          <w:rFonts w:ascii="Arial" w:hAnsi="Arial" w:cs="Arial"/>
+          <w:b/>
+          <w:bCs/>
+          <w:color w:val="auto"/>
+        </w:rPr>
+        <w:t>1.6.3 Identification of objects and object–analysis diagrams</w:t>
+      </w:r>
+      <w:bookmarkEnd w:id="12"/>
+      <w:r>
+        <w:rPr>
+          <w:rFonts w:ascii="Arial" w:hAnsi="Arial" w:cs="Arial"/>
+          <w:b/>
+          <w:bCs/>
+          <w:color w:val="auto"/>
+        </w:rPr>
+        <w:t xml:space="preserve"> </w:t>
+      </w:r>
+    </w:p>
+    <w:p>
+      <w:pPr>
+        <w:pStyle w:val="Heading3"/>
+        <w:rPr>
+          <w:rFonts w:ascii="Arial" w:hAnsi="Arial" w:cs="Arial"/>
+          <w:b/>
+          <w:bCs/>
+          <w:color w:val="auto"/>
+        </w:rPr>
+      </w:pPr>
+      <w:bookmarkStart w:id="13" w:name="_Toc234311107"/>
+      <w:r>
+        <w:rPr>
+          <w:rFonts w:ascii="Arial" w:hAnsi="Arial" w:cs="Arial"/>
+          <w:b/>
+          <w:bCs/>
+          <w:color w:val="auto"/>
+        </w:rPr>
+        <w:t>1.6.4 Sketches and process flow of proposed output</w:t>
+      </w:r>
+      <w:bookmarkEnd w:id="13"/>
+    </w:p>
+    <w:p>
+      <w:pPr>
+        <w:pStyle w:val="Heading3"/>
+        <w:rPr>
+          <w:rFonts w:ascii="Arial" w:hAnsi="Arial" w:cs="Arial"/>
+          <w:color w:val="auto"/>
+        </w:rPr>
+      </w:pPr>
+      <w:bookmarkStart w:id="14" w:name="_Toc234311108"/>
+      <w:r>
+        <w:rPr>
+          <w:rFonts w:ascii="Arial" w:hAnsi="Arial" w:cs="Arial"/>
+          <w:b/>
+          <w:bCs/>
+          <w:color w:val="auto"/>
+        </w:rPr>
+        <w:t>1.6.5 Data flow diagrams (DFDs)</w:t>
+      </w:r>
+      <w:bookmarkEnd w:id="14"/>
+      <w:r>
+        <w:rPr>
+          <w:rFonts w:ascii="Arial" w:hAnsi="Arial" w:cs="Arial"/>
+          <w:color w:val="auto"/>
+        </w:rPr>
+        <w:t xml:space="preserve"> </w:t>
+      </w:r>
+    </w:p>
+    <w:p>
+      <w:pPr>
+        <w:pStyle w:val="Heading2"/>
+        <w:rPr>
+          <w:rFonts w:ascii="Arial" w:hAnsi="Arial" w:cs="Arial"/>
+          <w:b/>
+          <w:bCs/>
+          <w:color w:val="auto"/>
+        </w:rPr>
+      </w:pPr>
+    </w:p>
+    <w:p>
+      <w:pPr>
+        <w:pStyle w:val="Heading2"/>
+        <w:rPr>
+          <w:rFonts w:ascii="Arial" w:hAnsi="Arial" w:cs="Arial"/>
+          <w:b/>
+          <w:bCs/>
+          <w:color w:val="auto"/>
+        </w:rPr>
+      </w:pPr>
+      <w:bookmarkStart w:id="15" w:name="_Toc234311109"/>
+      <w:r>
+        <w:rPr>
+          <w:rFonts w:ascii="Arial" w:hAnsi="Arial" w:cs="Arial"/>
+          <w:b/>
+          <w:bCs/>
+          <w:color w:val="auto"/>
+        </w:rPr>
+        <w:t>1.7 Analysis Data Dictionary</w:t>
+      </w:r>
+      <w:bookmarkEnd w:id="15"/>
+    </w:p>
+    <w:p>
+      <w:pPr>
+        <w:pStyle w:val="Heading1"/>
+        <w:rPr>
+          <w:rFonts w:ascii="Arial" w:hAnsi="Arial" w:cs="Arial"/>
+          <w:b/>
+          <w:bCs/>
+          <w:color w:val="auto"/>
+        </w:rPr>
+      </w:pPr>
+      <w:bookmarkStart w:id="16" w:name="_Toc234311110"/>
+      <w:r>
+        <w:rPr>
+          <w:rFonts w:ascii="Arial" w:hAnsi="Arial" w:cs="Arial"/>
+          <w:b/>
+          <w:bCs/>
+          <w:color w:val="auto"/>
+        </w:rPr>
+        <w:t>2 Design</w:t>
+      </w:r>
+      <w:bookmarkEnd w:id="16"/>
+      <w:r>
+        <w:rPr>
+          <w:rFonts w:ascii="Arial" w:hAnsi="Arial" w:cs="Arial"/>
+          <w:b/>
+          <w:bCs/>
+          <w:color w:val="auto"/>
+        </w:rPr>
+        <w:t xml:space="preserve"> </w:t>
+      </w:r>
+    </w:p>
+    <w:p>
+      <w:pPr>
+        <w:pStyle w:val="Heading2"/>
+        <w:rPr>
+          <w:rFonts w:ascii="Arial" w:hAnsi="Arial" w:cs="Arial"/>
+          <w:b/>
+          <w:bCs/>
+          <w:color w:val="auto"/>
+        </w:rPr>
+      </w:pPr>
+      <w:bookmarkStart w:id="17" w:name="_Toc234311111"/>
+      <w:r>
+        <w:rPr>
+          <w:rFonts w:ascii="Arial" w:hAnsi="Arial" w:cs="Arial"/>
+          <w:b/>
+          <w:bCs/>
+          <w:color w:val="auto"/>
+        </w:rPr>
+        <w:t>2.1 Design Introduction</w:t>
+      </w:r>
+      <w:bookmarkEnd w:id="17"/>
+    </w:p>
+    <w:p>
+      <w:pPr>
+        <w:pStyle w:val="Heading2"/>
+        <w:rPr>
+          <w:rFonts w:ascii="Arial" w:hAnsi="Arial" w:cs="Arial"/>
+          <w:b/>
+          <w:bCs/>
+          <w:color w:val="auto"/>
+        </w:rPr>
+      </w:pPr>
+    </w:p>
+    <w:p>
+      <w:pPr>
+        <w:pStyle w:val="Heading2"/>
+        <w:rPr>
+          <w:rFonts w:ascii="Arial" w:hAnsi="Arial" w:cs="Arial"/>
+          <w:b/>
+          <w:bCs/>
+          <w:color w:val="auto"/>
+        </w:rPr>
+      </w:pPr>
+      <w:bookmarkStart w:id="18" w:name="_Toc234311112"/>
+      <w:r>
+        <w:rPr>
+          <w:rFonts w:ascii="Arial" w:hAnsi="Arial" w:cs="Arial"/>
+          <w:b/>
+          <w:bCs/>
+          <w:color w:val="auto"/>
+        </w:rPr>
+        <w:t>2.2 Hierarchy chart</w:t>
+      </w:r>
+      <w:bookmarkEnd w:id="18"/>
+    </w:p>
+    <w:p>
+      <w:pPr>
+        <w:pStyle w:val="Heading2"/>
+        <w:rPr>
+          <w:rFonts w:ascii="Arial" w:hAnsi="Arial" w:cs="Arial"/>
+          <w:b/>
+          <w:bCs/>
+          <w:color w:val="auto"/>
+        </w:rPr>
+      </w:pPr>
+    </w:p>
+    <w:p>
+      <w:pPr>
+        <w:pStyle w:val="Heading2"/>
+        <w:rPr>
+          <w:rFonts w:ascii="Arial" w:hAnsi="Arial" w:cs="Arial"/>
+          <w:b/>
+          <w:bCs/>
+          <w:color w:val="auto"/>
+        </w:rPr>
+      </w:pPr>
+      <w:bookmarkStart w:id="19" w:name="_Toc234311113"/>
+      <w:r>
+        <w:rPr>
+          <w:rFonts w:ascii="Arial" w:hAnsi="Arial" w:cs="Arial"/>
+          <w:b/>
+          <w:bCs/>
+          <w:color w:val="auto"/>
+        </w:rPr>
+        <w:t>2.3 Structure chart</w:t>
+      </w:r>
+      <w:bookmarkEnd w:id="19"/>
+    </w:p>
+    <w:p>
+      <w:pPr>
+        <w:pStyle w:val="Heading2"/>
+        <w:rPr>
+          <w:rFonts w:ascii="Arial" w:hAnsi="Arial" w:cs="Arial"/>
+          <w:b/>
+          <w:bCs/>
+          <w:color w:val="auto"/>
+        </w:rPr>
+      </w:pPr>
+    </w:p>
+    <w:p>
+      <w:pPr>
+        <w:pStyle w:val="Heading2"/>
+        <w:rPr>
+          <w:rFonts w:ascii="Arial" w:hAnsi="Arial" w:cs="Arial"/>
+          <w:b/>
+          <w:bCs/>
+          <w:color w:val="auto"/>
+        </w:rPr>
+      </w:pPr>
+      <w:bookmarkStart w:id="20" w:name="_Toc234311114"/>
+      <w:r>
+        <w:rPr>
+          <w:rFonts w:ascii="Arial" w:hAnsi="Arial" w:cs="Arial"/>
+          <w:b/>
+          <w:bCs/>
+          <w:color w:val="auto"/>
+        </w:rPr>
+        <w:t>2.4 Complex Code</w:t>
+      </w:r>
+      <w:bookmarkEnd w:id="20"/>
+    </w:p>
+    <w:p/>
+    <w:p>
+      <w:pPr>
+        <w:jc w:val="both"/>
+        <w:rPr>
+          <w:b/>
+          <w:bCs/>
+        </w:rPr>
+      </w:pPr>
+      <w:r>
+        <w:rPr>
+          <w:b/>
+          <w:bCs/>
+        </w:rPr>
+        <w:t>Moving Sprite</w:t>
+      </w:r>
+    </w:p>
+    <w:p>
+      <w:pPr>
+        <w:jc w:val="both"/>
+      </w:pPr>
+      <w:r>
+        <w:t xml:space="preserve">I created a separate class called player where the sprite image is loaded into an </w:t>
       </w:r>
       <w:proofErr w:type="spellStart"/>
       <w:r>
-        <w:t>tilemaps</w:t>
+        <w:t>ImageView</w:t>
       </w:r>
       <w:proofErr w:type="spellEnd"/>
       <w:r>
-        <w:t xml:space="preserve"> in 2D games.</w:t>
-      </w:r>
-    </w:p>
-    <w:p/>
-    <w:p>
-      <w:r>
+        <w:t xml:space="preserve"> and all functionality such as movement and interaction buttons</w:t>
+      </w:r>
+      <w:r>
+        <w:t xml:space="preserve"> are added to it. There are two separate Images for the same sprite, with one being a </w:t>
+      </w:r>
+      <w:r>
+        <w:t>.</w:t>
+      </w:r>
+      <w:proofErr w:type="spellStart"/>
+      <w:r>
+        <w:t>png</w:t>
+      </w:r>
+      <w:proofErr w:type="spellEnd"/>
+      <w:r>
+        <w:t xml:space="preserve"> and another being a </w:t>
+      </w:r>
+      <w:r>
+        <w:t>.gif.</w:t>
+      </w:r>
+    </w:p>
+    <w:p>
+      <w:pPr>
+        <w:jc w:val="both"/>
+      </w:pPr>
+      <w:r>
+        <w:rPr>
+          <w:noProof/>
+        </w:rPr>
         <w:lastRenderedPageBreak/>
-        <w:t>Research on bounding box and collision for sprites</w:t>
-      </w:r>
-    </w:p>
-    <w:p/>
-    <w:p>
-      <w:pPr>
-        <w:pStyle w:val="Heading3"/>
-        <w:rPr>
-          <w:rFonts w:ascii="Arial" w:hAnsi="Arial" w:cs="Arial"/>
-          <w:b/>
-          <w:bCs/>
-          <w:color w:val="auto"/>
-        </w:rPr>
-      </w:pPr>
-      <w:bookmarkStart w:id="4" w:name="_Toc234311098"/>
-      <w:r>
-        <w:rPr>
-          <w:rFonts w:ascii="Arial" w:hAnsi="Arial" w:cs="Arial"/>
-          <w:b/>
-          <w:bCs/>
-          <w:color w:val="auto"/>
-        </w:rPr>
-        <w:t>1.3.1 Interviews/Surveys</w:t>
-      </w:r>
-      <w:bookmarkEnd w:id="4"/>
-    </w:p>
-    <w:p>
-      <w:pPr>
-        <w:pStyle w:val="Heading3"/>
-        <w:rPr>
-          <w:rFonts w:ascii="Arial" w:hAnsi="Arial" w:cs="Arial"/>
-          <w:b/>
-          <w:bCs/>
-          <w:color w:val="auto"/>
-        </w:rPr>
-      </w:pPr>
-      <w:bookmarkStart w:id="5" w:name="_Toc234311099"/>
-      <w:r>
-        <w:rPr>
-          <w:rFonts w:ascii="Arial" w:hAnsi="Arial" w:cs="Arial"/>
-          <w:b/>
-          <w:bCs/>
-          <w:color w:val="auto"/>
-        </w:rPr>
-        <w:t>1.3.2 Technical/Skills research</w:t>
-      </w:r>
-      <w:bookmarkEnd w:id="5"/>
-    </w:p>
-    <w:p>
-      <w:pPr>
-        <w:pStyle w:val="Heading3"/>
-        <w:rPr>
-          <w:rFonts w:ascii="Arial" w:hAnsi="Arial" w:cs="Arial"/>
-          <w:b/>
-          <w:bCs/>
-          <w:color w:val="auto"/>
-        </w:rPr>
-      </w:pPr>
-      <w:bookmarkStart w:id="6" w:name="_Toc234311100"/>
-      <w:r>
-        <w:rPr>
-          <w:rFonts w:ascii="Arial" w:hAnsi="Arial" w:cs="Arial"/>
-          <w:b/>
-          <w:bCs/>
-          <w:color w:val="auto"/>
-        </w:rPr>
-        <w:t>1.3.3 Research Table</w:t>
-      </w:r>
-      <w:bookmarkEnd w:id="6"/>
-    </w:p>
-    <w:p>
-      <w:pPr>
-        <w:pStyle w:val="Heading2"/>
-        <w:rPr>
-          <w:rFonts w:ascii="Arial" w:hAnsi="Arial" w:cs="Arial"/>
-          <w:b/>
-          <w:bCs/>
-          <w:color w:val="auto"/>
-        </w:rPr>
-      </w:pPr>
-    </w:p>
-    <w:p>
-      <w:pPr>
-        <w:pStyle w:val="Heading2"/>
-        <w:rPr>
-          <w:rFonts w:ascii="Arial" w:hAnsi="Arial" w:cs="Arial"/>
-          <w:b/>
-          <w:bCs/>
-          <w:color w:val="auto"/>
-        </w:rPr>
-      </w:pPr>
-      <w:bookmarkStart w:id="7" w:name="_Toc234311101"/>
-      <w:r>
-        <w:rPr>
-          <w:rFonts w:ascii="Arial" w:hAnsi="Arial" w:cs="Arial"/>
-          <w:b/>
-          <w:bCs/>
-          <w:color w:val="auto"/>
-        </w:rPr>
-        <w:t>1.4 Prototypes</w:t>
-      </w:r>
-      <w:bookmarkEnd w:id="7"/>
-    </w:p>
-    <w:p>
-      <w:pPr>
-        <w:pStyle w:val="Heading2"/>
-        <w:rPr>
-          <w:rFonts w:ascii="Arial" w:hAnsi="Arial" w:cs="Arial"/>
-          <w:b/>
-          <w:bCs/>
-          <w:color w:val="auto"/>
-        </w:rPr>
-      </w:pPr>
-    </w:p>
-    <w:p>
-      <w:pPr>
-        <w:pStyle w:val="Heading2"/>
-        <w:rPr>
-          <w:rFonts w:ascii="Arial" w:hAnsi="Arial" w:cs="Arial"/>
-          <w:color w:val="auto"/>
-        </w:rPr>
-      </w:pPr>
-      <w:bookmarkStart w:id="8" w:name="_Toc234311102"/>
-      <w:r>
-        <w:rPr>
-          <w:rFonts w:ascii="Arial" w:hAnsi="Arial" w:cs="Arial"/>
-          <w:b/>
-          <w:bCs/>
-          <w:color w:val="auto"/>
-        </w:rPr>
-        <w:t>1.5 Justification of chosen solution</w:t>
-      </w:r>
-      <w:bookmarkEnd w:id="8"/>
-      <w:r>
-        <w:rPr>
-          <w:rFonts w:ascii="Arial" w:hAnsi="Arial" w:cs="Arial"/>
-          <w:color w:val="auto"/>
-        </w:rPr>
-        <w:t xml:space="preserve"> </w:t>
-      </w:r>
-    </w:p>
-    <w:p>
-      <w:pPr>
-        <w:pStyle w:val="Heading2"/>
-        <w:rPr>
-          <w:rFonts w:ascii="Arial" w:hAnsi="Arial" w:cs="Arial"/>
-          <w:color w:val="auto"/>
-        </w:rPr>
-      </w:pPr>
-    </w:p>
-    <w:p>
-      <w:pPr>
-        <w:pStyle w:val="Heading2"/>
-        <w:rPr>
-          <w:rFonts w:ascii="Arial" w:hAnsi="Arial" w:cs="Arial"/>
-          <w:b/>
-          <w:bCs/>
-          <w:color w:val="auto"/>
-        </w:rPr>
-      </w:pPr>
-      <w:bookmarkStart w:id="9" w:name="_Toc234311103"/>
-      <w:r>
-        <w:rPr>
-          <w:rFonts w:ascii="Arial" w:hAnsi="Arial" w:cs="Arial"/>
-          <w:b/>
-          <w:bCs/>
-          <w:color w:val="auto"/>
-        </w:rPr>
-        <w:t>1.6 Initial Modelling</w:t>
-      </w:r>
-      <w:bookmarkEnd w:id="9"/>
-    </w:p>
-    <w:p>
-      <w:pPr>
-        <w:pStyle w:val="Heading3"/>
-        <w:rPr>
-          <w:rFonts w:ascii="Arial" w:hAnsi="Arial" w:cs="Arial"/>
-          <w:b/>
-          <w:bCs/>
-          <w:color w:val="auto"/>
-        </w:rPr>
-      </w:pPr>
-      <w:bookmarkStart w:id="10" w:name="_Toc234311104"/>
-      <w:r>
-        <w:rPr>
-          <w:rFonts w:ascii="Arial" w:hAnsi="Arial" w:cs="Arial"/>
-          <w:b/>
-          <w:bCs/>
-          <w:color w:val="auto"/>
-        </w:rPr>
-        <w:t>1.6.1 Story Board</w:t>
-      </w:r>
-      <w:bookmarkEnd w:id="10"/>
-    </w:p>
-    <w:p>
-      <w:pPr>
-        <w:pStyle w:val="Heading3"/>
-        <w:rPr>
-          <w:rFonts w:ascii="Arial" w:hAnsi="Arial" w:cs="Arial"/>
-          <w:b/>
-          <w:bCs/>
-          <w:color w:val="auto"/>
-        </w:rPr>
-      </w:pPr>
-      <w:bookmarkStart w:id="11" w:name="_Toc234311105"/>
-      <w:r>
-        <w:rPr>
-          <w:rFonts w:ascii="Arial" w:hAnsi="Arial" w:cs="Arial"/>
-          <w:b/>
-          <w:bCs/>
-          <w:color w:val="auto"/>
-        </w:rPr>
-        <w:t>1.6.2 Database Modelling</w:t>
-      </w:r>
-      <w:bookmarkEnd w:id="11"/>
-    </w:p>
-    <w:p>
-      <w:pPr>
-        <w:pStyle w:val="Heading3"/>
-        <w:rPr>
-          <w:rFonts w:ascii="Arial" w:hAnsi="Arial" w:cs="Arial"/>
-          <w:b/>
-          <w:bCs/>
-          <w:color w:val="auto"/>
-        </w:rPr>
-      </w:pPr>
-      <w:bookmarkStart w:id="12" w:name="_Toc234311106"/>
-      <w:r>
-        <w:rPr>
-          <w:rFonts w:ascii="Arial" w:hAnsi="Arial" w:cs="Arial"/>
-          <w:b/>
-          <w:bCs/>
-          <w:color w:val="auto"/>
-        </w:rPr>
-        <w:t xml:space="preserve">1.6.3 Identification of objects and </w:t>
-      </w:r>
-      <w:proofErr w:type="gramStart"/>
-      <w:r>
-        <w:rPr>
-          <w:rFonts w:ascii="Arial" w:hAnsi="Arial" w:cs="Arial"/>
-          <w:b/>
-          <w:bCs/>
-          <w:color w:val="auto"/>
-        </w:rPr>
-        <w:t>object</w:t>
-      </w:r>
-      <w:proofErr w:type="gramEnd"/>
-      <w:r>
-        <w:rPr>
-          <w:rFonts w:ascii="Arial" w:hAnsi="Arial" w:cs="Arial"/>
-          <w:b/>
-          <w:bCs/>
-          <w:color w:val="auto"/>
-        </w:rPr>
-        <w:t>–analysis diagrams</w:t>
-      </w:r>
-      <w:bookmarkEnd w:id="12"/>
-      <w:r>
-        <w:rPr>
-          <w:rFonts w:ascii="Arial" w:hAnsi="Arial" w:cs="Arial"/>
-          <w:b/>
-          <w:bCs/>
-          <w:color w:val="auto"/>
-        </w:rPr>
-        <w:t xml:space="preserve"> </w:t>
-      </w:r>
-    </w:p>
-    <w:p>
-      <w:pPr>
-        <w:pStyle w:val="Heading3"/>
-        <w:rPr>
-          <w:rFonts w:ascii="Arial" w:hAnsi="Arial" w:cs="Arial"/>
-          <w:b/>
-          <w:bCs/>
-          <w:color w:val="auto"/>
-        </w:rPr>
-      </w:pPr>
-      <w:bookmarkStart w:id="13" w:name="_Toc234311107"/>
-      <w:r>
-        <w:rPr>
-          <w:rFonts w:ascii="Arial" w:hAnsi="Arial" w:cs="Arial"/>
-          <w:b/>
-          <w:bCs/>
-          <w:color w:val="auto"/>
-        </w:rPr>
-        <w:t>1.6.4 Sketches and process flow of proposed output</w:t>
-      </w:r>
-      <w:bookmarkEnd w:id="13"/>
-    </w:p>
-    <w:p>
-      <w:pPr>
-        <w:pStyle w:val="Heading3"/>
-        <w:rPr>
-          <w:rFonts w:ascii="Arial" w:hAnsi="Arial" w:cs="Arial"/>
-          <w:color w:val="auto"/>
-        </w:rPr>
-      </w:pPr>
-      <w:bookmarkStart w:id="14" w:name="_Toc234311108"/>
-      <w:r>
-        <w:rPr>
-          <w:rFonts w:ascii="Arial" w:hAnsi="Arial" w:cs="Arial"/>
-          <w:b/>
-          <w:bCs/>
-          <w:color w:val="auto"/>
-        </w:rPr>
-        <w:t>1.6.5 Data flow diagrams (DFDs)</w:t>
-      </w:r>
-      <w:bookmarkEnd w:id="14"/>
-      <w:r>
-        <w:rPr>
-          <w:rFonts w:ascii="Arial" w:hAnsi="Arial" w:cs="Arial"/>
-          <w:color w:val="auto"/>
-        </w:rPr>
-        <w:t xml:space="preserve"> </w:t>
-      </w:r>
-    </w:p>
-    <w:p>
-      <w:pPr>
-        <w:pStyle w:val="Heading2"/>
-        <w:rPr>
-          <w:rFonts w:ascii="Arial" w:hAnsi="Arial" w:cs="Arial"/>
-          <w:b/>
-          <w:bCs/>
-          <w:color w:val="auto"/>
-        </w:rPr>
-      </w:pPr>
-    </w:p>
-    <w:p>
-      <w:pPr>
-        <w:pStyle w:val="Heading2"/>
-        <w:rPr>
-          <w:rFonts w:ascii="Arial" w:hAnsi="Arial" w:cs="Arial"/>
-          <w:b/>
-          <w:bCs/>
-          <w:color w:val="auto"/>
-        </w:rPr>
-      </w:pPr>
-      <w:bookmarkStart w:id="15" w:name="_Toc234311109"/>
-      <w:r>
-        <w:rPr>
-          <w:rFonts w:ascii="Arial" w:hAnsi="Arial" w:cs="Arial"/>
-          <w:b/>
-          <w:bCs/>
-          <w:color w:val="auto"/>
-        </w:rPr>
-        <w:t>1.7 Analysis Data Dictionary</w:t>
-      </w:r>
-      <w:bookmarkEnd w:id="15"/>
-    </w:p>
-    <w:p>
-      <w:pPr>
-        <w:pStyle w:val="Heading1"/>
-        <w:rPr>
-          <w:rFonts w:ascii="Arial" w:hAnsi="Arial" w:cs="Arial"/>
-          <w:b/>
-          <w:bCs/>
-          <w:color w:val="auto"/>
-        </w:rPr>
-      </w:pPr>
-      <w:bookmarkStart w:id="16" w:name="_Toc234311110"/>
-      <w:r>
-        <w:rPr>
-          <w:rFonts w:ascii="Arial" w:hAnsi="Arial" w:cs="Arial"/>
-          <w:b/>
-          <w:bCs/>
-          <w:color w:val="auto"/>
-        </w:rPr>
-        <w:t>2 Design</w:t>
-      </w:r>
-      <w:bookmarkEnd w:id="16"/>
-      <w:r>
-        <w:rPr>
-          <w:rFonts w:ascii="Arial" w:hAnsi="Arial" w:cs="Arial"/>
-          <w:b/>
-          <w:bCs/>
-          <w:color w:val="auto"/>
-        </w:rPr>
-        <w:t xml:space="preserve"> </w:t>
-      </w:r>
-    </w:p>
-    <w:p>
-      <w:pPr>
-        <w:pStyle w:val="Heading2"/>
-        <w:rPr>
-          <w:rFonts w:ascii="Arial" w:hAnsi="Arial" w:cs="Arial"/>
-          <w:b/>
-          <w:bCs/>
-          <w:color w:val="auto"/>
-        </w:rPr>
-      </w:pPr>
-      <w:bookmarkStart w:id="17" w:name="_Toc234311111"/>
-      <w:r>
-        <w:rPr>
-          <w:rFonts w:ascii="Arial" w:hAnsi="Arial" w:cs="Arial"/>
-          <w:b/>
-          <w:bCs/>
-          <w:color w:val="auto"/>
-        </w:rPr>
-        <w:t>2.1 Design Introduction</w:t>
-      </w:r>
-      <w:bookmarkEnd w:id="17"/>
-    </w:p>
-    <w:p>
-      <w:pPr>
-        <w:pStyle w:val="Heading2"/>
-        <w:rPr>
-          <w:rFonts w:ascii="Arial" w:hAnsi="Arial" w:cs="Arial"/>
-          <w:b/>
-          <w:bCs/>
-          <w:color w:val="auto"/>
-        </w:rPr>
-      </w:pPr>
-    </w:p>
-    <w:p>
-      <w:pPr>
-        <w:pStyle w:val="Heading2"/>
-        <w:rPr>
-          <w:rFonts w:ascii="Arial" w:hAnsi="Arial" w:cs="Arial"/>
-          <w:b/>
-          <w:bCs/>
-          <w:color w:val="auto"/>
-        </w:rPr>
-      </w:pPr>
-      <w:bookmarkStart w:id="18" w:name="_Toc234311112"/>
-      <w:r>
-        <w:rPr>
-          <w:rFonts w:ascii="Arial" w:hAnsi="Arial" w:cs="Arial"/>
-          <w:b/>
-          <w:bCs/>
-          <w:color w:val="auto"/>
-        </w:rPr>
-        <w:t>2.2 Hierarchy chart</w:t>
-      </w:r>
-      <w:bookmarkEnd w:id="18"/>
-    </w:p>
-    <w:p>
-      <w:pPr>
-        <w:pStyle w:val="Heading2"/>
-        <w:rPr>
-          <w:rFonts w:ascii="Arial" w:hAnsi="Arial" w:cs="Arial"/>
-          <w:b/>
-          <w:bCs/>
-          <w:color w:val="auto"/>
-        </w:rPr>
-      </w:pPr>
-    </w:p>
-    <w:p>
-      <w:pPr>
-        <w:pStyle w:val="Heading2"/>
-        <w:rPr>
-          <w:rFonts w:ascii="Arial" w:hAnsi="Arial" w:cs="Arial"/>
-          <w:b/>
-          <w:bCs/>
-          <w:color w:val="auto"/>
-        </w:rPr>
-      </w:pPr>
-      <w:bookmarkStart w:id="19" w:name="_Toc234311113"/>
-      <w:r>
-        <w:rPr>
-          <w:rFonts w:ascii="Arial" w:hAnsi="Arial" w:cs="Arial"/>
-          <w:b/>
-          <w:bCs/>
-          <w:color w:val="auto"/>
-        </w:rPr>
-        <w:t>2.3 Structure chart</w:t>
-      </w:r>
-      <w:bookmarkEnd w:id="19"/>
-    </w:p>
-    <w:p>
-      <w:pPr>
-        <w:pStyle w:val="Heading2"/>
-        <w:rPr>
-          <w:rFonts w:ascii="Arial" w:hAnsi="Arial" w:cs="Arial"/>
-          <w:b/>
-          <w:bCs/>
-          <w:color w:val="auto"/>
-        </w:rPr>
-      </w:pPr>
-    </w:p>
-    <w:p>
-      <w:pPr>
-        <w:pStyle w:val="Heading2"/>
-        <w:rPr>
-          <w:rFonts w:ascii="Arial" w:hAnsi="Arial" w:cs="Arial"/>
-          <w:b/>
-          <w:bCs/>
-          <w:color w:val="auto"/>
-        </w:rPr>
-      </w:pPr>
-      <w:bookmarkStart w:id="20" w:name="_Toc234311114"/>
-      <w:r>
-        <w:rPr>
-          <w:rFonts w:ascii="Arial" w:hAnsi="Arial" w:cs="Arial"/>
-          <w:b/>
-          <w:bCs/>
-          <w:color w:val="auto"/>
-        </w:rPr>
-        <w:t>2.4 Complex Code</w:t>
-      </w:r>
-      <w:bookmarkEnd w:id="20"/>
-    </w:p>
-    <w:p/>
-    <w:p>
-      <w:pPr>
-        <w:jc w:val="both"/>
-        <w:rPr>
-          <w:b/>
-          <w:bCs/>
-        </w:rPr>
-      </w:pPr>
-      <w:r>
-        <w:rPr>
-          <w:b/>
-          <w:bCs/>
-        </w:rPr>
-        <w:t>Moving Sprite</w:t>
-      </w:r>
-    </w:p>
-    <w:p>
-      <w:pPr>
-        <w:jc w:val="both"/>
-      </w:pPr>
-      <w:r>
-        <w:t xml:space="preserve">I created a separate class called player where the sprite image is loaded into an </w:t>
-      </w:r>
-      <w:proofErr w:type="spellStart"/>
-      <w:r>
-        <w:t>ImageView</w:t>
-      </w:r>
-      <w:proofErr w:type="spellEnd"/>
-      <w:r>
-        <w:t xml:space="preserve"> and all functionality such as movement and interaction buttons</w:t>
-      </w:r>
-      <w:r>
-        <w:t xml:space="preserve"> are added to it. There are two separate </w:t>
-      </w:r>
-      <w:r>
-        <w:lastRenderedPageBreak/>
-        <w:t xml:space="preserve">Images for the same sprite, with one being a </w:t>
-      </w:r>
-      <w:r>
-        <w:t>.</w:t>
-      </w:r>
-      <w:proofErr w:type="spellStart"/>
-      <w:r>
-        <w:t>png</w:t>
-      </w:r>
-      <w:proofErr w:type="spellEnd"/>
-      <w:r>
-        <w:t xml:space="preserve"> and another being a </w:t>
-      </w:r>
-      <w:r>
-        <w:t>.gif.</w:t>
-      </w:r>
-    </w:p>
-    <w:p>
-      <w:pPr>
-        <w:jc w:val="both"/>
-      </w:pPr>
-      <w:r>
-        <w:rPr>
-          <w:noProof/>
-        </w:rPr>
         <w:drawing>
           <wp:inline distT="0" distB="0" distL="0" distR="0" wp14:anchorId="4FB06110" wp14:editId="226BDA2E">
             <wp:extent cx="5789295" cy="479425"/>
@@ -4075,7 +4017,7 @@
                     <pic:cNvPicPr/>
                   </pic:nvPicPr>
                   <pic:blipFill>
-                    <a:blip r:embed="rId12">
+                    <a:blip r:embed="rId13">
                       <a:extLst>
                         <a:ext uri="{28A0092B-C50C-407E-A947-70E740481C1C}">
                           <a14:useLocalDpi xmlns:a14="http://schemas.microsoft.com/office/drawing/2010/main" val="0"/>
@@ -4145,7 +4087,7 @@
                     <pic:cNvPicPr/>
                   </pic:nvPicPr>
                   <pic:blipFill>
-                    <a:blip r:embed="rId13">
+                    <a:blip r:embed="rId14">
                       <a:extLst>
                         <a:ext uri="{28A0092B-C50C-407E-A947-70E740481C1C}">
                           <a14:useLocalDpi xmlns:a14="http://schemas.microsoft.com/office/drawing/2010/main" val="0"/>
@@ -4186,30 +4128,20 @@
         <w:t xml:space="preserve">, which execute the functions </w:t>
       </w:r>
       <w:proofErr w:type="spellStart"/>
-      <w:proofErr w:type="gramStart"/>
       <w:r>
         <w:t>keyPressed</w:t>
       </w:r>
       <w:proofErr w:type="spellEnd"/>
       <w:r>
-        <w:t>(</w:t>
-      </w:r>
-      <w:proofErr w:type="gramEnd"/>
-      <w:r>
-        <w:t xml:space="preserve">) and </w:t>
+        <w:t xml:space="preserve">() and </w:t>
       </w:r>
       <w:proofErr w:type="spellStart"/>
-      <w:proofErr w:type="gramStart"/>
       <w:r>
         <w:t>keyReleased</w:t>
       </w:r>
       <w:proofErr w:type="spellEnd"/>
       <w:r>
-        <w:t>(</w:t>
-      </w:r>
-      <w:proofErr w:type="gramEnd"/>
-      <w:r>
-        <w:t>).</w:t>
+        <w:t>().</w:t>
       </w:r>
     </w:p>
     <w:p>
@@ -4236,7 +4168,7 @@
                     <pic:cNvPicPr/>
                   </pic:nvPicPr>
                   <pic:blipFill>
-                    <a:blip r:embed="rId14">
+                    <a:blip r:embed="rId15">
                       <a:extLst>
                         <a:ext uri="{28A0092B-C50C-407E-A947-70E740481C1C}">
                           <a14:useLocalDpi xmlns:a14="http://schemas.microsoft.com/office/drawing/2010/main" val="0"/>
@@ -4271,46 +4203,31 @@
         <w:t xml:space="preserve">The functions </w:t>
       </w:r>
       <w:proofErr w:type="spellStart"/>
-      <w:proofErr w:type="gramStart"/>
       <w:r>
         <w:t>keyPressed</w:t>
       </w:r>
       <w:proofErr w:type="spellEnd"/>
       <w:r>
-        <w:t>(</w:t>
-      </w:r>
-      <w:proofErr w:type="gramEnd"/>
-      <w:r>
-        <w:t xml:space="preserve">) and </w:t>
+        <w:t xml:space="preserve">() and </w:t>
       </w:r>
       <w:proofErr w:type="spellStart"/>
-      <w:proofErr w:type="gramStart"/>
       <w:r>
         <w:t>keyReleased</w:t>
       </w:r>
       <w:proofErr w:type="spellEnd"/>
       <w:r>
-        <w:t>(</w:t>
-      </w:r>
-      <w:proofErr w:type="gramEnd"/>
-      <w:r>
-        <w:t>) detect which key is being released, and adjust the</w:t>
+        <w:t>() detect which key is being released, and adjust the</w:t>
       </w:r>
       <w:r>
         <w:t xml:space="preserve"> Booleans above based on </w:t>
       </w:r>
       <w:proofErr w:type="spellStart"/>
-      <w:proofErr w:type="gramStart"/>
       <w:r>
         <w:t>KeyEvent</w:t>
       </w:r>
       <w:proofErr w:type="spellEnd"/>
       <w:r>
-        <w:t>(</w:t>
-      </w:r>
-      <w:proofErr w:type="gramEnd"/>
-      <w:r>
-        <w:t>) that is passed.</w:t>
+        <w:t>() that is passed.</w:t>
       </w:r>
     </w:p>
     <w:p>
@@ -4337,7 +4254,7 @@
                     <pic:cNvPicPr/>
                   </pic:nvPicPr>
                   <pic:blipFill>
-                    <a:blip r:embed="rId15">
+                    <a:blip r:embed="rId16">
                       <a:extLst>
                         <a:ext uri="{28A0092B-C50C-407E-A947-70E740481C1C}">
                           <a14:useLocalDpi xmlns:a14="http://schemas.microsoft.com/office/drawing/2010/main" val="0"/>
@@ -4389,7 +4306,7 @@
                     <pic:cNvPicPr/>
                   </pic:nvPicPr>
                   <pic:blipFill>
-                    <a:blip r:embed="rId16">
+                    <a:blip r:embed="rId17">
                       <a:extLst>
                         <a:ext uri="{28A0092B-C50C-407E-A947-70E740481C1C}">
                           <a14:useLocalDpi xmlns:a14="http://schemas.microsoft.com/office/drawing/2010/main" val="0"/>
@@ -4439,17 +4356,12 @@
         <w:t xml:space="preserve"> timer I called a function called </w:t>
       </w:r>
       <w:proofErr w:type="spellStart"/>
-      <w:proofErr w:type="gramStart"/>
       <w:r>
         <w:t>updatePlayer</w:t>
       </w:r>
       <w:proofErr w:type="spellEnd"/>
       <w:r>
-        <w:t>(</w:t>
-      </w:r>
-      <w:proofErr w:type="gramEnd"/>
-      <w:r>
-        <w:t>)</w:t>
+        <w:t>()</w:t>
       </w:r>
       <w:r>
         <w:t xml:space="preserve"> (located in the player class)</w:t>
@@ -4461,30 +4373,20 @@
         <w:t xml:space="preserve">I called the function </w:t>
       </w:r>
       <w:proofErr w:type="spellStart"/>
-      <w:proofErr w:type="gramStart"/>
       <w:r>
         <w:t>movePlayer</w:t>
       </w:r>
       <w:proofErr w:type="spellEnd"/>
       <w:r>
-        <w:t>(</w:t>
-      </w:r>
-      <w:proofErr w:type="gramEnd"/>
-      <w:r>
-        <w:t xml:space="preserve">) to move the player around the map. I will also add another function in </w:t>
+        <w:t xml:space="preserve">() to move the player around the map. I will also add another function in </w:t>
       </w:r>
       <w:proofErr w:type="spellStart"/>
-      <w:proofErr w:type="gramStart"/>
       <w:r>
         <w:t>updatePlayer</w:t>
       </w:r>
       <w:proofErr w:type="spellEnd"/>
       <w:r>
-        <w:t>(</w:t>
-      </w:r>
-      <w:proofErr w:type="gramEnd"/>
-      <w:r>
-        <w:t>) for collision</w:t>
+        <w:t>() for collision</w:t>
       </w:r>
       <w:r>
         <w:t xml:space="preserve"> detection</w:t>
@@ -4517,7 +4419,7 @@
                     <pic:cNvPicPr/>
                   </pic:nvPicPr>
                   <pic:blipFill>
-                    <a:blip r:embed="rId17">
+                    <a:blip r:embed="rId18">
                       <a:extLst>
                         <a:ext uri="{28A0092B-C50C-407E-A947-70E740481C1C}">
                           <a14:useLocalDpi xmlns:a14="http://schemas.microsoft.com/office/drawing/2010/main" val="0"/>
@@ -4569,7 +4471,7 @@
                     <pic:cNvPicPr/>
                   </pic:nvPicPr>
                   <pic:blipFill>
-                    <a:blip r:embed="rId18">
+                    <a:blip r:embed="rId19">
                       <a:extLst>
                         <a:ext uri="{28A0092B-C50C-407E-A947-70E740481C1C}">
                           <a14:useLocalDpi xmlns:a14="http://schemas.microsoft.com/office/drawing/2010/main" val="0"/>
@@ -4657,9 +4559,8 @@
           <w:sz w:val="22"/>
           <w:szCs w:val="22"/>
         </w:rPr>
-        <w:t xml:space="preserve"> </w:t>
-      </w:r>
-      <w:proofErr w:type="gramStart"/>
+        <w:t xml:space="preserve"> Canvas  c</w:t>
+      </w:r>
       <w:r>
         <w:rPr>
           <w:rFonts w:ascii="Arial" w:hAnsi="Arial" w:cs="Arial"/>
@@ -4667,7 +4568,7 @@
           <w:sz w:val="22"/>
           <w:szCs w:val="22"/>
         </w:rPr>
-        <w:t>Canvas  c</w:t>
+        <w:t>lass to draw this out</w:t>
       </w:r>
       <w:r>
         <w:rPr>
@@ -4676,46 +4577,7 @@
           <w:sz w:val="22"/>
           <w:szCs w:val="22"/>
         </w:rPr>
-        <w:t>lass</w:t>
-      </w:r>
-      <w:proofErr w:type="gramEnd"/>
-      <w:r>
-        <w:rPr>
-          <w:rFonts w:ascii="Arial" w:hAnsi="Arial" w:cs="Arial"/>
-          <w:color w:val="auto"/>
-          <w:sz w:val="22"/>
-          <w:szCs w:val="22"/>
-        </w:rPr>
-        <w:t xml:space="preserve"> to draw this out</w:t>
-      </w:r>
-      <w:r>
-        <w:rPr>
-          <w:rFonts w:ascii="Arial" w:hAnsi="Arial" w:cs="Arial"/>
-          <w:color w:val="auto"/>
-          <w:sz w:val="22"/>
-          <w:szCs w:val="22"/>
-        </w:rPr>
-        <w:t xml:space="preserve">. </w:t>
-      </w:r>
-      <w:proofErr w:type="gramStart"/>
-      <w:r>
-        <w:rPr>
-          <w:rFonts w:ascii="Arial" w:hAnsi="Arial" w:cs="Arial"/>
-          <w:color w:val="auto"/>
-          <w:sz w:val="22"/>
-          <w:szCs w:val="22"/>
-        </w:rPr>
-        <w:t>First</w:t>
-      </w:r>
-      <w:proofErr w:type="gramEnd"/>
-      <w:r>
-        <w:rPr>
-          <w:rFonts w:ascii="Arial" w:hAnsi="Arial" w:cs="Arial"/>
-          <w:color w:val="auto"/>
-          <w:sz w:val="22"/>
-          <w:szCs w:val="22"/>
-        </w:rPr>
-        <w:t xml:space="preserve"> I stored a </w:t>
+        <w:t xml:space="preserve">. First I stored a </w:t>
       </w:r>
       <w:r>
         <w:rPr>
@@ -4794,7 +4656,7 @@
                     <pic:cNvPicPr/>
                   </pic:nvPicPr>
                   <pic:blipFill>
-                    <a:blip r:embed="rId19">
+                    <a:blip r:embed="rId20">
                       <a:extLst>
                         <a:ext uri="{28A0092B-C50C-407E-A947-70E740481C1C}">
                           <a14:useLocalDpi xmlns:a14="http://schemas.microsoft.com/office/drawing/2010/main" val="0"/>
@@ -4847,7 +4709,6 @@
         <w:t xml:space="preserve">After this I created a function </w:t>
       </w:r>
       <w:proofErr w:type="spellStart"/>
-      <w:proofErr w:type="gramStart"/>
       <w:r>
         <w:rPr>
           <w:szCs w:val="22"/>
@@ -4859,55 +4720,40 @@
         <w:rPr>
           <w:szCs w:val="22"/>
         </w:rPr>
-        <w:t>(</w:t>
-      </w:r>
-      <w:proofErr w:type="gramEnd"/>
+        <w:t xml:space="preserve">() </w:t>
+      </w:r>
       <w:r>
         <w:rPr>
           <w:szCs w:val="22"/>
         </w:rPr>
-        <w:t xml:space="preserve">) </w:t>
-      </w:r>
+        <w:t xml:space="preserve">to render only the tiles which will be shown on the </w:t>
+      </w:r>
+      <w:bookmarkStart w:id="21" w:name="_Toc234311115"/>
       <w:r>
         <w:rPr>
           <w:szCs w:val="22"/>
         </w:rPr>
-        <w:t xml:space="preserve">to render only the tiles which will be shown on the </w:t>
-      </w:r>
-      <w:bookmarkStart w:id="21" w:name="_Toc234311115"/>
+        <w:t xml:space="preserve">scene of the </w:t>
+      </w:r>
       <w:r>
         <w:rPr>
           <w:szCs w:val="22"/>
         </w:rPr>
-        <w:t xml:space="preserve">scene of the </w:t>
-      </w:r>
+        <w:t xml:space="preserve">game, with a separate function </w:t>
+      </w:r>
+      <w:proofErr w:type="spellStart"/>
       <w:r>
         <w:rPr>
           <w:szCs w:val="22"/>
         </w:rPr>
-        <w:t xml:space="preserve">game, with a separate function </w:t>
-      </w:r>
-      <w:proofErr w:type="spellStart"/>
-      <w:proofErr w:type="gramStart"/>
+        <w:t>drawTile</w:t>
+      </w:r>
+      <w:proofErr w:type="spellEnd"/>
       <w:r>
         <w:rPr>
           <w:szCs w:val="22"/>
         </w:rPr>
-        <w:t>drawTile</w:t>
-      </w:r>
-      <w:proofErr w:type="spellEnd"/>
-      <w:r>
-        <w:rPr>
-          <w:szCs w:val="22"/>
-        </w:rPr>
-        <w:t>(</w:t>
-      </w:r>
-      <w:proofErr w:type="gramEnd"/>
-      <w:r>
-        <w:rPr>
-          <w:szCs w:val="22"/>
-        </w:rPr>
-        <w:t>) used to draw each individual tile using switch cases.</w:t>
+        <w:t>() used to draw each individual tile using switch cases.</w:t>
       </w:r>
     </w:p>
     <w:p>
@@ -4932,7 +4778,7 @@
                     <pic:cNvPicPr/>
                   </pic:nvPicPr>
                   <pic:blipFill>
-                    <a:blip r:embed="rId20">
+                    <a:blip r:embed="rId21">
                       <a:extLst>
                         <a:ext uri="{28A0092B-C50C-407E-A947-70E740481C1C}">
                           <a14:useLocalDpi xmlns:a14="http://schemas.microsoft.com/office/drawing/2010/main" val="0"/>
@@ -4961,18 +4807,18 @@
     </w:p>
     <w:p>
       <w:r>
+        <w:t xml:space="preserve">The canvas and graphics context are created </w:t>
+      </w:r>
+      <w:r>
+        <w:t>in the main method of the class.</w:t>
+      </w:r>
+    </w:p>
+    <w:p>
+      <w:r>
+        <w:rPr>
+          <w:noProof/>
+        </w:rPr>
         <w:lastRenderedPageBreak/>
-        <w:t xml:space="preserve">The canvas and graphics context are created </w:t>
-      </w:r>
-      <w:r>
-        <w:t>in the main method of the class.</w:t>
-      </w:r>
-    </w:p>
-    <w:p>
-      <w:r>
-        <w:rPr>
-          <w:noProof/>
-        </w:rPr>
         <w:drawing>
           <wp:inline distT="0" distB="0" distL="0" distR="0" wp14:anchorId="12470157" wp14:editId="6D69CCFA">
             <wp:extent cx="4353533" cy="2381582"/>
@@ -4989,7 +4835,7 @@
                     <pic:cNvPicPr/>
                   </pic:nvPicPr>
                   <pic:blipFill>
-                    <a:blip r:embed="rId21">
+                    <a:blip r:embed="rId22">
                       <a:extLst>
                         <a:ext uri="{28A0092B-C50C-407E-A947-70E740481C1C}">
                           <a14:useLocalDpi xmlns:a14="http://schemas.microsoft.com/office/drawing/2010/main" val="0"/>
@@ -5050,7 +4896,7 @@
                     <pic:cNvPicPr/>
                   </pic:nvPicPr>
                   <pic:blipFill>
-                    <a:blip r:embed="rId22">
+                    <a:blip r:embed="rId23">
                       <a:extLst>
                         <a:ext uri="{28A0092B-C50C-407E-A947-70E740481C1C}">
                           <a14:useLocalDpi xmlns:a14="http://schemas.microsoft.com/office/drawing/2010/main" val="0"/>
@@ -5115,12 +4961,10 @@
         <w:t xml:space="preserve"> and </w:t>
       </w:r>
       <w:proofErr w:type="spellStart"/>
-      <w:proofErr w:type="gramStart"/>
       <w:r>
         <w:t>player.y</w:t>
       </w:r>
       <w:proofErr w:type="spellEnd"/>
-      <w:proofErr w:type="gramEnd"/>
       <w:r>
         <w:t xml:space="preserve"> to </w:t>
       </w:r>
@@ -5148,73 +4992,76 @@
       </w:r>
       <w:proofErr w:type="spellStart"/>
       <w:r>
+        <w:t>tilemap</w:t>
+      </w:r>
+      <w:proofErr w:type="spellEnd"/>
+      <w:r>
+        <w:t xml:space="preserve">. To convert it to an actual position on the screen we multiply by </w:t>
+      </w:r>
+      <w:proofErr w:type="spellStart"/>
+      <w:r>
+        <w:t>tile_width</w:t>
+      </w:r>
+      <w:proofErr w:type="spellEnd"/>
+      <w:r>
+        <w:t xml:space="preserve"> to get the pixel positions and add them to the scene.</w:t>
+      </w:r>
+    </w:p>
+    <w:p>
+      <w:r>
+        <w:t xml:space="preserve">Once this was done, it was time to calculate the camera position. </w:t>
+      </w:r>
+      <w:r>
+        <w:t xml:space="preserve">Ideally the player should be at the centre of the screen as the background is scrolling, therefore </w:t>
+      </w:r>
+      <w:r>
+        <w:t>the camera should be calculated half the width and height of the stage to the left and above the sprite.</w:t>
+      </w:r>
+      <w:r>
+        <w:t xml:space="preserve"> </w:t>
+      </w:r>
+      <w:r>
+        <w:t xml:space="preserve">As the camera position </w:t>
+      </w:r>
+      <w:r>
+        <w:t xml:space="preserve">is the top left corner of the </w:t>
+      </w:r>
+      <w:r>
+        <w:t>stage</w:t>
+      </w:r>
+      <w:r>
+        <w:t xml:space="preserve"> and a coordinate on the </w:t>
+      </w:r>
+      <w:proofErr w:type="spellStart"/>
+      <w:r>
+        <w:t>tilemap</w:t>
+      </w:r>
+      <w:proofErr w:type="spellEnd"/>
+      <w:r>
+        <w:t xml:space="preserve">, I had to first create a function </w:t>
+      </w:r>
+      <w:r>
+        <w:t xml:space="preserve">which made sure that the camera would not be realigned on the </w:t>
+      </w:r>
+      <w:proofErr w:type="spellStart"/>
+      <w:r>
+        <w:t>tilemap</w:t>
+      </w:r>
+      <w:proofErr w:type="spellEnd"/>
+      <w:r>
+        <w:t xml:space="preserve"> in such a way that I would be rendering beyond the screen.</w:t>
+      </w:r>
+    </w:p>
+    <w:p>
+      <w:r>
+        <w:t>To do this I first c</w:t>
+      </w:r>
+      <w:r>
+        <w:t xml:space="preserve">reated a camera in the game class which is calculated based on the sprite’s position relative to the map (at half the stages dimensions). Then I adjusted the rendering </w:t>
+      </w:r>
+      <w:r>
         <w:lastRenderedPageBreak/>
-        <w:t>tilemap</w:t>
-      </w:r>
-      <w:proofErr w:type="spellEnd"/>
-      <w:r>
-        <w:t xml:space="preserve">. To convert it to an actual position on the screen we multiply by </w:t>
-      </w:r>
-      <w:proofErr w:type="spellStart"/>
-      <w:r>
-        <w:t>tile_width</w:t>
-      </w:r>
-      <w:proofErr w:type="spellEnd"/>
-      <w:r>
-        <w:t xml:space="preserve"> to get the pixel positions and add them to the scene.</w:t>
-      </w:r>
-    </w:p>
-    <w:p>
-      <w:r>
-        <w:t xml:space="preserve">Once this was done, it was time to calculate the camera position. </w:t>
-      </w:r>
-      <w:r>
-        <w:t xml:space="preserve">Ideally the player should be at the centre of the screen as the background is scrolling, therefore </w:t>
-      </w:r>
-      <w:r>
-        <w:t>the camera should be calculated half the width and height of the stage to the left and above the sprite.</w:t>
-      </w:r>
-      <w:r>
-        <w:t xml:space="preserve"> </w:t>
-      </w:r>
-      <w:r>
-        <w:t xml:space="preserve">As the camera position </w:t>
-      </w:r>
-      <w:r>
-        <w:t xml:space="preserve">is the top left corner of the </w:t>
-      </w:r>
-      <w:r>
-        <w:t>stage</w:t>
-      </w:r>
-      <w:r>
-        <w:t xml:space="preserve"> and a coordinate on the </w:t>
-      </w:r>
-      <w:proofErr w:type="spellStart"/>
-      <w:r>
-        <w:t>tilemap</w:t>
-      </w:r>
-      <w:proofErr w:type="spellEnd"/>
-      <w:r>
-        <w:t xml:space="preserve">, I had to first create a function </w:t>
-      </w:r>
-      <w:r>
-        <w:t xml:space="preserve">which made sure that the camera would not be realigned on the </w:t>
-      </w:r>
-      <w:proofErr w:type="spellStart"/>
-      <w:r>
-        <w:t>tilemap</w:t>
-      </w:r>
-      <w:proofErr w:type="spellEnd"/>
-      <w:r>
-        <w:t xml:space="preserve"> in such a way that I would be rendering beyond the screen.</w:t>
-      </w:r>
-    </w:p>
-    <w:p>
-      <w:r>
-        <w:t>To do this I first c</w:t>
-      </w:r>
-      <w:r>
-        <w:t>reated a camera in the game class which is calculated based on the sprite’s position relative to the map (at half the stages dimensions). Then I adjusted the rendering function in the background class to draw the map from the appropriate starting coordinates given by the camera. The player’s position is then updated relative to the camera and stage.</w:t>
+        <w:t>function in the background class to draw the map from the appropriate starting coordinates given by the camera. The player’s position is then updated relative to the camera and stage.</w:t>
       </w:r>
     </w:p>
     <w:p>
@@ -5223,7 +5070,7 @@
           <w:noProof/>
         </w:rPr>
         <w:drawing>
-          <wp:inline distT="0" distB="0" distL="0" distR="0" wp14:anchorId="226F89C5" wp14:editId="42D847B1">
+          <wp:inline distT="0" distB="0" distL="0" distR="0" wp14:anchorId="226F89C5" wp14:editId="016F2261">
             <wp:extent cx="5789295" cy="1595120"/>
             <wp:effectExtent l="0" t="0" r="1905" b="5080"/>
             <wp:docPr id="542006062" name="Picture 3"/>
@@ -5238,7 +5085,7 @@
                     <pic:cNvPicPr/>
                   </pic:nvPicPr>
                   <pic:blipFill>
-                    <a:blip r:embed="rId23" cstate="print">
+                    <a:blip r:embed="rId24" cstate="print">
                       <a:extLst>
                         <a:ext uri="{28A0092B-C50C-407E-A947-70E740481C1C}">
                           <a14:useLocalDpi xmlns:a14="http://schemas.microsoft.com/office/drawing/2010/main" val="0"/>
@@ -5286,7 +5133,7 @@
                     <pic:cNvPicPr/>
                   </pic:nvPicPr>
                   <pic:blipFill>
-                    <a:blip r:embed="rId24">
+                    <a:blip r:embed="rId25">
                       <a:extLst>
                         <a:ext uri="{28A0092B-C50C-407E-A947-70E740481C1C}">
                           <a14:useLocalDpi xmlns:a14="http://schemas.microsoft.com/office/drawing/2010/main" val="0"/>
@@ -5331,7 +5178,6 @@
     </w:p>
     <w:p>
       <w:r>
-        <w:lastRenderedPageBreak/>
         <w:t>The first part of collision detection was to check if the sprite collided with a wall. This was done by checking to see if the sprite overlapped with any tiles that had a value of 1, representing a wall.</w:t>
       </w:r>
       <w:r>
@@ -5344,7 +5190,7 @@
           <w:noProof/>
         </w:rPr>
         <w:drawing>
-          <wp:inline distT="0" distB="0" distL="0" distR="0" wp14:anchorId="1A9EABE6" wp14:editId="07863628">
+          <wp:inline distT="0" distB="0" distL="0" distR="0" wp14:anchorId="1A9EABE6" wp14:editId="70A1921C">
             <wp:extent cx="5789295" cy="1915795"/>
             <wp:effectExtent l="0" t="0" r="1905" b="8255"/>
             <wp:docPr id="184673664" name="Picture 3"/>
@@ -5359,7 +5205,7 @@
                     <pic:cNvPicPr/>
                   </pic:nvPicPr>
                   <pic:blipFill>
-                    <a:blip r:embed="rId25" cstate="print">
+                    <a:blip r:embed="rId26" cstate="print">
                       <a:extLst>
                         <a:ext uri="{28A0092B-C50C-407E-A947-70E740481C1C}">
                           <a14:useLocalDpi xmlns:a14="http://schemas.microsoft.com/office/drawing/2010/main" val="0"/>
@@ -5403,15 +5249,8 @@
     </w:p>
     <w:p>
       <w:r>
-        <w:t xml:space="preserve">At this </w:t>
-      </w:r>
-      <w:proofErr w:type="gramStart"/>
-      <w:r>
-        <w:t>time</w:t>
-      </w:r>
-      <w:proofErr w:type="gramEnd"/>
-      <w:r>
-        <w:t xml:space="preserve"> I </w:t>
+        <w:lastRenderedPageBreak/>
+        <w:t xml:space="preserve">At this time I </w:t>
       </w:r>
       <w:r>
         <w:t xml:space="preserve">also </w:t>
@@ -5441,7 +5280,7 @@
                     <pic:cNvPicPr/>
                   </pic:nvPicPr>
                   <pic:blipFill>
-                    <a:blip r:embed="rId26">
+                    <a:blip r:embed="rId27">
                       <a:extLst>
                         <a:ext uri="{28A0092B-C50C-407E-A947-70E740481C1C}">
                           <a14:useLocalDpi xmlns:a14="http://schemas.microsoft.com/office/drawing/2010/main" val="0"/>
@@ -5510,7 +5349,7 @@
                     <pic:cNvPicPr/>
                   </pic:nvPicPr>
                   <pic:blipFill>
-                    <a:blip r:embed="rId27">
+                    <a:blip r:embed="rId28">
                       <a:extLst>
                         <a:ext uri="{28A0092B-C50C-407E-A947-70E740481C1C}">
                           <a14:useLocalDpi xmlns:a14="http://schemas.microsoft.com/office/drawing/2010/main" val="0"/>
@@ -5539,16 +5378,16 @@
     </w:p>
     <w:p>
       <w:r>
+        <w:t xml:space="preserve">This class takes the image of each table and its positions on the map, to display it. </w:t>
+      </w:r>
+    </w:p>
+    <w:p/>
+    <w:p>
+      <w:r>
+        <w:rPr>
+          <w:noProof/>
+        </w:rPr>
         <w:lastRenderedPageBreak/>
-        <w:t xml:space="preserve">This class takes the image of each table and its positions on the map, to display it. </w:t>
-      </w:r>
-    </w:p>
-    <w:p/>
-    <w:p>
-      <w:r>
-        <w:rPr>
-          <w:noProof/>
-        </w:rPr>
         <w:drawing>
           <wp:inline distT="0" distB="0" distL="0" distR="0" wp14:anchorId="481519C9" wp14:editId="0B580385">
             <wp:extent cx="5789295" cy="5154930"/>
@@ -5565,7 +5404,7 @@
                     <pic:cNvPicPr/>
                   </pic:nvPicPr>
                   <pic:blipFill>
-                    <a:blip r:embed="rId28">
+                    <a:blip r:embed="rId29">
                       <a:extLst>
                         <a:ext uri="{28A0092B-C50C-407E-A947-70E740481C1C}">
                           <a14:useLocalDpi xmlns:a14="http://schemas.microsoft.com/office/drawing/2010/main" val="0"/>
@@ -5597,17 +5436,12 @@
         <w:t xml:space="preserve">This class is controls the scene that the application switches to when the selected game is being played. The method </w:t>
       </w:r>
       <w:proofErr w:type="spellStart"/>
-      <w:proofErr w:type="gramStart"/>
       <w:r>
         <w:t>playGame</w:t>
       </w:r>
       <w:proofErr w:type="spellEnd"/>
       <w:r>
-        <w:t>(</w:t>
-      </w:r>
-      <w:proofErr w:type="gramEnd"/>
-      <w:r>
-        <w:t xml:space="preserve">) will be different for each game, except </w:t>
+        <w:t xml:space="preserve">() will be different for each game, except </w:t>
       </w:r>
       <w:proofErr w:type="spellStart"/>
       <w:r>
@@ -5615,28 +5449,12 @@
       </w:r>
       <w:proofErr w:type="spellEnd"/>
       <w:r>
-        <w:t xml:space="preserve"> </w:t>
-      </w:r>
-      <w:proofErr w:type="gramStart"/>
-      <w:r>
-        <w:t>the .clear</w:t>
-      </w:r>
-      <w:proofErr w:type="gramEnd"/>
-      <w:r>
-        <w:t>(), which removes everything on the screen.</w:t>
-      </w:r>
-    </w:p>
-    <w:p>
-      <w:r>
-        <w:t xml:space="preserve">In the casino class I created the objects and added the tables to an array </w:t>
-      </w:r>
-      <w:proofErr w:type="gramStart"/>
-      <w:r>
-        <w:t>in order to</w:t>
-      </w:r>
-      <w:proofErr w:type="gramEnd"/>
-      <w:r>
-        <w:t xml:space="preserve"> manage collision detection.</w:t>
+        <w:t xml:space="preserve"> the .clear(), which removes everything on the screen.</w:t>
+      </w:r>
+    </w:p>
+    <w:p>
+      <w:r>
+        <w:t>In the casino class I created the objects and added the tables to an array in order to manage collision detection.</w:t>
       </w:r>
     </w:p>
     <w:p>
@@ -5645,7 +5463,7 @@
           <w:noProof/>
         </w:rPr>
         <w:drawing>
-          <wp:inline distT="0" distB="0" distL="0" distR="0" wp14:anchorId="6825EA17" wp14:editId="60D286B2">
+          <wp:inline distT="0" distB="0" distL="0" distR="0" wp14:anchorId="6825EA17" wp14:editId="40F0CAD1">
             <wp:extent cx="5789295" cy="909320"/>
             <wp:effectExtent l="0" t="0" r="1905" b="5080"/>
             <wp:docPr id="910023920" name="Picture 6"/>
@@ -5660,7 +5478,7 @@
                     <pic:cNvPicPr/>
                   </pic:nvPicPr>
                   <pic:blipFill>
-                    <a:blip r:embed="rId29" cstate="print">
+                    <a:blip r:embed="rId30" cstate="print">
                       <a:extLst>
                         <a:ext uri="{28A0092B-C50C-407E-A947-70E740481C1C}">
                           <a14:useLocalDpi xmlns:a14="http://schemas.microsoft.com/office/drawing/2010/main" val="0"/>
@@ -5690,15 +5508,7 @@
     <w:p/>
     <w:p>
       <w:r>
-        <w:t xml:space="preserve">After this I added to the collision detection method in the player class so that collisions with each table </w:t>
-      </w:r>
-      <w:proofErr w:type="gramStart"/>
-      <w:r>
-        <w:t>where</w:t>
-      </w:r>
-      <w:proofErr w:type="gramEnd"/>
-      <w:r>
-        <w:t xml:space="preserve"> reacted to.</w:t>
+        <w:t>After this I added to the collision detection method in the player class so that collisions with each table where reacted to.</w:t>
       </w:r>
     </w:p>
     <w:p>
@@ -5723,7 +5533,7 @@
                     <pic:cNvPicPr/>
                   </pic:nvPicPr>
                   <pic:blipFill>
-                    <a:blip r:embed="rId30">
+                    <a:blip r:embed="rId31">
                       <a:extLst>
                         <a:ext uri="{28A0092B-C50C-407E-A947-70E740481C1C}">
                           <a14:useLocalDpi xmlns:a14="http://schemas.microsoft.com/office/drawing/2010/main" val="0"/>
@@ -6061,8 +5871,8 @@
       </w:pPr>
     </w:p>
     <w:sectPr>
-      <w:headerReference w:type="default" r:id="rId31"/>
-      <w:footerReference w:type="default" r:id="rId32"/>
+      <w:headerReference w:type="default" r:id="rId32"/>
+      <w:footerReference w:type="default" r:id="rId33"/>
       <w:footnotePr>
         <w:pos w:val="beneathText"/>
       </w:footnotePr>
@@ -8029,6 +7839,18 @@
       <w:shd w:val="clear" w:color="auto" w:fill="E1DFDD"/>
     </w:rPr>
   </w:style>
+  <w:style w:type="character" w:styleId="FollowedHyperlink">
+    <w:name w:val="FollowedHyperlink"/>
+    <w:basedOn w:val="DefaultParagraphFont"/>
+    <w:uiPriority w:val="99"/>
+    <w:semiHidden/>
+    <w:unhideWhenUsed/>
+    <w:rsid w:val="00383CC0"/>
+    <w:rPr>
+      <w:color w:val="954F72" w:themeColor="followedHyperlink"/>
+      <w:u w:val="single"/>
+    </w:rPr>
+  </w:style>
 </w:styles>
 </file>
 

--- a/NEA Documentation.docx
+++ b/NEA Documentation.docx
@@ -262,7 +262,25 @@
                                   <w:sz w:val="21"/>
                                   <w:szCs w:val="21"/>
                                 </w:rPr>
-                                <w:t>A brief guide to how I constructed a top down 2D platformer casino</w:t>
+                                <w:t xml:space="preserve">A brief guide to how I constructed a </w:t>
+                              </w:r>
+                              <w:proofErr w:type="gramStart"/>
+                              <w:r>
+                                <w:rPr>
+                                  <w:color w:val="FFFFFF" w:themeColor="background1"/>
+                                  <w:sz w:val="21"/>
+                                  <w:szCs w:val="21"/>
+                                </w:rPr>
+                                <w:t>top down</w:t>
+                              </w:r>
+                              <w:proofErr w:type="gramEnd"/>
+                              <w:r>
+                                <w:rPr>
+                                  <w:color w:val="FFFFFF" w:themeColor="background1"/>
+                                  <w:sz w:val="21"/>
+                                  <w:szCs w:val="21"/>
+                                </w:rPr>
+                                <w:t xml:space="preserve"> 2D platformer casino</w:t>
                               </w:r>
                             </w:p>
                           </w:sdtContent>
@@ -3130,6 +3148,93 @@
       <w:pPr>
         <w:rPr>
           <w:rFonts w:cs="Arial"/>
+          <w:b/>
+          <w:bCs/>
+          <w:szCs w:val="22"/>
+        </w:rPr>
+      </w:pPr>
+      <w:r>
+        <w:rPr>
+          <w:rFonts w:cs="Arial"/>
+          <w:b/>
+          <w:bCs/>
+          <w:szCs w:val="22"/>
+        </w:rPr>
+        <w:t>Moving the sprite</w:t>
+      </w:r>
+    </w:p>
+    <w:p>
+      <w:pPr>
+        <w:rPr>
+          <w:rFonts w:cs="Arial"/>
+          <w:szCs w:val="22"/>
+        </w:rPr>
+      </w:pPr>
+      <w:r>
+        <w:rPr>
+          <w:rFonts w:cs="Arial"/>
+          <w:szCs w:val="22"/>
+        </w:rPr>
+        <w:t xml:space="preserve">The sprite moves using the keys W, A, S and D. While it is moving, the sprite will face left when moving left, and right when moving right. Additionally, it must switch from a GIF to a </w:t>
+      </w:r>
+      <w:proofErr w:type="spellStart"/>
+      <w:r>
+        <w:rPr>
+          <w:rFonts w:cs="Arial"/>
+          <w:szCs w:val="22"/>
+        </w:rPr>
+        <w:t>png</w:t>
+      </w:r>
+      <w:proofErr w:type="spellEnd"/>
+      <w:r>
+        <w:rPr>
+          <w:rFonts w:cs="Arial"/>
+          <w:szCs w:val="22"/>
+        </w:rPr>
+        <w:t xml:space="preserve"> while moving or not moving.</w:t>
+      </w:r>
+    </w:p>
+    <w:p>
+      <w:pPr>
+        <w:rPr>
+          <w:rFonts w:cs="Arial"/>
+          <w:szCs w:val="22"/>
+        </w:rPr>
+      </w:pPr>
+      <w:r>
+        <w:rPr>
+          <w:rFonts w:cs="Arial"/>
+          <w:szCs w:val="22"/>
+        </w:rPr>
+        <w:t xml:space="preserve">To interact with a table, the sprite must first collide with the table. To play the game that is written for the table, the player must press E. </w:t>
+      </w:r>
+    </w:p>
+    <w:p>
+      <w:pPr>
+        <w:rPr>
+          <w:rFonts w:cs="Arial"/>
+          <w:sz w:val="24"/>
+          <w:szCs w:val="24"/>
+        </w:rPr>
+      </w:pPr>
+    </w:p>
+    <w:p>
+      <w:pPr>
+        <w:pStyle w:val="ListParagraph"/>
+        <w:ind w:left="390"/>
+        <w:rPr>
+          <w:rFonts w:cs="Arial"/>
+          <w:b/>
+          <w:bCs/>
+          <w:sz w:val="26"/>
+          <w:szCs w:val="26"/>
+        </w:rPr>
+      </w:pPr>
+    </w:p>
+    <w:p>
+      <w:pPr>
+        <w:rPr>
+          <w:rFonts w:cs="Arial"/>
         </w:rPr>
       </w:pPr>
       <w:r>
@@ -3341,6 +3446,7 @@
           <w:bCs/>
           <w:color w:val="auto"/>
         </w:rPr>
+        <w:lastRenderedPageBreak/>
         <w:t>1.3.1 Interviews/Surveys</w:t>
       </w:r>
       <w:bookmarkEnd w:id="4"/>
@@ -3373,8 +3479,17 @@
           <w:b/>
           <w:bCs/>
         </w:rPr>
-        <w:t>To flip sprite :</w:t>
-      </w:r>
+        <w:t xml:space="preserve">To flip </w:t>
+      </w:r>
+      <w:proofErr w:type="gramStart"/>
+      <w:r>
+        <w:rPr>
+          <w:b/>
+          <w:bCs/>
+        </w:rPr>
+        <w:t>sprite :</w:t>
+      </w:r>
+      <w:proofErr w:type="gramEnd"/>
       <w:r>
         <w:t xml:space="preserve"> </w:t>
       </w:r>
@@ -3394,12 +3509,17 @@
         <w:t xml:space="preserve">use of. </w:t>
       </w:r>
       <w:proofErr w:type="spellStart"/>
+      <w:proofErr w:type="gramStart"/>
       <w:r>
         <w:t>setScaleX</w:t>
       </w:r>
       <w:proofErr w:type="spellEnd"/>
       <w:r>
-        <w:t>() to -1 or 1 to flip the sprite when it moves left or right.</w:t>
+        <w:t>(</w:t>
+      </w:r>
+      <w:proofErr w:type="gramEnd"/>
+      <w:r>
+        <w:t>) to -1 or 1 to flip the sprite when it moves left or right.</w:t>
       </w:r>
     </w:p>
     <w:p/>
@@ -3430,7 +3550,6 @@
     </w:p>
     <w:p>
       <w:r>
-        <w:lastRenderedPageBreak/>
         <w:t>Card Pack downloaded:</w:t>
       </w:r>
     </w:p>
@@ -3492,14 +3611,7 @@
           <w:b/>
           <w:bCs/>
         </w:rPr>
-        <w:t>Research on bounding box and collision for sprites</w:t>
-      </w:r>
-      <w:r>
-        <w:rPr>
-          <w:b/>
-          <w:bCs/>
-        </w:rPr>
-        <w:t>:</w:t>
+        <w:t>Research on bounding box and collision for sprites:</w:t>
       </w:r>
     </w:p>
     <w:p>
@@ -3508,7 +3620,6 @@
       </w:r>
     </w:p>
     <w:p/>
-    <w:p/>
     <w:p>
       <w:pPr>
         <w:pStyle w:val="Heading3"/>
@@ -3527,6 +3638,7 @@
           <w:bCs/>
           <w:color w:val="auto"/>
         </w:rPr>
+        <w:lastRenderedPageBreak/>
         <w:t>1.3.3 Research Table</w:t>
       </w:r>
       <w:bookmarkEnd w:id="6"/>
@@ -3695,7 +3807,27 @@
           <w:bCs/>
           <w:color w:val="auto"/>
         </w:rPr>
-        <w:t>1.6.3 Identification of objects and object–analysis diagrams</w:t>
+        <w:t xml:space="preserve">1.6.3 Identification of objects and </w:t>
+      </w:r>
+      <w:proofErr w:type="gramStart"/>
+      <w:r>
+        <w:rPr>
+          <w:rFonts w:ascii="Arial" w:hAnsi="Arial" w:cs="Arial"/>
+          <w:b/>
+          <w:bCs/>
+          <w:color w:val="auto"/>
+        </w:rPr>
+        <w:t>object</w:t>
+      </w:r>
+      <w:proofErr w:type="gramEnd"/>
+      <w:r>
+        <w:rPr>
+          <w:rFonts w:ascii="Arial" w:hAnsi="Arial" w:cs="Arial"/>
+          <w:b/>
+          <w:bCs/>
+          <w:color w:val="auto"/>
+        </w:rPr>
+        <w:t>–analysis diagrams</w:t>
       </w:r>
       <w:bookmarkEnd w:id="12"/>
       <w:r>
@@ -3848,11 +3980,18 @@
         <w:pStyle w:val="Heading2"/>
         <w:rPr>
           <w:rFonts w:ascii="Arial" w:hAnsi="Arial" w:cs="Arial"/>
-          <w:b/>
-          <w:bCs/>
           <w:color w:val="auto"/>
         </w:rPr>
       </w:pPr>
+      <w:r>
+        <w:rPr>
+          <w:rFonts w:ascii="Arial" w:hAnsi="Arial" w:cs="Arial"/>
+          <w:b/>
+          <w:bCs/>
+          <w:color w:val="auto"/>
+        </w:rPr>
+        <w:tab/>
+      </w:r>
     </w:p>
     <w:p>
       <w:pPr>
@@ -4000,7 +4139,6 @@
         <w:rPr>
           <w:noProof/>
         </w:rPr>
-        <w:lastRenderedPageBreak/>
         <w:drawing>
           <wp:inline distT="0" distB="0" distL="0" distR="0" wp14:anchorId="4FB06110" wp14:editId="226BDA2E">
             <wp:extent cx="5789295" cy="479425"/>
@@ -4049,15 +4187,7 @@
         <w:jc w:val="both"/>
       </w:pPr>
       <w:r>
-        <w:t xml:space="preserve">Afterwards I created </w:t>
-      </w:r>
-      <w:proofErr w:type="spellStart"/>
-      <w:r>
-        <w:t>booleans</w:t>
-      </w:r>
-      <w:proofErr w:type="spellEnd"/>
-      <w:r>
-        <w:t xml:space="preserve"> for the WASD keys being pressed, </w:t>
+        <w:t xml:space="preserve">Afterwards I created booleans for the WASD keys being pressed, </w:t>
       </w:r>
       <w:r>
         <w:t>to see if they are being held down or are released.</w:t>
@@ -4128,20 +4258,30 @@
         <w:t xml:space="preserve">, which execute the functions </w:t>
       </w:r>
       <w:proofErr w:type="spellStart"/>
+      <w:proofErr w:type="gramStart"/>
       <w:r>
         <w:t>keyPressed</w:t>
       </w:r>
       <w:proofErr w:type="spellEnd"/>
       <w:r>
-        <w:t xml:space="preserve">() and </w:t>
+        <w:t>(</w:t>
+      </w:r>
+      <w:proofErr w:type="gramEnd"/>
+      <w:r>
+        <w:t xml:space="preserve">) and </w:t>
       </w:r>
       <w:proofErr w:type="spellStart"/>
+      <w:proofErr w:type="gramStart"/>
       <w:r>
         <w:t>keyReleased</w:t>
       </w:r>
       <w:proofErr w:type="spellEnd"/>
       <w:r>
-        <w:t>().</w:t>
+        <w:t>(</w:t>
+      </w:r>
+      <w:proofErr w:type="gramEnd"/>
+      <w:r>
+        <w:t>).</w:t>
       </w:r>
     </w:p>
     <w:p>
@@ -4152,6 +4292,7 @@
         <w:rPr>
           <w:noProof/>
         </w:rPr>
+        <w:lastRenderedPageBreak/>
         <w:drawing>
           <wp:inline distT="0" distB="0" distL="0" distR="0" wp14:anchorId="5AC8FF9D" wp14:editId="56FEDAF5">
             <wp:extent cx="4907705" cy="1531753"/>
@@ -4203,31 +4344,46 @@
         <w:t xml:space="preserve">The functions </w:t>
       </w:r>
       <w:proofErr w:type="spellStart"/>
+      <w:proofErr w:type="gramStart"/>
       <w:r>
         <w:t>keyPressed</w:t>
       </w:r>
       <w:proofErr w:type="spellEnd"/>
       <w:r>
-        <w:t xml:space="preserve">() and </w:t>
+        <w:t>(</w:t>
+      </w:r>
+      <w:proofErr w:type="gramEnd"/>
+      <w:r>
+        <w:t xml:space="preserve">) and </w:t>
       </w:r>
       <w:proofErr w:type="spellStart"/>
+      <w:proofErr w:type="gramStart"/>
       <w:r>
         <w:t>keyReleased</w:t>
       </w:r>
       <w:proofErr w:type="spellEnd"/>
       <w:r>
-        <w:t>() detect which key is being released, and adjust the</w:t>
+        <w:t>(</w:t>
+      </w:r>
+      <w:proofErr w:type="gramEnd"/>
+      <w:r>
+        <w:t>) detect which key is being released, and adjust the</w:t>
       </w:r>
       <w:r>
         <w:t xml:space="preserve"> Booleans above based on </w:t>
       </w:r>
       <w:proofErr w:type="spellStart"/>
+      <w:proofErr w:type="gramStart"/>
       <w:r>
         <w:t>KeyEvent</w:t>
       </w:r>
       <w:proofErr w:type="spellEnd"/>
       <w:r>
-        <w:t>() that is passed.</w:t>
+        <w:t>(</w:t>
+      </w:r>
+      <w:proofErr w:type="gramEnd"/>
+      <w:r>
+        <w:t>) that is passed.</w:t>
       </w:r>
     </w:p>
     <w:p>
@@ -4289,7 +4445,6 @@
         <w:rPr>
           <w:noProof/>
         </w:rPr>
-        <w:lastRenderedPageBreak/>
         <w:drawing>
           <wp:inline distT="0" distB="0" distL="0" distR="0" wp14:anchorId="112BCF3B" wp14:editId="1352A5E7">
             <wp:extent cx="3914775" cy="2789098"/>
@@ -4356,12 +4511,17 @@
         <w:t xml:space="preserve"> timer I called a function called </w:t>
       </w:r>
       <w:proofErr w:type="spellStart"/>
+      <w:proofErr w:type="gramStart"/>
       <w:r>
         <w:t>updatePlayer</w:t>
       </w:r>
       <w:proofErr w:type="spellEnd"/>
       <w:r>
-        <w:t>()</w:t>
+        <w:t>(</w:t>
+      </w:r>
+      <w:proofErr w:type="gramEnd"/>
+      <w:r>
+        <w:t>)</w:t>
       </w:r>
       <w:r>
         <w:t xml:space="preserve"> (located in the player class)</w:t>
@@ -4373,20 +4533,30 @@
         <w:t xml:space="preserve">I called the function </w:t>
       </w:r>
       <w:proofErr w:type="spellStart"/>
+      <w:proofErr w:type="gramStart"/>
       <w:r>
         <w:t>movePlayer</w:t>
       </w:r>
       <w:proofErr w:type="spellEnd"/>
       <w:r>
-        <w:t xml:space="preserve">() to move the player around the map. I will also add another function in </w:t>
+        <w:t>(</w:t>
+      </w:r>
+      <w:proofErr w:type="gramEnd"/>
+      <w:r>
+        <w:t xml:space="preserve">) to move the player around the map. I will also add another function in </w:t>
       </w:r>
       <w:proofErr w:type="spellStart"/>
+      <w:proofErr w:type="gramStart"/>
       <w:r>
         <w:t>updatePlayer</w:t>
       </w:r>
       <w:proofErr w:type="spellEnd"/>
       <w:r>
-        <w:t>() for collision</w:t>
+        <w:t>(</w:t>
+      </w:r>
+      <w:proofErr w:type="gramEnd"/>
+      <w:r>
+        <w:t>) for collision</w:t>
       </w:r>
       <w:r>
         <w:t xml:space="preserve"> detection</w:t>
@@ -4403,6 +4573,7 @@
         <w:rPr>
           <w:noProof/>
         </w:rPr>
+        <w:lastRenderedPageBreak/>
         <w:drawing>
           <wp:inline distT="0" distB="0" distL="0" distR="0" wp14:anchorId="1979A918" wp14:editId="17578C9C">
             <wp:extent cx="3714750" cy="2887212"/>
@@ -4454,7 +4625,6 @@
         <w:rPr>
           <w:noProof/>
         </w:rPr>
-        <w:lastRenderedPageBreak/>
         <w:drawing>
           <wp:inline distT="0" distB="0" distL="0" distR="0" wp14:anchorId="0DC7EB85" wp14:editId="15D7CB50">
             <wp:extent cx="4343400" cy="4508713"/>
@@ -4516,112 +4686,110 @@
     </w:p>
     <w:p>
       <w:pPr>
-        <w:pStyle w:val="Heading2"/>
-        <w:rPr>
-          <w:rFonts w:ascii="Arial" w:hAnsi="Arial" w:cs="Arial"/>
-          <w:color w:val="auto"/>
-          <w:sz w:val="22"/>
+        <w:jc w:val="both"/>
+        <w:rPr>
+          <w:b/>
+          <w:bCs/>
+        </w:rPr>
+      </w:pPr>
+      <w:r>
+        <w:rPr>
+          <w:rFonts w:cs="Arial"/>
           <w:szCs w:val="22"/>
         </w:rPr>
-      </w:pPr>
-      <w:r>
-        <w:rPr>
-          <w:rFonts w:ascii="Arial" w:hAnsi="Arial" w:cs="Arial"/>
-          <w:color w:val="auto"/>
-          <w:sz w:val="22"/>
+        <w:t>After creating a moving sprite I moved onto the background</w:t>
+      </w:r>
+      <w:r>
+        <w:rPr>
+          <w:rFonts w:cs="Arial"/>
           <w:szCs w:val="22"/>
         </w:rPr>
-        <w:lastRenderedPageBreak/>
-        <w:t>After creating a moving sprite I moved onto the background</w:t>
-      </w:r>
-      <w:r>
-        <w:rPr>
-          <w:rFonts w:ascii="Arial" w:hAnsi="Arial" w:cs="Arial"/>
-          <w:color w:val="auto"/>
-          <w:sz w:val="22"/>
+        <w:t>,</w:t>
+      </w:r>
+      <w:r>
+        <w:rPr>
+          <w:rFonts w:cs="Arial"/>
           <w:szCs w:val="22"/>
         </w:rPr>
-        <w:t>,</w:t>
-      </w:r>
-      <w:r>
-        <w:rPr>
-          <w:rFonts w:ascii="Arial" w:hAnsi="Arial" w:cs="Arial"/>
-          <w:color w:val="auto"/>
-          <w:sz w:val="22"/>
+        <w:t xml:space="preserve"> I used the</w:t>
+      </w:r>
+      <w:r>
+        <w:rPr>
+          <w:rFonts w:cs="Arial"/>
           <w:szCs w:val="22"/>
         </w:rPr>
-        <w:t xml:space="preserve"> I used the</w:t>
-      </w:r>
-      <w:r>
-        <w:rPr>
-          <w:rFonts w:ascii="Arial" w:hAnsi="Arial" w:cs="Arial"/>
-          <w:color w:val="auto"/>
-          <w:sz w:val="22"/>
+        <w:t xml:space="preserve"> </w:t>
+      </w:r>
+      <w:proofErr w:type="gramStart"/>
+      <w:r>
+        <w:rPr>
+          <w:rFonts w:cs="Arial"/>
           <w:szCs w:val="22"/>
         </w:rPr>
-        <w:t xml:space="preserve"> Canvas  c</w:t>
-      </w:r>
-      <w:r>
-        <w:rPr>
-          <w:rFonts w:ascii="Arial" w:hAnsi="Arial" w:cs="Arial"/>
-          <w:color w:val="auto"/>
-          <w:sz w:val="22"/>
+        <w:t>Canvas  c</w:t>
+      </w:r>
+      <w:r>
+        <w:rPr>
+          <w:rFonts w:cs="Arial"/>
           <w:szCs w:val="22"/>
         </w:rPr>
-        <w:t>lass to draw this out</w:t>
-      </w:r>
-      <w:r>
-        <w:rPr>
-          <w:rFonts w:ascii="Arial" w:hAnsi="Arial" w:cs="Arial"/>
-          <w:color w:val="auto"/>
-          <w:sz w:val="22"/>
+        <w:t>lass</w:t>
+      </w:r>
+      <w:proofErr w:type="gramEnd"/>
+      <w:r>
+        <w:rPr>
+          <w:rFonts w:cs="Arial"/>
           <w:szCs w:val="22"/>
         </w:rPr>
-        <w:t xml:space="preserve">. First I stored a </w:t>
-      </w:r>
-      <w:r>
-        <w:rPr>
-          <w:rFonts w:ascii="Arial" w:hAnsi="Arial" w:cs="Arial"/>
-          <w:color w:val="auto"/>
-          <w:sz w:val="22"/>
+        <w:t xml:space="preserve"> to draw this out</w:t>
+      </w:r>
+      <w:r>
+        <w:rPr>
+          <w:rFonts w:cs="Arial"/>
           <w:szCs w:val="22"/>
         </w:rPr>
+        <w:t xml:space="preserve">. </w:t>
+      </w:r>
+      <w:proofErr w:type="gramStart"/>
+      <w:r>
+        <w:rPr>
+          <w:rFonts w:cs="Arial"/>
+          <w:szCs w:val="22"/>
+        </w:rPr>
+        <w:t>First</w:t>
+      </w:r>
+      <w:proofErr w:type="gramEnd"/>
+      <w:r>
+        <w:rPr>
+          <w:rFonts w:cs="Arial"/>
+          <w:szCs w:val="22"/>
+        </w:rPr>
+        <w:t xml:space="preserve"> I stored a </w:t>
+      </w:r>
+      <w:r>
+        <w:rPr>
+          <w:rFonts w:cs="Arial"/>
+          <w:szCs w:val="22"/>
+        </w:rPr>
         <w:t>tile map as a txt file separated by commas</w:t>
       </w:r>
       <w:r>
         <w:rPr>
-          <w:rFonts w:ascii="Arial" w:hAnsi="Arial" w:cs="Arial"/>
-          <w:color w:val="auto"/>
-          <w:sz w:val="22"/>
+          <w:rFonts w:cs="Arial"/>
           <w:szCs w:val="22"/>
         </w:rPr>
         <w:t>. I then read this into a 2D array</w:t>
       </w:r>
       <w:r>
         <w:rPr>
-          <w:rFonts w:ascii="Arial" w:hAnsi="Arial" w:cs="Arial"/>
-          <w:color w:val="auto"/>
-          <w:sz w:val="22"/>
+          <w:rFonts w:cs="Arial"/>
           <w:szCs w:val="22"/>
         </w:rPr>
-        <w:t xml:space="preserve"> of </w:t>
-      </w:r>
-      <w:proofErr w:type="spellStart"/>
-      <w:r>
-        <w:rPr>
-          <w:rFonts w:ascii="Arial" w:hAnsi="Arial" w:cs="Arial"/>
-          <w:color w:val="auto"/>
-          <w:sz w:val="22"/>
-          <w:szCs w:val="22"/>
-        </w:rPr>
-        <w:t>intergers</w:t>
-      </w:r>
-      <w:proofErr w:type="spellEnd"/>
-      <w:r>
-        <w:rPr>
-          <w:rFonts w:ascii="Arial" w:hAnsi="Arial" w:cs="Arial"/>
-          <w:color w:val="auto"/>
-          <w:sz w:val="22"/>
+        <w:t xml:space="preserve"> of integers</w:t>
+      </w:r>
+      <w:r>
+        <w:rPr>
+          <w:rFonts w:cs="Arial"/>
           <w:szCs w:val="22"/>
         </w:rPr>
         <w:t>.</w:t>
@@ -4640,10 +4808,11 @@
           <w:sz w:val="26"/>
           <w:szCs w:val="26"/>
         </w:rPr>
+        <w:lastRenderedPageBreak/>
         <w:drawing>
-          <wp:inline distT="0" distB="0" distL="0" distR="0" wp14:anchorId="72084759" wp14:editId="7911EE62">
-            <wp:extent cx="5305425" cy="3954773"/>
-            <wp:effectExtent l="0" t="0" r="0" b="8255"/>
+          <wp:inline distT="0" distB="0" distL="0" distR="0" wp14:anchorId="72084759" wp14:editId="12F2B2C0">
+            <wp:extent cx="4122420" cy="3072937"/>
+            <wp:effectExtent l="0" t="0" r="0" b="0"/>
             <wp:docPr id="1554828193" name="Picture 8"/>
             <wp:cNvGraphicFramePr>
               <a:graphicFrameLocks xmlns:a="http://schemas.openxmlformats.org/drawingml/2006/main" noChangeAspect="1"/>
@@ -4670,7 +4839,7 @@
                   <pic:spPr>
                     <a:xfrm>
                       <a:off x="0" y="0"/>
-                      <a:ext cx="5312217" cy="3959836"/>
+                      <a:ext cx="4152967" cy="3095707"/>
                     </a:xfrm>
                     <a:prstGeom prst="rect">
                       <a:avLst/>
@@ -4709,6 +4878,7 @@
         <w:t xml:space="preserve">After this I created a function </w:t>
       </w:r>
       <w:proofErr w:type="spellStart"/>
+      <w:proofErr w:type="gramStart"/>
       <w:r>
         <w:rPr>
           <w:szCs w:val="22"/>
@@ -4720,12 +4890,19 @@
         <w:rPr>
           <w:szCs w:val="22"/>
         </w:rPr>
-        <w:t xml:space="preserve">() </w:t>
-      </w:r>
+        <w:t>(</w:t>
+      </w:r>
+      <w:proofErr w:type="gramEnd"/>
       <w:r>
         <w:rPr>
           <w:szCs w:val="22"/>
         </w:rPr>
+        <w:t xml:space="preserve">) </w:t>
+      </w:r>
+      <w:r>
+        <w:rPr>
+          <w:szCs w:val="22"/>
+        </w:rPr>
         <w:t xml:space="preserve">to render only the tiles which will be shown on the </w:t>
       </w:r>
       <w:bookmarkStart w:id="21" w:name="_Toc234311115"/>
@@ -4742,6 +4919,7 @@
         <w:t xml:space="preserve">game, with a separate function </w:t>
       </w:r>
       <w:proofErr w:type="spellStart"/>
+      <w:proofErr w:type="gramStart"/>
       <w:r>
         <w:rPr>
           <w:szCs w:val="22"/>
@@ -4753,7 +4931,14 @@
         <w:rPr>
           <w:szCs w:val="22"/>
         </w:rPr>
-        <w:t>() used to draw each individual tile using switch cases.</w:t>
+        <w:t>(</w:t>
+      </w:r>
+      <w:proofErr w:type="gramEnd"/>
+      <w:r>
+        <w:rPr>
+          <w:szCs w:val="22"/>
+        </w:rPr>
+        <w:t>) used to draw each individual tile using switch cases.</w:t>
       </w:r>
     </w:p>
     <w:p>
@@ -4961,10 +5146,12 @@
         <w:t xml:space="preserve"> and </w:t>
       </w:r>
       <w:proofErr w:type="spellStart"/>
+      <w:proofErr w:type="gramStart"/>
       <w:r>
         <w:t>player.y</w:t>
       </w:r>
       <w:proofErr w:type="spellEnd"/>
+      <w:proofErr w:type="gramEnd"/>
       <w:r>
         <w:t xml:space="preserve"> to </w:t>
       </w:r>
@@ -5070,7 +5257,7 @@
           <w:noProof/>
         </w:rPr>
         <w:drawing>
-          <wp:inline distT="0" distB="0" distL="0" distR="0" wp14:anchorId="226F89C5" wp14:editId="016F2261">
+          <wp:inline distT="0" distB="0" distL="0" distR="0" wp14:anchorId="226F89C5" wp14:editId="1F022CA3">
             <wp:extent cx="5789295" cy="1595120"/>
             <wp:effectExtent l="0" t="0" r="1905" b="5080"/>
             <wp:docPr id="542006062" name="Picture 3"/>
@@ -5190,7 +5377,7 @@
           <w:noProof/>
         </w:rPr>
         <w:drawing>
-          <wp:inline distT="0" distB="0" distL="0" distR="0" wp14:anchorId="1A9EABE6" wp14:editId="70A1921C">
+          <wp:inline distT="0" distB="0" distL="0" distR="0" wp14:anchorId="1A9EABE6" wp14:editId="1A78953E">
             <wp:extent cx="5789295" cy="1915795"/>
             <wp:effectExtent l="0" t="0" r="1905" b="8255"/>
             <wp:docPr id="184673664" name="Picture 3"/>
@@ -5250,7 +5437,15 @@
     <w:p>
       <w:r>
         <w:lastRenderedPageBreak/>
-        <w:t xml:space="preserve">At this time I </w:t>
+        <w:t xml:space="preserve">At this </w:t>
+      </w:r>
+      <w:proofErr w:type="gramStart"/>
+      <w:r>
+        <w:t>time</w:t>
+      </w:r>
+      <w:proofErr w:type="gramEnd"/>
+      <w:r>
+        <w:t xml:space="preserve"> I </w:t>
       </w:r>
       <w:r>
         <w:t xml:space="preserve">also </w:t>
@@ -5436,12 +5631,17 @@
         <w:t xml:space="preserve">This class is controls the scene that the application switches to when the selected game is being played. The method </w:t>
       </w:r>
       <w:proofErr w:type="spellStart"/>
+      <w:proofErr w:type="gramStart"/>
       <w:r>
         <w:t>playGame</w:t>
       </w:r>
       <w:proofErr w:type="spellEnd"/>
       <w:r>
-        <w:t xml:space="preserve">() will be different for each game, except </w:t>
+        <w:t>(</w:t>
+      </w:r>
+      <w:proofErr w:type="gramEnd"/>
+      <w:r>
+        <w:t xml:space="preserve">) will be different for each game, except </w:t>
       </w:r>
       <w:proofErr w:type="spellStart"/>
       <w:r>
@@ -5449,12 +5649,28 @@
       </w:r>
       <w:proofErr w:type="spellEnd"/>
       <w:r>
-        <w:t xml:space="preserve"> the .clear(), which removes everything on the screen.</w:t>
-      </w:r>
-    </w:p>
-    <w:p>
-      <w:r>
-        <w:t>In the casino class I created the objects and added the tables to an array in order to manage collision detection.</w:t>
+        <w:t xml:space="preserve"> </w:t>
+      </w:r>
+      <w:proofErr w:type="gramStart"/>
+      <w:r>
+        <w:t>the .clear</w:t>
+      </w:r>
+      <w:proofErr w:type="gramEnd"/>
+      <w:r>
+        <w:t>(), which removes everything on the screen.</w:t>
+      </w:r>
+    </w:p>
+    <w:p>
+      <w:r>
+        <w:t xml:space="preserve">In the casino class I created the objects and added the tables to an array </w:t>
+      </w:r>
+      <w:proofErr w:type="gramStart"/>
+      <w:r>
+        <w:t>in order to</w:t>
+      </w:r>
+      <w:proofErr w:type="gramEnd"/>
+      <w:r>
+        <w:t xml:space="preserve"> manage collision detection.</w:t>
       </w:r>
     </w:p>
     <w:p>
@@ -5463,7 +5679,7 @@
           <w:noProof/>
         </w:rPr>
         <w:drawing>
-          <wp:inline distT="0" distB="0" distL="0" distR="0" wp14:anchorId="6825EA17" wp14:editId="40F0CAD1">
+          <wp:inline distT="0" distB="0" distL="0" distR="0" wp14:anchorId="6825EA17" wp14:editId="32344645">
             <wp:extent cx="5789295" cy="909320"/>
             <wp:effectExtent l="0" t="0" r="1905" b="5080"/>
             <wp:docPr id="910023920" name="Picture 6"/>
@@ -5506,9 +5722,42 @@
       </w:r>
     </w:p>
     <w:p/>
-    <w:p>
-      <w:r>
-        <w:t>After this I added to the collision detection method in the player class so that collisions with each table where reacted to.</w:t>
+    <w:p/>
+    <w:p/>
+    <w:p/>
+    <w:p/>
+    <w:p/>
+    <w:p>
+      <w:pPr>
+        <w:rPr>
+          <w:b/>
+          <w:bCs/>
+        </w:rPr>
+      </w:pPr>
+      <w:r>
+        <w:rPr>
+          <w:b/>
+          <w:bCs/>
+        </w:rPr>
+        <w:lastRenderedPageBreak/>
+        <w:t>Collision detection between sprites</w:t>
+      </w:r>
+    </w:p>
+    <w:p>
+      <w:r>
+        <w:t>After this I added to the collision detection method in the player class so that collisions with each table w</w:t>
+      </w:r>
+      <w:r>
+        <w:t>h</w:t>
+      </w:r>
+      <w:r>
+        <w:t>e</w:t>
+      </w:r>
+      <w:r>
+        <w:t>n</w:t>
+      </w:r>
+      <w:r>
+        <w:t xml:space="preserve"> reacted to.</w:t>
       </w:r>
     </w:p>
     <w:p>
@@ -5516,7 +5765,6 @@
         <w:rPr>
           <w:noProof/>
         </w:rPr>
-        <w:lastRenderedPageBreak/>
         <w:drawing>
           <wp:inline distT="0" distB="0" distL="0" distR="0" wp14:anchorId="1DE1C238" wp14:editId="77E566FA">
             <wp:extent cx="5334462" cy="4938188"/>
@@ -5581,37 +5829,638 @@
         <w:t xml:space="preserve"> in the Casino class which displays the pop-up.</w:t>
       </w:r>
     </w:p>
+    <w:p/>
+    <w:p/>
+    <w:p/>
+    <w:p/>
+    <w:p/>
+    <w:p/>
+    <w:p/>
+    <w:p/>
+    <w:p/>
+    <w:p>
+      <w:pPr>
+        <w:rPr>
+          <w:b/>
+          <w:bCs/>
+        </w:rPr>
+      </w:pPr>
+      <w:r>
+        <w:rPr>
+          <w:b/>
+          <w:bCs/>
+        </w:rPr>
+        <w:lastRenderedPageBreak/>
+        <w:t>Table activation for when a sprite is within range</w:t>
+      </w:r>
+    </w:p>
+    <w:p>
+      <w:r>
+        <w:t>I then created a class for table activation which brought the pop-up interaction button when the player is within a few pixels of the table. This will only happen after the player has collided with the table.</w:t>
+      </w:r>
+    </w:p>
     <w:p>
       <w:r>
         <w:t xml:space="preserve"> </w:t>
       </w:r>
       <w:r>
-        <w:t>Add Tables Class</w:t>
-      </w:r>
-    </w:p>
-    <w:p>
-      <w:r>
-        <w:t>Add Games parent class</w:t>
-      </w:r>
-    </w:p>
-    <w:p>
-      <w:r>
-        <w:t>Table activation and interact logo pop up</w:t>
-      </w:r>
-    </w:p>
-    <w:p>
-      <w:r>
-        <w:t>Collision between sprites</w:t>
-      </w:r>
-    </w:p>
-    <w:p>
-      <w:r>
-        <w:t>Card generation</w:t>
-      </w:r>
-    </w:p>
-    <w:p>
-      <w:r>
-        <w:t>Card class</w:t>
+        <w:rPr>
+          <w:noProof/>
+        </w:rPr>
+        <w:drawing>
+          <wp:inline distT="0" distB="0" distL="0" distR="0" wp14:anchorId="52D02A9B" wp14:editId="7BE060D9">
+            <wp:extent cx="5789295" cy="4036695"/>
+            <wp:effectExtent l="0" t="0" r="1905" b="1905"/>
+            <wp:docPr id="1509947001" name="Picture 3"/>
+            <wp:cNvGraphicFramePr>
+              <a:graphicFrameLocks xmlns:a="http://schemas.openxmlformats.org/drawingml/2006/main" noChangeAspect="1"/>
+            </wp:cNvGraphicFramePr>
+            <a:graphic xmlns:a="http://schemas.openxmlformats.org/drawingml/2006/main">
+              <a:graphicData uri="http://schemas.openxmlformats.org/drawingml/2006/picture">
+                <pic:pic xmlns:pic="http://schemas.openxmlformats.org/drawingml/2006/picture">
+                  <pic:nvPicPr>
+                    <pic:cNvPr id="1509947001" name="Picture 1509947001"/>
+                    <pic:cNvPicPr/>
+                  </pic:nvPicPr>
+                  <pic:blipFill>
+                    <a:blip r:embed="rId32">
+                      <a:extLst>
+                        <a:ext uri="{28A0092B-C50C-407E-A947-70E740481C1C}">
+                          <a14:useLocalDpi xmlns:a14="http://schemas.microsoft.com/office/drawing/2010/main" val="0"/>
+                        </a:ext>
+                      </a:extLst>
+                    </a:blip>
+                    <a:stretch>
+                      <a:fillRect/>
+                    </a:stretch>
+                  </pic:blipFill>
+                  <pic:spPr>
+                    <a:xfrm>
+                      <a:off x="0" y="0"/>
+                      <a:ext cx="5789295" cy="4036695"/>
+                    </a:xfrm>
+                    <a:prstGeom prst="rect">
+                      <a:avLst/>
+                    </a:prstGeom>
+                  </pic:spPr>
+                </pic:pic>
+              </a:graphicData>
+            </a:graphic>
+          </wp:inline>
+        </w:drawing>
+      </w:r>
+    </w:p>
+    <w:p>
+      <w:r>
+        <w:t xml:space="preserve">Once a table is collided with the variable </w:t>
+      </w:r>
+      <w:proofErr w:type="spellStart"/>
+      <w:r>
+        <w:t>active_table</w:t>
+      </w:r>
+      <w:proofErr w:type="spellEnd"/>
+      <w:r>
+        <w:t xml:space="preserve"> gets changed to that table. It then checks to see if the sprite is within 20 pixels of the </w:t>
+      </w:r>
+      <w:proofErr w:type="spellStart"/>
+      <w:r>
+        <w:t>active_table</w:t>
+      </w:r>
+      <w:proofErr w:type="spellEnd"/>
+      <w:r>
+        <w:t xml:space="preserve"> (the last table that is collided with). If it is true, then the sprite is set to interacting and the pop-up will show.</w:t>
+      </w:r>
+    </w:p>
+    <w:p/>
+    <w:p>
+      <w:pPr>
+        <w:rPr>
+          <w:b/>
+          <w:bCs/>
+        </w:rPr>
+      </w:pPr>
+      <w:r>
+        <w:rPr>
+          <w:b/>
+          <w:bCs/>
+        </w:rPr>
+        <w:t>Interaction pop-up</w:t>
+      </w:r>
+    </w:p>
+    <w:p>
+      <w:r>
+        <w:t xml:space="preserve">In the casino class, I added an if statement which adds the popup in the corner if </w:t>
+      </w:r>
+      <w:proofErr w:type="spellStart"/>
+      <w:r>
+        <w:t>is_interacting</w:t>
+      </w:r>
+      <w:proofErr w:type="spellEnd"/>
+      <w:r>
+        <w:t xml:space="preserve"> is true.</w:t>
+      </w:r>
+    </w:p>
+    <w:p>
+      <w:r>
+        <w:rPr>
+          <w:noProof/>
+        </w:rPr>
+        <w:lastRenderedPageBreak/>
+        <w:drawing>
+          <wp:inline distT="0" distB="0" distL="0" distR="0" wp14:anchorId="77D396BD" wp14:editId="56DD3F82">
+            <wp:extent cx="5364945" cy="3040643"/>
+            <wp:effectExtent l="0" t="0" r="7620" b="7620"/>
+            <wp:docPr id="1267033111" name="Picture 6"/>
+            <wp:cNvGraphicFramePr>
+              <a:graphicFrameLocks xmlns:a="http://schemas.openxmlformats.org/drawingml/2006/main" noChangeAspect="1"/>
+            </wp:cNvGraphicFramePr>
+            <a:graphic xmlns:a="http://schemas.openxmlformats.org/drawingml/2006/main">
+              <a:graphicData uri="http://schemas.openxmlformats.org/drawingml/2006/picture">
+                <pic:pic xmlns:pic="http://schemas.openxmlformats.org/drawingml/2006/picture">
+                  <pic:nvPicPr>
+                    <pic:cNvPr id="1267033111" name="Picture 1267033111"/>
+                    <pic:cNvPicPr/>
+                  </pic:nvPicPr>
+                  <pic:blipFill>
+                    <a:blip r:embed="rId33">
+                      <a:extLst>
+                        <a:ext uri="{28A0092B-C50C-407E-A947-70E740481C1C}">
+                          <a14:useLocalDpi xmlns:a14="http://schemas.microsoft.com/office/drawing/2010/main" val="0"/>
+                        </a:ext>
+                      </a:extLst>
+                    </a:blip>
+                    <a:stretch>
+                      <a:fillRect/>
+                    </a:stretch>
+                  </pic:blipFill>
+                  <pic:spPr>
+                    <a:xfrm>
+                      <a:off x="0" y="0"/>
+                      <a:ext cx="5364945" cy="3040643"/>
+                    </a:xfrm>
+                    <a:prstGeom prst="rect">
+                      <a:avLst/>
+                    </a:prstGeom>
+                  </pic:spPr>
+                </pic:pic>
+              </a:graphicData>
+            </a:graphic>
+          </wp:inline>
+        </w:drawing>
+      </w:r>
+    </w:p>
+    <w:p>
+      <w:pPr>
+        <w:rPr>
+          <w:b/>
+          <w:bCs/>
+        </w:rPr>
+      </w:pPr>
+    </w:p>
+    <w:p>
+      <w:pPr>
+        <w:rPr>
+          <w:b/>
+          <w:bCs/>
+        </w:rPr>
+      </w:pPr>
+      <w:r>
+        <w:rPr>
+          <w:b/>
+          <w:bCs/>
+        </w:rPr>
+        <w:t>Switching scene when E is pressed</w:t>
+      </w:r>
+    </w:p>
+    <w:p>
+      <w:r>
+        <w:t>I first added a listener for the letter E in the player class</w:t>
+      </w:r>
+      <w:r>
+        <w:t xml:space="preserve">es </w:t>
+      </w:r>
+      <w:proofErr w:type="spellStart"/>
+      <w:proofErr w:type="gramStart"/>
+      <w:r>
+        <w:t>keyPressed</w:t>
+      </w:r>
+      <w:proofErr w:type="spellEnd"/>
+      <w:r>
+        <w:t>(</w:t>
+      </w:r>
+      <w:proofErr w:type="gramEnd"/>
+      <w:r>
+        <w:t xml:space="preserve">) and </w:t>
+      </w:r>
+      <w:proofErr w:type="spellStart"/>
+      <w:proofErr w:type="gramStart"/>
+      <w:r>
+        <w:t>keyReleased</w:t>
+      </w:r>
+      <w:proofErr w:type="spellEnd"/>
+      <w:r>
+        <w:t>(</w:t>
+      </w:r>
+      <w:proofErr w:type="gramEnd"/>
+      <w:r>
+        <w:t>) methods</w:t>
+      </w:r>
+      <w:r>
+        <w:t>.</w:t>
+      </w:r>
+    </w:p>
+    <w:p>
+      <w:r>
+        <w:rPr>
+          <w:noProof/>
+        </w:rPr>
+        <w:drawing>
+          <wp:inline distT="0" distB="0" distL="0" distR="0" wp14:anchorId="7A3B2017" wp14:editId="5E843B99">
+            <wp:extent cx="2842506" cy="685859"/>
+            <wp:effectExtent l="0" t="0" r="0" b="0"/>
+            <wp:docPr id="1133767679" name="Picture 4"/>
+            <wp:cNvGraphicFramePr>
+              <a:graphicFrameLocks xmlns:a="http://schemas.openxmlformats.org/drawingml/2006/main" noChangeAspect="1"/>
+            </wp:cNvGraphicFramePr>
+            <a:graphic xmlns:a="http://schemas.openxmlformats.org/drawingml/2006/main">
+              <a:graphicData uri="http://schemas.openxmlformats.org/drawingml/2006/picture">
+                <pic:pic xmlns:pic="http://schemas.openxmlformats.org/drawingml/2006/picture">
+                  <pic:nvPicPr>
+                    <pic:cNvPr id="1133767679" name="Picture 1133767679"/>
+                    <pic:cNvPicPr/>
+                  </pic:nvPicPr>
+                  <pic:blipFill>
+                    <a:blip r:embed="rId34">
+                      <a:extLst>
+                        <a:ext uri="{28A0092B-C50C-407E-A947-70E740481C1C}">
+                          <a14:useLocalDpi xmlns:a14="http://schemas.microsoft.com/office/drawing/2010/main" val="0"/>
+                        </a:ext>
+                      </a:extLst>
+                    </a:blip>
+                    <a:stretch>
+                      <a:fillRect/>
+                    </a:stretch>
+                  </pic:blipFill>
+                  <pic:spPr>
+                    <a:xfrm>
+                      <a:off x="0" y="0"/>
+                      <a:ext cx="2842506" cy="685859"/>
+                    </a:xfrm>
+                    <a:prstGeom prst="rect">
+                      <a:avLst/>
+                    </a:prstGeom>
+                  </pic:spPr>
+                </pic:pic>
+              </a:graphicData>
+            </a:graphic>
+          </wp:inline>
+        </w:drawing>
+      </w:r>
+      <w:r>
+        <w:t xml:space="preserve"> </w:t>
+      </w:r>
+    </w:p>
+    <w:p>
+      <w:r>
+        <w:rPr>
+          <w:noProof/>
+        </w:rPr>
+        <w:drawing>
+          <wp:inline distT="0" distB="0" distL="0" distR="0" wp14:anchorId="13210E28" wp14:editId="74CFEFF9">
+            <wp:extent cx="2659610" cy="624894"/>
+            <wp:effectExtent l="0" t="0" r="7620" b="3810"/>
+            <wp:docPr id="1461108727" name="Picture 5"/>
+            <wp:cNvGraphicFramePr>
+              <a:graphicFrameLocks xmlns:a="http://schemas.openxmlformats.org/drawingml/2006/main" noChangeAspect="1"/>
+            </wp:cNvGraphicFramePr>
+            <a:graphic xmlns:a="http://schemas.openxmlformats.org/drawingml/2006/main">
+              <a:graphicData uri="http://schemas.openxmlformats.org/drawingml/2006/picture">
+                <pic:pic xmlns:pic="http://schemas.openxmlformats.org/drawingml/2006/picture">
+                  <pic:nvPicPr>
+                    <pic:cNvPr id="1461108727" name="Picture 1461108727"/>
+                    <pic:cNvPicPr/>
+                  </pic:nvPicPr>
+                  <pic:blipFill>
+                    <a:blip r:embed="rId35">
+                      <a:extLst>
+                        <a:ext uri="{28A0092B-C50C-407E-A947-70E740481C1C}">
+                          <a14:useLocalDpi xmlns:a14="http://schemas.microsoft.com/office/drawing/2010/main" val="0"/>
+                        </a:ext>
+                      </a:extLst>
+                    </a:blip>
+                    <a:stretch>
+                      <a:fillRect/>
+                    </a:stretch>
+                  </pic:blipFill>
+                  <pic:spPr>
+                    <a:xfrm>
+                      <a:off x="0" y="0"/>
+                      <a:ext cx="2659610" cy="624894"/>
+                    </a:xfrm>
+                    <a:prstGeom prst="rect">
+                      <a:avLst/>
+                    </a:prstGeom>
+                  </pic:spPr>
+                </pic:pic>
+              </a:graphicData>
+            </a:graphic>
+          </wp:inline>
+        </w:drawing>
+      </w:r>
+    </w:p>
+    <w:p>
+      <w:r>
+        <w:t xml:space="preserve">This changed a Boolean for if the button E is currently being pressed or not. In the Casino class I added a statement which checked to see if both </w:t>
+      </w:r>
+      <w:proofErr w:type="spellStart"/>
+      <w:r>
+        <w:t>is_interacting</w:t>
+      </w:r>
+      <w:proofErr w:type="spellEnd"/>
+      <w:r>
+        <w:t xml:space="preserve"> and </w:t>
+      </w:r>
+      <w:proofErr w:type="spellStart"/>
+      <w:r>
+        <w:t>e_pressed</w:t>
+      </w:r>
+      <w:proofErr w:type="spellEnd"/>
+      <w:r>
+        <w:t xml:space="preserve"> are true. If they are then the scene is switched to the scene belonging to the activated table scene.</w:t>
+      </w:r>
+    </w:p>
+    <w:p>
+      <w:r>
+        <w:rPr>
+          <w:noProof/>
+        </w:rPr>
+        <w:drawing>
+          <wp:inline distT="0" distB="0" distL="0" distR="0" wp14:anchorId="23B96925" wp14:editId="71640342">
+            <wp:extent cx="3947502" cy="708721"/>
+            <wp:effectExtent l="0" t="0" r="0" b="0"/>
+            <wp:docPr id="247492957" name="Picture 7"/>
+            <wp:cNvGraphicFramePr>
+              <a:graphicFrameLocks xmlns:a="http://schemas.openxmlformats.org/drawingml/2006/main" noChangeAspect="1"/>
+            </wp:cNvGraphicFramePr>
+            <a:graphic xmlns:a="http://schemas.openxmlformats.org/drawingml/2006/main">
+              <a:graphicData uri="http://schemas.openxmlformats.org/drawingml/2006/picture">
+                <pic:pic xmlns:pic="http://schemas.openxmlformats.org/drawingml/2006/picture">
+                  <pic:nvPicPr>
+                    <pic:cNvPr id="247492957" name="Picture 247492957"/>
+                    <pic:cNvPicPr/>
+                  </pic:nvPicPr>
+                  <pic:blipFill>
+                    <a:blip r:embed="rId36">
+                      <a:extLst>
+                        <a:ext uri="{28A0092B-C50C-407E-A947-70E740481C1C}">
+                          <a14:useLocalDpi xmlns:a14="http://schemas.microsoft.com/office/drawing/2010/main" val="0"/>
+                        </a:ext>
+                      </a:extLst>
+                    </a:blip>
+                    <a:stretch>
+                      <a:fillRect/>
+                    </a:stretch>
+                  </pic:blipFill>
+                  <pic:spPr>
+                    <a:xfrm>
+                      <a:off x="0" y="0"/>
+                      <a:ext cx="3947502" cy="708721"/>
+                    </a:xfrm>
+                    <a:prstGeom prst="rect">
+                      <a:avLst/>
+                    </a:prstGeom>
+                  </pic:spPr>
+                </pic:pic>
+              </a:graphicData>
+            </a:graphic>
+          </wp:inline>
+        </w:drawing>
+      </w:r>
+    </w:p>
+    <w:p/>
+    <w:p>
+      <w:pPr>
+        <w:rPr>
+          <w:b/>
+          <w:bCs/>
+        </w:rPr>
+      </w:pPr>
+      <w:r>
+        <w:rPr>
+          <w:b/>
+          <w:bCs/>
+        </w:rPr>
+        <w:t>Classes for Cards and Card Decks</w:t>
+      </w:r>
+    </w:p>
+    <w:p>
+      <w:r>
+        <w:t xml:space="preserve">For the games to </w:t>
+      </w:r>
+      <w:proofErr w:type="gramStart"/>
+      <w:r>
+        <w:t>actually be</w:t>
+      </w:r>
+      <w:proofErr w:type="gramEnd"/>
+      <w:r>
+        <w:t xml:space="preserve"> played I created a Card class (which had variables for numbers, colours, suit, and value) and a card deck class (which had functions for generating decks, shuffling decks, dealing the cards etc)</w:t>
+      </w:r>
+    </w:p>
+    <w:p>
+      <w:r>
+        <w:rPr>
+          <w:noProof/>
+        </w:rPr>
+        <w:lastRenderedPageBreak/>
+        <w:drawing>
+          <wp:inline distT="0" distB="0" distL="0" distR="0" wp14:anchorId="0B0197DD" wp14:editId="1C69A8F4">
+            <wp:extent cx="5052498" cy="3078747"/>
+            <wp:effectExtent l="0" t="0" r="0" b="7620"/>
+            <wp:docPr id="1401983751" name="Picture 8"/>
+            <wp:cNvGraphicFramePr>
+              <a:graphicFrameLocks xmlns:a="http://schemas.openxmlformats.org/drawingml/2006/main" noChangeAspect="1"/>
+            </wp:cNvGraphicFramePr>
+            <a:graphic xmlns:a="http://schemas.openxmlformats.org/drawingml/2006/main">
+              <a:graphicData uri="http://schemas.openxmlformats.org/drawingml/2006/picture">
+                <pic:pic xmlns:pic="http://schemas.openxmlformats.org/drawingml/2006/picture">
+                  <pic:nvPicPr>
+                    <pic:cNvPr id="1401983751" name="Picture 1401983751"/>
+                    <pic:cNvPicPr/>
+                  </pic:nvPicPr>
+                  <pic:blipFill>
+                    <a:blip r:embed="rId37">
+                      <a:extLst>
+                        <a:ext uri="{28A0092B-C50C-407E-A947-70E740481C1C}">
+                          <a14:useLocalDpi xmlns:a14="http://schemas.microsoft.com/office/drawing/2010/main" val="0"/>
+                        </a:ext>
+                      </a:extLst>
+                    </a:blip>
+                    <a:stretch>
+                      <a:fillRect/>
+                    </a:stretch>
+                  </pic:blipFill>
+                  <pic:spPr>
+                    <a:xfrm>
+                      <a:off x="0" y="0"/>
+                      <a:ext cx="5052498" cy="3078747"/>
+                    </a:xfrm>
+                    <a:prstGeom prst="rect">
+                      <a:avLst/>
+                    </a:prstGeom>
+                  </pic:spPr>
+                </pic:pic>
+              </a:graphicData>
+            </a:graphic>
+          </wp:inline>
+        </w:drawing>
+      </w:r>
+      <w:r>
+        <w:t>]</w:t>
+      </w:r>
+    </w:p>
+    <w:p>
+      <w:r>
+        <w:rPr>
+          <w:noProof/>
+        </w:rPr>
+        <w:lastRenderedPageBreak/>
+        <w:drawing>
+          <wp:inline distT="0" distB="0" distL="0" distR="0" wp14:anchorId="3EFCB0D3" wp14:editId="6D5DAEFB">
+            <wp:extent cx="5789295" cy="5465445"/>
+            <wp:effectExtent l="0" t="0" r="1905" b="1905"/>
+            <wp:docPr id="1948372251" name="Picture 9"/>
+            <wp:cNvGraphicFramePr>
+              <a:graphicFrameLocks xmlns:a="http://schemas.openxmlformats.org/drawingml/2006/main" noChangeAspect="1"/>
+            </wp:cNvGraphicFramePr>
+            <a:graphic xmlns:a="http://schemas.openxmlformats.org/drawingml/2006/main">
+              <a:graphicData uri="http://schemas.openxmlformats.org/drawingml/2006/picture">
+                <pic:pic xmlns:pic="http://schemas.openxmlformats.org/drawingml/2006/picture">
+                  <pic:nvPicPr>
+                    <pic:cNvPr id="1948372251" name="Picture 1948372251"/>
+                    <pic:cNvPicPr/>
+                  </pic:nvPicPr>
+                  <pic:blipFill>
+                    <a:blip r:embed="rId38">
+                      <a:extLst>
+                        <a:ext uri="{28A0092B-C50C-407E-A947-70E740481C1C}">
+                          <a14:useLocalDpi xmlns:a14="http://schemas.microsoft.com/office/drawing/2010/main" val="0"/>
+                        </a:ext>
+                      </a:extLst>
+                    </a:blip>
+                    <a:stretch>
+                      <a:fillRect/>
+                    </a:stretch>
+                  </pic:blipFill>
+                  <pic:spPr>
+                    <a:xfrm>
+                      <a:off x="0" y="0"/>
+                      <a:ext cx="5789295" cy="5465445"/>
+                    </a:xfrm>
+                    <a:prstGeom prst="rect">
+                      <a:avLst/>
+                    </a:prstGeom>
+                  </pic:spPr>
+                </pic:pic>
+              </a:graphicData>
+            </a:graphic>
+          </wp:inline>
+        </w:drawing>
+      </w:r>
+    </w:p>
+    <w:p>
+      <w:r>
+        <w:rPr>
+          <w:noProof/>
+        </w:rPr>
+        <w:drawing>
+          <wp:inline distT="0" distB="0" distL="0" distR="0" wp14:anchorId="3E6698D0" wp14:editId="2FC7F2FF">
+            <wp:extent cx="2773920" cy="487722"/>
+            <wp:effectExtent l="0" t="0" r="7620" b="7620"/>
+            <wp:docPr id="1890601260" name="Picture 10"/>
+            <wp:cNvGraphicFramePr>
+              <a:graphicFrameLocks xmlns:a="http://schemas.openxmlformats.org/drawingml/2006/main" noChangeAspect="1"/>
+            </wp:cNvGraphicFramePr>
+            <a:graphic xmlns:a="http://schemas.openxmlformats.org/drawingml/2006/main">
+              <a:graphicData uri="http://schemas.openxmlformats.org/drawingml/2006/picture">
+                <pic:pic xmlns:pic="http://schemas.openxmlformats.org/drawingml/2006/picture">
+                  <pic:nvPicPr>
+                    <pic:cNvPr id="1890601260" name="Picture 1890601260"/>
+                    <pic:cNvPicPr/>
+                  </pic:nvPicPr>
+                  <pic:blipFill>
+                    <a:blip r:embed="rId39">
+                      <a:extLst>
+                        <a:ext uri="{28A0092B-C50C-407E-A947-70E740481C1C}">
+                          <a14:useLocalDpi xmlns:a14="http://schemas.microsoft.com/office/drawing/2010/main" val="0"/>
+                        </a:ext>
+                      </a:extLst>
+                    </a:blip>
+                    <a:stretch>
+                      <a:fillRect/>
+                    </a:stretch>
+                  </pic:blipFill>
+                  <pic:spPr>
+                    <a:xfrm>
+                      <a:off x="0" y="0"/>
+                      <a:ext cx="2773920" cy="487722"/>
+                    </a:xfrm>
+                    <a:prstGeom prst="rect">
+                      <a:avLst/>
+                    </a:prstGeom>
+                  </pic:spPr>
+                </pic:pic>
+              </a:graphicData>
+            </a:graphic>
+          </wp:inline>
+        </w:drawing>
+      </w:r>
+    </w:p>
+    <w:p>
+      <w:r>
+        <w:rPr>
+          <w:noProof/>
+        </w:rPr>
+        <w:drawing>
+          <wp:inline distT="0" distB="0" distL="0" distR="0" wp14:anchorId="69FC46C0" wp14:editId="6E8B52CC">
+            <wp:extent cx="3215919" cy="1653683"/>
+            <wp:effectExtent l="0" t="0" r="3810" b="3810"/>
+            <wp:docPr id="776182958" name="Picture 11"/>
+            <wp:cNvGraphicFramePr>
+              <a:graphicFrameLocks xmlns:a="http://schemas.openxmlformats.org/drawingml/2006/main" noChangeAspect="1"/>
+            </wp:cNvGraphicFramePr>
+            <a:graphic xmlns:a="http://schemas.openxmlformats.org/drawingml/2006/main">
+              <a:graphicData uri="http://schemas.openxmlformats.org/drawingml/2006/picture">
+                <pic:pic xmlns:pic="http://schemas.openxmlformats.org/drawingml/2006/picture">
+                  <pic:nvPicPr>
+                    <pic:cNvPr id="776182958" name="Picture 776182958"/>
+                    <pic:cNvPicPr/>
+                  </pic:nvPicPr>
+                  <pic:blipFill>
+                    <a:blip r:embed="rId40">
+                      <a:extLst>
+                        <a:ext uri="{28A0092B-C50C-407E-A947-70E740481C1C}">
+                          <a14:useLocalDpi xmlns:a14="http://schemas.microsoft.com/office/drawing/2010/main" val="0"/>
+                        </a:ext>
+                      </a:extLst>
+                    </a:blip>
+                    <a:stretch>
+                      <a:fillRect/>
+                    </a:stretch>
+                  </pic:blipFill>
+                  <pic:spPr>
+                    <a:xfrm>
+                      <a:off x="0" y="0"/>
+                      <a:ext cx="3215919" cy="1653683"/>
+                    </a:xfrm>
+                    <a:prstGeom prst="rect">
+                      <a:avLst/>
+                    </a:prstGeom>
+                  </pic:spPr>
+                </pic:pic>
+              </a:graphicData>
+            </a:graphic>
+          </wp:inline>
+        </w:drawing>
       </w:r>
     </w:p>
     <w:p/>
@@ -5871,8 +6720,8 @@
       </w:pPr>
     </w:p>
     <w:sectPr>
-      <w:headerReference w:type="default" r:id="rId32"/>
-      <w:footerReference w:type="default" r:id="rId33"/>
+      <w:headerReference w:type="default" r:id="rId41"/>
+      <w:footerReference w:type="default" r:id="rId42"/>
       <w:footnotePr>
         <w:pos w:val="beneathText"/>
       </w:footnotePr>

--- a/NEA Documentation.docx
+++ b/NEA Documentation.docx
@@ -262,25 +262,7 @@
                                   <w:sz w:val="21"/>
                                   <w:szCs w:val="21"/>
                                 </w:rPr>
-                                <w:t xml:space="preserve">A brief guide to how I constructed a </w:t>
-                              </w:r>
-                              <w:proofErr w:type="gramStart"/>
-                              <w:r>
-                                <w:rPr>
-                                  <w:color w:val="FFFFFF" w:themeColor="background1"/>
-                                  <w:sz w:val="21"/>
-                                  <w:szCs w:val="21"/>
-                                </w:rPr>
-                                <w:t>top down</w:t>
-                              </w:r>
-                              <w:proofErr w:type="gramEnd"/>
-                              <w:r>
-                                <w:rPr>
-                                  <w:color w:val="FFFFFF" w:themeColor="background1"/>
-                                  <w:sz w:val="21"/>
-                                  <w:szCs w:val="21"/>
-                                </w:rPr>
-                                <w:t xml:space="preserve"> 2D platformer casino</w:t>
+                                <w:t>A brief guide to how I constructed a top down 2D platformer casino</w:t>
                               </w:r>
                             </w:p>
                           </w:sdtContent>
@@ -3146,80 +3128,6 @@
     </w:p>
     <w:p>
       <w:pPr>
-        <w:rPr>
-          <w:rFonts w:cs="Arial"/>
-          <w:b/>
-          <w:bCs/>
-          <w:szCs w:val="22"/>
-        </w:rPr>
-      </w:pPr>
-      <w:r>
-        <w:rPr>
-          <w:rFonts w:cs="Arial"/>
-          <w:b/>
-          <w:bCs/>
-          <w:szCs w:val="22"/>
-        </w:rPr>
-        <w:t>Moving the sprite</w:t>
-      </w:r>
-    </w:p>
-    <w:p>
-      <w:pPr>
-        <w:rPr>
-          <w:rFonts w:cs="Arial"/>
-          <w:szCs w:val="22"/>
-        </w:rPr>
-      </w:pPr>
-      <w:r>
-        <w:rPr>
-          <w:rFonts w:cs="Arial"/>
-          <w:szCs w:val="22"/>
-        </w:rPr>
-        <w:t xml:space="preserve">The sprite moves using the keys W, A, S and D. While it is moving, the sprite will face left when moving left, and right when moving right. Additionally, it must switch from a GIF to a </w:t>
-      </w:r>
-      <w:proofErr w:type="spellStart"/>
-      <w:r>
-        <w:rPr>
-          <w:rFonts w:cs="Arial"/>
-          <w:szCs w:val="22"/>
-        </w:rPr>
-        <w:t>png</w:t>
-      </w:r>
-      <w:proofErr w:type="spellEnd"/>
-      <w:r>
-        <w:rPr>
-          <w:rFonts w:cs="Arial"/>
-          <w:szCs w:val="22"/>
-        </w:rPr>
-        <w:t xml:space="preserve"> while moving or not moving.</w:t>
-      </w:r>
-    </w:p>
-    <w:p>
-      <w:pPr>
-        <w:rPr>
-          <w:rFonts w:cs="Arial"/>
-          <w:szCs w:val="22"/>
-        </w:rPr>
-      </w:pPr>
-      <w:r>
-        <w:rPr>
-          <w:rFonts w:cs="Arial"/>
-          <w:szCs w:val="22"/>
-        </w:rPr>
-        <w:t xml:space="preserve">To interact with a table, the sprite must first collide with the table. To play the game that is written for the table, the player must press E. </w:t>
-      </w:r>
-    </w:p>
-    <w:p>
-      <w:pPr>
-        <w:rPr>
-          <w:rFonts w:cs="Arial"/>
-          <w:sz w:val="24"/>
-          <w:szCs w:val="24"/>
-        </w:rPr>
-      </w:pPr>
-    </w:p>
-    <w:p>
-      <w:pPr>
         <w:pStyle w:val="ListParagraph"/>
         <w:ind w:left="390"/>
         <w:rPr>
@@ -3233,155 +3141,458 @@
     </w:p>
     <w:p>
       <w:pPr>
-        <w:rPr>
-          <w:rFonts w:cs="Arial"/>
-        </w:rPr>
-      </w:pPr>
-      <w:r>
-        <w:rPr>
-          <w:rFonts w:cs="Arial"/>
-        </w:rPr>
-        <w:t xml:space="preserve">The primary objective of my project is to create a game which simulates a casino, with various games </w:t>
-      </w:r>
-      <w:r>
-        <w:rPr>
-          <w:rFonts w:cs="Arial"/>
-        </w:rPr>
-        <w:t>where they player can bet certain amounts of money</w:t>
-      </w:r>
-      <w:r>
-        <w:rPr>
-          <w:rFonts w:cs="Arial"/>
-        </w:rPr>
-        <w:t xml:space="preserve"> at each game to increase the total in their wallet, at the risk of having that total decrease as well. The different games available will be:</w:t>
-      </w:r>
-    </w:p>
-    <w:p>
-      <w:pPr>
-        <w:pStyle w:val="ListParagraph"/>
-        <w:numPr>
-          <w:ilvl w:val="0"/>
-          <w:numId w:val="9"/>
-        </w:numPr>
-        <w:rPr>
-          <w:rFonts w:cs="Arial"/>
-        </w:rPr>
-      </w:pPr>
-      <w:r>
-        <w:rPr>
-          <w:rFonts w:cs="Arial"/>
-        </w:rPr>
-        <w:t>Blackjack</w:t>
-      </w:r>
-    </w:p>
-    <w:p>
-      <w:pPr>
-        <w:pStyle w:val="ListParagraph"/>
-        <w:numPr>
-          <w:ilvl w:val="0"/>
-          <w:numId w:val="9"/>
-        </w:numPr>
-        <w:rPr>
-          <w:rFonts w:cs="Arial"/>
-        </w:rPr>
-      </w:pPr>
-      <w:r>
-        <w:rPr>
-          <w:rFonts w:cs="Arial"/>
-        </w:rPr>
-        <w:t>Roullet</w:t>
-      </w:r>
-    </w:p>
-    <w:p>
-      <w:pPr>
-        <w:pStyle w:val="ListParagraph"/>
-        <w:numPr>
-          <w:ilvl w:val="0"/>
-          <w:numId w:val="9"/>
-        </w:numPr>
-        <w:rPr>
-          <w:rFonts w:cs="Arial"/>
-        </w:rPr>
-      </w:pPr>
-      <w:r>
-        <w:rPr>
-          <w:rFonts w:cs="Arial"/>
-        </w:rPr>
-        <w:t>Slot machines</w:t>
-      </w:r>
-    </w:p>
-    <w:p>
-      <w:pPr>
-        <w:pStyle w:val="ListParagraph"/>
-        <w:numPr>
-          <w:ilvl w:val="0"/>
-          <w:numId w:val="9"/>
-        </w:numPr>
-        <w:rPr>
-          <w:rFonts w:cs="Arial"/>
-        </w:rPr>
-      </w:pPr>
-      <w:r>
-        <w:rPr>
-          <w:rFonts w:cs="Arial"/>
-        </w:rPr>
-        <w:t>Craps</w:t>
-      </w:r>
-    </w:p>
-    <w:p>
-      <w:pPr>
-        <w:pStyle w:val="ListParagraph"/>
-        <w:numPr>
-          <w:ilvl w:val="0"/>
-          <w:numId w:val="9"/>
-        </w:numPr>
-        <w:rPr>
-          <w:rFonts w:cs="Arial"/>
-        </w:rPr>
-      </w:pPr>
-      <w:r>
-        <w:rPr>
-          <w:rFonts w:cs="Arial"/>
-        </w:rPr>
-        <w:t>Poker</w:t>
-      </w:r>
-    </w:p>
-    <w:p>
-      <w:pPr>
-        <w:rPr>
-          <w:rFonts w:cs="Arial"/>
-        </w:rPr>
-      </w:pPr>
-      <w:r>
-        <w:rPr>
-          <w:rFonts w:cs="Arial"/>
-        </w:rPr>
-        <w:t xml:space="preserve">There will also be a system to track how much money the player has made or lost. They should be able to walk around the casino and choose which game they want to play. Each game must be programmed individually, where I will have to do research to figure out the best possible </w:t>
-      </w:r>
-      <w:r>
-        <w:rPr>
-          <w:rFonts w:cs="Arial"/>
-        </w:rPr>
-        <w:t xml:space="preserve">combination of cards for each </w:t>
-      </w:r>
-      <w:r>
-        <w:rPr>
-          <w:rFonts w:cs="Arial"/>
-        </w:rPr>
-        <w:t>player (the human and bots)</w:t>
-      </w:r>
-      <w:r>
-        <w:rPr>
-          <w:rFonts w:cs="Arial"/>
-        </w:rPr>
-        <w:t xml:space="preserve"> </w:t>
-      </w:r>
-      <w:r>
-        <w:rPr>
-          <w:rFonts w:cs="Arial"/>
-        </w:rPr>
-        <w:t>in each game played, for example the best hand possible in a game of poker.</w:t>
-      </w:r>
+        <w:ind w:firstLine="360"/>
+        <w:rPr>
+          <w:rFonts w:cs="Arial"/>
+          <w:b/>
+          <w:bCs/>
+          <w:sz w:val="26"/>
+          <w:szCs w:val="26"/>
+        </w:rPr>
+      </w:pPr>
+      <w:r>
+        <w:rPr>
+          <w:rFonts w:cs="Arial"/>
+          <w:b/>
+          <w:bCs/>
+          <w:szCs w:val="22"/>
+        </w:rPr>
+        <w:t>1. Base game</w:t>
+      </w:r>
+    </w:p>
+    <w:p>
+      <w:pPr>
+        <w:ind w:left="360"/>
+        <w:rPr>
+          <w:rFonts w:cs="Arial"/>
+          <w:szCs w:val="22"/>
+        </w:rPr>
+      </w:pPr>
+      <w:r>
+        <w:rPr>
+          <w:rFonts w:cs="Arial"/>
+          <w:szCs w:val="22"/>
+        </w:rPr>
+        <w:t>The player should be able to move around a top-down 2D platformer casino. This is the base game scene where they can walk up to different tables which represent different games like blackjack, poker, slot machines etc. The games are listed later in the objectives.</w:t>
+      </w:r>
+    </w:p>
+    <w:p>
+      <w:pPr>
+        <w:ind w:left="360"/>
+        <w:rPr>
+          <w:rFonts w:cs="Arial"/>
+          <w:b/>
+          <w:bCs/>
+          <w:sz w:val="26"/>
+          <w:szCs w:val="26"/>
+        </w:rPr>
+      </w:pPr>
+      <w:r>
+        <w:rPr>
+          <w:rFonts w:cs="Arial"/>
+          <w:szCs w:val="22"/>
+        </w:rPr>
+        <w:t>The player will start with an initial cash pool of £1000. If they win a game, they get 5% more than the current amount in their pool. If they lose a game, they lose 15% of what they currently have.</w:t>
+      </w:r>
+    </w:p>
+    <w:p>
+      <w:pPr>
+        <w:ind w:firstLine="360"/>
+        <w:rPr>
+          <w:rFonts w:cs="Arial"/>
+          <w:b/>
+          <w:bCs/>
+          <w:szCs w:val="22"/>
+        </w:rPr>
+      </w:pPr>
+      <w:r>
+        <w:rPr>
+          <w:rFonts w:cs="Arial"/>
+          <w:b/>
+          <w:bCs/>
+          <w:szCs w:val="22"/>
+        </w:rPr>
+        <w:t xml:space="preserve">2. </w:t>
+      </w:r>
+      <w:r>
+        <w:rPr>
+          <w:rFonts w:cs="Arial"/>
+          <w:b/>
+          <w:bCs/>
+          <w:szCs w:val="22"/>
+        </w:rPr>
+        <w:t>Moving the sprite</w:t>
+      </w:r>
+    </w:p>
+    <w:p>
+      <w:pPr>
+        <w:ind w:left="360"/>
+        <w:rPr>
+          <w:rFonts w:cs="Arial"/>
+          <w:szCs w:val="22"/>
+        </w:rPr>
+      </w:pPr>
+      <w:r>
+        <w:rPr>
+          <w:rFonts w:cs="Arial"/>
+          <w:szCs w:val="22"/>
+        </w:rPr>
+        <w:t xml:space="preserve">The sprite moves using the keys W, A, S and D. While it is moving, the sprite will face left when moving left, and right when moving right. Additionally, it must switch from a GIF to a </w:t>
+      </w:r>
+      <w:proofErr w:type="spellStart"/>
+      <w:r>
+        <w:rPr>
+          <w:rFonts w:cs="Arial"/>
+          <w:szCs w:val="22"/>
+        </w:rPr>
+        <w:t>png</w:t>
+      </w:r>
+      <w:proofErr w:type="spellEnd"/>
+      <w:r>
+        <w:rPr>
+          <w:rFonts w:cs="Arial"/>
+          <w:szCs w:val="22"/>
+        </w:rPr>
+        <w:t xml:space="preserve"> while moving or not moving.</w:t>
+      </w:r>
+      <w:r>
+        <w:rPr>
+          <w:rFonts w:cs="Arial"/>
+          <w:szCs w:val="22"/>
+        </w:rPr>
+        <w:t xml:space="preserve"> Also the sprite must move at a speed of 3 pixels every frame.</w:t>
+      </w:r>
+    </w:p>
+    <w:p>
+      <w:pPr>
+        <w:ind w:left="360"/>
+        <w:rPr>
+          <w:rFonts w:cs="Arial"/>
+          <w:szCs w:val="22"/>
+        </w:rPr>
+      </w:pPr>
+      <w:r>
+        <w:rPr>
+          <w:rFonts w:cs="Arial"/>
+          <w:szCs w:val="22"/>
+        </w:rPr>
+        <w:t>To interact with a table, the sprite must first collide with the table.</w:t>
+      </w:r>
+      <w:r>
+        <w:rPr>
+          <w:rFonts w:cs="Arial"/>
+          <w:szCs w:val="22"/>
+        </w:rPr>
+        <w:t xml:space="preserve"> Once collided, a pop-up saying ‘press e’ will show up.</w:t>
+      </w:r>
+      <w:r>
+        <w:rPr>
+          <w:rFonts w:cs="Arial"/>
+          <w:szCs w:val="22"/>
+        </w:rPr>
+        <w:t xml:space="preserve"> To play the game that is written for the table, the player must press E.</w:t>
+      </w:r>
+      <w:r>
+        <w:rPr>
+          <w:rFonts w:cs="Arial"/>
+          <w:szCs w:val="22"/>
+        </w:rPr>
+        <w:t xml:space="preserve"> While the player must collide with a table to activate it for interaction, they only must be within 20 pixels of it afterwards for the pop-up to come up. When the interaction button is shown and the button E is pressed, the screen switches to the game represented by the table.</w:t>
+      </w:r>
+    </w:p>
+    <w:p>
+      <w:pPr>
+        <w:ind w:firstLine="360"/>
+        <w:rPr>
+          <w:rFonts w:cs="Arial"/>
+          <w:b/>
+          <w:bCs/>
+          <w:szCs w:val="22"/>
+        </w:rPr>
+      </w:pPr>
+      <w:r>
+        <w:rPr>
+          <w:rFonts w:cs="Arial"/>
+          <w:b/>
+          <w:bCs/>
+          <w:szCs w:val="22"/>
+        </w:rPr>
+        <w:t xml:space="preserve">3. </w:t>
+      </w:r>
+      <w:r>
+        <w:rPr>
+          <w:rFonts w:cs="Arial"/>
+          <w:b/>
+          <w:bCs/>
+          <w:szCs w:val="22"/>
+        </w:rPr>
+        <w:t>Background</w:t>
+      </w:r>
+    </w:p>
+    <w:p>
+      <w:pPr>
+        <w:ind w:left="360"/>
+        <w:rPr>
+          <w:rFonts w:cs="Arial"/>
+          <w:szCs w:val="22"/>
+        </w:rPr>
+      </w:pPr>
+      <w:r>
+        <w:rPr>
+          <w:rFonts w:cs="Arial"/>
+          <w:szCs w:val="22"/>
+        </w:rPr>
+        <w:t xml:space="preserve">The background will be composed of a </w:t>
+      </w:r>
+      <w:proofErr w:type="spellStart"/>
+      <w:r>
+        <w:rPr>
+          <w:rFonts w:cs="Arial"/>
+          <w:szCs w:val="22"/>
+        </w:rPr>
+        <w:t>tilemap</w:t>
+      </w:r>
+      <w:proofErr w:type="spellEnd"/>
+      <w:r>
+        <w:rPr>
+          <w:rFonts w:cs="Arial"/>
+          <w:szCs w:val="22"/>
+        </w:rPr>
+        <w:t xml:space="preserve">. </w:t>
+      </w:r>
+      <w:r>
+        <w:rPr>
+          <w:rFonts w:cs="Arial"/>
+          <w:szCs w:val="22"/>
+        </w:rPr>
+        <w:t>While the player is moving around, the background must scroll, and every time the player hits a wall they must stop.</w:t>
+      </w:r>
+    </w:p>
+    <w:p>
+      <w:pPr>
+        <w:ind w:firstLine="360"/>
+        <w:rPr>
+          <w:rFonts w:cs="Arial"/>
+          <w:b/>
+          <w:bCs/>
+          <w:szCs w:val="22"/>
+        </w:rPr>
+      </w:pPr>
+      <w:r>
+        <w:rPr>
+          <w:rFonts w:cs="Arial"/>
+          <w:b/>
+          <w:bCs/>
+          <w:szCs w:val="22"/>
+        </w:rPr>
+        <w:t xml:space="preserve">4. </w:t>
+      </w:r>
+      <w:r>
+        <w:rPr>
+          <w:rFonts w:cs="Arial"/>
+          <w:b/>
+          <w:bCs/>
+          <w:szCs w:val="22"/>
+        </w:rPr>
+        <w:t>Switching to games</w:t>
+      </w:r>
+    </w:p>
+    <w:p>
+      <w:pPr>
+        <w:ind w:left="360"/>
+        <w:rPr>
+          <w:rFonts w:cs="Arial"/>
+          <w:szCs w:val="22"/>
+        </w:rPr>
+      </w:pPr>
+      <w:r>
+        <w:rPr>
+          <w:rFonts w:cs="Arial"/>
+          <w:szCs w:val="22"/>
+        </w:rPr>
+        <w:t>When E is pressed for the first time, a short description must pop up of the game. This will just say the name of the game and the number of bots that the player will be up against.</w:t>
+      </w:r>
+      <w:r>
+        <w:rPr>
+          <w:rFonts w:cs="Arial"/>
+          <w:szCs w:val="22"/>
+        </w:rPr>
+        <w:t xml:space="preserve"> To continue to the game the player must press G for go. If they wish to practice the game, </w:t>
+      </w:r>
+      <w:r>
+        <w:rPr>
+          <w:rFonts w:cs="Arial"/>
+          <w:szCs w:val="22"/>
+        </w:rPr>
+        <w:lastRenderedPageBreak/>
+        <w:t>then they must press P. To exit they must press E again. The pop up they must press E again.</w:t>
+      </w:r>
+    </w:p>
+    <w:p>
+      <w:pPr>
+        <w:ind w:firstLine="360"/>
+        <w:rPr>
+          <w:rFonts w:cs="Arial"/>
+          <w:b/>
+          <w:bCs/>
+          <w:szCs w:val="22"/>
+        </w:rPr>
+      </w:pPr>
+    </w:p>
+    <w:p>
+      <w:pPr>
+        <w:ind w:firstLine="360"/>
+        <w:rPr>
+          <w:rFonts w:cs="Arial"/>
+          <w:b/>
+          <w:bCs/>
+          <w:szCs w:val="22"/>
+        </w:rPr>
+      </w:pPr>
+      <w:r>
+        <w:rPr>
+          <w:rFonts w:cs="Arial"/>
+          <w:b/>
+          <w:bCs/>
+          <w:szCs w:val="22"/>
+        </w:rPr>
+        <w:t>5</w:t>
+      </w:r>
+      <w:r>
+        <w:rPr>
+          <w:rFonts w:cs="Arial"/>
+          <w:b/>
+          <w:bCs/>
+          <w:szCs w:val="22"/>
+        </w:rPr>
+        <w:t>.</w:t>
+      </w:r>
+      <w:r>
+        <w:rPr>
+          <w:rFonts w:cs="Arial"/>
+          <w:b/>
+          <w:bCs/>
+          <w:szCs w:val="22"/>
+        </w:rPr>
+        <w:t xml:space="preserve"> Playing Blackjack</w:t>
+      </w:r>
+    </w:p>
+    <w:p>
+      <w:pPr>
+        <w:ind w:left="360"/>
+        <w:rPr>
+          <w:rFonts w:cs="Arial"/>
+          <w:szCs w:val="22"/>
+        </w:rPr>
+      </w:pPr>
+      <w:r>
+        <w:rPr>
+          <w:rFonts w:cs="Arial"/>
+          <w:szCs w:val="22"/>
+        </w:rPr>
+        <w:t>The player will be playing against 2 other bots. The dealer deals out the initial 2 cards for each player. Then the player gets to go first. They press H to hit, or S to stand. Then it moves onto the next bot, where they randomly choose to hit or stand based on their cards (the probability of their choice is affected by the sum of the cards). If either player of bot goes bust, with a pop up appearing above their hand. The game keeps going until there is a winner. Once</w:t>
+      </w:r>
+      <w:r>
+        <w:rPr>
+          <w:rFonts w:cs="Arial"/>
+          <w:szCs w:val="22"/>
+        </w:rPr>
+        <w:t xml:space="preserve"> everyone has either gone bust or stood</w:t>
+      </w:r>
+      <w:r>
+        <w:rPr>
+          <w:rFonts w:cs="Arial"/>
+          <w:szCs w:val="22"/>
+        </w:rPr>
+        <w:t xml:space="preserve">, </w:t>
+      </w:r>
+      <w:r>
+        <w:rPr>
+          <w:rFonts w:cs="Arial"/>
+          <w:szCs w:val="22"/>
+        </w:rPr>
+        <w:t xml:space="preserve">the </w:t>
+      </w:r>
+      <w:r>
+        <w:rPr>
+          <w:rFonts w:cs="Arial"/>
+          <w:szCs w:val="22"/>
+        </w:rPr>
+        <w:t xml:space="preserve">game </w:t>
+      </w:r>
+      <w:r>
+        <w:rPr>
+          <w:rFonts w:cs="Arial"/>
+          <w:szCs w:val="22"/>
+        </w:rPr>
+        <w:t xml:space="preserve">shows if the player has won, gives/takes money from the player depending on if they won, and then </w:t>
+      </w:r>
+      <w:r>
+        <w:rPr>
+          <w:rFonts w:cs="Arial"/>
+          <w:szCs w:val="22"/>
+        </w:rPr>
+        <w:t xml:space="preserve">switches back to the </w:t>
+      </w:r>
+      <w:r>
+        <w:rPr>
+          <w:rFonts w:cs="Arial"/>
+          <w:szCs w:val="22"/>
+        </w:rPr>
+        <w:t>base screen with the player and the tables.</w:t>
+      </w:r>
+    </w:p>
+    <w:p>
+      <w:pPr>
+        <w:ind w:left="360"/>
+        <w:rPr>
+          <w:rFonts w:cs="Arial"/>
+          <w:szCs w:val="22"/>
+        </w:rPr>
+      </w:pPr>
+      <w:r>
+        <w:rPr>
+          <w:rFonts w:cs="Arial"/>
+          <w:b/>
+          <w:bCs/>
+          <w:szCs w:val="22"/>
+        </w:rPr>
+        <w:t xml:space="preserve">6. </w:t>
+      </w:r>
+      <w:r>
+        <w:rPr>
+          <w:rFonts w:cs="Arial"/>
+          <w:b/>
+          <w:bCs/>
+          <w:szCs w:val="22"/>
+        </w:rPr>
+        <w:t>Playing poker</w:t>
+      </w:r>
+    </w:p>
+    <w:p>
+      <w:pPr>
+        <w:ind w:firstLine="360"/>
+        <w:rPr>
+          <w:rFonts w:cs="Arial"/>
+          <w:szCs w:val="22"/>
+        </w:rPr>
+      </w:pPr>
+      <w:r>
+        <w:rPr>
+          <w:rFonts w:cs="Arial"/>
+          <w:szCs w:val="22"/>
+        </w:rPr>
+        <w:t>The player</w:t>
+      </w:r>
+    </w:p>
+    <w:p>
+      <w:pPr>
+        <w:ind w:left="720"/>
+        <w:rPr>
+          <w:rFonts w:cs="Arial"/>
+          <w:szCs w:val="22"/>
+        </w:rPr>
+      </w:pPr>
     </w:p>
     <w:p>
       <w:pPr>
@@ -3446,7 +3657,6 @@
           <w:bCs/>
           <w:color w:val="auto"/>
         </w:rPr>
-        <w:lastRenderedPageBreak/>
         <w:t>1.3.1 Interviews/Surveys</w:t>
       </w:r>
       <w:bookmarkEnd w:id="4"/>
@@ -3479,17 +3689,8 @@
           <w:b/>
           <w:bCs/>
         </w:rPr>
-        <w:t xml:space="preserve">To flip </w:t>
-      </w:r>
-      <w:proofErr w:type="gramStart"/>
-      <w:r>
-        <w:rPr>
-          <w:b/>
-          <w:bCs/>
-        </w:rPr>
-        <w:t>sprite :</w:t>
-      </w:r>
-      <w:proofErr w:type="gramEnd"/>
+        <w:t>To flip sprite :</w:t>
+      </w:r>
       <w:r>
         <w:t xml:space="preserve"> </w:t>
       </w:r>
@@ -3509,17 +3710,12 @@
         <w:t xml:space="preserve">use of. </w:t>
       </w:r>
       <w:proofErr w:type="spellStart"/>
-      <w:proofErr w:type="gramStart"/>
       <w:r>
         <w:t>setScaleX</w:t>
       </w:r>
       <w:proofErr w:type="spellEnd"/>
       <w:r>
-        <w:t>(</w:t>
-      </w:r>
-      <w:proofErr w:type="gramEnd"/>
-      <w:r>
-        <w:t>) to -1 or 1 to flip the sprite when it moves left or right.</w:t>
+        <w:t>() to -1 or 1 to flip the sprite when it moves left or right.</w:t>
       </w:r>
     </w:p>
     <w:p/>
@@ -3807,27 +4003,7 @@
           <w:bCs/>
           <w:color w:val="auto"/>
         </w:rPr>
-        <w:t xml:space="preserve">1.6.3 Identification of objects and </w:t>
-      </w:r>
-      <w:proofErr w:type="gramStart"/>
-      <w:r>
-        <w:rPr>
-          <w:rFonts w:ascii="Arial" w:hAnsi="Arial" w:cs="Arial"/>
-          <w:b/>
-          <w:bCs/>
-          <w:color w:val="auto"/>
-        </w:rPr>
-        <w:t>object</w:t>
-      </w:r>
-      <w:proofErr w:type="gramEnd"/>
-      <w:r>
-        <w:rPr>
-          <w:rFonts w:ascii="Arial" w:hAnsi="Arial" w:cs="Arial"/>
-          <w:b/>
-          <w:bCs/>
-          <w:color w:val="auto"/>
-        </w:rPr>
-        <w:t>–analysis diagrams</w:t>
+        <w:t>1.6.3 Identification of objects and object–analysis diagrams</w:t>
       </w:r>
       <w:bookmarkEnd w:id="12"/>
       <w:r>
@@ -4258,30 +4434,20 @@
         <w:t xml:space="preserve">, which execute the functions </w:t>
       </w:r>
       <w:proofErr w:type="spellStart"/>
-      <w:proofErr w:type="gramStart"/>
       <w:r>
         <w:t>keyPressed</w:t>
       </w:r>
       <w:proofErr w:type="spellEnd"/>
       <w:r>
-        <w:t>(</w:t>
-      </w:r>
-      <w:proofErr w:type="gramEnd"/>
-      <w:r>
-        <w:t xml:space="preserve">) and </w:t>
+        <w:t xml:space="preserve">() and </w:t>
       </w:r>
       <w:proofErr w:type="spellStart"/>
-      <w:proofErr w:type="gramStart"/>
       <w:r>
         <w:t>keyReleased</w:t>
       </w:r>
       <w:proofErr w:type="spellEnd"/>
       <w:r>
-        <w:t>(</w:t>
-      </w:r>
-      <w:proofErr w:type="gramEnd"/>
-      <w:r>
-        <w:t>).</w:t>
+        <w:t>().</w:t>
       </w:r>
     </w:p>
     <w:p>
@@ -4344,46 +4510,31 @@
         <w:t xml:space="preserve">The functions </w:t>
       </w:r>
       <w:proofErr w:type="spellStart"/>
-      <w:proofErr w:type="gramStart"/>
       <w:r>
         <w:t>keyPressed</w:t>
       </w:r>
       <w:proofErr w:type="spellEnd"/>
       <w:r>
-        <w:t>(</w:t>
-      </w:r>
-      <w:proofErr w:type="gramEnd"/>
-      <w:r>
-        <w:t xml:space="preserve">) and </w:t>
+        <w:t xml:space="preserve">() and </w:t>
       </w:r>
       <w:proofErr w:type="spellStart"/>
-      <w:proofErr w:type="gramStart"/>
       <w:r>
         <w:t>keyReleased</w:t>
       </w:r>
       <w:proofErr w:type="spellEnd"/>
       <w:r>
-        <w:t>(</w:t>
-      </w:r>
-      <w:proofErr w:type="gramEnd"/>
-      <w:r>
-        <w:t>) detect which key is being released, and adjust the</w:t>
+        <w:t>() detect which key is being released, and adjust the</w:t>
       </w:r>
       <w:r>
         <w:t xml:space="preserve"> Booleans above based on </w:t>
       </w:r>
       <w:proofErr w:type="spellStart"/>
-      <w:proofErr w:type="gramStart"/>
       <w:r>
         <w:t>KeyEvent</w:t>
       </w:r>
       <w:proofErr w:type="spellEnd"/>
       <w:r>
-        <w:t>(</w:t>
-      </w:r>
-      <w:proofErr w:type="gramEnd"/>
-      <w:r>
-        <w:t>) that is passed.</w:t>
+        <w:t>() that is passed.</w:t>
       </w:r>
     </w:p>
     <w:p>
@@ -4511,17 +4662,12 @@
         <w:t xml:space="preserve"> timer I called a function called </w:t>
       </w:r>
       <w:proofErr w:type="spellStart"/>
-      <w:proofErr w:type="gramStart"/>
       <w:r>
         <w:t>updatePlayer</w:t>
       </w:r>
       <w:proofErr w:type="spellEnd"/>
       <w:r>
-        <w:t>(</w:t>
-      </w:r>
-      <w:proofErr w:type="gramEnd"/>
-      <w:r>
-        <w:t>)</w:t>
+        <w:t>()</w:t>
       </w:r>
       <w:r>
         <w:t xml:space="preserve"> (located in the player class)</w:t>
@@ -4533,30 +4679,20 @@
         <w:t xml:space="preserve">I called the function </w:t>
       </w:r>
       <w:proofErr w:type="spellStart"/>
-      <w:proofErr w:type="gramStart"/>
       <w:r>
         <w:t>movePlayer</w:t>
       </w:r>
       <w:proofErr w:type="spellEnd"/>
       <w:r>
-        <w:t>(</w:t>
-      </w:r>
-      <w:proofErr w:type="gramEnd"/>
-      <w:r>
-        <w:t xml:space="preserve">) to move the player around the map. I will also add another function in </w:t>
+        <w:t xml:space="preserve">() to move the player around the map. I will also add another function in </w:t>
       </w:r>
       <w:proofErr w:type="spellStart"/>
-      <w:proofErr w:type="gramStart"/>
       <w:r>
         <w:t>updatePlayer</w:t>
       </w:r>
       <w:proofErr w:type="spellEnd"/>
       <w:r>
-        <w:t>(</w:t>
-      </w:r>
-      <w:proofErr w:type="gramEnd"/>
-      <w:r>
-        <w:t>) for collision</w:t>
+        <w:t>() for collision</w:t>
       </w:r>
       <w:r>
         <w:t xml:space="preserve"> detection</w:t>
@@ -4718,53 +4854,21 @@
           <w:rFonts w:cs="Arial"/>
           <w:szCs w:val="22"/>
         </w:rPr>
-        <w:t xml:space="preserve"> </w:t>
-      </w:r>
-      <w:proofErr w:type="gramStart"/>
+        <w:t xml:space="preserve"> Canvas  c</w:t>
+      </w:r>
       <w:r>
         <w:rPr>
           <w:rFonts w:cs="Arial"/>
           <w:szCs w:val="22"/>
         </w:rPr>
-        <w:t>Canvas  c</w:t>
+        <w:t>lass to draw this out</w:t>
       </w:r>
       <w:r>
         <w:rPr>
           <w:rFonts w:cs="Arial"/>
           <w:szCs w:val="22"/>
         </w:rPr>
-        <w:t>lass</w:t>
-      </w:r>
-      <w:proofErr w:type="gramEnd"/>
-      <w:r>
-        <w:rPr>
-          <w:rFonts w:cs="Arial"/>
-          <w:szCs w:val="22"/>
-        </w:rPr>
-        <w:t xml:space="preserve"> to draw this out</w:t>
-      </w:r>
-      <w:r>
-        <w:rPr>
-          <w:rFonts w:cs="Arial"/>
-          <w:szCs w:val="22"/>
-        </w:rPr>
-        <w:t xml:space="preserve">. </w:t>
-      </w:r>
-      <w:proofErr w:type="gramStart"/>
-      <w:r>
-        <w:rPr>
-          <w:rFonts w:cs="Arial"/>
-          <w:szCs w:val="22"/>
-        </w:rPr>
-        <w:t>First</w:t>
-      </w:r>
-      <w:proofErr w:type="gramEnd"/>
-      <w:r>
-        <w:rPr>
-          <w:rFonts w:cs="Arial"/>
-          <w:szCs w:val="22"/>
-        </w:rPr>
-        <w:t xml:space="preserve"> I stored a </w:t>
+        <w:t xml:space="preserve">. First I stored a </w:t>
       </w:r>
       <w:r>
         <w:rPr>
@@ -4878,7 +4982,6 @@
         <w:t xml:space="preserve">After this I created a function </w:t>
       </w:r>
       <w:proofErr w:type="spellStart"/>
-      <w:proofErr w:type="gramStart"/>
       <w:r>
         <w:rPr>
           <w:szCs w:val="22"/>
@@ -4890,55 +4993,40 @@
         <w:rPr>
           <w:szCs w:val="22"/>
         </w:rPr>
-        <w:t>(</w:t>
-      </w:r>
-      <w:proofErr w:type="gramEnd"/>
+        <w:t xml:space="preserve">() </w:t>
+      </w:r>
       <w:r>
         <w:rPr>
           <w:szCs w:val="22"/>
         </w:rPr>
-        <w:t xml:space="preserve">) </w:t>
-      </w:r>
+        <w:t xml:space="preserve">to render only the tiles which will be shown on the </w:t>
+      </w:r>
+      <w:bookmarkStart w:id="21" w:name="_Toc234311115"/>
       <w:r>
         <w:rPr>
           <w:szCs w:val="22"/>
         </w:rPr>
-        <w:t xml:space="preserve">to render only the tiles which will be shown on the </w:t>
-      </w:r>
-      <w:bookmarkStart w:id="21" w:name="_Toc234311115"/>
+        <w:t xml:space="preserve">scene of the </w:t>
+      </w:r>
       <w:r>
         <w:rPr>
           <w:szCs w:val="22"/>
         </w:rPr>
-        <w:t xml:space="preserve">scene of the </w:t>
-      </w:r>
+        <w:t xml:space="preserve">game, with a separate function </w:t>
+      </w:r>
+      <w:proofErr w:type="spellStart"/>
       <w:r>
         <w:rPr>
           <w:szCs w:val="22"/>
         </w:rPr>
-        <w:t xml:space="preserve">game, with a separate function </w:t>
-      </w:r>
-      <w:proofErr w:type="spellStart"/>
-      <w:proofErr w:type="gramStart"/>
+        <w:t>drawTile</w:t>
+      </w:r>
+      <w:proofErr w:type="spellEnd"/>
       <w:r>
         <w:rPr>
           <w:szCs w:val="22"/>
         </w:rPr>
-        <w:t>drawTile</w:t>
-      </w:r>
-      <w:proofErr w:type="spellEnd"/>
-      <w:r>
-        <w:rPr>
-          <w:szCs w:val="22"/>
-        </w:rPr>
-        <w:t>(</w:t>
-      </w:r>
-      <w:proofErr w:type="gramEnd"/>
-      <w:r>
-        <w:rPr>
-          <w:szCs w:val="22"/>
-        </w:rPr>
-        <w:t>) used to draw each individual tile using switch cases.</w:t>
+        <w:t>() used to draw each individual tile using switch cases.</w:t>
       </w:r>
     </w:p>
     <w:p>
@@ -5146,12 +5234,10 @@
         <w:t xml:space="preserve"> and </w:t>
       </w:r>
       <w:proofErr w:type="spellStart"/>
-      <w:proofErr w:type="gramStart"/>
       <w:r>
         <w:t>player.y</w:t>
       </w:r>
       <w:proofErr w:type="spellEnd"/>
-      <w:proofErr w:type="gramEnd"/>
       <w:r>
         <w:t xml:space="preserve"> to </w:t>
       </w:r>
@@ -5257,7 +5343,7 @@
           <w:noProof/>
         </w:rPr>
         <w:drawing>
-          <wp:inline distT="0" distB="0" distL="0" distR="0" wp14:anchorId="226F89C5" wp14:editId="1F022CA3">
+          <wp:inline distT="0" distB="0" distL="0" distR="0" wp14:anchorId="226F89C5" wp14:editId="75981C76">
             <wp:extent cx="5789295" cy="1595120"/>
             <wp:effectExtent l="0" t="0" r="1905" b="5080"/>
             <wp:docPr id="542006062" name="Picture 3"/>
@@ -5377,7 +5463,7 @@
           <w:noProof/>
         </w:rPr>
         <w:drawing>
-          <wp:inline distT="0" distB="0" distL="0" distR="0" wp14:anchorId="1A9EABE6" wp14:editId="1A78953E">
+          <wp:inline distT="0" distB="0" distL="0" distR="0" wp14:anchorId="1A9EABE6" wp14:editId="4E6AE320">
             <wp:extent cx="5789295" cy="1915795"/>
             <wp:effectExtent l="0" t="0" r="1905" b="8255"/>
             <wp:docPr id="184673664" name="Picture 3"/>
@@ -5437,15 +5523,7 @@
     <w:p>
       <w:r>
         <w:lastRenderedPageBreak/>
-        <w:t xml:space="preserve">At this </w:t>
-      </w:r>
-      <w:proofErr w:type="gramStart"/>
-      <w:r>
-        <w:t>time</w:t>
-      </w:r>
-      <w:proofErr w:type="gramEnd"/>
-      <w:r>
-        <w:t xml:space="preserve"> I </w:t>
+        <w:t xml:space="preserve">At this time I </w:t>
       </w:r>
       <w:r>
         <w:t xml:space="preserve">also </w:t>
@@ -5631,17 +5709,12 @@
         <w:t xml:space="preserve">This class is controls the scene that the application switches to when the selected game is being played. The method </w:t>
       </w:r>
       <w:proofErr w:type="spellStart"/>
-      <w:proofErr w:type="gramStart"/>
       <w:r>
         <w:t>playGame</w:t>
       </w:r>
       <w:proofErr w:type="spellEnd"/>
       <w:r>
-        <w:t>(</w:t>
-      </w:r>
-      <w:proofErr w:type="gramEnd"/>
-      <w:r>
-        <w:t xml:space="preserve">) will be different for each game, except </w:t>
+        <w:t xml:space="preserve">() will be different for each game, except </w:t>
       </w:r>
       <w:proofErr w:type="spellStart"/>
       <w:r>
@@ -5649,28 +5722,12 @@
       </w:r>
       <w:proofErr w:type="spellEnd"/>
       <w:r>
-        <w:t xml:space="preserve"> </w:t>
-      </w:r>
-      <w:proofErr w:type="gramStart"/>
-      <w:r>
-        <w:t>the .clear</w:t>
-      </w:r>
-      <w:proofErr w:type="gramEnd"/>
-      <w:r>
-        <w:t>(), which removes everything on the screen.</w:t>
-      </w:r>
-    </w:p>
-    <w:p>
-      <w:r>
-        <w:t xml:space="preserve">In the casino class I created the objects and added the tables to an array </w:t>
-      </w:r>
-      <w:proofErr w:type="gramStart"/>
-      <w:r>
-        <w:t>in order to</w:t>
-      </w:r>
-      <w:proofErr w:type="gramEnd"/>
-      <w:r>
-        <w:t xml:space="preserve"> manage collision detection.</w:t>
+        <w:t xml:space="preserve"> the .clear(), which removes everything on the screen.</w:t>
+      </w:r>
+    </w:p>
+    <w:p>
+      <w:r>
+        <w:t>In the casino class I created the objects and added the tables to an array in order to manage collision detection.</w:t>
       </w:r>
     </w:p>
     <w:p>
@@ -5679,7 +5736,7 @@
           <w:noProof/>
         </w:rPr>
         <w:drawing>
-          <wp:inline distT="0" distB="0" distL="0" distR="0" wp14:anchorId="6825EA17" wp14:editId="32344645">
+          <wp:inline distT="0" distB="0" distL="0" distR="0" wp14:anchorId="6825EA17" wp14:editId="24077D9E">
             <wp:extent cx="5789295" cy="909320"/>
             <wp:effectExtent l="0" t="0" r="1905" b="5080"/>
             <wp:docPr id="910023920" name="Picture 6"/>
@@ -6040,30 +6097,20 @@
         <w:t xml:space="preserve">es </w:t>
       </w:r>
       <w:proofErr w:type="spellStart"/>
-      <w:proofErr w:type="gramStart"/>
       <w:r>
         <w:t>keyPressed</w:t>
       </w:r>
       <w:proofErr w:type="spellEnd"/>
       <w:r>
-        <w:t>(</w:t>
-      </w:r>
-      <w:proofErr w:type="gramEnd"/>
-      <w:r>
-        <w:t xml:space="preserve">) and </w:t>
+        <w:t xml:space="preserve">() and </w:t>
       </w:r>
       <w:proofErr w:type="spellStart"/>
-      <w:proofErr w:type="gramStart"/>
       <w:r>
         <w:t>keyReleased</w:t>
       </w:r>
       <w:proofErr w:type="spellEnd"/>
       <w:r>
-        <w:t>(</w:t>
-      </w:r>
-      <w:proofErr w:type="gramEnd"/>
-      <w:r>
-        <w:t>) methods</w:t>
+        <w:t>() methods</w:t>
       </w:r>
       <w:r>
         <w:t>.</w:t>
@@ -6255,15 +6302,7 @@
     </w:p>
     <w:p>
       <w:r>
-        <w:t xml:space="preserve">For the games to </w:t>
-      </w:r>
-      <w:proofErr w:type="gramStart"/>
-      <w:r>
-        <w:t>actually be</w:t>
-      </w:r>
-      <w:proofErr w:type="gramEnd"/>
-      <w:r>
-        <w:t xml:space="preserve"> played I created a Card class (which had variables for numbers, colours, suit, and value) and a card deck class (which had functions for generating decks, shuffling decks, dealing the cards etc)</w:t>
+        <w:t>For the games to actually be played I created a Card class (which had variables for numbers, colours, suit, and value) and a card deck class (which had functions for generating decks, shuffling decks, dealing the cards etc)</w:t>
       </w:r>
     </w:p>
     <w:p>
@@ -7323,6 +7362,95 @@
     </w:lvl>
   </w:abstractNum>
   <w:abstractNum w:abstractNumId="4" w15:restartNumberingAfterBreak="0">
+    <w:nsid w:val="4BBC2DC4"/>
+    <w:multiLevelType w:val="hybridMultilevel"/>
+    <w:tmpl w:val="02781BEA"/>
+    <w:lvl w:ilvl="0" w:tplc="0809000F">
+      <w:start w:val="1"/>
+      <w:numFmt w:val="decimal"/>
+      <w:lvlText w:val="%1."/>
+      <w:lvlJc w:val="left"/>
+      <w:pPr>
+        <w:ind w:left="1080" w:hanging="360"/>
+      </w:pPr>
+      <w:rPr>
+        <w:rFonts w:hint="default"/>
+      </w:rPr>
+    </w:lvl>
+    <w:lvl w:ilvl="1" w:tplc="08090019">
+      <w:start w:val="1"/>
+      <w:numFmt w:val="lowerLetter"/>
+      <w:lvlText w:val="%2."/>
+      <w:lvlJc w:val="left"/>
+      <w:pPr>
+        <w:ind w:left="1800" w:hanging="360"/>
+      </w:pPr>
+    </w:lvl>
+    <w:lvl w:ilvl="2" w:tplc="0809001B">
+      <w:start w:val="1"/>
+      <w:numFmt w:val="lowerRoman"/>
+      <w:lvlText w:val="%3."/>
+      <w:lvlJc w:val="right"/>
+      <w:pPr>
+        <w:ind w:left="2520" w:hanging="180"/>
+      </w:pPr>
+    </w:lvl>
+    <w:lvl w:ilvl="3" w:tplc="0809000F" w:tentative="1">
+      <w:start w:val="1"/>
+      <w:numFmt w:val="decimal"/>
+      <w:lvlText w:val="%4."/>
+      <w:lvlJc w:val="left"/>
+      <w:pPr>
+        <w:ind w:left="3240" w:hanging="360"/>
+      </w:pPr>
+    </w:lvl>
+    <w:lvl w:ilvl="4" w:tplc="08090019" w:tentative="1">
+      <w:start w:val="1"/>
+      <w:numFmt w:val="lowerLetter"/>
+      <w:lvlText w:val="%5."/>
+      <w:lvlJc w:val="left"/>
+      <w:pPr>
+        <w:ind w:left="3960" w:hanging="360"/>
+      </w:pPr>
+    </w:lvl>
+    <w:lvl w:ilvl="5" w:tplc="0809001B" w:tentative="1">
+      <w:start w:val="1"/>
+      <w:numFmt w:val="lowerRoman"/>
+      <w:lvlText w:val="%6."/>
+      <w:lvlJc w:val="right"/>
+      <w:pPr>
+        <w:ind w:left="4680" w:hanging="180"/>
+      </w:pPr>
+    </w:lvl>
+    <w:lvl w:ilvl="6" w:tplc="0809000F" w:tentative="1">
+      <w:start w:val="1"/>
+      <w:numFmt w:val="decimal"/>
+      <w:lvlText w:val="%7."/>
+      <w:lvlJc w:val="left"/>
+      <w:pPr>
+        <w:ind w:left="5400" w:hanging="360"/>
+      </w:pPr>
+    </w:lvl>
+    <w:lvl w:ilvl="7" w:tplc="08090019" w:tentative="1">
+      <w:start w:val="1"/>
+      <w:numFmt w:val="lowerLetter"/>
+      <w:lvlText w:val="%8."/>
+      <w:lvlJc w:val="left"/>
+      <w:pPr>
+        <w:ind w:left="6120" w:hanging="360"/>
+      </w:pPr>
+    </w:lvl>
+    <w:lvl w:ilvl="8" w:tplc="0809001B" w:tentative="1">
+      <w:start w:val="1"/>
+      <w:numFmt w:val="lowerRoman"/>
+      <w:lvlText w:val="%9."/>
+      <w:lvlJc w:val="right"/>
+      <w:pPr>
+        <w:ind w:left="6840" w:hanging="180"/>
+      </w:pPr>
+    </w:lvl>
+  </w:abstractNum>
+  <w:abstractNum w:abstractNumId="5" w15:restartNumberingAfterBreak="0">
     <w:nsid w:val="4C0F110E"/>
     <w:multiLevelType w:val="hybridMultilevel"/>
     <w:tmpl w:val="075CA6B8"/>
@@ -7435,7 +7563,7 @@
       </w:rPr>
     </w:lvl>
   </w:abstractNum>
-  <w:abstractNum w:abstractNumId="5" w15:restartNumberingAfterBreak="0">
+  <w:abstractNum w:abstractNumId="6" w15:restartNumberingAfterBreak="0">
     <w:nsid w:val="5A163AB7"/>
     <w:multiLevelType w:val="multilevel"/>
     <w:tmpl w:val="7BA6273E"/>
@@ -7548,7 +7676,7 @@
       </w:rPr>
     </w:lvl>
   </w:abstractNum>
-  <w:abstractNum w:abstractNumId="6" w15:restartNumberingAfterBreak="0">
+  <w:abstractNum w:abstractNumId="7" w15:restartNumberingAfterBreak="0">
     <w:nsid w:val="67F90127"/>
     <w:multiLevelType w:val="hybridMultilevel"/>
     <w:tmpl w:val="C99CDE92"/>
@@ -7661,7 +7789,7 @@
       </w:rPr>
     </w:lvl>
   </w:abstractNum>
-  <w:abstractNum w:abstractNumId="7" w15:restartNumberingAfterBreak="0">
+  <w:abstractNum w:abstractNumId="8" w15:restartNumberingAfterBreak="0">
     <w:nsid w:val="6D7A34B6"/>
     <w:multiLevelType w:val="hybridMultilevel"/>
     <w:tmpl w:val="F01E64F0"/>
@@ -7774,7 +7902,7 @@
       </w:rPr>
     </w:lvl>
   </w:abstractNum>
-  <w:abstractNum w:abstractNumId="8" w15:restartNumberingAfterBreak="0">
+  <w:abstractNum w:abstractNumId="9" w15:restartNumberingAfterBreak="0">
     <w:nsid w:val="7D0209B6"/>
     <w:multiLevelType w:val="hybridMultilevel"/>
     <w:tmpl w:val="8DC2D898"/>
@@ -7888,31 +8016,34 @@
     </w:lvl>
   </w:abstractNum>
   <w:num w:numId="1" w16cid:durableId="1230311493">
-    <w:abstractNumId w:val="8"/>
+    <w:abstractNumId w:val="9"/>
   </w:num>
   <w:num w:numId="2" w16cid:durableId="167454019">
-    <w:abstractNumId w:val="7"/>
+    <w:abstractNumId w:val="8"/>
   </w:num>
   <w:num w:numId="3" w16cid:durableId="521668147">
     <w:abstractNumId w:val="2"/>
   </w:num>
   <w:num w:numId="4" w16cid:durableId="2133281691">
-    <w:abstractNumId w:val="6"/>
+    <w:abstractNumId w:val="7"/>
   </w:num>
   <w:num w:numId="5" w16cid:durableId="816922990">
     <w:abstractNumId w:val="0"/>
   </w:num>
   <w:num w:numId="6" w16cid:durableId="1309282348">
-    <w:abstractNumId w:val="4"/>
+    <w:abstractNumId w:val="5"/>
   </w:num>
   <w:num w:numId="7" w16cid:durableId="308901345">
     <w:abstractNumId w:val="3"/>
   </w:num>
   <w:num w:numId="8" w16cid:durableId="1711296404">
-    <w:abstractNumId w:val="5"/>
+    <w:abstractNumId w:val="6"/>
   </w:num>
   <w:num w:numId="9" w16cid:durableId="406852638">
     <w:abstractNumId w:val="1"/>
+  </w:num>
+  <w:num w:numId="10" w16cid:durableId="127356972">
+    <w:abstractNumId w:val="4"/>
   </w:num>
 </w:numbering>
 </file>

--- a/NEA Documentation.docx
+++ b/NEA Documentation.docx
@@ -3141,63 +3141,57 @@
     </w:p>
     <w:p>
       <w:pPr>
-        <w:ind w:firstLine="360"/>
-        <w:rPr>
-          <w:rFonts w:cs="Arial"/>
-          <w:b/>
-          <w:bCs/>
-          <w:sz w:val="26"/>
-          <w:szCs w:val="26"/>
-        </w:rPr>
-      </w:pPr>
-      <w:r>
+        <w:pStyle w:val="ListParagraph"/>
+        <w:numPr>
+          <w:ilvl w:val="0"/>
+          <w:numId w:val="11"/>
+        </w:numPr>
         <w:rPr>
           <w:rFonts w:cs="Arial"/>
           <w:b/>
           <w:bCs/>
           <w:szCs w:val="22"/>
         </w:rPr>
-        <w:t>1. Base game</w:t>
-      </w:r>
-    </w:p>
-    <w:p>
-      <w:pPr>
-        <w:ind w:left="360"/>
-        <w:rPr>
-          <w:rFonts w:cs="Arial"/>
+      </w:pPr>
+      <w:r>
+        <w:rPr>
+          <w:rFonts w:cs="Arial"/>
+          <w:b/>
+          <w:bCs/>
           <w:szCs w:val="22"/>
         </w:rPr>
-      </w:pPr>
-      <w:r>
-        <w:rPr>
-          <w:rFonts w:cs="Arial"/>
+        <w:t>Base game</w:t>
+      </w:r>
+    </w:p>
+    <w:p>
+      <w:pPr>
+        <w:pStyle w:val="ListParagraph"/>
+        <w:numPr>
+          <w:ilvl w:val="0"/>
+          <w:numId w:val="12"/>
+        </w:numPr>
+        <w:rPr>
+          <w:rFonts w:cs="Arial"/>
+          <w:b/>
+          <w:bCs/>
           <w:szCs w:val="22"/>
         </w:rPr>
-        <w:t>The player should be able to move around a top-down 2D platformer casino. This is the base game scene where they can walk up to different tables which represent different games like blackjack, poker, slot machines etc. The games are listed later in the objectives.</w:t>
-      </w:r>
-    </w:p>
-    <w:p>
-      <w:pPr>
-        <w:ind w:left="360"/>
-        <w:rPr>
-          <w:rFonts w:cs="Arial"/>
-          <w:b/>
-          <w:bCs/>
-          <w:sz w:val="26"/>
-          <w:szCs w:val="26"/>
-        </w:rPr>
       </w:pPr>
       <w:r>
         <w:rPr>
           <w:rFonts w:cs="Arial"/>
           <w:szCs w:val="22"/>
         </w:rPr>
-        <w:t>The player will start with an initial cash pool of £1000. If they win a game, they get 5% more than the current amount in their pool. If they lose a game, they lose 15% of what they currently have.</w:t>
-      </w:r>
-    </w:p>
-    <w:p>
-      <w:pPr>
-        <w:ind w:firstLine="360"/>
+        <w:t>Player moves around top-down 2D platformer that models a casino.</w:t>
+      </w:r>
+    </w:p>
+    <w:p>
+      <w:pPr>
+        <w:pStyle w:val="ListParagraph"/>
+        <w:numPr>
+          <w:ilvl w:val="0"/>
+          <w:numId w:val="12"/>
+        </w:numPr>
         <w:rPr>
           <w:rFonts w:cs="Arial"/>
           <w:b/>
@@ -3208,27 +3202,144 @@
       <w:r>
         <w:rPr>
           <w:rFonts w:cs="Arial"/>
-          <w:b/>
-          <w:bCs/>
           <w:szCs w:val="22"/>
         </w:rPr>
-        <w:t xml:space="preserve">2. </w:t>
-      </w:r>
-      <w:r>
+        <w:t>Base scene should contain player, background, and tables which represent the games.</w:t>
+      </w:r>
+    </w:p>
+    <w:p>
+      <w:pPr>
+        <w:pStyle w:val="ListParagraph"/>
+        <w:numPr>
+          <w:ilvl w:val="0"/>
+          <w:numId w:val="12"/>
+        </w:numPr>
         <w:rPr>
           <w:rFonts w:cs="Arial"/>
           <w:b/>
           <w:bCs/>
           <w:szCs w:val="22"/>
         </w:rPr>
+      </w:pPr>
+      <w:r>
+        <w:rPr>
+          <w:rFonts w:cs="Arial"/>
+          <w:szCs w:val="22"/>
+        </w:rPr>
+        <w:t>Player starts with initial cash pool of $1000 displayed in top left corner</w:t>
+      </w:r>
+    </w:p>
+    <w:p>
+      <w:pPr>
+        <w:pStyle w:val="ListParagraph"/>
+        <w:numPr>
+          <w:ilvl w:val="0"/>
+          <w:numId w:val="12"/>
+        </w:numPr>
+        <w:rPr>
+          <w:rFonts w:cs="Arial"/>
+          <w:b/>
+          <w:bCs/>
+          <w:szCs w:val="22"/>
+        </w:rPr>
+      </w:pPr>
+      <w:r>
+        <w:rPr>
+          <w:rFonts w:cs="Arial"/>
+          <w:szCs w:val="22"/>
+        </w:rPr>
+        <w:t>Pop-up saying “Press E” shows up in top right corner when applicable</w:t>
+      </w:r>
+    </w:p>
+    <w:p>
+      <w:pPr>
+        <w:pStyle w:val="ListParagraph"/>
+        <w:numPr>
+          <w:ilvl w:val="0"/>
+          <w:numId w:val="12"/>
+        </w:numPr>
+        <w:rPr>
+          <w:rFonts w:cs="Arial"/>
+          <w:b/>
+          <w:bCs/>
+          <w:szCs w:val="22"/>
+        </w:rPr>
+      </w:pPr>
+      <w:r>
+        <w:rPr>
+          <w:rFonts w:cs="Arial"/>
+          <w:szCs w:val="22"/>
+        </w:rPr>
+        <w:t>When player wins a game, they get back 5% of what they currently have.</w:t>
+      </w:r>
+    </w:p>
+    <w:p>
+      <w:pPr>
+        <w:pStyle w:val="ListParagraph"/>
+        <w:numPr>
+          <w:ilvl w:val="0"/>
+          <w:numId w:val="12"/>
+        </w:numPr>
+        <w:rPr>
+          <w:rFonts w:cs="Arial"/>
+          <w:b/>
+          <w:bCs/>
+          <w:szCs w:val="22"/>
+        </w:rPr>
+      </w:pPr>
+      <w:r>
+        <w:rPr>
+          <w:rFonts w:cs="Arial"/>
+          <w:szCs w:val="22"/>
+        </w:rPr>
+        <w:t>When player loses a game, they lose 15% of what they currently have.</w:t>
+      </w:r>
+    </w:p>
+    <w:p>
+      <w:pPr>
+        <w:rPr>
+          <w:rFonts w:cs="Arial"/>
+          <w:b/>
+          <w:bCs/>
+          <w:szCs w:val="22"/>
+        </w:rPr>
+      </w:pPr>
+    </w:p>
+    <w:p>
+      <w:pPr>
+        <w:pStyle w:val="ListParagraph"/>
+        <w:numPr>
+          <w:ilvl w:val="0"/>
+          <w:numId w:val="11"/>
+        </w:numPr>
+        <w:rPr>
+          <w:rFonts w:cs="Arial"/>
+          <w:b/>
+          <w:bCs/>
+          <w:szCs w:val="22"/>
+        </w:rPr>
+      </w:pPr>
+      <w:r>
+        <w:rPr>
+          <w:rFonts w:cs="Arial"/>
+          <w:b/>
+          <w:bCs/>
+          <w:szCs w:val="22"/>
+        </w:rPr>
         <w:t>Moving the sprite</w:t>
       </w:r>
     </w:p>
     <w:p>
       <w:pPr>
-        <w:ind w:left="360"/>
-        <w:rPr>
-          <w:rFonts w:cs="Arial"/>
+        <w:pStyle w:val="ListParagraph"/>
+        <w:numPr>
+          <w:ilvl w:val="0"/>
+          <w:numId w:val="12"/>
+        </w:numPr>
+        <w:rPr>
+          <w:rFonts w:cs="Arial"/>
+          <w:b/>
+          <w:bCs/>
           <w:szCs w:val="22"/>
         </w:rPr>
       </w:pPr>
@@ -3237,7 +3348,185 @@
           <w:rFonts w:cs="Arial"/>
           <w:szCs w:val="22"/>
         </w:rPr>
-        <w:t xml:space="preserve">The sprite moves using the keys W, A, S and D. While it is moving, the sprite will face left when moving left, and right when moving right. Additionally, it must switch from a GIF to a </w:t>
+        <w:t>W moves player up</w:t>
+      </w:r>
+    </w:p>
+    <w:p>
+      <w:pPr>
+        <w:pStyle w:val="ListParagraph"/>
+        <w:numPr>
+          <w:ilvl w:val="0"/>
+          <w:numId w:val="12"/>
+        </w:numPr>
+        <w:rPr>
+          <w:rFonts w:cs="Arial"/>
+          <w:b/>
+          <w:bCs/>
+          <w:szCs w:val="22"/>
+        </w:rPr>
+      </w:pPr>
+      <w:r>
+        <w:rPr>
+          <w:rFonts w:cs="Arial"/>
+          <w:szCs w:val="22"/>
+        </w:rPr>
+        <w:t>A moves player right</w:t>
+      </w:r>
+    </w:p>
+    <w:p>
+      <w:pPr>
+        <w:pStyle w:val="ListParagraph"/>
+        <w:numPr>
+          <w:ilvl w:val="0"/>
+          <w:numId w:val="12"/>
+        </w:numPr>
+        <w:rPr>
+          <w:rFonts w:cs="Arial"/>
+          <w:b/>
+          <w:bCs/>
+          <w:szCs w:val="22"/>
+        </w:rPr>
+      </w:pPr>
+      <w:r>
+        <w:rPr>
+          <w:rFonts w:cs="Arial"/>
+          <w:szCs w:val="22"/>
+        </w:rPr>
+        <w:t>S moves player down</w:t>
+      </w:r>
+    </w:p>
+    <w:p>
+      <w:pPr>
+        <w:pStyle w:val="ListParagraph"/>
+        <w:numPr>
+          <w:ilvl w:val="0"/>
+          <w:numId w:val="12"/>
+        </w:numPr>
+        <w:rPr>
+          <w:rFonts w:cs="Arial"/>
+          <w:b/>
+          <w:bCs/>
+          <w:szCs w:val="22"/>
+        </w:rPr>
+      </w:pPr>
+      <w:r>
+        <w:rPr>
+          <w:rFonts w:cs="Arial"/>
+          <w:szCs w:val="22"/>
+        </w:rPr>
+        <w:t>D moves player right</w:t>
+      </w:r>
+    </w:p>
+    <w:p>
+      <w:pPr>
+        <w:pStyle w:val="ListParagraph"/>
+        <w:numPr>
+          <w:ilvl w:val="0"/>
+          <w:numId w:val="12"/>
+        </w:numPr>
+        <w:rPr>
+          <w:rFonts w:cs="Arial"/>
+          <w:b/>
+          <w:bCs/>
+          <w:szCs w:val="22"/>
+        </w:rPr>
+      </w:pPr>
+      <w:r>
+        <w:rPr>
+          <w:rFonts w:cs="Arial"/>
+          <w:szCs w:val="22"/>
+        </w:rPr>
+        <w:t>Player moves at speed of 3 pixels</w:t>
+      </w:r>
+    </w:p>
+    <w:p>
+      <w:pPr>
+        <w:pStyle w:val="ListParagraph"/>
+        <w:numPr>
+          <w:ilvl w:val="0"/>
+          <w:numId w:val="12"/>
+        </w:numPr>
+        <w:rPr>
+          <w:rFonts w:cs="Arial"/>
+          <w:b/>
+          <w:bCs/>
+          <w:szCs w:val="22"/>
+        </w:rPr>
+      </w:pPr>
+      <w:r>
+        <w:rPr>
+          <w:rFonts w:cs="Arial"/>
+          <w:szCs w:val="22"/>
+        </w:rPr>
+        <w:t>Image changes to GIF when moving, PNG when still</w:t>
+      </w:r>
+    </w:p>
+    <w:p>
+      <w:pPr>
+        <w:pStyle w:val="ListParagraph"/>
+        <w:ind w:left="1080"/>
+        <w:rPr>
+          <w:rFonts w:cs="Arial"/>
+          <w:b/>
+          <w:bCs/>
+          <w:szCs w:val="22"/>
+        </w:rPr>
+      </w:pPr>
+    </w:p>
+    <w:p>
+      <w:pPr>
+        <w:rPr>
+          <w:rFonts w:cs="Arial"/>
+          <w:b/>
+          <w:bCs/>
+          <w:szCs w:val="22"/>
+        </w:rPr>
+      </w:pPr>
+    </w:p>
+    <w:p>
+      <w:pPr>
+        <w:pStyle w:val="ListParagraph"/>
+        <w:numPr>
+          <w:ilvl w:val="0"/>
+          <w:numId w:val="11"/>
+        </w:numPr>
+        <w:rPr>
+          <w:rFonts w:cs="Arial"/>
+          <w:b/>
+          <w:bCs/>
+          <w:szCs w:val="22"/>
+        </w:rPr>
+      </w:pPr>
+      <w:r>
+        <w:rPr>
+          <w:rFonts w:cs="Arial"/>
+          <w:b/>
+          <w:bCs/>
+          <w:szCs w:val="22"/>
+        </w:rPr>
+        <w:t>Interacting with tables</w:t>
+      </w:r>
+    </w:p>
+    <w:p>
+      <w:pPr>
+        <w:pStyle w:val="ListParagraph"/>
+        <w:numPr>
+          <w:ilvl w:val="0"/>
+          <w:numId w:val="12"/>
+        </w:numPr>
+        <w:rPr>
+          <w:rFonts w:cs="Arial"/>
+          <w:b/>
+          <w:bCs/>
+          <w:szCs w:val="22"/>
+        </w:rPr>
+      </w:pPr>
+      <w:r>
+        <w:rPr>
+          <w:rFonts w:cs="Arial"/>
+          <w:szCs w:val="22"/>
+        </w:rPr>
+        <w:t xml:space="preserve">Player will collide with walls (represented by </w:t>
       </w:r>
       <w:proofErr w:type="spellStart"/>
       <w:r>
@@ -3245,7 +3534,7 @@
           <w:rFonts w:cs="Arial"/>
           <w:szCs w:val="22"/>
         </w:rPr>
-        <w:t>png</w:t>
+        <w:t>tilemap</w:t>
       </w:r>
       <w:proofErr w:type="spellEnd"/>
       <w:r>
@@ -3253,56 +3542,82 @@
           <w:rFonts w:cs="Arial"/>
           <w:szCs w:val="22"/>
         </w:rPr>
-        <w:t xml:space="preserve"> while moving or not moving.</w:t>
-      </w:r>
-      <w:r>
-        <w:rPr>
-          <w:rFonts w:cs="Arial"/>
+        <w:t>) and table sprites</w:t>
+      </w:r>
+    </w:p>
+    <w:p>
+      <w:pPr>
+        <w:pStyle w:val="ListParagraph"/>
+        <w:numPr>
+          <w:ilvl w:val="0"/>
+          <w:numId w:val="12"/>
+        </w:numPr>
+        <w:rPr>
+          <w:rFonts w:cs="Arial"/>
+          <w:b/>
+          <w:bCs/>
           <w:szCs w:val="22"/>
         </w:rPr>
-        <w:t xml:space="preserve"> Also the sprite must move at a speed of 3 pixels every frame.</w:t>
-      </w:r>
-    </w:p>
-    <w:p>
-      <w:pPr>
-        <w:ind w:left="360"/>
+      </w:pPr>
+      <w:r>
         <w:rPr>
           <w:rFonts w:cs="Arial"/>
           <w:szCs w:val="22"/>
         </w:rPr>
-      </w:pPr>
-      <w:r>
-        <w:rPr>
-          <w:rFonts w:cs="Arial"/>
+        <w:t>When player collides with table pop-up to interact (Press E from earlier) shows</w:t>
+      </w:r>
+    </w:p>
+    <w:p>
+      <w:pPr>
+        <w:pStyle w:val="ListParagraph"/>
+        <w:numPr>
+          <w:ilvl w:val="0"/>
+          <w:numId w:val="12"/>
+        </w:numPr>
+        <w:rPr>
+          <w:rFonts w:cs="Arial"/>
+          <w:b/>
+          <w:bCs/>
           <w:szCs w:val="22"/>
         </w:rPr>
-        <w:t>To interact with a table, the sprite must first collide with the table.</w:t>
-      </w:r>
+      </w:pPr>
       <w:r>
         <w:rPr>
           <w:rFonts w:cs="Arial"/>
           <w:szCs w:val="22"/>
         </w:rPr>
-        <w:t xml:space="preserve"> Once collided, a pop-up saying ‘press e’ will show up.</w:t>
-      </w:r>
-      <w:r>
-        <w:rPr>
-          <w:rFonts w:cs="Arial"/>
+        <w:t>When player walks away from table pop-up disappears</w:t>
+      </w:r>
+    </w:p>
+    <w:p>
+      <w:pPr>
+        <w:pStyle w:val="ListParagraph"/>
+        <w:numPr>
+          <w:ilvl w:val="0"/>
+          <w:numId w:val="12"/>
+        </w:numPr>
+        <w:rPr>
+          <w:rFonts w:cs="Arial"/>
+          <w:b/>
+          <w:bCs/>
           <w:szCs w:val="22"/>
         </w:rPr>
-        <w:t xml:space="preserve"> To play the game that is written for the table, the player must press E.</w:t>
-      </w:r>
+      </w:pPr>
       <w:r>
         <w:rPr>
           <w:rFonts w:cs="Arial"/>
           <w:szCs w:val="22"/>
         </w:rPr>
-        <w:t xml:space="preserve"> While the player must collide with a table to activate it for interaction, they only must be within 20 pixels of it afterwards for the pop-up to come up. When the interaction button is shown and the button E is pressed, the screen switches to the game represented by the table.</w:t>
-      </w:r>
-    </w:p>
-    <w:p>
-      <w:pPr>
-        <w:ind w:firstLine="360"/>
+        <w:t>Will reappear when player is within 20 pixels of the table</w:t>
+      </w:r>
+    </w:p>
+    <w:p>
+      <w:pPr>
+        <w:pStyle w:val="ListParagraph"/>
+        <w:numPr>
+          <w:ilvl w:val="0"/>
+          <w:numId w:val="12"/>
+        </w:numPr>
         <w:rPr>
           <w:rFonts w:cs="Arial"/>
           <w:b/>
@@ -3313,25 +3628,76 @@
       <w:r>
         <w:rPr>
           <w:rFonts w:cs="Arial"/>
-          <w:b/>
-          <w:bCs/>
           <w:szCs w:val="22"/>
         </w:rPr>
-        <w:t xml:space="preserve">3. </w:t>
-      </w:r>
-      <w:r>
+        <w:t>To interact with another table the player must collide with it first, then 20 pixel rule will be applicable to that table and no others.</w:t>
+      </w:r>
+    </w:p>
+    <w:p>
+      <w:pPr>
+        <w:pStyle w:val="ListParagraph"/>
+        <w:numPr>
+          <w:ilvl w:val="0"/>
+          <w:numId w:val="12"/>
+        </w:numPr>
         <w:rPr>
           <w:rFonts w:cs="Arial"/>
           <w:b/>
           <w:bCs/>
           <w:szCs w:val="22"/>
         </w:rPr>
+      </w:pPr>
+      <w:r>
+        <w:rPr>
+          <w:rFonts w:cs="Arial"/>
+          <w:szCs w:val="22"/>
+        </w:rPr>
+        <w:t>When player presses E the scene switches to the scene for the specified game of that table.</w:t>
+      </w:r>
+    </w:p>
+    <w:p>
+      <w:pPr>
+        <w:ind w:left="720"/>
+        <w:rPr>
+          <w:rFonts w:cs="Arial"/>
+          <w:b/>
+          <w:bCs/>
+          <w:szCs w:val="22"/>
+        </w:rPr>
+      </w:pPr>
+    </w:p>
+    <w:p>
+      <w:pPr>
+        <w:pStyle w:val="ListParagraph"/>
+        <w:numPr>
+          <w:ilvl w:val="0"/>
+          <w:numId w:val="11"/>
+        </w:numPr>
+        <w:rPr>
+          <w:rFonts w:cs="Arial"/>
+          <w:b/>
+          <w:bCs/>
+          <w:szCs w:val="22"/>
+        </w:rPr>
+      </w:pPr>
+      <w:r>
+        <w:rPr>
+          <w:rFonts w:cs="Arial"/>
+          <w:b/>
+          <w:bCs/>
+          <w:szCs w:val="22"/>
+        </w:rPr>
+        <w:lastRenderedPageBreak/>
         <w:t>Background</w:t>
       </w:r>
     </w:p>
     <w:p>
       <w:pPr>
-        <w:ind w:left="360"/>
+        <w:pStyle w:val="ListParagraph"/>
+        <w:numPr>
+          <w:ilvl w:val="0"/>
+          <w:numId w:val="12"/>
+        </w:numPr>
         <w:rPr>
           <w:rFonts w:cs="Arial"/>
           <w:szCs w:val="22"/>
@@ -3342,7 +3708,7 @@
           <w:rFonts w:cs="Arial"/>
           <w:szCs w:val="22"/>
         </w:rPr>
-        <w:t xml:space="preserve">The background will be composed of a </w:t>
+        <w:t xml:space="preserve">Stored as a </w:t>
       </w:r>
       <w:proofErr w:type="spellStart"/>
       <w:r>
@@ -3358,48 +3724,56 @@
           <w:rFonts w:cs="Arial"/>
           <w:szCs w:val="22"/>
         </w:rPr>
-        <w:t xml:space="preserve">. </w:t>
-      </w:r>
-      <w:r>
+        <w:t xml:space="preserve"> in a comma separated file</w:t>
+      </w:r>
+    </w:p>
+    <w:p>
+      <w:pPr>
+        <w:pStyle w:val="ListParagraph"/>
+        <w:numPr>
+          <w:ilvl w:val="0"/>
+          <w:numId w:val="12"/>
+        </w:numPr>
         <w:rPr>
           <w:rFonts w:cs="Arial"/>
           <w:szCs w:val="22"/>
         </w:rPr>
-        <w:t>While the player is moving around, the background must scroll, and every time the player hits a wall they must stop.</w:t>
-      </w:r>
-    </w:p>
-    <w:p>
-      <w:pPr>
-        <w:ind w:firstLine="360"/>
-        <w:rPr>
-          <w:rFonts w:cs="Arial"/>
-          <w:b/>
-          <w:bCs/>
+      </w:pPr>
+      <w:r>
+        <w:rPr>
+          <w:rFonts w:cs="Arial"/>
           <w:szCs w:val="22"/>
         </w:rPr>
-      </w:pPr>
-      <w:r>
-        <w:rPr>
-          <w:rFonts w:cs="Arial"/>
-          <w:b/>
-          <w:bCs/>
+        <w:t>File is read into a 2D array</w:t>
+      </w:r>
+    </w:p>
+    <w:p>
+      <w:pPr>
+        <w:pStyle w:val="ListParagraph"/>
+        <w:numPr>
+          <w:ilvl w:val="0"/>
+          <w:numId w:val="12"/>
+        </w:numPr>
+        <w:rPr>
+          <w:rFonts w:cs="Arial"/>
           <w:szCs w:val="22"/>
         </w:rPr>
-        <w:t xml:space="preserve">4. </w:t>
-      </w:r>
-      <w:r>
-        <w:rPr>
-          <w:rFonts w:cs="Arial"/>
-          <w:b/>
-          <w:bCs/>
+      </w:pPr>
+      <w:r>
+        <w:rPr>
+          <w:rFonts w:cs="Arial"/>
           <w:szCs w:val="22"/>
         </w:rPr>
-        <w:t>Switching to games</w:t>
-      </w:r>
-    </w:p>
-    <w:p>
-      <w:pPr>
-        <w:ind w:left="360"/>
+        <w:t>Different numbers used to represent wall or floor</w:t>
+      </w:r>
+    </w:p>
+    <w:p>
+      <w:pPr>
+        <w:pStyle w:val="ListParagraph"/>
+        <w:numPr>
+          <w:ilvl w:val="0"/>
+          <w:numId w:val="12"/>
+        </w:numPr>
         <w:rPr>
           <w:rFonts w:cs="Arial"/>
           <w:szCs w:val="22"/>
@@ -3410,196 +3784,28 @@
           <w:rFonts w:cs="Arial"/>
           <w:szCs w:val="22"/>
         </w:rPr>
-        <w:t>When E is pressed for the first time, a short description must pop up of the game. This will just say the name of the game and the number of bots that the player will be up against.</w:t>
-      </w:r>
-      <w:r>
+        <w:t>Background is rendered relative to player position</w:t>
+      </w:r>
+    </w:p>
+    <w:p>
+      <w:pPr>
+        <w:pStyle w:val="ListParagraph"/>
+        <w:numPr>
+          <w:ilvl w:val="0"/>
+          <w:numId w:val="12"/>
+        </w:numPr>
         <w:rPr>
           <w:rFonts w:cs="Arial"/>
           <w:szCs w:val="22"/>
         </w:rPr>
-        <w:t xml:space="preserve"> To continue to the game the player must press G for go. If they wish to practice the game, </w:t>
-      </w:r>
+      </w:pPr>
       <w:r>
         <w:rPr>
           <w:rFonts w:cs="Arial"/>
           <w:szCs w:val="22"/>
         </w:rPr>
-        <w:lastRenderedPageBreak/>
-        <w:t>then they must press P. To exit they must press E again. The pop up they must press E again.</w:t>
-      </w:r>
-    </w:p>
-    <w:p>
-      <w:pPr>
-        <w:ind w:firstLine="360"/>
-        <w:rPr>
-          <w:rFonts w:cs="Arial"/>
-          <w:b/>
-          <w:bCs/>
-          <w:szCs w:val="22"/>
-        </w:rPr>
-      </w:pPr>
-    </w:p>
-    <w:p>
-      <w:pPr>
-        <w:ind w:firstLine="360"/>
-        <w:rPr>
-          <w:rFonts w:cs="Arial"/>
-          <w:b/>
-          <w:bCs/>
-          <w:szCs w:val="22"/>
-        </w:rPr>
-      </w:pPr>
-      <w:r>
-        <w:rPr>
-          <w:rFonts w:cs="Arial"/>
-          <w:b/>
-          <w:bCs/>
-          <w:szCs w:val="22"/>
-        </w:rPr>
-        <w:t>5</w:t>
-      </w:r>
-      <w:r>
-        <w:rPr>
-          <w:rFonts w:cs="Arial"/>
-          <w:b/>
-          <w:bCs/>
-          <w:szCs w:val="22"/>
-        </w:rPr>
-        <w:t>.</w:t>
-      </w:r>
-      <w:r>
-        <w:rPr>
-          <w:rFonts w:cs="Arial"/>
-          <w:b/>
-          <w:bCs/>
-          <w:szCs w:val="22"/>
-        </w:rPr>
-        <w:t xml:space="preserve"> Playing Blackjack</w:t>
-      </w:r>
-    </w:p>
-    <w:p>
-      <w:pPr>
-        <w:ind w:left="360"/>
-        <w:rPr>
-          <w:rFonts w:cs="Arial"/>
-          <w:szCs w:val="22"/>
-        </w:rPr>
-      </w:pPr>
-      <w:r>
-        <w:rPr>
-          <w:rFonts w:cs="Arial"/>
-          <w:szCs w:val="22"/>
-        </w:rPr>
-        <w:t>The player will be playing against 2 other bots. The dealer deals out the initial 2 cards for each player. Then the player gets to go first. They press H to hit, or S to stand. Then it moves onto the next bot, where they randomly choose to hit or stand based on their cards (the probability of their choice is affected by the sum of the cards). If either player of bot goes bust, with a pop up appearing above their hand. The game keeps going until there is a winner. Once</w:t>
-      </w:r>
-      <w:r>
-        <w:rPr>
-          <w:rFonts w:cs="Arial"/>
-          <w:szCs w:val="22"/>
-        </w:rPr>
-        <w:t xml:space="preserve"> everyone has either gone bust or stood</w:t>
-      </w:r>
-      <w:r>
-        <w:rPr>
-          <w:rFonts w:cs="Arial"/>
-          <w:szCs w:val="22"/>
-        </w:rPr>
-        <w:t xml:space="preserve">, </w:t>
-      </w:r>
-      <w:r>
-        <w:rPr>
-          <w:rFonts w:cs="Arial"/>
-          <w:szCs w:val="22"/>
-        </w:rPr>
-        <w:t xml:space="preserve">the </w:t>
-      </w:r>
-      <w:r>
-        <w:rPr>
-          <w:rFonts w:cs="Arial"/>
-          <w:szCs w:val="22"/>
-        </w:rPr>
-        <w:t xml:space="preserve">game </w:t>
-      </w:r>
-      <w:r>
-        <w:rPr>
-          <w:rFonts w:cs="Arial"/>
-          <w:szCs w:val="22"/>
-        </w:rPr>
-        <w:t xml:space="preserve">shows if the player has won, gives/takes money from the player depending on if they won, and then </w:t>
-      </w:r>
-      <w:r>
-        <w:rPr>
-          <w:rFonts w:cs="Arial"/>
-          <w:szCs w:val="22"/>
-        </w:rPr>
-        <w:t xml:space="preserve">switches back to the </w:t>
-      </w:r>
-      <w:r>
-        <w:rPr>
-          <w:rFonts w:cs="Arial"/>
-          <w:szCs w:val="22"/>
-        </w:rPr>
-        <w:t>base screen with the player and the tables.</w:t>
-      </w:r>
-    </w:p>
-    <w:p>
-      <w:pPr>
-        <w:ind w:left="360"/>
-        <w:rPr>
-          <w:rFonts w:cs="Arial"/>
-          <w:szCs w:val="22"/>
-        </w:rPr>
-      </w:pPr>
-      <w:r>
-        <w:rPr>
-          <w:rFonts w:cs="Arial"/>
-          <w:b/>
-          <w:bCs/>
-          <w:szCs w:val="22"/>
-        </w:rPr>
-        <w:t xml:space="preserve">6. </w:t>
-      </w:r>
-      <w:r>
-        <w:rPr>
-          <w:rFonts w:cs="Arial"/>
-          <w:b/>
-          <w:bCs/>
-          <w:szCs w:val="22"/>
-        </w:rPr>
-        <w:t>Playing poker</w:t>
-      </w:r>
-    </w:p>
-    <w:p>
-      <w:pPr>
-        <w:ind w:firstLine="360"/>
-        <w:rPr>
-          <w:rFonts w:cs="Arial"/>
-          <w:szCs w:val="22"/>
-        </w:rPr>
-      </w:pPr>
-      <w:r>
-        <w:rPr>
-          <w:rFonts w:cs="Arial"/>
-          <w:szCs w:val="22"/>
-        </w:rPr>
-        <w:t>The player</w:t>
-      </w:r>
-    </w:p>
-    <w:p>
-      <w:pPr>
-        <w:ind w:left="720"/>
-        <w:rPr>
-          <w:rFonts w:cs="Arial"/>
-          <w:szCs w:val="22"/>
-        </w:rPr>
-      </w:pPr>
-    </w:p>
-    <w:p>
-      <w:pPr>
-        <w:rPr>
-          <w:rFonts w:cs="Arial"/>
-        </w:rPr>
-      </w:pPr>
+        <w:t>Enables scrolling background and collision detection</w:t>
+      </w:r>
     </w:p>
     <w:p>
       <w:pPr>
@@ -5343,7 +5549,7 @@
           <w:noProof/>
         </w:rPr>
         <w:drawing>
-          <wp:inline distT="0" distB="0" distL="0" distR="0" wp14:anchorId="226F89C5" wp14:editId="75981C76">
+          <wp:inline distT="0" distB="0" distL="0" distR="0" wp14:anchorId="226F89C5" wp14:editId="30EA3BB9">
             <wp:extent cx="5789295" cy="1595120"/>
             <wp:effectExtent l="0" t="0" r="1905" b="5080"/>
             <wp:docPr id="542006062" name="Picture 3"/>
@@ -5463,7 +5669,7 @@
           <w:noProof/>
         </w:rPr>
         <w:drawing>
-          <wp:inline distT="0" distB="0" distL="0" distR="0" wp14:anchorId="1A9EABE6" wp14:editId="4E6AE320">
+          <wp:inline distT="0" distB="0" distL="0" distR="0" wp14:anchorId="1A9EABE6" wp14:editId="361A7AEA">
             <wp:extent cx="5789295" cy="1915795"/>
             <wp:effectExtent l="0" t="0" r="1905" b="8255"/>
             <wp:docPr id="184673664" name="Picture 3"/>
@@ -5736,7 +5942,7 @@
           <w:noProof/>
         </w:rPr>
         <w:drawing>
-          <wp:inline distT="0" distB="0" distL="0" distR="0" wp14:anchorId="6825EA17" wp14:editId="24077D9E">
+          <wp:inline distT="0" distB="0" distL="0" distR="0" wp14:anchorId="6825EA17" wp14:editId="20E61759">
             <wp:extent cx="5789295" cy="909320"/>
             <wp:effectExtent l="0" t="0" r="1905" b="5080"/>
             <wp:docPr id="910023920" name="Picture 6"/>
@@ -7362,6 +7568,232 @@
     </w:lvl>
   </w:abstractNum>
   <w:abstractNum w:abstractNumId="4" w15:restartNumberingAfterBreak="0">
+    <w:nsid w:val="4405426F"/>
+    <w:multiLevelType w:val="hybridMultilevel"/>
+    <w:tmpl w:val="C0EE1E58"/>
+    <w:lvl w:ilvl="0" w:tplc="242E4634">
+      <w:start w:val="1"/>
+      <w:numFmt w:val="bullet"/>
+      <w:lvlText w:val="-"/>
+      <w:lvlJc w:val="left"/>
+      <w:pPr>
+        <w:ind w:left="1080" w:hanging="360"/>
+      </w:pPr>
+      <w:rPr>
+        <w:rFonts w:ascii="Arial" w:eastAsia="Times New Roman" w:hAnsi="Arial" w:cs="Arial" w:hint="default"/>
+      </w:rPr>
+    </w:lvl>
+    <w:lvl w:ilvl="1" w:tplc="08090003" w:tentative="1">
+      <w:start w:val="1"/>
+      <w:numFmt w:val="bullet"/>
+      <w:lvlText w:val="o"/>
+      <w:lvlJc w:val="left"/>
+      <w:pPr>
+        <w:ind w:left="1800" w:hanging="360"/>
+      </w:pPr>
+      <w:rPr>
+        <w:rFonts w:ascii="Courier New" w:hAnsi="Courier New" w:cs="Courier New" w:hint="default"/>
+      </w:rPr>
+    </w:lvl>
+    <w:lvl w:ilvl="2" w:tplc="08090005" w:tentative="1">
+      <w:start w:val="1"/>
+      <w:numFmt w:val="bullet"/>
+      <w:lvlText w:val=""/>
+      <w:lvlJc w:val="left"/>
+      <w:pPr>
+        <w:ind w:left="2520" w:hanging="360"/>
+      </w:pPr>
+      <w:rPr>
+        <w:rFonts w:ascii="Wingdings" w:hAnsi="Wingdings" w:hint="default"/>
+      </w:rPr>
+    </w:lvl>
+    <w:lvl w:ilvl="3" w:tplc="08090001" w:tentative="1">
+      <w:start w:val="1"/>
+      <w:numFmt w:val="bullet"/>
+      <w:lvlText w:val=""/>
+      <w:lvlJc w:val="left"/>
+      <w:pPr>
+        <w:ind w:left="3240" w:hanging="360"/>
+      </w:pPr>
+      <w:rPr>
+        <w:rFonts w:ascii="Symbol" w:hAnsi="Symbol" w:hint="default"/>
+      </w:rPr>
+    </w:lvl>
+    <w:lvl w:ilvl="4" w:tplc="08090003" w:tentative="1">
+      <w:start w:val="1"/>
+      <w:numFmt w:val="bullet"/>
+      <w:lvlText w:val="o"/>
+      <w:lvlJc w:val="left"/>
+      <w:pPr>
+        <w:ind w:left="3960" w:hanging="360"/>
+      </w:pPr>
+      <w:rPr>
+        <w:rFonts w:ascii="Courier New" w:hAnsi="Courier New" w:cs="Courier New" w:hint="default"/>
+      </w:rPr>
+    </w:lvl>
+    <w:lvl w:ilvl="5" w:tplc="08090005" w:tentative="1">
+      <w:start w:val="1"/>
+      <w:numFmt w:val="bullet"/>
+      <w:lvlText w:val=""/>
+      <w:lvlJc w:val="left"/>
+      <w:pPr>
+        <w:ind w:left="4680" w:hanging="360"/>
+      </w:pPr>
+      <w:rPr>
+        <w:rFonts w:ascii="Wingdings" w:hAnsi="Wingdings" w:hint="default"/>
+      </w:rPr>
+    </w:lvl>
+    <w:lvl w:ilvl="6" w:tplc="08090001" w:tentative="1">
+      <w:start w:val="1"/>
+      <w:numFmt w:val="bullet"/>
+      <w:lvlText w:val=""/>
+      <w:lvlJc w:val="left"/>
+      <w:pPr>
+        <w:ind w:left="5400" w:hanging="360"/>
+      </w:pPr>
+      <w:rPr>
+        <w:rFonts w:ascii="Symbol" w:hAnsi="Symbol" w:hint="default"/>
+      </w:rPr>
+    </w:lvl>
+    <w:lvl w:ilvl="7" w:tplc="08090003" w:tentative="1">
+      <w:start w:val="1"/>
+      <w:numFmt w:val="bullet"/>
+      <w:lvlText w:val="o"/>
+      <w:lvlJc w:val="left"/>
+      <w:pPr>
+        <w:ind w:left="6120" w:hanging="360"/>
+      </w:pPr>
+      <w:rPr>
+        <w:rFonts w:ascii="Courier New" w:hAnsi="Courier New" w:cs="Courier New" w:hint="default"/>
+      </w:rPr>
+    </w:lvl>
+    <w:lvl w:ilvl="8" w:tplc="08090005" w:tentative="1">
+      <w:start w:val="1"/>
+      <w:numFmt w:val="bullet"/>
+      <w:lvlText w:val=""/>
+      <w:lvlJc w:val="left"/>
+      <w:pPr>
+        <w:ind w:left="6840" w:hanging="360"/>
+      </w:pPr>
+      <w:rPr>
+        <w:rFonts w:ascii="Wingdings" w:hAnsi="Wingdings" w:hint="default"/>
+      </w:rPr>
+    </w:lvl>
+  </w:abstractNum>
+  <w:abstractNum w:abstractNumId="5" w15:restartNumberingAfterBreak="0">
+    <w:nsid w:val="4B5549DC"/>
+    <w:multiLevelType w:val="hybridMultilevel"/>
+    <w:tmpl w:val="81FAF250"/>
+    <w:lvl w:ilvl="0" w:tplc="6448879A">
+      <w:start w:val="4"/>
+      <w:numFmt w:val="bullet"/>
+      <w:lvlText w:val=""/>
+      <w:lvlJc w:val="left"/>
+      <w:pPr>
+        <w:ind w:left="1080" w:hanging="360"/>
+      </w:pPr>
+      <w:rPr>
+        <w:rFonts w:ascii="Arial" w:eastAsia="Times New Roman" w:hAnsi="Arial" w:cs="Arial" w:hint="default"/>
+      </w:rPr>
+    </w:lvl>
+    <w:lvl w:ilvl="1" w:tplc="08090003" w:tentative="1">
+      <w:start w:val="1"/>
+      <w:numFmt w:val="bullet"/>
+      <w:lvlText w:val="o"/>
+      <w:lvlJc w:val="left"/>
+      <w:pPr>
+        <w:ind w:left="1800" w:hanging="360"/>
+      </w:pPr>
+      <w:rPr>
+        <w:rFonts w:ascii="Courier New" w:hAnsi="Courier New" w:cs="Courier New" w:hint="default"/>
+      </w:rPr>
+    </w:lvl>
+    <w:lvl w:ilvl="2" w:tplc="08090005" w:tentative="1">
+      <w:start w:val="1"/>
+      <w:numFmt w:val="bullet"/>
+      <w:lvlText w:val=""/>
+      <w:lvlJc w:val="left"/>
+      <w:pPr>
+        <w:ind w:left="2520" w:hanging="360"/>
+      </w:pPr>
+      <w:rPr>
+        <w:rFonts w:ascii="Wingdings" w:hAnsi="Wingdings" w:hint="default"/>
+      </w:rPr>
+    </w:lvl>
+    <w:lvl w:ilvl="3" w:tplc="08090001" w:tentative="1">
+      <w:start w:val="1"/>
+      <w:numFmt w:val="bullet"/>
+      <w:lvlText w:val=""/>
+      <w:lvlJc w:val="left"/>
+      <w:pPr>
+        <w:ind w:left="3240" w:hanging="360"/>
+      </w:pPr>
+      <w:rPr>
+        <w:rFonts w:ascii="Symbol" w:hAnsi="Symbol" w:hint="default"/>
+      </w:rPr>
+    </w:lvl>
+    <w:lvl w:ilvl="4" w:tplc="08090003" w:tentative="1">
+      <w:start w:val="1"/>
+      <w:numFmt w:val="bullet"/>
+      <w:lvlText w:val="o"/>
+      <w:lvlJc w:val="left"/>
+      <w:pPr>
+        <w:ind w:left="3960" w:hanging="360"/>
+      </w:pPr>
+      <w:rPr>
+        <w:rFonts w:ascii="Courier New" w:hAnsi="Courier New" w:cs="Courier New" w:hint="default"/>
+      </w:rPr>
+    </w:lvl>
+    <w:lvl w:ilvl="5" w:tplc="08090005" w:tentative="1">
+      <w:start w:val="1"/>
+      <w:numFmt w:val="bullet"/>
+      <w:lvlText w:val=""/>
+      <w:lvlJc w:val="left"/>
+      <w:pPr>
+        <w:ind w:left="4680" w:hanging="360"/>
+      </w:pPr>
+      <w:rPr>
+        <w:rFonts w:ascii="Wingdings" w:hAnsi="Wingdings" w:hint="default"/>
+      </w:rPr>
+    </w:lvl>
+    <w:lvl w:ilvl="6" w:tplc="08090001" w:tentative="1">
+      <w:start w:val="1"/>
+      <w:numFmt w:val="bullet"/>
+      <w:lvlText w:val=""/>
+      <w:lvlJc w:val="left"/>
+      <w:pPr>
+        <w:ind w:left="5400" w:hanging="360"/>
+      </w:pPr>
+      <w:rPr>
+        <w:rFonts w:ascii="Symbol" w:hAnsi="Symbol" w:hint="default"/>
+      </w:rPr>
+    </w:lvl>
+    <w:lvl w:ilvl="7" w:tplc="08090003" w:tentative="1">
+      <w:start w:val="1"/>
+      <w:numFmt w:val="bullet"/>
+      <w:lvlText w:val="o"/>
+      <w:lvlJc w:val="left"/>
+      <w:pPr>
+        <w:ind w:left="6120" w:hanging="360"/>
+      </w:pPr>
+      <w:rPr>
+        <w:rFonts w:ascii="Courier New" w:hAnsi="Courier New" w:cs="Courier New" w:hint="default"/>
+      </w:rPr>
+    </w:lvl>
+    <w:lvl w:ilvl="8" w:tplc="08090005" w:tentative="1">
+      <w:start w:val="1"/>
+      <w:numFmt w:val="bullet"/>
+      <w:lvlText w:val=""/>
+      <w:lvlJc w:val="left"/>
+      <w:pPr>
+        <w:ind w:left="6840" w:hanging="360"/>
+      </w:pPr>
+      <w:rPr>
+        <w:rFonts w:ascii="Wingdings" w:hAnsi="Wingdings" w:hint="default"/>
+      </w:rPr>
+    </w:lvl>
+  </w:abstractNum>
+  <w:abstractNum w:abstractNumId="6" w15:restartNumberingAfterBreak="0">
     <w:nsid w:val="4BBC2DC4"/>
     <w:multiLevelType w:val="hybridMultilevel"/>
     <w:tmpl w:val="02781BEA"/>
@@ -7450,7 +7882,7 @@
       </w:pPr>
     </w:lvl>
   </w:abstractNum>
-  <w:abstractNum w:abstractNumId="5" w15:restartNumberingAfterBreak="0">
+  <w:abstractNum w:abstractNumId="7" w15:restartNumberingAfterBreak="0">
     <w:nsid w:val="4C0F110E"/>
     <w:multiLevelType w:val="hybridMultilevel"/>
     <w:tmpl w:val="075CA6B8"/>
@@ -7563,7 +7995,7 @@
       </w:rPr>
     </w:lvl>
   </w:abstractNum>
-  <w:abstractNum w:abstractNumId="6" w15:restartNumberingAfterBreak="0">
+  <w:abstractNum w:abstractNumId="8" w15:restartNumberingAfterBreak="0">
     <w:nsid w:val="5A163AB7"/>
     <w:multiLevelType w:val="multilevel"/>
     <w:tmpl w:val="7BA6273E"/>
@@ -7676,7 +8108,7 @@
       </w:rPr>
     </w:lvl>
   </w:abstractNum>
-  <w:abstractNum w:abstractNumId="7" w15:restartNumberingAfterBreak="0">
+  <w:abstractNum w:abstractNumId="9" w15:restartNumberingAfterBreak="0">
     <w:nsid w:val="67F90127"/>
     <w:multiLevelType w:val="hybridMultilevel"/>
     <w:tmpl w:val="C99CDE92"/>
@@ -7789,7 +8221,7 @@
       </w:rPr>
     </w:lvl>
   </w:abstractNum>
-  <w:abstractNum w:abstractNumId="8" w15:restartNumberingAfterBreak="0">
+  <w:abstractNum w:abstractNumId="10" w15:restartNumberingAfterBreak="0">
     <w:nsid w:val="6D7A34B6"/>
     <w:multiLevelType w:val="hybridMultilevel"/>
     <w:tmpl w:val="F01E64F0"/>
@@ -7902,7 +8334,96 @@
       </w:rPr>
     </w:lvl>
   </w:abstractNum>
-  <w:abstractNum w:abstractNumId="9" w15:restartNumberingAfterBreak="0">
+  <w:abstractNum w:abstractNumId="11" w15:restartNumberingAfterBreak="0">
+    <w:nsid w:val="7224116D"/>
+    <w:multiLevelType w:val="hybridMultilevel"/>
+    <w:tmpl w:val="90E05FCC"/>
+    <w:lvl w:ilvl="0" w:tplc="0809000F">
+      <w:start w:val="1"/>
+      <w:numFmt w:val="decimal"/>
+      <w:lvlText w:val="%1."/>
+      <w:lvlJc w:val="left"/>
+      <w:pPr>
+        <w:ind w:left="720" w:hanging="360"/>
+      </w:pPr>
+      <w:rPr>
+        <w:rFonts w:hint="default"/>
+      </w:rPr>
+    </w:lvl>
+    <w:lvl w:ilvl="1" w:tplc="08090019" w:tentative="1">
+      <w:start w:val="1"/>
+      <w:numFmt w:val="lowerLetter"/>
+      <w:lvlText w:val="%2."/>
+      <w:lvlJc w:val="left"/>
+      <w:pPr>
+        <w:ind w:left="1440" w:hanging="360"/>
+      </w:pPr>
+    </w:lvl>
+    <w:lvl w:ilvl="2" w:tplc="0809001B" w:tentative="1">
+      <w:start w:val="1"/>
+      <w:numFmt w:val="lowerRoman"/>
+      <w:lvlText w:val="%3."/>
+      <w:lvlJc w:val="right"/>
+      <w:pPr>
+        <w:ind w:left="2160" w:hanging="180"/>
+      </w:pPr>
+    </w:lvl>
+    <w:lvl w:ilvl="3" w:tplc="0809000F" w:tentative="1">
+      <w:start w:val="1"/>
+      <w:numFmt w:val="decimal"/>
+      <w:lvlText w:val="%4."/>
+      <w:lvlJc w:val="left"/>
+      <w:pPr>
+        <w:ind w:left="2880" w:hanging="360"/>
+      </w:pPr>
+    </w:lvl>
+    <w:lvl w:ilvl="4" w:tplc="08090019" w:tentative="1">
+      <w:start w:val="1"/>
+      <w:numFmt w:val="lowerLetter"/>
+      <w:lvlText w:val="%5."/>
+      <w:lvlJc w:val="left"/>
+      <w:pPr>
+        <w:ind w:left="3600" w:hanging="360"/>
+      </w:pPr>
+    </w:lvl>
+    <w:lvl w:ilvl="5" w:tplc="0809001B" w:tentative="1">
+      <w:start w:val="1"/>
+      <w:numFmt w:val="lowerRoman"/>
+      <w:lvlText w:val="%6."/>
+      <w:lvlJc w:val="right"/>
+      <w:pPr>
+        <w:ind w:left="4320" w:hanging="180"/>
+      </w:pPr>
+    </w:lvl>
+    <w:lvl w:ilvl="6" w:tplc="0809000F" w:tentative="1">
+      <w:start w:val="1"/>
+      <w:numFmt w:val="decimal"/>
+      <w:lvlText w:val="%7."/>
+      <w:lvlJc w:val="left"/>
+      <w:pPr>
+        <w:ind w:left="5040" w:hanging="360"/>
+      </w:pPr>
+    </w:lvl>
+    <w:lvl w:ilvl="7" w:tplc="08090019" w:tentative="1">
+      <w:start w:val="1"/>
+      <w:numFmt w:val="lowerLetter"/>
+      <w:lvlText w:val="%8."/>
+      <w:lvlJc w:val="left"/>
+      <w:pPr>
+        <w:ind w:left="5760" w:hanging="360"/>
+      </w:pPr>
+    </w:lvl>
+    <w:lvl w:ilvl="8" w:tplc="0809001B" w:tentative="1">
+      <w:start w:val="1"/>
+      <w:numFmt w:val="lowerRoman"/>
+      <w:lvlText w:val="%9."/>
+      <w:lvlJc w:val="right"/>
+      <w:pPr>
+        <w:ind w:left="6480" w:hanging="180"/>
+      </w:pPr>
+    </w:lvl>
+  </w:abstractNum>
+  <w:abstractNum w:abstractNumId="12" w15:restartNumberingAfterBreak="0">
     <w:nsid w:val="7D0209B6"/>
     <w:multiLevelType w:val="hybridMultilevel"/>
     <w:tmpl w:val="8DC2D898"/>
@@ -8016,34 +8537,43 @@
     </w:lvl>
   </w:abstractNum>
   <w:num w:numId="1" w16cid:durableId="1230311493">
-    <w:abstractNumId w:val="9"/>
+    <w:abstractNumId w:val="12"/>
   </w:num>
   <w:num w:numId="2" w16cid:durableId="167454019">
-    <w:abstractNumId w:val="8"/>
+    <w:abstractNumId w:val="10"/>
   </w:num>
   <w:num w:numId="3" w16cid:durableId="521668147">
     <w:abstractNumId w:val="2"/>
   </w:num>
   <w:num w:numId="4" w16cid:durableId="2133281691">
-    <w:abstractNumId w:val="7"/>
+    <w:abstractNumId w:val="9"/>
   </w:num>
   <w:num w:numId="5" w16cid:durableId="816922990">
     <w:abstractNumId w:val="0"/>
   </w:num>
   <w:num w:numId="6" w16cid:durableId="1309282348">
-    <w:abstractNumId w:val="5"/>
+    <w:abstractNumId w:val="7"/>
   </w:num>
   <w:num w:numId="7" w16cid:durableId="308901345">
     <w:abstractNumId w:val="3"/>
   </w:num>
   <w:num w:numId="8" w16cid:durableId="1711296404">
-    <w:abstractNumId w:val="6"/>
+    <w:abstractNumId w:val="8"/>
   </w:num>
   <w:num w:numId="9" w16cid:durableId="406852638">
     <w:abstractNumId w:val="1"/>
   </w:num>
   <w:num w:numId="10" w16cid:durableId="127356972">
+    <w:abstractNumId w:val="6"/>
+  </w:num>
+  <w:num w:numId="11" w16cid:durableId="1610040649">
+    <w:abstractNumId w:val="11"/>
+  </w:num>
+  <w:num w:numId="12" w16cid:durableId="456685552">
     <w:abstractNumId w:val="4"/>
+  </w:num>
+  <w:num w:numId="13" w16cid:durableId="1748459207">
+    <w:abstractNumId w:val="5"/>
   </w:num>
 </w:numbering>
 </file>

--- a/NEA Documentation.docx
+++ b/NEA Documentation.docx
@@ -3584,6 +3584,89 @@
         </w:rPr>
         <w:t>The player</w:t>
       </w:r>
+      <w:r>
+        <w:rPr>
+          <w:rFonts w:cs="Arial"/>
+          <w:szCs w:val="22"/>
+        </w:rPr>
+        <w:t xml:space="preserve"> will be playing against two other bots. Standard poker game.</w:t>
+      </w:r>
+    </w:p>
+    <w:p>
+      <w:pPr>
+        <w:ind w:firstLine="360"/>
+        <w:rPr>
+          <w:rFonts w:cs="Arial"/>
+          <w:b/>
+          <w:bCs/>
+          <w:szCs w:val="22"/>
+        </w:rPr>
+      </w:pPr>
+      <w:r>
+        <w:rPr>
+          <w:rFonts w:cs="Arial"/>
+          <w:b/>
+          <w:bCs/>
+          <w:szCs w:val="22"/>
+        </w:rPr>
+        <w:t>7. Ending the game</w:t>
+      </w:r>
+    </w:p>
+    <w:p>
+      <w:pPr>
+        <w:ind w:firstLine="360"/>
+        <w:rPr>
+          <w:rFonts w:cs="Arial"/>
+          <w:szCs w:val="22"/>
+        </w:rPr>
+      </w:pPr>
+      <w:r>
+        <w:rPr>
+          <w:rFonts w:cs="Arial"/>
+          <w:szCs w:val="22"/>
+        </w:rPr>
+        <w:t>To end the game, the player must do one of two things:</w:t>
+      </w:r>
+    </w:p>
+    <w:p>
+      <w:pPr>
+        <w:pStyle w:val="ListParagraph"/>
+        <w:numPr>
+          <w:ilvl w:val="0"/>
+          <w:numId w:val="12"/>
+        </w:numPr>
+        <w:rPr>
+          <w:rFonts w:cs="Arial"/>
+          <w:szCs w:val="22"/>
+        </w:rPr>
+      </w:pPr>
+      <w:r>
+        <w:rPr>
+          <w:rFonts w:cs="Arial"/>
+          <w:szCs w:val="22"/>
+        </w:rPr>
+        <w:t>Lose all their money</w:t>
+      </w:r>
+    </w:p>
+    <w:p>
+      <w:pPr>
+        <w:pStyle w:val="ListParagraph"/>
+        <w:numPr>
+          <w:ilvl w:val="0"/>
+          <w:numId w:val="12"/>
+        </w:numPr>
+        <w:rPr>
+          <w:rFonts w:cs="Arial"/>
+          <w:szCs w:val="22"/>
+        </w:rPr>
+      </w:pPr>
+      <w:r>
+        <w:rPr>
+          <w:rFonts w:cs="Arial"/>
+          <w:szCs w:val="22"/>
+        </w:rPr>
+        <w:t>Win enough games to get a total of $2000</w:t>
+      </w:r>
     </w:p>
     <w:p>
       <w:pPr>
@@ -3834,7 +3917,6 @@
           <w:bCs/>
           <w:color w:val="auto"/>
         </w:rPr>
-        <w:lastRenderedPageBreak/>
         <w:t>1.3.3 Research Table</w:t>
       </w:r>
       <w:bookmarkEnd w:id="6"/>
@@ -5343,7 +5425,7 @@
           <w:noProof/>
         </w:rPr>
         <w:drawing>
-          <wp:inline distT="0" distB="0" distL="0" distR="0" wp14:anchorId="226F89C5" wp14:editId="75981C76">
+          <wp:inline distT="0" distB="0" distL="0" distR="0" wp14:anchorId="226F89C5" wp14:editId="3E71F5E9">
             <wp:extent cx="5789295" cy="1595120"/>
             <wp:effectExtent l="0" t="0" r="1905" b="5080"/>
             <wp:docPr id="542006062" name="Picture 3"/>
@@ -5463,7 +5545,7 @@
           <w:noProof/>
         </w:rPr>
         <w:drawing>
-          <wp:inline distT="0" distB="0" distL="0" distR="0" wp14:anchorId="1A9EABE6" wp14:editId="4E6AE320">
+          <wp:inline distT="0" distB="0" distL="0" distR="0" wp14:anchorId="1A9EABE6" wp14:editId="6B448367">
             <wp:extent cx="5789295" cy="1915795"/>
             <wp:effectExtent l="0" t="0" r="1905" b="8255"/>
             <wp:docPr id="184673664" name="Picture 3"/>
@@ -5736,7 +5818,7 @@
           <w:noProof/>
         </w:rPr>
         <w:drawing>
-          <wp:inline distT="0" distB="0" distL="0" distR="0" wp14:anchorId="6825EA17" wp14:editId="24077D9E">
+          <wp:inline distT="0" distB="0" distL="0" distR="0" wp14:anchorId="6825EA17" wp14:editId="356B2A5A">
             <wp:extent cx="5789295" cy="909320"/>
             <wp:effectExtent l="0" t="0" r="1905" b="5080"/>
             <wp:docPr id="910023920" name="Picture 6"/>
@@ -7023,6 +7105,119 @@
     </w:lvl>
   </w:abstractNum>
   <w:abstractNum w:abstractNumId="1" w15:restartNumberingAfterBreak="0">
+    <w:nsid w:val="07974A85"/>
+    <w:multiLevelType w:val="hybridMultilevel"/>
+    <w:tmpl w:val="0EC88EB4"/>
+    <w:lvl w:ilvl="0" w:tplc="6BB0B2D4">
+      <w:start w:val="7"/>
+      <w:numFmt w:val="bullet"/>
+      <w:lvlText w:val="-"/>
+      <w:lvlJc w:val="left"/>
+      <w:pPr>
+        <w:ind w:left="720" w:hanging="360"/>
+      </w:pPr>
+      <w:rPr>
+        <w:rFonts w:ascii="Arial" w:eastAsia="Times New Roman" w:hAnsi="Arial" w:cs="Arial" w:hint="default"/>
+      </w:rPr>
+    </w:lvl>
+    <w:lvl w:ilvl="1" w:tplc="08090003" w:tentative="1">
+      <w:start w:val="1"/>
+      <w:numFmt w:val="bullet"/>
+      <w:lvlText w:val="o"/>
+      <w:lvlJc w:val="left"/>
+      <w:pPr>
+        <w:ind w:left="1440" w:hanging="360"/>
+      </w:pPr>
+      <w:rPr>
+        <w:rFonts w:ascii="Courier New" w:hAnsi="Courier New" w:cs="Courier New" w:hint="default"/>
+      </w:rPr>
+    </w:lvl>
+    <w:lvl w:ilvl="2" w:tplc="08090005" w:tentative="1">
+      <w:start w:val="1"/>
+      <w:numFmt w:val="bullet"/>
+      <w:lvlText w:val=""/>
+      <w:lvlJc w:val="left"/>
+      <w:pPr>
+        <w:ind w:left="2160" w:hanging="360"/>
+      </w:pPr>
+      <w:rPr>
+        <w:rFonts w:ascii="Wingdings" w:hAnsi="Wingdings" w:hint="default"/>
+      </w:rPr>
+    </w:lvl>
+    <w:lvl w:ilvl="3" w:tplc="08090001" w:tentative="1">
+      <w:start w:val="1"/>
+      <w:numFmt w:val="bullet"/>
+      <w:lvlText w:val=""/>
+      <w:lvlJc w:val="left"/>
+      <w:pPr>
+        <w:ind w:left="2880" w:hanging="360"/>
+      </w:pPr>
+      <w:rPr>
+        <w:rFonts w:ascii="Symbol" w:hAnsi="Symbol" w:hint="default"/>
+      </w:rPr>
+    </w:lvl>
+    <w:lvl w:ilvl="4" w:tplc="08090003" w:tentative="1">
+      <w:start w:val="1"/>
+      <w:numFmt w:val="bullet"/>
+      <w:lvlText w:val="o"/>
+      <w:lvlJc w:val="left"/>
+      <w:pPr>
+        <w:ind w:left="3600" w:hanging="360"/>
+      </w:pPr>
+      <w:rPr>
+        <w:rFonts w:ascii="Courier New" w:hAnsi="Courier New" w:cs="Courier New" w:hint="default"/>
+      </w:rPr>
+    </w:lvl>
+    <w:lvl w:ilvl="5" w:tplc="08090005" w:tentative="1">
+      <w:start w:val="1"/>
+      <w:numFmt w:val="bullet"/>
+      <w:lvlText w:val=""/>
+      <w:lvlJc w:val="left"/>
+      <w:pPr>
+        <w:ind w:left="4320" w:hanging="360"/>
+      </w:pPr>
+      <w:rPr>
+        <w:rFonts w:ascii="Wingdings" w:hAnsi="Wingdings" w:hint="default"/>
+      </w:rPr>
+    </w:lvl>
+    <w:lvl w:ilvl="6" w:tplc="08090001" w:tentative="1">
+      <w:start w:val="1"/>
+      <w:numFmt w:val="bullet"/>
+      <w:lvlText w:val=""/>
+      <w:lvlJc w:val="left"/>
+      <w:pPr>
+        <w:ind w:left="5040" w:hanging="360"/>
+      </w:pPr>
+      <w:rPr>
+        <w:rFonts w:ascii="Symbol" w:hAnsi="Symbol" w:hint="default"/>
+      </w:rPr>
+    </w:lvl>
+    <w:lvl w:ilvl="7" w:tplc="08090003" w:tentative="1">
+      <w:start w:val="1"/>
+      <w:numFmt w:val="bullet"/>
+      <w:lvlText w:val="o"/>
+      <w:lvlJc w:val="left"/>
+      <w:pPr>
+        <w:ind w:left="5760" w:hanging="360"/>
+      </w:pPr>
+      <w:rPr>
+        <w:rFonts w:ascii="Courier New" w:hAnsi="Courier New" w:cs="Courier New" w:hint="default"/>
+      </w:rPr>
+    </w:lvl>
+    <w:lvl w:ilvl="8" w:tplc="08090005" w:tentative="1">
+      <w:start w:val="1"/>
+      <w:numFmt w:val="bullet"/>
+      <w:lvlText w:val=""/>
+      <w:lvlJc w:val="left"/>
+      <w:pPr>
+        <w:ind w:left="6480" w:hanging="360"/>
+      </w:pPr>
+      <w:rPr>
+        <w:rFonts w:ascii="Wingdings" w:hAnsi="Wingdings" w:hint="default"/>
+      </w:rPr>
+    </w:lvl>
+  </w:abstractNum>
+  <w:abstractNum w:abstractNumId="2" w15:restartNumberingAfterBreak="0">
     <w:nsid w:val="0D1C3018"/>
     <w:multiLevelType w:val="hybridMultilevel"/>
     <w:tmpl w:val="94307454"/>
@@ -7135,7 +7330,120 @@
       </w:rPr>
     </w:lvl>
   </w:abstractNum>
-  <w:abstractNum w:abstractNumId="2" w15:restartNumberingAfterBreak="0">
+  <w:abstractNum w:abstractNumId="3" w15:restartNumberingAfterBreak="0">
+    <w:nsid w:val="2ED30591"/>
+    <w:multiLevelType w:val="hybridMultilevel"/>
+    <w:tmpl w:val="01266DD8"/>
+    <w:lvl w:ilvl="0" w:tplc="7108DF2A">
+      <w:start w:val="7"/>
+      <w:numFmt w:val="bullet"/>
+      <w:lvlText w:val="-"/>
+      <w:lvlJc w:val="left"/>
+      <w:pPr>
+        <w:ind w:left="1080" w:hanging="360"/>
+      </w:pPr>
+      <w:rPr>
+        <w:rFonts w:ascii="Arial" w:eastAsia="Times New Roman" w:hAnsi="Arial" w:cs="Arial" w:hint="default"/>
+      </w:rPr>
+    </w:lvl>
+    <w:lvl w:ilvl="1" w:tplc="08090003" w:tentative="1">
+      <w:start w:val="1"/>
+      <w:numFmt w:val="bullet"/>
+      <w:lvlText w:val="o"/>
+      <w:lvlJc w:val="left"/>
+      <w:pPr>
+        <w:ind w:left="1800" w:hanging="360"/>
+      </w:pPr>
+      <w:rPr>
+        <w:rFonts w:ascii="Courier New" w:hAnsi="Courier New" w:cs="Courier New" w:hint="default"/>
+      </w:rPr>
+    </w:lvl>
+    <w:lvl w:ilvl="2" w:tplc="08090005" w:tentative="1">
+      <w:start w:val="1"/>
+      <w:numFmt w:val="bullet"/>
+      <w:lvlText w:val=""/>
+      <w:lvlJc w:val="left"/>
+      <w:pPr>
+        <w:ind w:left="2520" w:hanging="360"/>
+      </w:pPr>
+      <w:rPr>
+        <w:rFonts w:ascii="Wingdings" w:hAnsi="Wingdings" w:hint="default"/>
+      </w:rPr>
+    </w:lvl>
+    <w:lvl w:ilvl="3" w:tplc="08090001" w:tentative="1">
+      <w:start w:val="1"/>
+      <w:numFmt w:val="bullet"/>
+      <w:lvlText w:val=""/>
+      <w:lvlJc w:val="left"/>
+      <w:pPr>
+        <w:ind w:left="3240" w:hanging="360"/>
+      </w:pPr>
+      <w:rPr>
+        <w:rFonts w:ascii="Symbol" w:hAnsi="Symbol" w:hint="default"/>
+      </w:rPr>
+    </w:lvl>
+    <w:lvl w:ilvl="4" w:tplc="08090003" w:tentative="1">
+      <w:start w:val="1"/>
+      <w:numFmt w:val="bullet"/>
+      <w:lvlText w:val="o"/>
+      <w:lvlJc w:val="left"/>
+      <w:pPr>
+        <w:ind w:left="3960" w:hanging="360"/>
+      </w:pPr>
+      <w:rPr>
+        <w:rFonts w:ascii="Courier New" w:hAnsi="Courier New" w:cs="Courier New" w:hint="default"/>
+      </w:rPr>
+    </w:lvl>
+    <w:lvl w:ilvl="5" w:tplc="08090005" w:tentative="1">
+      <w:start w:val="1"/>
+      <w:numFmt w:val="bullet"/>
+      <w:lvlText w:val=""/>
+      <w:lvlJc w:val="left"/>
+      <w:pPr>
+        <w:ind w:left="4680" w:hanging="360"/>
+      </w:pPr>
+      <w:rPr>
+        <w:rFonts w:ascii="Wingdings" w:hAnsi="Wingdings" w:hint="default"/>
+      </w:rPr>
+    </w:lvl>
+    <w:lvl w:ilvl="6" w:tplc="08090001" w:tentative="1">
+      <w:start w:val="1"/>
+      <w:numFmt w:val="bullet"/>
+      <w:lvlText w:val=""/>
+      <w:lvlJc w:val="left"/>
+      <w:pPr>
+        <w:ind w:left="5400" w:hanging="360"/>
+      </w:pPr>
+      <w:rPr>
+        <w:rFonts w:ascii="Symbol" w:hAnsi="Symbol" w:hint="default"/>
+      </w:rPr>
+    </w:lvl>
+    <w:lvl w:ilvl="7" w:tplc="08090003" w:tentative="1">
+      <w:start w:val="1"/>
+      <w:numFmt w:val="bullet"/>
+      <w:lvlText w:val="o"/>
+      <w:lvlJc w:val="left"/>
+      <w:pPr>
+        <w:ind w:left="6120" w:hanging="360"/>
+      </w:pPr>
+      <w:rPr>
+        <w:rFonts w:ascii="Courier New" w:hAnsi="Courier New" w:cs="Courier New" w:hint="default"/>
+      </w:rPr>
+    </w:lvl>
+    <w:lvl w:ilvl="8" w:tplc="08090005" w:tentative="1">
+      <w:start w:val="1"/>
+      <w:numFmt w:val="bullet"/>
+      <w:lvlText w:val=""/>
+      <w:lvlJc w:val="left"/>
+      <w:pPr>
+        <w:ind w:left="6840" w:hanging="360"/>
+      </w:pPr>
+      <w:rPr>
+        <w:rFonts w:ascii="Wingdings" w:hAnsi="Wingdings" w:hint="default"/>
+      </w:rPr>
+    </w:lvl>
+  </w:abstractNum>
+  <w:abstractNum w:abstractNumId="4" w15:restartNumberingAfterBreak="0">
     <w:nsid w:val="2FC42612"/>
     <w:multiLevelType w:val="hybridMultilevel"/>
     <w:tmpl w:val="8C866F40"/>
@@ -7248,7 +7556,7 @@
       </w:rPr>
     </w:lvl>
   </w:abstractNum>
-  <w:abstractNum w:abstractNumId="3" w15:restartNumberingAfterBreak="0">
+  <w:abstractNum w:abstractNumId="5" w15:restartNumberingAfterBreak="0">
     <w:nsid w:val="3B125074"/>
     <w:multiLevelType w:val="hybridMultilevel"/>
     <w:tmpl w:val="50846134"/>
@@ -7361,7 +7669,7 @@
       </w:rPr>
     </w:lvl>
   </w:abstractNum>
-  <w:abstractNum w:abstractNumId="4" w15:restartNumberingAfterBreak="0">
+  <w:abstractNum w:abstractNumId="6" w15:restartNumberingAfterBreak="0">
     <w:nsid w:val="4BBC2DC4"/>
     <w:multiLevelType w:val="hybridMultilevel"/>
     <w:tmpl w:val="02781BEA"/>
@@ -7450,7 +7758,7 @@
       </w:pPr>
     </w:lvl>
   </w:abstractNum>
-  <w:abstractNum w:abstractNumId="5" w15:restartNumberingAfterBreak="0">
+  <w:abstractNum w:abstractNumId="7" w15:restartNumberingAfterBreak="0">
     <w:nsid w:val="4C0F110E"/>
     <w:multiLevelType w:val="hybridMultilevel"/>
     <w:tmpl w:val="075CA6B8"/>
@@ -7563,7 +7871,7 @@
       </w:rPr>
     </w:lvl>
   </w:abstractNum>
-  <w:abstractNum w:abstractNumId="6" w15:restartNumberingAfterBreak="0">
+  <w:abstractNum w:abstractNumId="8" w15:restartNumberingAfterBreak="0">
     <w:nsid w:val="5A163AB7"/>
     <w:multiLevelType w:val="multilevel"/>
     <w:tmpl w:val="7BA6273E"/>
@@ -7676,7 +7984,7 @@
       </w:rPr>
     </w:lvl>
   </w:abstractNum>
-  <w:abstractNum w:abstractNumId="7" w15:restartNumberingAfterBreak="0">
+  <w:abstractNum w:abstractNumId="9" w15:restartNumberingAfterBreak="0">
     <w:nsid w:val="67F90127"/>
     <w:multiLevelType w:val="hybridMultilevel"/>
     <w:tmpl w:val="C99CDE92"/>
@@ -7789,7 +8097,7 @@
       </w:rPr>
     </w:lvl>
   </w:abstractNum>
-  <w:abstractNum w:abstractNumId="8" w15:restartNumberingAfterBreak="0">
+  <w:abstractNum w:abstractNumId="10" w15:restartNumberingAfterBreak="0">
     <w:nsid w:val="6D7A34B6"/>
     <w:multiLevelType w:val="hybridMultilevel"/>
     <w:tmpl w:val="F01E64F0"/>
@@ -7902,7 +8210,7 @@
       </w:rPr>
     </w:lvl>
   </w:abstractNum>
-  <w:abstractNum w:abstractNumId="9" w15:restartNumberingAfterBreak="0">
+  <w:abstractNum w:abstractNumId="11" w15:restartNumberingAfterBreak="0">
     <w:nsid w:val="7D0209B6"/>
     <w:multiLevelType w:val="hybridMultilevel"/>
     <w:tmpl w:val="8DC2D898"/>
@@ -8016,34 +8324,40 @@
     </w:lvl>
   </w:abstractNum>
   <w:num w:numId="1" w16cid:durableId="1230311493">
-    <w:abstractNumId w:val="9"/>
+    <w:abstractNumId w:val="11"/>
   </w:num>
   <w:num w:numId="2" w16cid:durableId="167454019">
-    <w:abstractNumId w:val="8"/>
+    <w:abstractNumId w:val="10"/>
   </w:num>
   <w:num w:numId="3" w16cid:durableId="521668147">
-    <w:abstractNumId w:val="2"/>
+    <w:abstractNumId w:val="4"/>
   </w:num>
   <w:num w:numId="4" w16cid:durableId="2133281691">
-    <w:abstractNumId w:val="7"/>
+    <w:abstractNumId w:val="9"/>
   </w:num>
   <w:num w:numId="5" w16cid:durableId="816922990">
     <w:abstractNumId w:val="0"/>
   </w:num>
   <w:num w:numId="6" w16cid:durableId="1309282348">
+    <w:abstractNumId w:val="7"/>
+  </w:num>
+  <w:num w:numId="7" w16cid:durableId="308901345">
     <w:abstractNumId w:val="5"/>
   </w:num>
-  <w:num w:numId="7" w16cid:durableId="308901345">
-    <w:abstractNumId w:val="3"/>
+  <w:num w:numId="8" w16cid:durableId="1711296404">
+    <w:abstractNumId w:val="8"/>
   </w:num>
-  <w:num w:numId="8" w16cid:durableId="1711296404">
+  <w:num w:numId="9" w16cid:durableId="406852638">
+    <w:abstractNumId w:val="2"/>
+  </w:num>
+  <w:num w:numId="10" w16cid:durableId="127356972">
     <w:abstractNumId w:val="6"/>
   </w:num>
-  <w:num w:numId="9" w16cid:durableId="406852638">
+  <w:num w:numId="11" w16cid:durableId="1095904399">
     <w:abstractNumId w:val="1"/>
   </w:num>
-  <w:num w:numId="10" w16cid:durableId="127356972">
-    <w:abstractNumId w:val="4"/>
+  <w:num w:numId="12" w16cid:durableId="113912285">
+    <w:abstractNumId w:val="3"/>
   </w:num>
 </w:numbering>
 </file>

--- a/NEA Documentation.docx
+++ b/NEA Documentation.docx
@@ -2973,7 +2973,7 @@
         <w:rPr>
           <w:rFonts w:cs="Arial"/>
         </w:rPr>
-        <w:t xml:space="preserve"> that the map will be very easy for the user to navigate and I can give it a retro look, however it does mean that the player will be restricted to the keyboard and will not be able to use a mouse in-game.</w:t>
+        <w:t xml:space="preserve"> that the map will be easy for the user to navigate and I can give it a retro look, however it does mean that the player will be restricted to the keyboard and will not be able to use a mouse in-game.</w:t>
       </w:r>
       <w:r>
         <w:rPr>
@@ -3165,18 +3165,21 @@
     </w:p>
     <w:p>
       <w:pPr>
-        <w:pStyle w:val="ListParagraph"/>
-        <w:numPr>
-          <w:ilvl w:val="0"/>
-          <w:numId w:val="12"/>
-        </w:numPr>
-        <w:rPr>
-          <w:rFonts w:cs="Arial"/>
-          <w:b/>
-          <w:bCs/>
-          <w:szCs w:val="22"/>
-        </w:rPr>
-      </w:pPr>
+        <w:ind w:left="720"/>
+        <w:rPr>
+          <w:rFonts w:cs="Arial"/>
+          <w:b/>
+          <w:bCs/>
+          <w:szCs w:val="22"/>
+        </w:rPr>
+      </w:pPr>
+      <w:r>
+        <w:rPr>
+          <w:rFonts w:cs="Arial"/>
+          <w:szCs w:val="22"/>
+        </w:rPr>
+        <w:t xml:space="preserve">1.1 </w:t>
+      </w:r>
       <w:r>
         <w:rPr>
           <w:rFonts w:cs="Arial"/>
@@ -3187,18 +3190,21 @@
     </w:p>
     <w:p>
       <w:pPr>
-        <w:pStyle w:val="ListParagraph"/>
-        <w:numPr>
-          <w:ilvl w:val="0"/>
-          <w:numId w:val="12"/>
-        </w:numPr>
-        <w:rPr>
-          <w:rFonts w:cs="Arial"/>
-          <w:b/>
-          <w:bCs/>
-          <w:szCs w:val="22"/>
-        </w:rPr>
-      </w:pPr>
+        <w:ind w:left="720"/>
+        <w:rPr>
+          <w:rFonts w:cs="Arial"/>
+          <w:b/>
+          <w:bCs/>
+          <w:szCs w:val="22"/>
+        </w:rPr>
+      </w:pPr>
+      <w:r>
+        <w:rPr>
+          <w:rFonts w:cs="Arial"/>
+          <w:szCs w:val="22"/>
+        </w:rPr>
+        <w:t xml:space="preserve">1.2 </w:t>
+      </w:r>
       <w:r>
         <w:rPr>
           <w:rFonts w:cs="Arial"/>
@@ -3209,18 +3215,21 @@
     </w:p>
     <w:p>
       <w:pPr>
-        <w:pStyle w:val="ListParagraph"/>
-        <w:numPr>
-          <w:ilvl w:val="0"/>
-          <w:numId w:val="12"/>
-        </w:numPr>
-        <w:rPr>
-          <w:rFonts w:cs="Arial"/>
-          <w:b/>
-          <w:bCs/>
-          <w:szCs w:val="22"/>
-        </w:rPr>
-      </w:pPr>
+        <w:ind w:left="720"/>
+        <w:rPr>
+          <w:rFonts w:cs="Arial"/>
+          <w:b/>
+          <w:bCs/>
+          <w:szCs w:val="22"/>
+        </w:rPr>
+      </w:pPr>
+      <w:r>
+        <w:rPr>
+          <w:rFonts w:cs="Arial"/>
+          <w:szCs w:val="22"/>
+        </w:rPr>
+        <w:t xml:space="preserve">1.3 </w:t>
+      </w:r>
       <w:r>
         <w:rPr>
           <w:rFonts w:cs="Arial"/>
@@ -3231,40 +3240,53 @@
     </w:p>
     <w:p>
       <w:pPr>
-        <w:pStyle w:val="ListParagraph"/>
-        <w:numPr>
-          <w:ilvl w:val="0"/>
-          <w:numId w:val="12"/>
-        </w:numPr>
-        <w:rPr>
-          <w:rFonts w:cs="Arial"/>
-          <w:b/>
-          <w:bCs/>
-          <w:szCs w:val="22"/>
-        </w:rPr>
-      </w:pPr>
-      <w:r>
-        <w:rPr>
-          <w:rFonts w:cs="Arial"/>
-          <w:szCs w:val="22"/>
-        </w:rPr>
-        <w:t>Pop-up saying “Press E” shows up in top right corner when applicable</w:t>
-      </w:r>
-    </w:p>
-    <w:p>
-      <w:pPr>
-        <w:pStyle w:val="ListParagraph"/>
-        <w:numPr>
-          <w:ilvl w:val="0"/>
-          <w:numId w:val="12"/>
-        </w:numPr>
-        <w:rPr>
-          <w:rFonts w:cs="Arial"/>
-          <w:b/>
-          <w:bCs/>
-          <w:szCs w:val="22"/>
-        </w:rPr>
-      </w:pPr>
+        <w:ind w:left="720"/>
+        <w:rPr>
+          <w:rFonts w:cs="Arial"/>
+          <w:b/>
+          <w:bCs/>
+          <w:szCs w:val="22"/>
+        </w:rPr>
+      </w:pPr>
+      <w:r>
+        <w:rPr>
+          <w:rFonts w:cs="Arial"/>
+          <w:szCs w:val="22"/>
+        </w:rPr>
+        <w:t xml:space="preserve">1.4 </w:t>
+      </w:r>
+      <w:r>
+        <w:rPr>
+          <w:rFonts w:cs="Arial"/>
+          <w:szCs w:val="22"/>
+        </w:rPr>
+        <w:t xml:space="preserve">Pop-up saying “Press E” shows up in top right corner when </w:t>
+      </w:r>
+      <w:r>
+        <w:rPr>
+          <w:rFonts w:cs="Arial"/>
+          <w:szCs w:val="22"/>
+        </w:rPr>
+        <w:t>the player can interact with a table.</w:t>
+      </w:r>
+    </w:p>
+    <w:p>
+      <w:pPr>
+        <w:ind w:left="720"/>
+        <w:rPr>
+          <w:rFonts w:cs="Arial"/>
+          <w:b/>
+          <w:bCs/>
+          <w:szCs w:val="22"/>
+        </w:rPr>
+      </w:pPr>
+      <w:r>
+        <w:rPr>
+          <w:rFonts w:cs="Arial"/>
+          <w:szCs w:val="22"/>
+        </w:rPr>
+        <w:t xml:space="preserve">1.5 </w:t>
+      </w:r>
       <w:r>
         <w:rPr>
           <w:rFonts w:cs="Arial"/>
@@ -3275,24 +3297,50 @@
     </w:p>
     <w:p>
       <w:pPr>
-        <w:pStyle w:val="ListParagraph"/>
-        <w:numPr>
-          <w:ilvl w:val="0"/>
-          <w:numId w:val="12"/>
-        </w:numPr>
-        <w:rPr>
-          <w:rFonts w:cs="Arial"/>
-          <w:b/>
-          <w:bCs/>
-          <w:szCs w:val="22"/>
-        </w:rPr>
-      </w:pPr>
-      <w:r>
-        <w:rPr>
-          <w:rFonts w:cs="Arial"/>
-          <w:szCs w:val="22"/>
-        </w:rPr>
-        <w:t>When player loses a game, they lose 15% of what they currently have.</w:t>
+        <w:ind w:left="720"/>
+        <w:rPr>
+          <w:rFonts w:cs="Arial"/>
+          <w:szCs w:val="22"/>
+        </w:rPr>
+      </w:pPr>
+      <w:r>
+        <w:rPr>
+          <w:rFonts w:cs="Arial"/>
+          <w:szCs w:val="22"/>
+        </w:rPr>
+        <w:t xml:space="preserve">1.6 </w:t>
+      </w:r>
+      <w:r>
+        <w:rPr>
+          <w:rFonts w:cs="Arial"/>
+          <w:szCs w:val="22"/>
+        </w:rPr>
+        <w:t>When player loses a game, they lose 15% of what they currently have</w:t>
+      </w:r>
+      <w:r>
+        <w:rPr>
+          <w:rFonts w:cs="Arial"/>
+          <w:szCs w:val="22"/>
+        </w:rPr>
+        <w:t>, or they lose all their money when they have $100 or less left.</w:t>
+      </w:r>
+    </w:p>
+    <w:p>
+      <w:pPr>
+        <w:ind w:left="720"/>
+        <w:rPr>
+          <w:rFonts w:cs="Arial"/>
+          <w:b/>
+          <w:bCs/>
+          <w:szCs w:val="22"/>
+        </w:rPr>
+      </w:pPr>
+      <w:r>
+        <w:rPr>
+          <w:rFonts w:cs="Arial"/>
+          <w:szCs w:val="22"/>
+        </w:rPr>
+        <w:t>1.7 In order to finish the whole game, the player must either make $2000 or lose all their money.</w:t>
       </w:r>
     </w:p>
     <w:p>
@@ -3331,18 +3379,51 @@
     </w:p>
     <w:p>
       <w:pPr>
-        <w:pStyle w:val="ListParagraph"/>
-        <w:numPr>
-          <w:ilvl w:val="0"/>
-          <w:numId w:val="12"/>
-        </w:numPr>
-        <w:rPr>
-          <w:rFonts w:cs="Arial"/>
-          <w:b/>
-          <w:bCs/>
-          <w:szCs w:val="22"/>
-        </w:rPr>
-      </w:pPr>
+        <w:ind w:left="720"/>
+        <w:rPr>
+          <w:rFonts w:cs="Arial"/>
+          <w:szCs w:val="22"/>
+        </w:rPr>
+      </w:pPr>
+      <w:r>
+        <w:rPr>
+          <w:rFonts w:cs="Arial"/>
+          <w:szCs w:val="22"/>
+        </w:rPr>
+        <w:t>2.1 The player must move the sprite to interact with tables and play casino games.</w:t>
+      </w:r>
+    </w:p>
+    <w:p>
+      <w:pPr>
+        <w:ind w:left="720"/>
+        <w:rPr>
+          <w:rFonts w:cs="Arial"/>
+          <w:b/>
+          <w:bCs/>
+          <w:szCs w:val="22"/>
+        </w:rPr>
+      </w:pPr>
+      <w:r>
+        <w:rPr>
+          <w:rFonts w:cs="Arial"/>
+          <w:szCs w:val="22"/>
+        </w:rPr>
+        <w:t>2.</w:t>
+      </w:r>
+      <w:r>
+        <w:rPr>
+          <w:rFonts w:cs="Arial"/>
+          <w:szCs w:val="22"/>
+        </w:rPr>
+        <w:t>2</w:t>
+      </w:r>
+      <w:r>
+        <w:rPr>
+          <w:rFonts w:cs="Arial"/>
+          <w:szCs w:val="22"/>
+        </w:rPr>
+        <w:t xml:space="preserve"> </w:t>
+      </w:r>
       <w:r>
         <w:rPr>
           <w:rFonts w:cs="Arial"/>
@@ -3353,18 +3434,35 @@
     </w:p>
     <w:p>
       <w:pPr>
-        <w:pStyle w:val="ListParagraph"/>
-        <w:numPr>
-          <w:ilvl w:val="0"/>
-          <w:numId w:val="12"/>
-        </w:numPr>
-        <w:rPr>
-          <w:rFonts w:cs="Arial"/>
-          <w:b/>
-          <w:bCs/>
-          <w:szCs w:val="22"/>
-        </w:rPr>
-      </w:pPr>
+        <w:ind w:left="720"/>
+        <w:rPr>
+          <w:rFonts w:cs="Arial"/>
+          <w:b/>
+          <w:bCs/>
+          <w:szCs w:val="22"/>
+        </w:rPr>
+      </w:pPr>
+      <w:r>
+        <w:rPr>
+          <w:rFonts w:cs="Arial"/>
+          <w:szCs w:val="22"/>
+        </w:rPr>
+        <w:t>2.</w:t>
+      </w:r>
+      <w:r>
+        <w:rPr>
+          <w:rFonts w:cs="Arial"/>
+          <w:szCs w:val="22"/>
+        </w:rPr>
+        <w:t>3</w:t>
+      </w:r>
+      <w:r>
+        <w:rPr>
+          <w:rFonts w:cs="Arial"/>
+          <w:szCs w:val="22"/>
+        </w:rPr>
+        <w:t xml:space="preserve"> </w:t>
+      </w:r>
       <w:r>
         <w:rPr>
           <w:rFonts w:cs="Arial"/>
@@ -3375,18 +3473,35 @@
     </w:p>
     <w:p>
       <w:pPr>
-        <w:pStyle w:val="ListParagraph"/>
-        <w:numPr>
-          <w:ilvl w:val="0"/>
-          <w:numId w:val="12"/>
-        </w:numPr>
-        <w:rPr>
-          <w:rFonts w:cs="Arial"/>
-          <w:b/>
-          <w:bCs/>
-          <w:szCs w:val="22"/>
-        </w:rPr>
-      </w:pPr>
+        <w:ind w:left="720"/>
+        <w:rPr>
+          <w:rFonts w:cs="Arial"/>
+          <w:b/>
+          <w:bCs/>
+          <w:szCs w:val="22"/>
+        </w:rPr>
+      </w:pPr>
+      <w:r>
+        <w:rPr>
+          <w:rFonts w:cs="Arial"/>
+          <w:szCs w:val="22"/>
+        </w:rPr>
+        <w:t>2.</w:t>
+      </w:r>
+      <w:r>
+        <w:rPr>
+          <w:rFonts w:cs="Arial"/>
+          <w:szCs w:val="22"/>
+        </w:rPr>
+        <w:t>4</w:t>
+      </w:r>
+      <w:r>
+        <w:rPr>
+          <w:rFonts w:cs="Arial"/>
+          <w:szCs w:val="22"/>
+        </w:rPr>
+        <w:t xml:space="preserve"> </w:t>
+      </w:r>
       <w:r>
         <w:rPr>
           <w:rFonts w:cs="Arial"/>
@@ -3397,18 +3512,35 @@
     </w:p>
     <w:p>
       <w:pPr>
-        <w:pStyle w:val="ListParagraph"/>
-        <w:numPr>
-          <w:ilvl w:val="0"/>
-          <w:numId w:val="12"/>
-        </w:numPr>
-        <w:rPr>
-          <w:rFonts w:cs="Arial"/>
-          <w:b/>
-          <w:bCs/>
-          <w:szCs w:val="22"/>
-        </w:rPr>
-      </w:pPr>
+        <w:ind w:left="720"/>
+        <w:rPr>
+          <w:rFonts w:cs="Arial"/>
+          <w:b/>
+          <w:bCs/>
+          <w:szCs w:val="22"/>
+        </w:rPr>
+      </w:pPr>
+      <w:r>
+        <w:rPr>
+          <w:rFonts w:cs="Arial"/>
+          <w:szCs w:val="22"/>
+        </w:rPr>
+        <w:t>2.</w:t>
+      </w:r>
+      <w:r>
+        <w:rPr>
+          <w:rFonts w:cs="Arial"/>
+          <w:szCs w:val="22"/>
+        </w:rPr>
+        <w:t>5</w:t>
+      </w:r>
+      <w:r>
+        <w:rPr>
+          <w:rFonts w:cs="Arial"/>
+          <w:szCs w:val="22"/>
+        </w:rPr>
+        <w:t xml:space="preserve"> </w:t>
+      </w:r>
       <w:r>
         <w:rPr>
           <w:rFonts w:cs="Arial"/>
@@ -3419,18 +3551,35 @@
     </w:p>
     <w:p>
       <w:pPr>
-        <w:pStyle w:val="ListParagraph"/>
-        <w:numPr>
-          <w:ilvl w:val="0"/>
-          <w:numId w:val="12"/>
-        </w:numPr>
-        <w:rPr>
-          <w:rFonts w:cs="Arial"/>
-          <w:b/>
-          <w:bCs/>
-          <w:szCs w:val="22"/>
-        </w:rPr>
-      </w:pPr>
+        <w:ind w:left="720"/>
+        <w:rPr>
+          <w:rFonts w:cs="Arial"/>
+          <w:b/>
+          <w:bCs/>
+          <w:szCs w:val="22"/>
+        </w:rPr>
+      </w:pPr>
+      <w:r>
+        <w:rPr>
+          <w:rFonts w:cs="Arial"/>
+          <w:szCs w:val="22"/>
+        </w:rPr>
+        <w:t>2.</w:t>
+      </w:r>
+      <w:r>
+        <w:rPr>
+          <w:rFonts w:cs="Arial"/>
+          <w:szCs w:val="22"/>
+        </w:rPr>
+        <w:t>6</w:t>
+      </w:r>
+      <w:r>
+        <w:rPr>
+          <w:rFonts w:cs="Arial"/>
+          <w:szCs w:val="22"/>
+        </w:rPr>
+        <w:t xml:space="preserve"> </w:t>
+      </w:r>
       <w:r>
         <w:rPr>
           <w:rFonts w:cs="Arial"/>
@@ -3441,18 +3590,33 @@
     </w:p>
     <w:p>
       <w:pPr>
-        <w:pStyle w:val="ListParagraph"/>
-        <w:numPr>
-          <w:ilvl w:val="0"/>
-          <w:numId w:val="12"/>
-        </w:numPr>
-        <w:rPr>
-          <w:rFonts w:cs="Arial"/>
-          <w:b/>
-          <w:bCs/>
-          <w:szCs w:val="22"/>
-        </w:rPr>
-      </w:pPr>
+        <w:ind w:left="720"/>
+        <w:rPr>
+          <w:rFonts w:cs="Arial"/>
+          <w:szCs w:val="22"/>
+        </w:rPr>
+      </w:pPr>
+      <w:r>
+        <w:rPr>
+          <w:rFonts w:cs="Arial"/>
+          <w:szCs w:val="22"/>
+        </w:rPr>
+        <w:t>2.</w:t>
+      </w:r>
+      <w:r>
+        <w:rPr>
+          <w:rFonts w:cs="Arial"/>
+          <w:szCs w:val="22"/>
+        </w:rPr>
+        <w:t>7</w:t>
+      </w:r>
+      <w:r>
+        <w:rPr>
+          <w:rFonts w:cs="Arial"/>
+          <w:szCs w:val="22"/>
+        </w:rPr>
+        <w:t xml:space="preserve"> </w:t>
+      </w:r>
       <w:r>
         <w:rPr>
           <w:rFonts w:cs="Arial"/>
@@ -3460,18 +3624,31 @@
         </w:rPr>
         <w:t>Image changes to GIF when moving, PNG when still</w:t>
       </w:r>
-    </w:p>
-    <w:p>
-      <w:pPr>
-        <w:pStyle w:val="ListParagraph"/>
-        <w:ind w:left="1080"/>
-        <w:rPr>
-          <w:rFonts w:cs="Arial"/>
-          <w:b/>
-          <w:bCs/>
-          <w:szCs w:val="22"/>
-        </w:rPr>
-      </w:pPr>
+      <w:r>
+        <w:rPr>
+          <w:rFonts w:cs="Arial"/>
+          <w:szCs w:val="22"/>
+        </w:rPr>
+        <w:t>.</w:t>
+      </w:r>
+    </w:p>
+    <w:p>
+      <w:pPr>
+        <w:ind w:left="720"/>
+        <w:rPr>
+          <w:rFonts w:cs="Arial"/>
+          <w:b/>
+          <w:bCs/>
+          <w:szCs w:val="22"/>
+        </w:rPr>
+      </w:pPr>
+      <w:r>
+        <w:rPr>
+          <w:rFonts w:cs="Arial"/>
+          <w:szCs w:val="22"/>
+        </w:rPr>
+        <w:t>2.8 The player sprite will turn to face left or right depending on which direction they are moving.</w:t>
+      </w:r>
     </w:p>
     <w:p>
       <w:pPr>
@@ -3504,23 +3681,71 @@
           <w:bCs/>
           <w:szCs w:val="22"/>
         </w:rPr>
+        <w:lastRenderedPageBreak/>
         <w:t>Interacting with tables</w:t>
       </w:r>
     </w:p>
     <w:p>
       <w:pPr>
-        <w:pStyle w:val="ListParagraph"/>
-        <w:numPr>
-          <w:ilvl w:val="0"/>
-          <w:numId w:val="12"/>
-        </w:numPr>
-        <w:rPr>
-          <w:rFonts w:cs="Arial"/>
-          <w:b/>
-          <w:bCs/>
-          <w:szCs w:val="22"/>
-        </w:rPr>
-      </w:pPr>
+        <w:ind w:left="720"/>
+        <w:rPr>
+          <w:rFonts w:cs="Arial"/>
+          <w:szCs w:val="22"/>
+        </w:rPr>
+      </w:pPr>
+      <w:r>
+        <w:rPr>
+          <w:rFonts w:cs="Arial"/>
+          <w:szCs w:val="22"/>
+        </w:rPr>
+        <w:t xml:space="preserve">3.1 </w:t>
+      </w:r>
+      <w:r>
+        <w:rPr>
+          <w:rFonts w:cs="Arial"/>
+          <w:szCs w:val="22"/>
+        </w:rPr>
+        <w:t>to</w:t>
+      </w:r>
+      <w:r>
+        <w:rPr>
+          <w:rFonts w:cs="Arial"/>
+          <w:szCs w:val="22"/>
+        </w:rPr>
+        <w:t xml:space="preserve"> interact with tables the player must first collide with them.</w:t>
+      </w:r>
+    </w:p>
+    <w:p>
+      <w:pPr>
+        <w:ind w:left="720"/>
+        <w:rPr>
+          <w:rFonts w:cs="Arial"/>
+          <w:b/>
+          <w:bCs/>
+          <w:szCs w:val="22"/>
+        </w:rPr>
+      </w:pPr>
+      <w:r>
+        <w:rPr>
+          <w:rFonts w:cs="Arial"/>
+          <w:szCs w:val="22"/>
+        </w:rPr>
+        <w:t>3.</w:t>
+      </w:r>
+      <w:r>
+        <w:rPr>
+          <w:rFonts w:cs="Arial"/>
+          <w:szCs w:val="22"/>
+        </w:rPr>
+        <w:t>2</w:t>
+      </w:r>
+      <w:r>
+        <w:rPr>
+          <w:rFonts w:cs="Arial"/>
+          <w:szCs w:val="22"/>
+        </w:rPr>
+        <w:t xml:space="preserve"> </w:t>
+      </w:r>
       <w:r>
         <w:rPr>
           <w:rFonts w:cs="Arial"/>
@@ -3547,18 +3772,33 @@
     </w:p>
     <w:p>
       <w:pPr>
-        <w:pStyle w:val="ListParagraph"/>
-        <w:numPr>
-          <w:ilvl w:val="0"/>
-          <w:numId w:val="12"/>
-        </w:numPr>
-        <w:rPr>
-          <w:rFonts w:cs="Arial"/>
-          <w:b/>
-          <w:bCs/>
-          <w:szCs w:val="22"/>
-        </w:rPr>
-      </w:pPr>
+        <w:ind w:left="720"/>
+        <w:rPr>
+          <w:rFonts w:cs="Arial"/>
+          <w:szCs w:val="22"/>
+        </w:rPr>
+      </w:pPr>
+      <w:r>
+        <w:rPr>
+          <w:rFonts w:cs="Arial"/>
+          <w:szCs w:val="22"/>
+        </w:rPr>
+        <w:t>3.</w:t>
+      </w:r>
+      <w:r>
+        <w:rPr>
+          <w:rFonts w:cs="Arial"/>
+          <w:szCs w:val="22"/>
+        </w:rPr>
+        <w:t>3</w:t>
+      </w:r>
+      <w:r>
+        <w:rPr>
+          <w:rFonts w:cs="Arial"/>
+          <w:szCs w:val="22"/>
+        </w:rPr>
+        <w:t xml:space="preserve"> </w:t>
+      </w:r>
       <w:r>
         <w:rPr>
           <w:rFonts w:cs="Arial"/>
@@ -3569,90 +3809,226 @@
     </w:p>
     <w:p>
       <w:pPr>
-        <w:pStyle w:val="ListParagraph"/>
-        <w:numPr>
-          <w:ilvl w:val="0"/>
-          <w:numId w:val="12"/>
-        </w:numPr>
-        <w:rPr>
-          <w:rFonts w:cs="Arial"/>
-          <w:b/>
-          <w:bCs/>
-          <w:szCs w:val="22"/>
-        </w:rPr>
-      </w:pPr>
-      <w:r>
-        <w:rPr>
-          <w:rFonts w:cs="Arial"/>
-          <w:szCs w:val="22"/>
-        </w:rPr>
-        <w:t>When player walks away from table pop-up disappears</w:t>
-      </w:r>
-    </w:p>
-    <w:p>
-      <w:pPr>
-        <w:pStyle w:val="ListParagraph"/>
-        <w:numPr>
-          <w:ilvl w:val="0"/>
-          <w:numId w:val="12"/>
-        </w:numPr>
-        <w:rPr>
-          <w:rFonts w:cs="Arial"/>
-          <w:b/>
-          <w:bCs/>
-          <w:szCs w:val="22"/>
-        </w:rPr>
-      </w:pPr>
-      <w:r>
-        <w:rPr>
-          <w:rFonts w:cs="Arial"/>
-          <w:szCs w:val="22"/>
-        </w:rPr>
-        <w:t>Will reappear when player is within 20 pixels of the table</w:t>
-      </w:r>
-    </w:p>
-    <w:p>
-      <w:pPr>
-        <w:pStyle w:val="ListParagraph"/>
-        <w:numPr>
-          <w:ilvl w:val="0"/>
-          <w:numId w:val="12"/>
-        </w:numPr>
-        <w:rPr>
-          <w:rFonts w:cs="Arial"/>
-          <w:b/>
-          <w:bCs/>
-          <w:szCs w:val="22"/>
-        </w:rPr>
-      </w:pPr>
-      <w:r>
-        <w:rPr>
-          <w:rFonts w:cs="Arial"/>
-          <w:szCs w:val="22"/>
-        </w:rPr>
-        <w:t>To interact with another table the player must collide with it first, then 20 pixel rule will be applicable to that table and no others.</w:t>
-      </w:r>
-    </w:p>
-    <w:p>
-      <w:pPr>
-        <w:pStyle w:val="ListParagraph"/>
-        <w:numPr>
-          <w:ilvl w:val="0"/>
-          <w:numId w:val="12"/>
-        </w:numPr>
-        <w:rPr>
-          <w:rFonts w:cs="Arial"/>
-          <w:b/>
-          <w:bCs/>
-          <w:szCs w:val="22"/>
-        </w:rPr>
-      </w:pPr>
-      <w:r>
-        <w:rPr>
-          <w:rFonts w:cs="Arial"/>
-          <w:szCs w:val="22"/>
-        </w:rPr>
-        <w:t>When player presses E the scene switches to the scene for the specified game of that table.</w:t>
+        <w:ind w:left="720"/>
+        <w:rPr>
+          <w:rFonts w:cs="Arial"/>
+          <w:szCs w:val="22"/>
+        </w:rPr>
+      </w:pPr>
+      <w:r>
+        <w:rPr>
+          <w:rFonts w:cs="Arial"/>
+          <w:szCs w:val="22"/>
+        </w:rPr>
+        <w:t>3.</w:t>
+      </w:r>
+      <w:r>
+        <w:rPr>
+          <w:rFonts w:cs="Arial"/>
+          <w:szCs w:val="22"/>
+        </w:rPr>
+        <w:t>4</w:t>
+      </w:r>
+      <w:r>
+        <w:rPr>
+          <w:rFonts w:cs="Arial"/>
+          <w:szCs w:val="22"/>
+        </w:rPr>
+        <w:t xml:space="preserve"> The table that is collided with is considered the ‘activated table’</w:t>
+      </w:r>
+    </w:p>
+    <w:p>
+      <w:pPr>
+        <w:ind w:left="720"/>
+        <w:rPr>
+          <w:rFonts w:cs="Arial"/>
+          <w:szCs w:val="22"/>
+        </w:rPr>
+      </w:pPr>
+      <w:r>
+        <w:rPr>
+          <w:rFonts w:cs="Arial"/>
+          <w:szCs w:val="22"/>
+        </w:rPr>
+        <w:t>3.</w:t>
+      </w:r>
+      <w:r>
+        <w:rPr>
+          <w:rFonts w:cs="Arial"/>
+          <w:szCs w:val="22"/>
+        </w:rPr>
+        <w:t>5</w:t>
+      </w:r>
+      <w:r>
+        <w:rPr>
+          <w:rFonts w:cs="Arial"/>
+          <w:szCs w:val="22"/>
+        </w:rPr>
+        <w:t xml:space="preserve"> When a new table is collided with that will become the activated table.</w:t>
+      </w:r>
+    </w:p>
+    <w:p>
+      <w:pPr>
+        <w:ind w:left="720"/>
+        <w:rPr>
+          <w:rFonts w:cs="Arial"/>
+          <w:b/>
+          <w:bCs/>
+          <w:szCs w:val="22"/>
+        </w:rPr>
+      </w:pPr>
+      <w:r>
+        <w:rPr>
+          <w:rFonts w:cs="Arial"/>
+          <w:szCs w:val="22"/>
+        </w:rPr>
+        <w:t>3.</w:t>
+      </w:r>
+      <w:r>
+        <w:rPr>
+          <w:rFonts w:cs="Arial"/>
+          <w:szCs w:val="22"/>
+        </w:rPr>
+        <w:t>6</w:t>
+      </w:r>
+      <w:r>
+        <w:rPr>
+          <w:rFonts w:cs="Arial"/>
+          <w:szCs w:val="22"/>
+        </w:rPr>
+        <w:t xml:space="preserve"> </w:t>
+      </w:r>
+      <w:r>
+        <w:rPr>
+          <w:rFonts w:cs="Arial"/>
+          <w:szCs w:val="22"/>
+        </w:rPr>
+        <w:t xml:space="preserve">When player walks away from </w:t>
+      </w:r>
+      <w:r>
+        <w:rPr>
+          <w:rFonts w:cs="Arial"/>
+          <w:szCs w:val="22"/>
+        </w:rPr>
+        <w:t xml:space="preserve">the activated </w:t>
+      </w:r>
+      <w:r>
+        <w:rPr>
+          <w:rFonts w:cs="Arial"/>
+          <w:szCs w:val="22"/>
+        </w:rPr>
+        <w:t xml:space="preserve">table </w:t>
+      </w:r>
+      <w:r>
+        <w:rPr>
+          <w:rFonts w:cs="Arial"/>
+          <w:szCs w:val="22"/>
+        </w:rPr>
+        <w:t xml:space="preserve">the </w:t>
+      </w:r>
+      <w:r>
+        <w:rPr>
+          <w:rFonts w:cs="Arial"/>
+          <w:szCs w:val="22"/>
+        </w:rPr>
+        <w:t>pop-up disappears</w:t>
+      </w:r>
+    </w:p>
+    <w:p>
+      <w:pPr>
+        <w:ind w:left="720"/>
+        <w:rPr>
+          <w:rFonts w:cs="Arial"/>
+          <w:b/>
+          <w:bCs/>
+          <w:szCs w:val="22"/>
+        </w:rPr>
+      </w:pPr>
+      <w:r>
+        <w:rPr>
+          <w:rFonts w:cs="Arial"/>
+          <w:szCs w:val="22"/>
+        </w:rPr>
+        <w:t>3.</w:t>
+      </w:r>
+      <w:r>
+        <w:rPr>
+          <w:rFonts w:cs="Arial"/>
+          <w:szCs w:val="22"/>
+        </w:rPr>
+        <w:t>7</w:t>
+      </w:r>
+      <w:r>
+        <w:rPr>
+          <w:rFonts w:cs="Arial"/>
+          <w:szCs w:val="22"/>
+        </w:rPr>
+        <w:t xml:space="preserve"> </w:t>
+      </w:r>
+      <w:r>
+        <w:rPr>
+          <w:rFonts w:cs="Arial"/>
+          <w:szCs w:val="22"/>
+        </w:rPr>
+        <w:t>The pop-up</w:t>
+      </w:r>
+      <w:r>
+        <w:rPr>
+          <w:rFonts w:cs="Arial"/>
+          <w:szCs w:val="22"/>
+        </w:rPr>
+        <w:t xml:space="preserve"> </w:t>
+      </w:r>
+      <w:r>
+        <w:rPr>
+          <w:rFonts w:cs="Arial"/>
+          <w:szCs w:val="22"/>
+        </w:rPr>
+        <w:t xml:space="preserve">will </w:t>
+      </w:r>
+      <w:r>
+        <w:rPr>
+          <w:rFonts w:cs="Arial"/>
+          <w:szCs w:val="22"/>
+        </w:rPr>
+        <w:t xml:space="preserve">reappear when player is within 20 pixels of the </w:t>
+      </w:r>
+      <w:r>
+        <w:rPr>
+          <w:rFonts w:cs="Arial"/>
+          <w:szCs w:val="22"/>
+        </w:rPr>
+        <w:t xml:space="preserve">activated </w:t>
+      </w:r>
+      <w:r>
+        <w:rPr>
+          <w:rFonts w:cs="Arial"/>
+          <w:szCs w:val="22"/>
+        </w:rPr>
+        <w:t>table</w:t>
+      </w:r>
+    </w:p>
+    <w:p>
+      <w:pPr>
+        <w:ind w:left="720"/>
+        <w:rPr>
+          <w:rFonts w:cs="Arial"/>
+          <w:szCs w:val="22"/>
+        </w:rPr>
+      </w:pPr>
+      <w:r>
+        <w:rPr>
+          <w:rFonts w:cs="Arial"/>
+          <w:szCs w:val="22"/>
+        </w:rPr>
+        <w:t xml:space="preserve">3.6 </w:t>
+      </w:r>
+      <w:r>
+        <w:rPr>
+          <w:rFonts w:cs="Arial"/>
+          <w:szCs w:val="22"/>
+        </w:rPr>
+        <w:t>Only when the player is within interaction distance of the activated table and they press E does the scene switch to the scene of the game.</w:t>
       </w:r>
     </w:p>
     <w:p>
@@ -3687,98 +4063,476 @@
           <w:bCs/>
           <w:szCs w:val="22"/>
         </w:rPr>
-        <w:lastRenderedPageBreak/>
         <w:t>Background</w:t>
       </w:r>
+    </w:p>
+    <w:p>
+      <w:pPr>
+        <w:ind w:left="720"/>
+        <w:rPr>
+          <w:rFonts w:cs="Arial"/>
+          <w:szCs w:val="22"/>
+        </w:rPr>
+      </w:pPr>
+      <w:r>
+        <w:rPr>
+          <w:rFonts w:cs="Arial"/>
+          <w:szCs w:val="22"/>
+        </w:rPr>
+        <w:t xml:space="preserve">4.1 </w:t>
+      </w:r>
+      <w:r>
+        <w:rPr>
+          <w:rFonts w:cs="Arial"/>
+          <w:szCs w:val="22"/>
+        </w:rPr>
+        <w:t xml:space="preserve">Stored as a </w:t>
+      </w:r>
+      <w:proofErr w:type="spellStart"/>
+      <w:r>
+        <w:rPr>
+          <w:rFonts w:cs="Arial"/>
+          <w:szCs w:val="22"/>
+        </w:rPr>
+        <w:t>tilemap</w:t>
+      </w:r>
+      <w:proofErr w:type="spellEnd"/>
+      <w:r>
+        <w:rPr>
+          <w:rFonts w:cs="Arial"/>
+          <w:szCs w:val="22"/>
+        </w:rPr>
+        <w:t xml:space="preserve"> in a comma separated file</w:t>
+      </w:r>
+    </w:p>
+    <w:p>
+      <w:pPr>
+        <w:ind w:left="720"/>
+        <w:rPr>
+          <w:rFonts w:cs="Arial"/>
+          <w:szCs w:val="22"/>
+        </w:rPr>
+      </w:pPr>
+      <w:r>
+        <w:rPr>
+          <w:rFonts w:cs="Arial"/>
+          <w:szCs w:val="22"/>
+        </w:rPr>
+        <w:t xml:space="preserve">4.2 </w:t>
+      </w:r>
+      <w:r>
+        <w:rPr>
+          <w:rFonts w:cs="Arial"/>
+          <w:szCs w:val="22"/>
+        </w:rPr>
+        <w:t>File is read into a 2D array</w:t>
+      </w:r>
+    </w:p>
+    <w:p>
+      <w:pPr>
+        <w:ind w:left="720"/>
+        <w:rPr>
+          <w:rFonts w:cs="Arial"/>
+          <w:szCs w:val="22"/>
+        </w:rPr>
+      </w:pPr>
+      <w:r>
+        <w:rPr>
+          <w:rFonts w:cs="Arial"/>
+          <w:szCs w:val="22"/>
+        </w:rPr>
+        <w:t xml:space="preserve">4.3 </w:t>
+      </w:r>
+      <w:r>
+        <w:rPr>
+          <w:rFonts w:cs="Arial"/>
+          <w:szCs w:val="22"/>
+        </w:rPr>
+        <w:t>Different numbers used to represent wall or floor</w:t>
+      </w:r>
+    </w:p>
+    <w:p>
+      <w:pPr>
+        <w:ind w:left="720"/>
+        <w:rPr>
+          <w:rFonts w:cs="Arial"/>
+          <w:szCs w:val="22"/>
+        </w:rPr>
+      </w:pPr>
+      <w:r>
+        <w:rPr>
+          <w:rFonts w:cs="Arial"/>
+          <w:szCs w:val="22"/>
+        </w:rPr>
+        <w:t xml:space="preserve">4.4 </w:t>
+      </w:r>
+      <w:r>
+        <w:rPr>
+          <w:rFonts w:cs="Arial"/>
+          <w:szCs w:val="22"/>
+        </w:rPr>
+        <w:t>Background is rendered relative to player position</w:t>
+      </w:r>
+    </w:p>
+    <w:p>
+      <w:pPr>
+        <w:ind w:left="720"/>
+        <w:rPr>
+          <w:rFonts w:cs="Arial"/>
+          <w:szCs w:val="22"/>
+        </w:rPr>
+      </w:pPr>
+      <w:r>
+        <w:rPr>
+          <w:rFonts w:cs="Arial"/>
+          <w:szCs w:val="22"/>
+        </w:rPr>
+        <w:t xml:space="preserve">4.5 </w:t>
+      </w:r>
+      <w:r>
+        <w:rPr>
+          <w:rFonts w:cs="Arial"/>
+          <w:szCs w:val="22"/>
+        </w:rPr>
+        <w:t>Enables scrolling background and collision detection</w:t>
+      </w:r>
+    </w:p>
+    <w:p>
+      <w:pPr>
+        <w:rPr>
+          <w:rFonts w:cs="Arial"/>
+          <w:szCs w:val="22"/>
+        </w:rPr>
+      </w:pPr>
     </w:p>
     <w:p>
       <w:pPr>
         <w:pStyle w:val="ListParagraph"/>
         <w:numPr>
           <w:ilvl w:val="0"/>
-          <w:numId w:val="12"/>
+          <w:numId w:val="11"/>
         </w:numPr>
         <w:rPr>
           <w:rFonts w:cs="Arial"/>
-          <w:szCs w:val="22"/>
-        </w:rPr>
-      </w:pPr>
-      <w:r>
-        <w:rPr>
-          <w:rFonts w:cs="Arial"/>
-          <w:szCs w:val="22"/>
-        </w:rPr>
-        <w:t xml:space="preserve">Stored as a </w:t>
-      </w:r>
-      <w:proofErr w:type="spellStart"/>
-      <w:r>
-        <w:rPr>
-          <w:rFonts w:cs="Arial"/>
-          <w:szCs w:val="22"/>
-        </w:rPr>
-        <w:t>tilemap</w:t>
-      </w:r>
-      <w:proofErr w:type="spellEnd"/>
-      <w:r>
-        <w:rPr>
-          <w:rFonts w:cs="Arial"/>
-          <w:szCs w:val="22"/>
-        </w:rPr>
-        <w:t xml:space="preserve"> in a comma separated file</w:t>
-      </w:r>
+          <w:b/>
+          <w:bCs/>
+          <w:szCs w:val="22"/>
+        </w:rPr>
+      </w:pPr>
+      <w:r>
+        <w:rPr>
+          <w:rFonts w:cs="Arial"/>
+          <w:b/>
+          <w:bCs/>
+          <w:szCs w:val="22"/>
+        </w:rPr>
+        <w:t>Playing each game</w:t>
+      </w:r>
+    </w:p>
+    <w:p>
+      <w:pPr>
+        <w:ind w:left="720"/>
+        <w:rPr>
+          <w:rFonts w:cs="Arial"/>
+          <w:szCs w:val="22"/>
+        </w:rPr>
+      </w:pPr>
+      <w:r>
+        <w:rPr>
+          <w:rFonts w:cs="Arial"/>
+          <w:szCs w:val="22"/>
+        </w:rPr>
+        <w:t>5</w:t>
+      </w:r>
+      <w:r>
+        <w:rPr>
+          <w:rFonts w:cs="Arial"/>
+          <w:szCs w:val="22"/>
+        </w:rPr>
+        <w:t xml:space="preserve">.1 </w:t>
+      </w:r>
+      <w:r>
+        <w:rPr>
+          <w:rFonts w:cs="Arial"/>
+          <w:szCs w:val="22"/>
+        </w:rPr>
+        <w:t>Once the scene has switched to a game, the player cannot exit until the game is finished.</w:t>
+      </w:r>
+    </w:p>
+    <w:p>
+      <w:pPr>
+        <w:ind w:left="720"/>
+        <w:rPr>
+          <w:rFonts w:cs="Arial"/>
+          <w:szCs w:val="22"/>
+        </w:rPr>
+      </w:pPr>
+      <w:r>
+        <w:rPr>
+          <w:rFonts w:cs="Arial"/>
+          <w:szCs w:val="22"/>
+        </w:rPr>
+        <w:t>5</w:t>
+      </w:r>
+      <w:r>
+        <w:rPr>
+          <w:rFonts w:cs="Arial"/>
+          <w:szCs w:val="22"/>
+        </w:rPr>
+        <w:t xml:space="preserve">.2 </w:t>
+      </w:r>
+      <w:r>
+        <w:rPr>
+          <w:rFonts w:cs="Arial"/>
+          <w:szCs w:val="22"/>
+        </w:rPr>
+        <w:t>Where appropriate, the player will be playing against a maximum of 2 bots.</w:t>
+      </w:r>
+    </w:p>
+    <w:p>
+      <w:pPr>
+        <w:ind w:left="720"/>
+        <w:rPr>
+          <w:rFonts w:cs="Arial"/>
+          <w:szCs w:val="22"/>
+        </w:rPr>
+      </w:pPr>
+      <w:r>
+        <w:rPr>
+          <w:rFonts w:cs="Arial"/>
+          <w:szCs w:val="22"/>
+        </w:rPr>
+        <w:t>5</w:t>
+      </w:r>
+      <w:r>
+        <w:rPr>
+          <w:rFonts w:cs="Arial"/>
+          <w:szCs w:val="22"/>
+        </w:rPr>
+        <w:t xml:space="preserve">.3 </w:t>
+      </w:r>
+      <w:r>
+        <w:rPr>
+          <w:rFonts w:cs="Arial"/>
+          <w:szCs w:val="22"/>
+        </w:rPr>
+        <w:t>It will always be the players turn first.</w:t>
+      </w:r>
+    </w:p>
+    <w:p>
+      <w:pPr>
+        <w:ind w:left="720"/>
+        <w:rPr>
+          <w:rFonts w:cs="Arial"/>
+          <w:szCs w:val="22"/>
+        </w:rPr>
+      </w:pPr>
+      <w:r>
+        <w:rPr>
+          <w:rFonts w:cs="Arial"/>
+          <w:szCs w:val="22"/>
+        </w:rPr>
+        <w:t>5</w:t>
+      </w:r>
+      <w:r>
+        <w:rPr>
+          <w:rFonts w:cs="Arial"/>
+          <w:szCs w:val="22"/>
+        </w:rPr>
+        <w:t xml:space="preserve">.4 </w:t>
+      </w:r>
+      <w:r>
+        <w:rPr>
+          <w:rFonts w:cs="Arial"/>
+          <w:szCs w:val="22"/>
+        </w:rPr>
+        <w:t>The move that each bot makes will be based on probabilities that change based on how well the odds are in their favour.</w:t>
+      </w:r>
+    </w:p>
+    <w:p>
+      <w:pPr>
+        <w:ind w:left="720"/>
+        <w:rPr>
+          <w:rFonts w:cs="Arial"/>
+          <w:szCs w:val="22"/>
+        </w:rPr>
+      </w:pPr>
+      <w:r>
+        <w:rPr>
+          <w:rFonts w:cs="Arial"/>
+          <w:szCs w:val="22"/>
+        </w:rPr>
+        <w:t>5</w:t>
+      </w:r>
+      <w:r>
+        <w:rPr>
+          <w:rFonts w:cs="Arial"/>
+          <w:szCs w:val="22"/>
+        </w:rPr>
+        <w:t xml:space="preserve">.5 </w:t>
+      </w:r>
+      <w:r>
+        <w:rPr>
+          <w:rFonts w:cs="Arial"/>
+          <w:szCs w:val="22"/>
+        </w:rPr>
+        <w:t>As stated previously, if the player loses, then 15% of their money is lost. If they win, then 5% is made.</w:t>
+      </w:r>
+    </w:p>
+    <w:p>
+      <w:pPr>
+        <w:rPr>
+          <w:rFonts w:cs="Arial"/>
+          <w:szCs w:val="22"/>
+        </w:rPr>
+      </w:pPr>
+    </w:p>
+    <w:p>
+      <w:pPr>
+        <w:ind w:firstLine="390"/>
+        <w:rPr>
+          <w:rFonts w:cs="Arial"/>
+          <w:b/>
+          <w:bCs/>
+          <w:szCs w:val="22"/>
+        </w:rPr>
+      </w:pPr>
     </w:p>
     <w:p>
       <w:pPr>
         <w:pStyle w:val="ListParagraph"/>
         <w:numPr>
           <w:ilvl w:val="0"/>
-          <w:numId w:val="12"/>
+          <w:numId w:val="11"/>
         </w:numPr>
         <w:rPr>
           <w:rFonts w:cs="Arial"/>
-          <w:szCs w:val="22"/>
-        </w:rPr>
-      </w:pPr>
-      <w:r>
-        <w:rPr>
-          <w:rFonts w:cs="Arial"/>
-          <w:szCs w:val="22"/>
-        </w:rPr>
-        <w:t>File is read into a 2D array</w:t>
-      </w:r>
-    </w:p>
-    <w:p>
-      <w:pPr>
-        <w:pStyle w:val="ListParagraph"/>
-        <w:numPr>
-          <w:ilvl w:val="0"/>
-          <w:numId w:val="12"/>
-        </w:numPr>
-        <w:rPr>
-          <w:rFonts w:cs="Arial"/>
-          <w:szCs w:val="22"/>
-        </w:rPr>
-      </w:pPr>
-      <w:r>
-        <w:rPr>
-          <w:rFonts w:cs="Arial"/>
-          <w:szCs w:val="22"/>
-        </w:rPr>
-        <w:t>Different numbers used to represent wall or floor</w:t>
-      </w:r>
-    </w:p>
-    <w:p>
-      <w:pPr>
-        <w:pStyle w:val="ListParagraph"/>
-        <w:numPr>
-          <w:ilvl w:val="0"/>
-          <w:numId w:val="12"/>
-        </w:numPr>
-        <w:rPr>
-          <w:rFonts w:cs="Arial"/>
-          <w:szCs w:val="22"/>
-        </w:rPr>
-      </w:pPr>
+          <w:b/>
+          <w:bCs/>
+          <w:szCs w:val="22"/>
+        </w:rPr>
+      </w:pPr>
+      <w:r>
+        <w:rPr>
+          <w:rFonts w:cs="Arial"/>
+          <w:b/>
+          <w:bCs/>
+          <w:szCs w:val="22"/>
+        </w:rPr>
+        <w:t>Cards</w:t>
+      </w:r>
+    </w:p>
+    <w:p>
+      <w:pPr>
+        <w:ind w:left="720"/>
+        <w:rPr>
+          <w:rFonts w:cs="Arial"/>
+          <w:szCs w:val="22"/>
+        </w:rPr>
+      </w:pPr>
+      <w:r>
+        <w:rPr>
+          <w:rFonts w:cs="Arial"/>
+          <w:szCs w:val="22"/>
+        </w:rPr>
+        <w:t>6</w:t>
+      </w:r>
+      <w:r>
+        <w:rPr>
+          <w:rFonts w:cs="Arial"/>
+          <w:szCs w:val="22"/>
+        </w:rPr>
+        <w:t>.1</w:t>
+      </w:r>
+      <w:r>
+        <w:rPr>
+          <w:rFonts w:cs="Arial"/>
+          <w:szCs w:val="22"/>
+        </w:rPr>
+        <w:t xml:space="preserve"> Each card game will have a dealer with a set of cards. The number of decks each dealer has may vary depending on the game. Jokers may be added to the deck where applicable</w:t>
+      </w:r>
+      <w:r>
+        <w:rPr>
+          <w:rFonts w:cs="Arial"/>
+          <w:szCs w:val="22"/>
+        </w:rPr>
+        <w:t>.</w:t>
+      </w:r>
+    </w:p>
+    <w:p>
+      <w:pPr>
+        <w:ind w:left="720"/>
+        <w:rPr>
+          <w:rFonts w:cs="Arial"/>
+          <w:szCs w:val="22"/>
+        </w:rPr>
+      </w:pPr>
+      <w:r>
+        <w:rPr>
+          <w:rFonts w:cs="Arial"/>
+          <w:szCs w:val="22"/>
+        </w:rPr>
+        <w:t>6</w:t>
+      </w:r>
+      <w:r>
+        <w:rPr>
+          <w:rFonts w:cs="Arial"/>
+          <w:szCs w:val="22"/>
+        </w:rPr>
+        <w:t xml:space="preserve">.2 </w:t>
+      </w:r>
+      <w:r>
+        <w:rPr>
+          <w:rFonts w:cs="Arial"/>
+          <w:szCs w:val="22"/>
+        </w:rPr>
+        <w:t>When a dealer deals the card, the card must be presented face down first, then flipped, and then moved to the required position on the board.</w:t>
+      </w:r>
+    </w:p>
+    <w:p>
+      <w:pPr>
+        <w:rPr>
+          <w:rFonts w:cs="Arial"/>
+          <w:szCs w:val="22"/>
+        </w:rPr>
+      </w:pPr>
+    </w:p>
+    <w:p>
+      <w:pPr>
+        <w:ind w:left="720"/>
+        <w:rPr>
+          <w:rFonts w:cs="Arial"/>
+          <w:szCs w:val="22"/>
+        </w:rPr>
+      </w:pPr>
+      <w:r>
+        <w:rPr>
+          <w:rFonts w:cs="Arial"/>
+          <w:szCs w:val="22"/>
+        </w:rPr>
+        <w:t>6</w:t>
+      </w:r>
+      <w:r>
+        <w:rPr>
+          <w:rFonts w:cs="Arial"/>
+          <w:szCs w:val="22"/>
+        </w:rPr>
+        <w:t>.</w:t>
+      </w:r>
+      <w:r>
+        <w:rPr>
+          <w:rFonts w:cs="Arial"/>
+          <w:szCs w:val="22"/>
+        </w:rPr>
+        <w:t>3</w:t>
+      </w:r>
+      <w:r>
+        <w:rPr>
+          <w:rFonts w:cs="Arial"/>
+          <w:szCs w:val="22"/>
+        </w:rPr>
+        <w:t xml:space="preserve"> </w:t>
+      </w:r>
       <w:r>
         <w:rPr>
           <w:rFonts w:cs="Arial"/>
@@ -3789,22 +4543,67 @@
     </w:p>
     <w:p>
       <w:pPr>
-        <w:pStyle w:val="ListParagraph"/>
-        <w:numPr>
-          <w:ilvl w:val="0"/>
-          <w:numId w:val="12"/>
-        </w:numPr>
-        <w:rPr>
-          <w:rFonts w:cs="Arial"/>
-          <w:szCs w:val="22"/>
-        </w:rPr>
-      </w:pPr>
+        <w:ind w:left="720"/>
+        <w:rPr>
+          <w:rFonts w:cs="Arial"/>
+          <w:szCs w:val="22"/>
+        </w:rPr>
+      </w:pPr>
+      <w:r>
+        <w:rPr>
+          <w:rFonts w:cs="Arial"/>
+          <w:szCs w:val="22"/>
+        </w:rPr>
+        <w:t>6</w:t>
+      </w:r>
+      <w:r>
+        <w:rPr>
+          <w:rFonts w:cs="Arial"/>
+          <w:szCs w:val="22"/>
+        </w:rPr>
+        <w:t>.</w:t>
+      </w:r>
+      <w:r>
+        <w:rPr>
+          <w:rFonts w:cs="Arial"/>
+          <w:szCs w:val="22"/>
+        </w:rPr>
+        <w:t>4</w:t>
+      </w:r>
+      <w:r>
+        <w:rPr>
+          <w:rFonts w:cs="Arial"/>
+          <w:szCs w:val="22"/>
+        </w:rPr>
+        <w:t xml:space="preserve"> </w:t>
+      </w:r>
       <w:r>
         <w:rPr>
           <w:rFonts w:cs="Arial"/>
           <w:szCs w:val="22"/>
         </w:rPr>
         <w:t>Enables scrolling background and collision detection</w:t>
+      </w:r>
+    </w:p>
+    <w:p>
+      <w:pPr>
+        <w:ind w:firstLine="390"/>
+        <w:rPr>
+          <w:rFonts w:cs="Arial"/>
+          <w:b/>
+          <w:bCs/>
+          <w:szCs w:val="22"/>
+        </w:rPr>
+      </w:pPr>
+      <w:r>
+        <w:rPr>
+          <w:rFonts w:cs="Arial"/>
+          <w:b/>
+          <w:bCs/>
+          <w:szCs w:val="22"/>
+        </w:rPr>
+        <w:lastRenderedPageBreak/>
+        <w:t xml:space="preserve"> </w:t>
       </w:r>
     </w:p>
     <w:p>
@@ -3950,6 +4749,7 @@
         </w:r>
       </w:hyperlink>
     </w:p>
+    <w:p/>
     <w:p>
       <w:r>
         <w:t>Card Pack downloaded:</w:t>
@@ -3987,7 +4787,21 @@
           <w:b/>
           <w:bCs/>
         </w:rPr>
-        <w:t xml:space="preserve"> techniques:</w:t>
+        <w:t xml:space="preserve"> techniques</w:t>
+      </w:r>
+      <w:r>
+        <w:rPr>
+          <w:b/>
+          <w:bCs/>
+        </w:rPr>
+        <w:t xml:space="preserve"> for rendering scrolling background and collision detection</w:t>
+      </w:r>
+      <w:r>
+        <w:rPr>
+          <w:b/>
+          <w:bCs/>
+        </w:rPr>
+        <w:t>:</w:t>
       </w:r>
     </w:p>
     <w:p>
@@ -4017,9 +4831,14 @@
       </w:r>
     </w:p>
     <w:p>
-      <w:r>
-        <w:t>https://stackoverflow.com/questions/15013913/checking-collision-of-shapes-with-javafx</w:t>
-      </w:r>
+      <w:hyperlink r:id="rId13" w:history="1">
+        <w:r>
+          <w:rPr>
+            <w:rStyle w:val="Hyperlink"/>
+          </w:rPr>
+          <w:t>https://stackoverflow.com/questions/15013913/checking-collision-of-shapes-with-javafx</w:t>
+        </w:r>
+      </w:hyperlink>
     </w:p>
     <w:p/>
     <w:p>
@@ -4537,7 +5356,7 @@
                     <pic:cNvPicPr/>
                   </pic:nvPicPr>
                   <pic:blipFill>
-                    <a:blip r:embed="rId13">
+                    <a:blip r:embed="rId14">
                       <a:extLst>
                         <a:ext uri="{28A0092B-C50C-407E-A947-70E740481C1C}">
                           <a14:useLocalDpi xmlns:a14="http://schemas.microsoft.com/office/drawing/2010/main" val="0"/>
@@ -4599,7 +5418,7 @@
                     <pic:cNvPicPr/>
                   </pic:nvPicPr>
                   <pic:blipFill>
-                    <a:blip r:embed="rId14">
+                    <a:blip r:embed="rId15">
                       <a:extLst>
                         <a:ext uri="{28A0092B-C50C-407E-A947-70E740481C1C}">
                           <a14:useLocalDpi xmlns:a14="http://schemas.microsoft.com/office/drawing/2010/main" val="0"/>
@@ -4681,7 +5500,7 @@
                     <pic:cNvPicPr/>
                   </pic:nvPicPr>
                   <pic:blipFill>
-                    <a:blip r:embed="rId15">
+                    <a:blip r:embed="rId16">
                       <a:extLst>
                         <a:ext uri="{28A0092B-C50C-407E-A947-70E740481C1C}">
                           <a14:useLocalDpi xmlns:a14="http://schemas.microsoft.com/office/drawing/2010/main" val="0"/>
@@ -4767,7 +5586,7 @@
                     <pic:cNvPicPr/>
                   </pic:nvPicPr>
                   <pic:blipFill>
-                    <a:blip r:embed="rId16">
+                    <a:blip r:embed="rId17">
                       <a:extLst>
                         <a:ext uri="{28A0092B-C50C-407E-A947-70E740481C1C}">
                           <a14:useLocalDpi xmlns:a14="http://schemas.microsoft.com/office/drawing/2010/main" val="0"/>
@@ -4818,7 +5637,7 @@
                     <pic:cNvPicPr/>
                   </pic:nvPicPr>
                   <pic:blipFill>
-                    <a:blip r:embed="rId17">
+                    <a:blip r:embed="rId18">
                       <a:extLst>
                         <a:ext uri="{28A0092B-C50C-407E-A947-70E740481C1C}">
                           <a14:useLocalDpi xmlns:a14="http://schemas.microsoft.com/office/drawing/2010/main" val="0"/>
@@ -4932,7 +5751,7 @@
                     <pic:cNvPicPr/>
                   </pic:nvPicPr>
                   <pic:blipFill>
-                    <a:blip r:embed="rId18">
+                    <a:blip r:embed="rId19">
                       <a:extLst>
                         <a:ext uri="{28A0092B-C50C-407E-A947-70E740481C1C}">
                           <a14:useLocalDpi xmlns:a14="http://schemas.microsoft.com/office/drawing/2010/main" val="0"/>
@@ -4983,7 +5802,7 @@
                     <pic:cNvPicPr/>
                   </pic:nvPicPr>
                   <pic:blipFill>
-                    <a:blip r:embed="rId19">
+                    <a:blip r:embed="rId20">
                       <a:extLst>
                         <a:ext uri="{28A0092B-C50C-407E-A947-70E740481C1C}">
                           <a14:useLocalDpi xmlns:a14="http://schemas.microsoft.com/office/drawing/2010/main" val="0"/>
@@ -5135,7 +5954,7 @@
                     <pic:cNvPicPr/>
                   </pic:nvPicPr>
                   <pic:blipFill>
-                    <a:blip r:embed="rId20">
+                    <a:blip r:embed="rId21">
                       <a:extLst>
                         <a:ext uri="{28A0092B-C50C-407E-A947-70E740481C1C}">
                           <a14:useLocalDpi xmlns:a14="http://schemas.microsoft.com/office/drawing/2010/main" val="0"/>
@@ -5257,7 +6076,7 @@
                     <pic:cNvPicPr/>
                   </pic:nvPicPr>
                   <pic:blipFill>
-                    <a:blip r:embed="rId21">
+                    <a:blip r:embed="rId22">
                       <a:extLst>
                         <a:ext uri="{28A0092B-C50C-407E-A947-70E740481C1C}">
                           <a14:useLocalDpi xmlns:a14="http://schemas.microsoft.com/office/drawing/2010/main" val="0"/>
@@ -5314,7 +6133,7 @@
                     <pic:cNvPicPr/>
                   </pic:nvPicPr>
                   <pic:blipFill>
-                    <a:blip r:embed="rId22">
+                    <a:blip r:embed="rId23">
                       <a:extLst>
                         <a:ext uri="{28A0092B-C50C-407E-A947-70E740481C1C}">
                           <a14:useLocalDpi xmlns:a14="http://schemas.microsoft.com/office/drawing/2010/main" val="0"/>
@@ -5375,7 +6194,7 @@
                     <pic:cNvPicPr/>
                   </pic:nvPicPr>
                   <pic:blipFill>
-                    <a:blip r:embed="rId23">
+                    <a:blip r:embed="rId24">
                       <a:extLst>
                         <a:ext uri="{28A0092B-C50C-407E-A947-70E740481C1C}">
                           <a14:useLocalDpi xmlns:a14="http://schemas.microsoft.com/office/drawing/2010/main" val="0"/>
@@ -5549,7 +6368,7 @@
           <w:noProof/>
         </w:rPr>
         <w:drawing>
-          <wp:inline distT="0" distB="0" distL="0" distR="0" wp14:anchorId="226F89C5" wp14:editId="30EA3BB9">
+          <wp:inline distT="0" distB="0" distL="0" distR="0" wp14:anchorId="226F89C5" wp14:editId="0A45037C">
             <wp:extent cx="5789295" cy="1595120"/>
             <wp:effectExtent l="0" t="0" r="1905" b="5080"/>
             <wp:docPr id="542006062" name="Picture 3"/>
@@ -5564,7 +6383,7 @@
                     <pic:cNvPicPr/>
                   </pic:nvPicPr>
                   <pic:blipFill>
-                    <a:blip r:embed="rId24" cstate="print">
+                    <a:blip r:embed="rId25" cstate="print">
                       <a:extLst>
                         <a:ext uri="{28A0092B-C50C-407E-A947-70E740481C1C}">
                           <a14:useLocalDpi xmlns:a14="http://schemas.microsoft.com/office/drawing/2010/main" val="0"/>
@@ -5612,7 +6431,7 @@
                     <pic:cNvPicPr/>
                   </pic:nvPicPr>
                   <pic:blipFill>
-                    <a:blip r:embed="rId25">
+                    <a:blip r:embed="rId26">
                       <a:extLst>
                         <a:ext uri="{28A0092B-C50C-407E-A947-70E740481C1C}">
                           <a14:useLocalDpi xmlns:a14="http://schemas.microsoft.com/office/drawing/2010/main" val="0"/>
@@ -5669,7 +6488,7 @@
           <w:noProof/>
         </w:rPr>
         <w:drawing>
-          <wp:inline distT="0" distB="0" distL="0" distR="0" wp14:anchorId="1A9EABE6" wp14:editId="361A7AEA">
+          <wp:inline distT="0" distB="0" distL="0" distR="0" wp14:anchorId="1A9EABE6" wp14:editId="5347F313">
             <wp:extent cx="5789295" cy="1915795"/>
             <wp:effectExtent l="0" t="0" r="1905" b="8255"/>
             <wp:docPr id="184673664" name="Picture 3"/>
@@ -5684,7 +6503,7 @@
                     <pic:cNvPicPr/>
                   </pic:nvPicPr>
                   <pic:blipFill>
-                    <a:blip r:embed="rId26" cstate="print">
+                    <a:blip r:embed="rId27" cstate="print">
                       <a:extLst>
                         <a:ext uri="{28A0092B-C50C-407E-A947-70E740481C1C}">
                           <a14:useLocalDpi xmlns:a14="http://schemas.microsoft.com/office/drawing/2010/main" val="0"/>
@@ -5759,7 +6578,7 @@
                     <pic:cNvPicPr/>
                   </pic:nvPicPr>
                   <pic:blipFill>
-                    <a:blip r:embed="rId27">
+                    <a:blip r:embed="rId28">
                       <a:extLst>
                         <a:ext uri="{28A0092B-C50C-407E-A947-70E740481C1C}">
                           <a14:useLocalDpi xmlns:a14="http://schemas.microsoft.com/office/drawing/2010/main" val="0"/>
@@ -5828,7 +6647,7 @@
                     <pic:cNvPicPr/>
                   </pic:nvPicPr>
                   <pic:blipFill>
-                    <a:blip r:embed="rId28">
+                    <a:blip r:embed="rId29">
                       <a:extLst>
                         <a:ext uri="{28A0092B-C50C-407E-A947-70E740481C1C}">
                           <a14:useLocalDpi xmlns:a14="http://schemas.microsoft.com/office/drawing/2010/main" val="0"/>
@@ -5883,7 +6702,7 @@
                     <pic:cNvPicPr/>
                   </pic:nvPicPr>
                   <pic:blipFill>
-                    <a:blip r:embed="rId29">
+                    <a:blip r:embed="rId30">
                       <a:extLst>
                         <a:ext uri="{28A0092B-C50C-407E-A947-70E740481C1C}">
                           <a14:useLocalDpi xmlns:a14="http://schemas.microsoft.com/office/drawing/2010/main" val="0"/>
@@ -5942,7 +6761,7 @@
           <w:noProof/>
         </w:rPr>
         <w:drawing>
-          <wp:inline distT="0" distB="0" distL="0" distR="0" wp14:anchorId="6825EA17" wp14:editId="20E61759">
+          <wp:inline distT="0" distB="0" distL="0" distR="0" wp14:anchorId="6825EA17" wp14:editId="4B3BE188">
             <wp:extent cx="5789295" cy="909320"/>
             <wp:effectExtent l="0" t="0" r="1905" b="5080"/>
             <wp:docPr id="910023920" name="Picture 6"/>
@@ -5957,7 +6776,7 @@
                     <pic:cNvPicPr/>
                   </pic:nvPicPr>
                   <pic:blipFill>
-                    <a:blip r:embed="rId30" cstate="print">
+                    <a:blip r:embed="rId31" cstate="print">
                       <a:extLst>
                         <a:ext uri="{28A0092B-C50C-407E-A947-70E740481C1C}">
                           <a14:useLocalDpi xmlns:a14="http://schemas.microsoft.com/office/drawing/2010/main" val="0"/>
@@ -6044,7 +6863,7 @@
                     <pic:cNvPicPr/>
                   </pic:nvPicPr>
                   <pic:blipFill>
-                    <a:blip r:embed="rId31">
+                    <a:blip r:embed="rId32">
                       <a:extLst>
                         <a:ext uri="{28A0092B-C50C-407E-A947-70E740481C1C}">
                           <a14:useLocalDpi xmlns:a14="http://schemas.microsoft.com/office/drawing/2010/main" val="0"/>
@@ -6146,7 +6965,7 @@
                     <pic:cNvPicPr/>
                   </pic:nvPicPr>
                   <pic:blipFill>
-                    <a:blip r:embed="rId32">
+                    <a:blip r:embed="rId33">
                       <a:extLst>
                         <a:ext uri="{28A0092B-C50C-407E-A947-70E740481C1C}">
                           <a14:useLocalDpi xmlns:a14="http://schemas.microsoft.com/office/drawing/2010/main" val="0"/>
@@ -6245,7 +7064,7 @@
                     <pic:cNvPicPr/>
                   </pic:nvPicPr>
                   <pic:blipFill>
-                    <a:blip r:embed="rId33">
+                    <a:blip r:embed="rId34">
                       <a:extLst>
                         <a:ext uri="{28A0092B-C50C-407E-A947-70E740481C1C}">
                           <a14:useLocalDpi xmlns:a14="http://schemas.microsoft.com/office/drawing/2010/main" val="0"/>
@@ -6343,7 +7162,7 @@
                     <pic:cNvPicPr/>
                   </pic:nvPicPr>
                   <pic:blipFill>
-                    <a:blip r:embed="rId34">
+                    <a:blip r:embed="rId35">
                       <a:extLst>
                         <a:ext uri="{28A0092B-C50C-407E-A947-70E740481C1C}">
                           <a14:useLocalDpi xmlns:a14="http://schemas.microsoft.com/office/drawing/2010/main" val="0"/>
@@ -6394,7 +7213,7 @@
                     <pic:cNvPicPr/>
                   </pic:nvPicPr>
                   <pic:blipFill>
-                    <a:blip r:embed="rId35">
+                    <a:blip r:embed="rId36">
                       <a:extLst>
                         <a:ext uri="{28A0092B-C50C-407E-A947-70E740481C1C}">
                           <a14:useLocalDpi xmlns:a14="http://schemas.microsoft.com/office/drawing/2010/main" val="0"/>
@@ -6463,7 +7282,7 @@
                     <pic:cNvPicPr/>
                   </pic:nvPicPr>
                   <pic:blipFill>
-                    <a:blip r:embed="rId36">
+                    <a:blip r:embed="rId37">
                       <a:extLst>
                         <a:ext uri="{28A0092B-C50C-407E-A947-70E740481C1C}">
                           <a14:useLocalDpi xmlns:a14="http://schemas.microsoft.com/office/drawing/2010/main" val="0"/>
@@ -6533,7 +7352,7 @@
                     <pic:cNvPicPr/>
                   </pic:nvPicPr>
                   <pic:blipFill>
-                    <a:blip r:embed="rId37">
+                    <a:blip r:embed="rId38">
                       <a:extLst>
                         <a:ext uri="{28A0092B-C50C-407E-A947-70E740481C1C}">
                           <a14:useLocalDpi xmlns:a14="http://schemas.microsoft.com/office/drawing/2010/main" val="0"/>
@@ -6585,7 +7404,7 @@
                     <pic:cNvPicPr/>
                   </pic:nvPicPr>
                   <pic:blipFill>
-                    <a:blip r:embed="rId38">
+                    <a:blip r:embed="rId39">
                       <a:extLst>
                         <a:ext uri="{28A0092B-C50C-407E-A947-70E740481C1C}">
                           <a14:useLocalDpi xmlns:a14="http://schemas.microsoft.com/office/drawing/2010/main" val="0"/>
@@ -6633,7 +7452,7 @@
                     <pic:cNvPicPr/>
                   </pic:nvPicPr>
                   <pic:blipFill>
-                    <a:blip r:embed="rId39">
+                    <a:blip r:embed="rId40">
                       <a:extLst>
                         <a:ext uri="{28A0092B-C50C-407E-A947-70E740481C1C}">
                           <a14:useLocalDpi xmlns:a14="http://schemas.microsoft.com/office/drawing/2010/main" val="0"/>
@@ -6681,7 +7500,7 @@
                     <pic:cNvPicPr/>
                   </pic:nvPicPr>
                   <pic:blipFill>
-                    <a:blip r:embed="rId40">
+                    <a:blip r:embed="rId41">
                       <a:extLst>
                         <a:ext uri="{28A0092B-C50C-407E-A947-70E740481C1C}">
                           <a14:useLocalDpi xmlns:a14="http://schemas.microsoft.com/office/drawing/2010/main" val="0"/>
@@ -6965,8 +7784,8 @@
       </w:pPr>
     </w:p>
     <w:sectPr>
-      <w:headerReference w:type="default" r:id="rId41"/>
-      <w:footerReference w:type="default" r:id="rId42"/>
+      <w:headerReference w:type="default" r:id="rId42"/>
+      <w:footerReference w:type="default" r:id="rId43"/>
       <w:footnotePr>
         <w:pos w:val="beneathText"/>
       </w:footnotePr>
@@ -8350,7 +9169,7 @@
         <w:rFonts w:hint="default"/>
       </w:rPr>
     </w:lvl>
-    <w:lvl w:ilvl="1" w:tplc="08090019" w:tentative="1">
+    <w:lvl w:ilvl="1" w:tplc="08090019">
       <w:start w:val="1"/>
       <w:numFmt w:val="lowerLetter"/>
       <w:lvlText w:val="%2."/>
